--- a/data/outputs/v2/Maths/SS1.3_Quadratic_Equations/Mathematics_Quadratic_Equations_CBE_LessonSequence.docx
+++ b/data/outputs/v2/Maths/SS1.3_Quadratic_Equations/Mathematics_Quadratic_Equations_CBE_LessonSequence.docx
@@ -3196,32 +3196,32 @@
         <w:tc>
           <w:tcPr>
             <w:tcW w:type="dxa" w:w="1520"/>
-            <w:shd w:fill="F2F2F2" w:color="auto" w:val="clear"/>
-            <w:tcMar>
-              <w:top w:type="dxa" w:w="60"/>
-              <w:left w:type="dxa" w:w="120"/>
-              <w:bottom w:type="dxa" w:w="60"/>
-              <w:right w:type="dxa" w:w="120"/>
-            </w:tcMar>
-            <w:vAlign w:val="top"/>
-          </w:tcPr>
-          <w:p>
-            <w:pPr>
-              <w:spacing w:after="40" w:before="0"/>
-              <w:jc w:val="left"/>
-            </w:pPr>
-            <w:r>
-              <w:rPr>
-                <w:rFonts w:ascii="Arial" w:cs="Arial" w:eastAsia="Arial" w:hAnsi="Arial"/>
-                <w:b/>
-                <w:bCs/>
-                <w:i w:val="false"/>
-                <w:iCs w:val="false"/>
-                <w:color w:val="000000"/>
-                <w:sz w:val="18"/>
-                <w:szCs w:val="18"/>
-              </w:rPr>
-              <w:t xml:space="preserve">Phase 1 — PREDICT: Trial-and-Error with the Hall Dimensions (20 minutes)</w:t>
+            <w:shd w:fill="EAD1F5" w:color="auto" w:val="clear"/>
+            <w:tcMar>
+              <w:top w:type="dxa" w:w="60"/>
+              <w:left w:type="dxa" w:w="120"/>
+              <w:bottom w:type="dxa" w:w="60"/>
+              <w:right w:type="dxa" w:w="120"/>
+            </w:tcMar>
+            <w:vAlign w:val="top"/>
+          </w:tcPr>
+          <w:p>
+            <w:pPr>
+              <w:spacing w:after="40" w:before="0"/>
+              <w:jc w:val="left"/>
+            </w:pPr>
+            <w:r>
+              <w:rPr>
+                <w:rFonts w:ascii="Arial" w:cs="Arial" w:eastAsia="Arial" w:hAnsi="Arial"/>
+                <w:b/>
+                <w:bCs/>
+                <w:i w:val="false"/>
+                <w:iCs w:val="false"/>
+                <w:color w:val="000000"/>
+                <w:sz w:val="18"/>
+                <w:szCs w:val="18"/>
+              </w:rPr>
+              <w:t xml:space="preserve">Predict Phase</w:t>
             </w:r>
           </w:p>
           <w:p>
@@ -3244,7 +3244,7 @@
             <w:pPr>
               <w:spacing w:after="20" w:before="0"/>
             </w:pPr>
-            <w:hyperlink w:history="1" r:id="rIdnsdya4ju7kngupt3rlpss">
+            <w:hyperlink w:history="1" r:id="rId1lw2kqlvtooidkugm6eze">
               <w:r>
                 <w:rPr>
                   <w:rFonts w:ascii="Arial" w:cs="Arial" w:eastAsia="Arial" w:hAnsi="Arial"/>
@@ -3277,7 +3277,7 @@
               <w:spacing w:after="10" w:before="0"/>
               <w:ind w:left="120"/>
             </w:pPr>
-            <w:hyperlink w:history="1" r:id="rIdzqhppsn2o08kcnlzz50f7">
+            <w:hyperlink w:history="1" r:id="rId4lqikf8k-ilwv-lwsooxn">
               <w:r>
                 <w:rPr>
                   <w:rFonts w:ascii="Arial" w:cs="Arial" w:eastAsia="Arial" w:hAnsi="Arial"/>
@@ -3322,7 +3322,7 @@
             <w:pPr>
               <w:spacing w:after="20" w:before="0"/>
             </w:pPr>
-            <w:hyperlink w:history="1" r:id="rIdljj8_djzgsk4w8emez-fw">
+            <w:hyperlink w:history="1" r:id="rIduuqpatbrwzr7f_u9xmt3k">
               <w:r>
                 <w:rPr>
                   <w:rFonts w:ascii="Arial" w:cs="Arial" w:eastAsia="Arial" w:hAnsi="Arial"/>
@@ -3355,7 +3355,7 @@
               <w:spacing w:after="10" w:before="0"/>
               <w:ind w:left="120"/>
             </w:pPr>
-            <w:hyperlink w:history="1" r:id="rIdo9gwjfn48da9qsjdf4gxx">
+            <w:hyperlink w:history="1" r:id="rId3vvwkqje15n_eo695gj4p">
               <w:r>
                 <w:rPr>
                   <w:rFonts w:ascii="Arial" w:cs="Arial" w:eastAsia="Arial" w:hAnsi="Arial"/>
@@ -3616,32 +3616,32 @@
         <w:tc>
           <w:tcPr>
             <w:tcW w:type="dxa" w:w="1520"/>
-            <w:shd w:fill="F2F2F2" w:color="auto" w:val="clear"/>
-            <w:tcMar>
-              <w:top w:type="dxa" w:w="60"/>
-              <w:left w:type="dxa" w:w="120"/>
-              <w:bottom w:type="dxa" w:w="60"/>
-              <w:right w:type="dxa" w:w="120"/>
-            </w:tcMar>
-            <w:vAlign w:val="top"/>
-          </w:tcPr>
-          <w:p>
-            <w:pPr>
-              <w:spacing w:after="40" w:before="0"/>
-              <w:jc w:val="left"/>
-            </w:pPr>
-            <w:r>
-              <w:rPr>
-                <w:rFonts w:ascii="Arial" w:cs="Arial" w:eastAsia="Arial" w:hAnsi="Arial"/>
-                <w:b/>
-                <w:bCs/>
-                <w:i w:val="false"/>
-                <w:iCs w:val="false"/>
-                <w:color w:val="000000"/>
-                <w:sz w:val="18"/>
-                <w:szCs w:val="18"/>
-              </w:rPr>
-              <w:t xml:space="preserve">Phase 2 — OBSERVE: Why Linear Equations Fall Short (15 minutes)</w:t>
+            <w:shd w:fill="D9EEF1" w:color="auto" w:val="clear"/>
+            <w:tcMar>
+              <w:top w:type="dxa" w:w="60"/>
+              <w:left w:type="dxa" w:w="120"/>
+              <w:bottom w:type="dxa" w:w="60"/>
+              <w:right w:type="dxa" w:w="120"/>
+            </w:tcMar>
+            <w:vAlign w:val="top"/>
+          </w:tcPr>
+          <w:p>
+            <w:pPr>
+              <w:spacing w:after="40" w:before="0"/>
+              <w:jc w:val="left"/>
+            </w:pPr>
+            <w:r>
+              <w:rPr>
+                <w:rFonts w:ascii="Arial" w:cs="Arial" w:eastAsia="Arial" w:hAnsi="Arial"/>
+                <w:b/>
+                <w:bCs/>
+                <w:i w:val="false"/>
+                <w:iCs w:val="false"/>
+                <w:color w:val="000000"/>
+                <w:sz w:val="18"/>
+                <w:szCs w:val="18"/>
+              </w:rPr>
+              <w:t xml:space="preserve">Observe Phase</w:t>
             </w:r>
           </w:p>
           <w:p>
@@ -3664,7 +3664,7 @@
             <w:pPr>
               <w:spacing w:after="20" w:before="0"/>
             </w:pPr>
-            <w:hyperlink w:history="1" r:id="rIdwm7bkfdoqmk0y2g_gzfoa">
+            <w:hyperlink w:history="1" r:id="rIdmskcpoxkkqvtiqyc3nvtk">
               <w:r>
                 <w:rPr>
                   <w:rFonts w:ascii="Arial" w:cs="Arial" w:eastAsia="Arial" w:hAnsi="Arial"/>
@@ -3697,7 +3697,7 @@
               <w:spacing w:after="10" w:before="0"/>
               <w:ind w:left="120"/>
             </w:pPr>
-            <w:hyperlink w:history="1" r:id="rIdq9napldcixms4zbrhrscw">
+            <w:hyperlink w:history="1" r:id="rIdg57o_0glvo1wpd7tagtub">
               <w:r>
                 <w:rPr>
                   <w:rFonts w:ascii="Arial" w:cs="Arial" w:eastAsia="Arial" w:hAnsi="Arial"/>
@@ -3742,7 +3742,7 @@
             <w:pPr>
               <w:spacing w:after="20" w:before="0"/>
             </w:pPr>
-            <w:hyperlink w:history="1" r:id="rIdeonfr2if9zjbdy-qzqeuw">
+            <w:hyperlink w:history="1" r:id="rId2odedyfqdkhvwkwnr7qyv">
               <w:r>
                 <w:rPr>
                   <w:rFonts w:ascii="Arial" w:cs="Arial" w:eastAsia="Arial" w:hAnsi="Arial"/>
@@ -3775,7 +3775,7 @@
               <w:spacing w:after="10" w:before="0"/>
               <w:ind w:left="120"/>
             </w:pPr>
-            <w:hyperlink w:history="1" r:id="rIdfwyqbuwoxdyu2j-elirle">
+            <w:hyperlink w:history="1" r:id="rIdzpdsab_alz6x1cjdyqqbt">
               <w:r>
                 <w:rPr>
                   <w:rFonts w:ascii="Arial" w:cs="Arial" w:eastAsia="Arial" w:hAnsi="Arial"/>
@@ -3979,32 +3979,32 @@
         <w:tc>
           <w:tcPr>
             <w:tcW w:type="dxa" w:w="1520"/>
-            <w:shd w:fill="F2F2F2" w:color="auto" w:val="clear"/>
-            <w:tcMar>
-              <w:top w:type="dxa" w:w="60"/>
-              <w:left w:type="dxa" w:w="120"/>
-              <w:bottom w:type="dxa" w:w="60"/>
-              <w:right w:type="dxa" w:w="120"/>
-            </w:tcMar>
-            <w:vAlign w:val="top"/>
-          </w:tcPr>
-          <w:p>
-            <w:pPr>
-              <w:spacing w:after="40" w:before="0"/>
-              <w:jc w:val="left"/>
-            </w:pPr>
-            <w:r>
-              <w:rPr>
-                <w:rFonts w:ascii="Arial" w:cs="Arial" w:eastAsia="Arial" w:hAnsi="Arial"/>
-                <w:b/>
-                <w:bCs/>
-                <w:i w:val="false"/>
-                <w:iCs w:val="false"/>
-                <w:color w:val="000000"/>
-                <w:sz w:val="18"/>
-                <w:szCs w:val="18"/>
-              </w:rPr>
-              <w:t xml:space="preserve">Phase 3 — EXPLAIN: From the Hall Sketch to ax² + bx + c = 0 (20 minutes)</w:t>
+            <w:shd w:fill="E2EFDA" w:color="auto" w:val="clear"/>
+            <w:tcMar>
+              <w:top w:type="dxa" w:w="60"/>
+              <w:left w:type="dxa" w:w="120"/>
+              <w:bottom w:type="dxa" w:w="60"/>
+              <w:right w:type="dxa" w:w="120"/>
+            </w:tcMar>
+            <w:vAlign w:val="top"/>
+          </w:tcPr>
+          <w:p>
+            <w:pPr>
+              <w:spacing w:after="40" w:before="0"/>
+              <w:jc w:val="left"/>
+            </w:pPr>
+            <w:r>
+              <w:rPr>
+                <w:rFonts w:ascii="Arial" w:cs="Arial" w:eastAsia="Arial" w:hAnsi="Arial"/>
+                <w:b/>
+                <w:bCs/>
+                <w:i w:val="false"/>
+                <w:iCs w:val="false"/>
+                <w:color w:val="000000"/>
+                <w:sz w:val="18"/>
+                <w:szCs w:val="18"/>
+              </w:rPr>
+              <w:t xml:space="preserve">Explain Phase</w:t>
             </w:r>
           </w:p>
           <w:p>
@@ -4027,7 +4027,7 @@
             <w:pPr>
               <w:spacing w:after="20" w:before="0"/>
             </w:pPr>
-            <w:hyperlink w:history="1" r:id="rIdkuiljknbxcp1bg_51vkbt">
+            <w:hyperlink w:history="1" r:id="rId--3svgvhud0gbunj7zaht">
               <w:r>
                 <w:rPr>
                   <w:rFonts w:ascii="Arial" w:cs="Arial" w:eastAsia="Arial" w:hAnsi="Arial"/>
@@ -4060,7 +4060,7 @@
               <w:spacing w:after="10" w:before="0"/>
               <w:ind w:left="120"/>
             </w:pPr>
-            <w:hyperlink w:history="1" r:id="rIdm_uzdaopqzyshuts5rvcz">
+            <w:hyperlink w:history="1" r:id="rId9opdxz0lqpxeygp44pbzy">
               <w:r>
                 <w:rPr>
                   <w:rFonts w:ascii="Arial" w:cs="Arial" w:eastAsia="Arial" w:hAnsi="Arial"/>
@@ -4105,7 +4105,7 @@
             <w:pPr>
               <w:spacing w:after="20" w:before="0"/>
             </w:pPr>
-            <w:hyperlink w:history="1" r:id="rIdeolw2csuhyysqnmmlzvlm">
+            <w:hyperlink w:history="1" r:id="rIdfft25scom_941nszhl7jy">
               <w:r>
                 <w:rPr>
                   <w:rFonts w:ascii="Arial" w:cs="Arial" w:eastAsia="Arial" w:hAnsi="Arial"/>
@@ -4138,7 +4138,7 @@
               <w:spacing w:after="10" w:before="0"/>
               <w:ind w:left="120"/>
             </w:pPr>
-            <w:hyperlink w:history="1" r:id="rIdojvmphvj2nen_sef9ywux">
+            <w:hyperlink w:history="1" r:id="rId9tgvcfoxskyuhrlhvu3yw">
               <w:r>
                 <w:rPr>
                   <w:rFonts w:ascii="Arial" w:cs="Arial" w:eastAsia="Arial" w:hAnsi="Arial"/>
@@ -4380,32 +4380,32 @@
         <w:tc>
           <w:tcPr>
             <w:tcW w:type="dxa" w:w="1520"/>
-            <w:shd w:fill="F2F2F2" w:color="auto" w:val="clear"/>
-            <w:tcMar>
-              <w:top w:type="dxa" w:w="60"/>
-              <w:left w:type="dxa" w:w="120"/>
-              <w:bottom w:type="dxa" w:w="60"/>
-              <w:right w:type="dxa" w:w="120"/>
-            </w:tcMar>
-            <w:vAlign w:val="top"/>
-          </w:tcPr>
-          <w:p>
-            <w:pPr>
-              <w:spacing w:after="40" w:before="0"/>
-              <w:jc w:val="left"/>
-            </w:pPr>
-            <w:r>
-              <w:rPr>
-                <w:rFonts w:ascii="Arial" w:cs="Arial" w:eastAsia="Arial" w:hAnsi="Arial"/>
-                <w:b/>
-                <w:bCs/>
-                <w:i w:val="false"/>
-                <w:iCs w:val="false"/>
-                <w:color w:val="000000"/>
-                <w:sz w:val="18"/>
-                <w:szCs w:val="18"/>
-              </w:rPr>
-              <w:t xml:space="preserve">Phase 4 — DRIVING QUESTION BOARD (DQB) Creation (15 minutes)</w:t>
+            <w:shd w:fill="FCE4D6" w:color="auto" w:val="clear"/>
+            <w:tcMar>
+              <w:top w:type="dxa" w:w="60"/>
+              <w:left w:type="dxa" w:w="120"/>
+              <w:bottom w:type="dxa" w:w="60"/>
+              <w:right w:type="dxa" w:w="120"/>
+            </w:tcMar>
+            <w:vAlign w:val="top"/>
+          </w:tcPr>
+          <w:p>
+            <w:pPr>
+              <w:spacing w:after="40" w:before="0"/>
+              <w:jc w:val="left"/>
+            </w:pPr>
+            <w:r>
+              <w:rPr>
+                <w:rFonts w:ascii="Arial" w:cs="Arial" w:eastAsia="Arial" w:hAnsi="Arial"/>
+                <w:b/>
+                <w:bCs/>
+                <w:i w:val="false"/>
+                <w:iCs w:val="false"/>
+                <w:color w:val="000000"/>
+                <w:sz w:val="18"/>
+                <w:szCs w:val="18"/>
+              </w:rPr>
+              <w:t xml:space="preserve">Driving Question Board (DQB) Creation</w:t>
             </w:r>
           </w:p>
           <w:p>
@@ -4428,7 +4428,7 @@
             <w:pPr>
               <w:spacing w:after="20" w:before="0"/>
             </w:pPr>
-            <w:hyperlink w:history="1" r:id="rIdxlcx7vyh_pqciuwi9gswl">
+            <w:hyperlink w:history="1" r:id="rId1zhodedpelnzcvnfcskrq">
               <w:r>
                 <w:rPr>
                   <w:rFonts w:ascii="Arial" w:cs="Arial" w:eastAsia="Arial" w:hAnsi="Arial"/>
@@ -4461,7 +4461,7 @@
               <w:spacing w:after="10" w:before="0"/>
               <w:ind w:left="120"/>
             </w:pPr>
-            <w:hyperlink w:history="1" r:id="rIdxwf-uqk5rqnxmpx-rmtxr">
+            <w:hyperlink w:history="1" r:id="rIdj_qdxfi5npt2cpbpw6tqu">
               <w:r>
                 <w:rPr>
                   <w:rFonts w:ascii="Arial" w:cs="Arial" w:eastAsia="Arial" w:hAnsi="Arial"/>
@@ -4506,7 +4506,7 @@
             <w:pPr>
               <w:spacing w:after="20" w:before="0"/>
             </w:pPr>
-            <w:hyperlink w:history="1" r:id="rIdl_qhsrh21vggszij6hlcl">
+            <w:hyperlink w:history="1" r:id="rIdg_vrhfauh3axd3ty-umgs">
               <w:r>
                 <w:rPr>
                   <w:rFonts w:ascii="Arial" w:cs="Arial" w:eastAsia="Arial" w:hAnsi="Arial"/>
@@ -4539,7 +4539,7 @@
               <w:spacing w:after="10" w:before="0"/>
               <w:ind w:left="120"/>
             </w:pPr>
-            <w:hyperlink w:history="1" r:id="rIdtnhjptm8st1dhdaanev2o">
+            <w:hyperlink w:history="1" r:id="rIdtatdc_nv3k817ytwezm7k">
               <w:r>
                 <w:rPr>
                   <w:rFonts w:ascii="Arial" w:cs="Arial" w:eastAsia="Arial" w:hAnsi="Arial"/>
@@ -4781,32 +4781,32 @@
         <w:tc>
           <w:tcPr>
             <w:tcW w:type="dxa" w:w="1520"/>
-            <w:shd w:fill="F2F2F2" w:color="auto" w:val="clear"/>
-            <w:tcMar>
-              <w:top w:type="dxa" w:w="60"/>
-              <w:left w:type="dxa" w:w="120"/>
-              <w:bottom w:type="dxa" w:w="60"/>
-              <w:right w:type="dxa" w:w="120"/>
-            </w:tcMar>
-            <w:vAlign w:val="top"/>
-          </w:tcPr>
-          <w:p>
-            <w:pPr>
-              <w:spacing w:after="40" w:before="0"/>
-              <w:jc w:val="left"/>
-            </w:pPr>
-            <w:r>
-              <w:rPr>
-                <w:rFonts w:ascii="Arial" w:cs="Arial" w:eastAsia="Arial" w:hAnsi="Arial"/>
-                <w:b/>
-                <w:bCs/>
-                <w:i w:val="false"/>
-                <w:iCs w:val="false"/>
-                <w:color w:val="000000"/>
-                <w:sz w:val="18"/>
-                <w:szCs w:val="18"/>
-              </w:rPr>
-              <w:t xml:space="preserve">Phase 5 — MODEL BUILDING: Sketch and Annotate the Hall Equation (10 minutes)</w:t>
+            <w:shd w:fill="D5E8F0" w:color="auto" w:val="clear"/>
+            <w:tcMar>
+              <w:top w:type="dxa" w:w="60"/>
+              <w:left w:type="dxa" w:w="120"/>
+              <w:bottom w:type="dxa" w:w="60"/>
+              <w:right w:type="dxa" w:w="120"/>
+            </w:tcMar>
+            <w:vAlign w:val="top"/>
+          </w:tcPr>
+          <w:p>
+            <w:pPr>
+              <w:spacing w:after="40" w:before="0"/>
+              <w:jc w:val="left"/>
+            </w:pPr>
+            <w:r>
+              <w:rPr>
+                <w:rFonts w:ascii="Arial" w:cs="Arial" w:eastAsia="Arial" w:hAnsi="Arial"/>
+                <w:b/>
+                <w:bCs/>
+                <w:i w:val="false"/>
+                <w:iCs w:val="false"/>
+                <w:color w:val="000000"/>
+                <w:sz w:val="18"/>
+                <w:szCs w:val="18"/>
+              </w:rPr>
+              <w:t xml:space="preserve">Model Building Phase</w:t>
             </w:r>
           </w:p>
           <w:p>
@@ -4829,7 +4829,7 @@
             <w:pPr>
               <w:spacing w:after="20" w:before="0"/>
             </w:pPr>
-            <w:hyperlink w:history="1" r:id="rIdlixvzfuqybohojp3s3hut">
+            <w:hyperlink w:history="1" r:id="rId2d43gwsfishcqzwl7zkbf">
               <w:r>
                 <w:rPr>
                   <w:rFonts w:ascii="Arial" w:cs="Arial" w:eastAsia="Arial" w:hAnsi="Arial"/>
@@ -4862,7 +4862,7 @@
               <w:spacing w:after="10" w:before="0"/>
               <w:ind w:left="120"/>
             </w:pPr>
-            <w:hyperlink w:history="1" r:id="rIdxt0p3pe-pwol6t-uylk5l">
+            <w:hyperlink w:history="1" r:id="rId6gkxq0ue2bjqmcsnthkt3">
               <w:r>
                 <w:rPr>
                   <w:rFonts w:ascii="Arial" w:cs="Arial" w:eastAsia="Arial" w:hAnsi="Arial"/>
@@ -4907,7 +4907,7 @@
             <w:pPr>
               <w:spacing w:after="20" w:before="0"/>
             </w:pPr>
-            <w:hyperlink w:history="1" r:id="rIdcxxyaihbsxmxb56ijbg5r">
+            <w:hyperlink w:history="1" r:id="rIdb9yvoxymba7xhw2tuizcr">
               <w:r>
                 <w:rPr>
                   <w:rFonts w:ascii="Arial" w:cs="Arial" w:eastAsia="Arial" w:hAnsi="Arial"/>
@@ -4940,7 +4940,7 @@
               <w:spacing w:after="10" w:before="0"/>
               <w:ind w:left="120"/>
             </w:pPr>
-            <w:hyperlink w:history="1" r:id="rIdkgbikeugbvaqmmaa1e6k7">
+            <w:hyperlink w:history="1" r:id="rIdnxhfbmutrl_jcsc_3tdnj">
               <w:r>
                 <w:rPr>
                   <w:rFonts w:ascii="Arial" w:cs="Arial" w:eastAsia="Arial" w:hAnsi="Arial"/>
@@ -6111,7 +6111,25 @@
             </w:tcMar>
             <w:vAlign w:val="top"/>
           </w:tcPr>
-          <w:p/>
+          <w:p>
+            <w:pPr>
+              <w:spacing w:after="40" w:before="0"/>
+              <w:jc w:val="left"/>
+            </w:pPr>
+            <w:r>
+              <w:rPr>
+                <w:rFonts w:ascii="Arial" w:cs="Arial" w:eastAsia="Arial" w:hAnsi="Arial"/>
+                <w:b w:val="false"/>
+                <w:bCs w:val="false"/>
+                <w:i w:val="false"/>
+                <w:iCs w:val="false"/>
+                <w:color w:val="000000"/>
+                <w:sz w:val="18"/>
+                <w:szCs w:val="18"/>
+              </w:rPr>
+              <w:t xml:space="preserve">No physical safety hazards. Ensure pair-work discussions are respectful; remind students that algebraic errors are a normal part of learning and should be shared openly so the class can learn from them together.</w:t>
+            </w:r>
+          </w:p>
         </w:tc>
       </w:tr>
     </w:tbl>
@@ -6485,7 +6503,7 @@
             <w:pPr>
               <w:spacing w:after="20" w:before="0"/>
             </w:pPr>
-            <w:hyperlink w:history="1" r:id="rId7ccyb_2d9adwima9awbvk">
+            <w:hyperlink w:history="1" r:id="rIdrhqh8oxp5g_0jazx0hspu">
               <w:r>
                 <w:rPr>
                   <w:rFonts w:ascii="Arial" w:cs="Arial" w:eastAsia="Arial" w:hAnsi="Arial"/>
@@ -6518,7 +6536,7 @@
               <w:spacing w:after="10" w:before="0"/>
               <w:ind w:left="120"/>
             </w:pPr>
-            <w:hyperlink w:history="1" r:id="rIdp1vmczfbsc0xfmwchanqo">
+            <w:hyperlink w:history="1" r:id="rIdgjjq8hfqkux2o0ng_oedr">
               <w:r>
                 <w:rPr>
                   <w:rFonts w:ascii="Arial" w:cs="Arial" w:eastAsia="Arial" w:hAnsi="Arial"/>
@@ -6563,7 +6581,7 @@
             <w:pPr>
               <w:spacing w:after="20" w:before="0"/>
             </w:pPr>
-            <w:hyperlink w:history="1" r:id="rIdukj1nxf5oakz5n-2pnnc8">
+            <w:hyperlink w:history="1" r:id="rId3m8mv3y7x0gzzd_8xxou4">
               <w:r>
                 <w:rPr>
                   <w:rFonts w:ascii="Arial" w:cs="Arial" w:eastAsia="Arial" w:hAnsi="Arial"/>
@@ -6596,7 +6614,7 @@
               <w:spacing w:after="10" w:before="0"/>
               <w:ind w:left="120"/>
             </w:pPr>
-            <w:hyperlink w:history="1" r:id="rId14gyirngyqesb-bco4gld">
+            <w:hyperlink w:history="1" r:id="rIdlq-dqb5dwt1unjqdu7pfo">
               <w:r>
                 <w:rPr>
                   <w:rFonts w:ascii="Arial" w:cs="Arial" w:eastAsia="Arial" w:hAnsi="Arial"/>
@@ -6791,7 +6809,7 @@
             <w:pPr>
               <w:spacing w:after="20" w:before="0"/>
             </w:pPr>
-            <w:hyperlink w:history="1" r:id="rId8evo-t_0hgymumwvfb3hp">
+            <w:hyperlink w:history="1" r:id="rIdeeik7ebubp7qzuiov9uu1">
               <w:r>
                 <w:rPr>
                   <w:rFonts w:ascii="Arial" w:cs="Arial" w:eastAsia="Arial" w:hAnsi="Arial"/>
@@ -6824,7 +6842,7 @@
               <w:spacing w:after="10" w:before="0"/>
               <w:ind w:left="120"/>
             </w:pPr>
-            <w:hyperlink w:history="1" r:id="rIdgmduncj4h-jzekek6ucpr">
+            <w:hyperlink w:history="1" r:id="rIds7hqrm_uvv5jk9jajw4kz">
               <w:r>
                 <w:rPr>
                   <w:rFonts w:ascii="Arial" w:cs="Arial" w:eastAsia="Arial" w:hAnsi="Arial"/>
@@ -6869,7 +6887,7 @@
             <w:pPr>
               <w:spacing w:after="20" w:before="0"/>
             </w:pPr>
-            <w:hyperlink w:history="1" r:id="rIdv80mrtdmd3wqevnhumtis">
+            <w:hyperlink w:history="1" r:id="rIdvrfcxipeqawx19no18g4d">
               <w:r>
                 <w:rPr>
                   <w:rFonts w:ascii="Arial" w:cs="Arial" w:eastAsia="Arial" w:hAnsi="Arial"/>
@@ -6902,7 +6920,7 @@
               <w:spacing w:after="10" w:before="0"/>
               <w:ind w:left="120"/>
             </w:pPr>
-            <w:hyperlink w:history="1" r:id="rId3txo68x3_hetxxrjhpfc2">
+            <w:hyperlink w:history="1" r:id="rId2e7rbgic0gx6jcaogocc9">
               <w:r>
                 <w:rPr>
                   <w:rFonts w:ascii="Arial" w:cs="Arial" w:eastAsia="Arial" w:hAnsi="Arial"/>
@@ -7097,7 +7115,7 @@
             <w:pPr>
               <w:spacing w:after="20" w:before="0"/>
             </w:pPr>
-            <w:hyperlink w:history="1" r:id="rIdanc-8gk4jtapbpqegmdis">
+            <w:hyperlink w:history="1" r:id="rIdq1qrdc15r-sslcfvjene2">
               <w:r>
                 <w:rPr>
                   <w:rFonts w:ascii="Arial" w:cs="Arial" w:eastAsia="Arial" w:hAnsi="Arial"/>
@@ -7130,7 +7148,7 @@
               <w:spacing w:after="10" w:before="0"/>
               <w:ind w:left="120"/>
             </w:pPr>
-            <w:hyperlink w:history="1" r:id="rIdxb3gjdpxauypov66rrg1_">
+            <w:hyperlink w:history="1" r:id="rIdl-n_29vtznws7u_9btgtz">
               <w:r>
                 <w:rPr>
                   <w:rFonts w:ascii="Arial" w:cs="Arial" w:eastAsia="Arial" w:hAnsi="Arial"/>
@@ -7175,7 +7193,7 @@
             <w:pPr>
               <w:spacing w:after="20" w:before="0"/>
             </w:pPr>
-            <w:hyperlink w:history="1" r:id="rIdkpusb9l8gl703bcemcc5q">
+            <w:hyperlink w:history="1" r:id="rIdlpggthgfogobnkjsn_sd4">
               <w:r>
                 <w:rPr>
                   <w:rFonts w:ascii="Arial" w:cs="Arial" w:eastAsia="Arial" w:hAnsi="Arial"/>
@@ -7208,7 +7226,7 @@
               <w:spacing w:after="10" w:before="0"/>
               <w:ind w:left="120"/>
             </w:pPr>
-            <w:hyperlink w:history="1" r:id="rIdob3k4psfihqavq5hzgpse">
+            <w:hyperlink w:history="1" r:id="rIdf8fhl_lxtlqj9rbmxrowu">
               <w:r>
                 <w:rPr>
                   <w:rFonts w:ascii="Arial" w:cs="Arial" w:eastAsia="Arial" w:hAnsi="Arial"/>
@@ -7403,7 +7421,7 @@
             <w:pPr>
               <w:spacing w:after="20" w:before="0"/>
             </w:pPr>
-            <w:hyperlink w:history="1" r:id="rIdfqd7htwjfhqbcy2xtt0ot">
+            <w:hyperlink w:history="1" r:id="rIdkx1qsze7hjc8pn6cuxvct">
               <w:r>
                 <w:rPr>
                   <w:rFonts w:ascii="Arial" w:cs="Arial" w:eastAsia="Arial" w:hAnsi="Arial"/>
@@ -7436,7 +7454,7 @@
               <w:spacing w:after="10" w:before="0"/>
               <w:ind w:left="120"/>
             </w:pPr>
-            <w:hyperlink w:history="1" r:id="rIdaagyep_kjke4lawsotuuj">
+            <w:hyperlink w:history="1" r:id="rId1qmlyhtxbgo9udrply9y7">
               <w:r>
                 <w:rPr>
                   <w:rFonts w:ascii="Arial" w:cs="Arial" w:eastAsia="Arial" w:hAnsi="Arial"/>
@@ -7481,7 +7499,7 @@
             <w:pPr>
               <w:spacing w:after="20" w:before="0"/>
             </w:pPr>
-            <w:hyperlink w:history="1" r:id="rId5egzgonz3vw5qii1bxf8d">
+            <w:hyperlink w:history="1" r:id="rIdsjfhm6mwpid6qvh5qyg5t">
               <w:r>
                 <w:rPr>
                   <w:rFonts w:ascii="Arial" w:cs="Arial" w:eastAsia="Arial" w:hAnsi="Arial"/>
@@ -7514,7 +7532,7 @@
               <w:spacing w:after="10" w:before="0"/>
               <w:ind w:left="120"/>
             </w:pPr>
-            <w:hyperlink w:history="1" r:id="rIdqwkx9651wna-lspn0oiyy">
+            <w:hyperlink w:history="1" r:id="rIdkehr45i28cp0wdughnwpi">
               <w:r>
                 <w:rPr>
                   <w:rFonts w:ascii="Arial" w:cs="Arial" w:eastAsia="Arial" w:hAnsi="Arial"/>
@@ -7709,7 +7727,7 @@
             <w:pPr>
               <w:spacing w:after="20" w:before="0"/>
             </w:pPr>
-            <w:hyperlink w:history="1" r:id="rIdoya8tzbedu2zbrhcbzxuw">
+            <w:hyperlink w:history="1" r:id="rIdsaftx8to0oc3xcq8mta68">
               <w:r>
                 <w:rPr>
                   <w:rFonts w:ascii="Arial" w:cs="Arial" w:eastAsia="Arial" w:hAnsi="Arial"/>
@@ -7742,7 +7760,7 @@
               <w:spacing w:after="10" w:before="0"/>
               <w:ind w:left="120"/>
             </w:pPr>
-            <w:hyperlink w:history="1" r:id="rIdf6d0kowfklwuz2sutrjx1">
+            <w:hyperlink w:history="1" r:id="rIdthsdsh8kirpk9ftom4bb4">
               <w:r>
                 <w:rPr>
                   <w:rFonts w:ascii="Arial" w:cs="Arial" w:eastAsia="Arial" w:hAnsi="Arial"/>
@@ -7787,7 +7805,7 @@
             <w:pPr>
               <w:spacing w:after="20" w:before="0"/>
             </w:pPr>
-            <w:hyperlink w:history="1" r:id="rIdyt1dbcjdkxuwotmgrc2e7">
+            <w:hyperlink w:history="1" r:id="rIdtq1digxu8rhyclipmknfc">
               <w:r>
                 <w:rPr>
                   <w:rFonts w:ascii="Arial" w:cs="Arial" w:eastAsia="Arial" w:hAnsi="Arial"/>
@@ -7820,7 +7838,7 @@
               <w:spacing w:after="10" w:before="0"/>
               <w:ind w:left="120"/>
             </w:pPr>
-            <w:hyperlink w:history="1" r:id="rIdbwnx_yul9sw329mkfdpro">
+            <w:hyperlink w:history="1" r:id="rIdvmlqlpedskrlx3ja5otul">
               <w:r>
                 <w:rPr>
                   <w:rFonts w:ascii="Arial" w:cs="Arial" w:eastAsia="Arial" w:hAnsi="Arial"/>
@@ -9259,32 +9277,32 @@
         <w:tc>
           <w:tcPr>
             <w:tcW w:type="dxa" w:w="1520"/>
-            <w:shd w:fill="F2F2F2" w:color="auto" w:val="clear"/>
-            <w:tcMar>
-              <w:top w:type="dxa" w:w="60"/>
-              <w:left w:type="dxa" w:w="120"/>
-              <w:bottom w:type="dxa" w:w="60"/>
-              <w:right w:type="dxa" w:w="120"/>
-            </w:tcMar>
-            <w:vAlign w:val="top"/>
-          </w:tcPr>
-          <w:p>
-            <w:pPr>
-              <w:spacing w:after="40" w:before="0"/>
-              <w:jc w:val="left"/>
-            </w:pPr>
-            <w:r>
-              <w:rPr>
-                <w:rFonts w:ascii="Arial" w:cs="Arial" w:eastAsia="Arial" w:hAnsi="Arial"/>
-                <w:b/>
-                <w:bCs/>
-                <w:i w:val="false"/>
-                <w:iCs w:val="false"/>
-                <w:color w:val="000000"/>
-                <w:sz w:val="18"/>
-                <w:szCs w:val="18"/>
-              </w:rPr>
-              <w:t xml:space="preserve">Phase 1 — Predict</w:t>
+            <w:shd w:fill="EAD1F5" w:color="auto" w:val="clear"/>
+            <w:tcMar>
+              <w:top w:type="dxa" w:w="60"/>
+              <w:left w:type="dxa" w:w="120"/>
+              <w:bottom w:type="dxa" w:w="60"/>
+              <w:right w:type="dxa" w:w="120"/>
+            </w:tcMar>
+            <w:vAlign w:val="top"/>
+          </w:tcPr>
+          <w:p>
+            <w:pPr>
+              <w:spacing w:after="40" w:before="0"/>
+              <w:jc w:val="left"/>
+            </w:pPr>
+            <w:r>
+              <w:rPr>
+                <w:rFonts w:ascii="Arial" w:cs="Arial" w:eastAsia="Arial" w:hAnsi="Arial"/>
+                <w:b/>
+                <w:bCs/>
+                <w:i w:val="false"/>
+                <w:iCs w:val="false"/>
+                <w:color w:val="000000"/>
+                <w:sz w:val="18"/>
+                <w:szCs w:val="18"/>
+              </w:rPr>
+              <w:t xml:space="preserve">Predict Phase</w:t>
             </w:r>
           </w:p>
           <w:p>
@@ -9307,7 +9325,7 @@
             <w:pPr>
               <w:spacing w:after="20" w:before="0"/>
             </w:pPr>
-            <w:hyperlink w:history="1" r:id="rIdttkhewn73-ttjtbb2mp40">
+            <w:hyperlink w:history="1" r:id="rIdqteex6falddvkbqnp_exa">
               <w:r>
                 <w:rPr>
                   <w:rFonts w:ascii="Arial" w:cs="Arial" w:eastAsia="Arial" w:hAnsi="Arial"/>
@@ -9340,7 +9358,7 @@
               <w:spacing w:after="10" w:before="0"/>
               <w:ind w:left="120"/>
             </w:pPr>
-            <w:hyperlink w:history="1" r:id="rIde8ykjgljvjermcge73h5_">
+            <w:hyperlink w:history="1" r:id="rIdieu1cpwusajugvjhvf1sy">
               <w:r>
                 <w:rPr>
                   <w:rFonts w:ascii="Arial" w:cs="Arial" w:eastAsia="Arial" w:hAnsi="Arial"/>
@@ -9385,7 +9403,7 @@
             <w:pPr>
               <w:spacing w:after="20" w:before="0"/>
             </w:pPr>
-            <w:hyperlink w:history="1" r:id="rId76kyraxofm4dxynyih871">
+            <w:hyperlink w:history="1" r:id="rIdmkky1qrbaep5qkxgvu7vv">
               <w:r>
                 <w:rPr>
                   <w:rFonts w:ascii="Arial" w:cs="Arial" w:eastAsia="Arial" w:hAnsi="Arial"/>
@@ -9418,7 +9436,7 @@
               <w:spacing w:after="10" w:before="0"/>
               <w:ind w:left="120"/>
             </w:pPr>
-            <w:hyperlink w:history="1" r:id="rIdqwocfdt5qhi15lpdul1rv">
+            <w:hyperlink w:history="1" r:id="rIddc6tnxuq-9whijveogavi">
               <w:r>
                 <w:rPr>
                   <w:rFonts w:ascii="Arial" w:cs="Arial" w:eastAsia="Arial" w:hAnsi="Arial"/>
@@ -9565,32 +9583,32 @@
         <w:tc>
           <w:tcPr>
             <w:tcW w:type="dxa" w:w="1520"/>
-            <w:shd w:fill="F2F2F2" w:color="auto" w:val="clear"/>
-            <w:tcMar>
-              <w:top w:type="dxa" w:w="60"/>
-              <w:left w:type="dxa" w:w="120"/>
-              <w:bottom w:type="dxa" w:w="60"/>
-              <w:right w:type="dxa" w:w="120"/>
-            </w:tcMar>
-            <w:vAlign w:val="top"/>
-          </w:tcPr>
-          <w:p>
-            <w:pPr>
-              <w:spacing w:after="40" w:before="0"/>
-              <w:jc w:val="left"/>
-            </w:pPr>
-            <w:r>
-              <w:rPr>
-                <w:rFonts w:ascii="Arial" w:cs="Arial" w:eastAsia="Arial" w:hAnsi="Arial"/>
-                <w:b/>
-                <w:bCs/>
-                <w:i w:val="false"/>
-                <w:iCs w:val="false"/>
-                <w:color w:val="000000"/>
-                <w:sz w:val="18"/>
-                <w:szCs w:val="18"/>
-              </w:rPr>
-              <w:t xml:space="preserve">Phase 2 — Observe</w:t>
+            <w:shd w:fill="D9EEF1" w:color="auto" w:val="clear"/>
+            <w:tcMar>
+              <w:top w:type="dxa" w:w="60"/>
+              <w:left w:type="dxa" w:w="120"/>
+              <w:bottom w:type="dxa" w:w="60"/>
+              <w:right w:type="dxa" w:w="120"/>
+            </w:tcMar>
+            <w:vAlign w:val="top"/>
+          </w:tcPr>
+          <w:p>
+            <w:pPr>
+              <w:spacing w:after="40" w:before="0"/>
+              <w:jc w:val="left"/>
+            </w:pPr>
+            <w:r>
+              <w:rPr>
+                <w:rFonts w:ascii="Arial" w:cs="Arial" w:eastAsia="Arial" w:hAnsi="Arial"/>
+                <w:b/>
+                <w:bCs/>
+                <w:i w:val="false"/>
+                <w:iCs w:val="false"/>
+                <w:color w:val="000000"/>
+                <w:sz w:val="18"/>
+                <w:szCs w:val="18"/>
+              </w:rPr>
+              <w:t xml:space="preserve">Observe Phase</w:t>
             </w:r>
           </w:p>
           <w:p>
@@ -9613,7 +9631,7 @@
             <w:pPr>
               <w:spacing w:after="20" w:before="0"/>
             </w:pPr>
-            <w:hyperlink w:history="1" r:id="rIdd7777-jwprgmit6xuaeqd">
+            <w:hyperlink w:history="1" r:id="rIdifngre6eeavw7ukoidisr">
               <w:r>
                 <w:rPr>
                   <w:rFonts w:ascii="Arial" w:cs="Arial" w:eastAsia="Arial" w:hAnsi="Arial"/>
@@ -9646,7 +9664,7 @@
               <w:spacing w:after="10" w:before="0"/>
               <w:ind w:left="120"/>
             </w:pPr>
-            <w:hyperlink w:history="1" r:id="rIdeirs7_aepnm5x_j0nbpnh">
+            <w:hyperlink w:history="1" r:id="rId6bbncctgecv_ro-dhq05f">
               <w:r>
                 <w:rPr>
                   <w:rFonts w:ascii="Arial" w:cs="Arial" w:eastAsia="Arial" w:hAnsi="Arial"/>
@@ -9691,7 +9709,7 @@
             <w:pPr>
               <w:spacing w:after="20" w:before="0"/>
             </w:pPr>
-            <w:hyperlink w:history="1" r:id="rIdp_4w0kcdcuvnkdrqapkgm">
+            <w:hyperlink w:history="1" r:id="rId-iltcy09gcvih7strabx0">
               <w:r>
                 <w:rPr>
                   <w:rFonts w:ascii="Arial" w:cs="Arial" w:eastAsia="Arial" w:hAnsi="Arial"/>
@@ -9724,7 +9742,7 @@
               <w:spacing w:after="10" w:before="0"/>
               <w:ind w:left="120"/>
             </w:pPr>
-            <w:hyperlink w:history="1" r:id="rIdc5az55pvxba_36dt648si">
+            <w:hyperlink w:history="1" r:id="rIdc2uxq8tzgg-tdimhb_cxb">
               <w:r>
                 <w:rPr>
                   <w:rFonts w:ascii="Arial" w:cs="Arial" w:eastAsia="Arial" w:hAnsi="Arial"/>
@@ -9871,32 +9889,32 @@
         <w:tc>
           <w:tcPr>
             <w:tcW w:type="dxa" w:w="1520"/>
-            <w:shd w:fill="F2F2F2" w:color="auto" w:val="clear"/>
-            <w:tcMar>
-              <w:top w:type="dxa" w:w="60"/>
-              <w:left w:type="dxa" w:w="120"/>
-              <w:bottom w:type="dxa" w:w="60"/>
-              <w:right w:type="dxa" w:w="120"/>
-            </w:tcMar>
-            <w:vAlign w:val="top"/>
-          </w:tcPr>
-          <w:p>
-            <w:pPr>
-              <w:spacing w:after="40" w:before="0"/>
-              <w:jc w:val="left"/>
-            </w:pPr>
-            <w:r>
-              <w:rPr>
-                <w:rFonts w:ascii="Arial" w:cs="Arial" w:eastAsia="Arial" w:hAnsi="Arial"/>
-                <w:b/>
-                <w:bCs/>
-                <w:i w:val="false"/>
-                <w:iCs w:val="false"/>
-                <w:color w:val="000000"/>
-                <w:sz w:val="18"/>
-                <w:szCs w:val="18"/>
-              </w:rPr>
-              <w:t xml:space="preserve">Phase 3 — Explain</w:t>
+            <w:shd w:fill="E2EFDA" w:color="auto" w:val="clear"/>
+            <w:tcMar>
+              <w:top w:type="dxa" w:w="60"/>
+              <w:left w:type="dxa" w:w="120"/>
+              <w:bottom w:type="dxa" w:w="60"/>
+              <w:right w:type="dxa" w:w="120"/>
+            </w:tcMar>
+            <w:vAlign w:val="top"/>
+          </w:tcPr>
+          <w:p>
+            <w:pPr>
+              <w:spacing w:after="40" w:before="0"/>
+              <w:jc w:val="left"/>
+            </w:pPr>
+            <w:r>
+              <w:rPr>
+                <w:rFonts w:ascii="Arial" w:cs="Arial" w:eastAsia="Arial" w:hAnsi="Arial"/>
+                <w:b/>
+                <w:bCs/>
+                <w:i w:val="false"/>
+                <w:iCs w:val="false"/>
+                <w:color w:val="000000"/>
+                <w:sz w:val="18"/>
+                <w:szCs w:val="18"/>
+              </w:rPr>
+              <w:t xml:space="preserve">Explain Phase</w:t>
             </w:r>
           </w:p>
           <w:p>
@@ -9919,7 +9937,7 @@
             <w:pPr>
               <w:spacing w:after="20" w:before="0"/>
             </w:pPr>
-            <w:hyperlink w:history="1" r:id="rIdaamrou94ro3jpdmldqr8r">
+            <w:hyperlink w:history="1" r:id="rIdjvgdb1p6ocn9nfsdy8e6a">
               <w:r>
                 <w:rPr>
                   <w:rFonts w:ascii="Arial" w:cs="Arial" w:eastAsia="Arial" w:hAnsi="Arial"/>
@@ -9952,7 +9970,7 @@
               <w:spacing w:after="10" w:before="0"/>
               <w:ind w:left="120"/>
             </w:pPr>
-            <w:hyperlink w:history="1" r:id="rIdflqgz9omzxprgd74bmk3e">
+            <w:hyperlink w:history="1" r:id="rIdqtz4f3946eu8bul-k3qy1">
               <w:r>
                 <w:rPr>
                   <w:rFonts w:ascii="Arial" w:cs="Arial" w:eastAsia="Arial" w:hAnsi="Arial"/>
@@ -9997,7 +10015,7 @@
             <w:pPr>
               <w:spacing w:after="20" w:before="0"/>
             </w:pPr>
-            <w:hyperlink w:history="1" r:id="rId-lqshhmlvu2oxmjus7i5a">
+            <w:hyperlink w:history="1" r:id="rIdpj-c9azut76pubtye7tzl">
               <w:r>
                 <w:rPr>
                   <w:rFonts w:ascii="Arial" w:cs="Arial" w:eastAsia="Arial" w:hAnsi="Arial"/>
@@ -10030,7 +10048,7 @@
               <w:spacing w:after="10" w:before="0"/>
               <w:ind w:left="120"/>
             </w:pPr>
-            <w:hyperlink w:history="1" r:id="rId9iq7vv8vwitsh8jkuh_v9">
+            <w:hyperlink w:history="1" r:id="rIdwdyergiiv3fmafmup9zm1">
               <w:r>
                 <w:rPr>
                   <w:rFonts w:ascii="Arial" w:cs="Arial" w:eastAsia="Arial" w:hAnsi="Arial"/>
@@ -10177,32 +10195,32 @@
         <w:tc>
           <w:tcPr>
             <w:tcW w:type="dxa" w:w="1520"/>
-            <w:shd w:fill="F2F2F2" w:color="auto" w:val="clear"/>
-            <w:tcMar>
-              <w:top w:type="dxa" w:w="60"/>
-              <w:left w:type="dxa" w:w="120"/>
-              <w:bottom w:type="dxa" w:w="60"/>
-              <w:right w:type="dxa" w:w="120"/>
-            </w:tcMar>
-            <w:vAlign w:val="top"/>
-          </w:tcPr>
-          <w:p>
-            <w:pPr>
-              <w:spacing w:after="40" w:before="0"/>
-              <w:jc w:val="left"/>
-            </w:pPr>
-            <w:r>
-              <w:rPr>
-                <w:rFonts w:ascii="Arial" w:cs="Arial" w:eastAsia="Arial" w:hAnsi="Arial"/>
-                <w:b/>
-                <w:bCs/>
-                <w:i w:val="false"/>
-                <w:iCs w:val="false"/>
-                <w:color w:val="000000"/>
-                <w:sz w:val="18"/>
-                <w:szCs w:val="18"/>
-              </w:rPr>
-              <w:t xml:space="preserve">Phase 4 — Driving Question Board (DQB) Update</w:t>
+            <w:shd w:fill="FCE4D6" w:color="auto" w:val="clear"/>
+            <w:tcMar>
+              <w:top w:type="dxa" w:w="60"/>
+              <w:left w:type="dxa" w:w="120"/>
+              <w:bottom w:type="dxa" w:w="60"/>
+              <w:right w:type="dxa" w:w="120"/>
+            </w:tcMar>
+            <w:vAlign w:val="top"/>
+          </w:tcPr>
+          <w:p>
+            <w:pPr>
+              <w:spacing w:after="40" w:before="0"/>
+              <w:jc w:val="left"/>
+            </w:pPr>
+            <w:r>
+              <w:rPr>
+                <w:rFonts w:ascii="Arial" w:cs="Arial" w:eastAsia="Arial" w:hAnsi="Arial"/>
+                <w:b/>
+                <w:bCs/>
+                <w:i w:val="false"/>
+                <w:iCs w:val="false"/>
+                <w:color w:val="000000"/>
+                <w:sz w:val="18"/>
+                <w:szCs w:val="18"/>
+              </w:rPr>
+              <w:t xml:space="preserve">Driving Question Board (DQB) Creation</w:t>
             </w:r>
           </w:p>
           <w:p>
@@ -10225,7 +10243,7 @@
             <w:pPr>
               <w:spacing w:after="20" w:before="0"/>
             </w:pPr>
-            <w:hyperlink w:history="1" r:id="rIddfei_dpuxyzxnsnnlewgm">
+            <w:hyperlink w:history="1" r:id="rIdjfjuucwg9bvuiba_4h7ia">
               <w:r>
                 <w:rPr>
                   <w:rFonts w:ascii="Arial" w:cs="Arial" w:eastAsia="Arial" w:hAnsi="Arial"/>
@@ -10258,7 +10276,7 @@
               <w:spacing w:after="10" w:before="0"/>
               <w:ind w:left="120"/>
             </w:pPr>
-            <w:hyperlink w:history="1" r:id="rIdmdlzjbcggecwht5g4m3wx">
+            <w:hyperlink w:history="1" r:id="rIdsph12oe07w2fjgox4k9nx">
               <w:r>
                 <w:rPr>
                   <w:rFonts w:ascii="Arial" w:cs="Arial" w:eastAsia="Arial" w:hAnsi="Arial"/>
@@ -10303,7 +10321,7 @@
             <w:pPr>
               <w:spacing w:after="20" w:before="0"/>
             </w:pPr>
-            <w:hyperlink w:history="1" r:id="rIdvxrcpoebszzhznb2pkeb5">
+            <w:hyperlink w:history="1" r:id="rIdeutmocu9gcme3oobruae5">
               <w:r>
                 <w:rPr>
                   <w:rFonts w:ascii="Arial" w:cs="Arial" w:eastAsia="Arial" w:hAnsi="Arial"/>
@@ -10336,7 +10354,7 @@
               <w:spacing w:after="10" w:before="0"/>
               <w:ind w:left="120"/>
             </w:pPr>
-            <w:hyperlink w:history="1" r:id="rId6wi4aet__oznrf9mf6h2h">
+            <w:hyperlink w:history="1" r:id="rIdte0ek3ebdy37kmq-4eemk">
               <w:r>
                 <w:rPr>
                   <w:rFonts w:ascii="Arial" w:cs="Arial" w:eastAsia="Arial" w:hAnsi="Arial"/>
@@ -10483,32 +10501,32 @@
         <w:tc>
           <w:tcPr>
             <w:tcW w:type="dxa" w:w="1520"/>
-            <w:shd w:fill="F2F2F2" w:color="auto" w:val="clear"/>
-            <w:tcMar>
-              <w:top w:type="dxa" w:w="60"/>
-              <w:left w:type="dxa" w:w="120"/>
-              <w:bottom w:type="dxa" w:w="60"/>
-              <w:right w:type="dxa" w:w="120"/>
-            </w:tcMar>
-            <w:vAlign w:val="top"/>
-          </w:tcPr>
-          <w:p>
-            <w:pPr>
-              <w:spacing w:after="40" w:before="0"/>
-              <w:jc w:val="left"/>
-            </w:pPr>
-            <w:r>
-              <w:rPr>
-                <w:rFonts w:ascii="Arial" w:cs="Arial" w:eastAsia="Arial" w:hAnsi="Arial"/>
-                <w:b/>
-                <w:bCs/>
-                <w:i w:val="false"/>
-                <w:iCs w:val="false"/>
-                <w:color w:val="000000"/>
-                <w:sz w:val="18"/>
-                <w:szCs w:val="18"/>
-              </w:rPr>
-              <w:t xml:space="preserve">Phase 5 — Model Building</w:t>
+            <w:shd w:fill="D5E8F0" w:color="auto" w:val="clear"/>
+            <w:tcMar>
+              <w:top w:type="dxa" w:w="60"/>
+              <w:left w:type="dxa" w:w="120"/>
+              <w:bottom w:type="dxa" w:w="60"/>
+              <w:right w:type="dxa" w:w="120"/>
+            </w:tcMar>
+            <w:vAlign w:val="top"/>
+          </w:tcPr>
+          <w:p>
+            <w:pPr>
+              <w:spacing w:after="40" w:before="0"/>
+              <w:jc w:val="left"/>
+            </w:pPr>
+            <w:r>
+              <w:rPr>
+                <w:rFonts w:ascii="Arial" w:cs="Arial" w:eastAsia="Arial" w:hAnsi="Arial"/>
+                <w:b/>
+                <w:bCs/>
+                <w:i w:val="false"/>
+                <w:iCs w:val="false"/>
+                <w:color w:val="000000"/>
+                <w:sz w:val="18"/>
+                <w:szCs w:val="18"/>
+              </w:rPr>
+              <w:t xml:space="preserve">Model Building Phase</w:t>
             </w:r>
           </w:p>
           <w:p>
@@ -10531,7 +10549,7 @@
             <w:pPr>
               <w:spacing w:after="20" w:before="0"/>
             </w:pPr>
-            <w:hyperlink w:history="1" r:id="rIdceyrw5vohx8ufrycqccjs">
+            <w:hyperlink w:history="1" r:id="rIdlvu4z5qjnm-u6nz3dfq2y">
               <w:r>
                 <w:rPr>
                   <w:rFonts w:ascii="Arial" w:cs="Arial" w:eastAsia="Arial" w:hAnsi="Arial"/>
@@ -10564,7 +10582,7 @@
               <w:spacing w:after="10" w:before="0"/>
               <w:ind w:left="120"/>
             </w:pPr>
-            <w:hyperlink w:history="1" r:id="rIdi2wgt4ke4ekv_nxcro6ss">
+            <w:hyperlink w:history="1" r:id="rIdswv2xukufr2lubvr-cdpk">
               <w:r>
                 <w:rPr>
                   <w:rFonts w:ascii="Arial" w:cs="Arial" w:eastAsia="Arial" w:hAnsi="Arial"/>
@@ -10609,7 +10627,7 @@
             <w:pPr>
               <w:spacing w:after="20" w:before="0"/>
             </w:pPr>
-            <w:hyperlink w:history="1" r:id="rIdiaqgmx2ranvibqqwm8olb">
+            <w:hyperlink w:history="1" r:id="rIdcw6q1la3pr9ewygu-fetu">
               <w:r>
                 <w:rPr>
                   <w:rFonts w:ascii="Arial" w:cs="Arial" w:eastAsia="Arial" w:hAnsi="Arial"/>
@@ -10642,7 +10660,7 @@
               <w:spacing w:after="10" w:before="0"/>
               <w:ind w:left="120"/>
             </w:pPr>
-            <w:hyperlink w:history="1" r:id="rIdwxbtcxbhrfb_nt6rvhf5u">
+            <w:hyperlink w:history="1" r:id="rIdg05qleof4mjiacpwhlkmj">
               <w:r>
                 <w:rPr>
                   <w:rFonts w:ascii="Arial" w:cs="Arial" w:eastAsia="Arial" w:hAnsi="Arial"/>
@@ -11737,7 +11755,25 @@
             </w:tcMar>
             <w:vAlign w:val="top"/>
           </w:tcPr>
-          <w:p/>
+          <w:p>
+            <w:pPr>
+              <w:spacing w:after="40" w:before="0"/>
+              <w:jc w:val="left"/>
+            </w:pPr>
+            <w:r>
+              <w:rPr>
+                <w:rFonts w:ascii="Arial" w:cs="Arial" w:eastAsia="Arial" w:hAnsi="Arial"/>
+                <w:b w:val="false"/>
+                <w:bCs w:val="false"/>
+                <w:i w:val="false"/>
+                <w:iCs w:val="false"/>
+                <w:color w:val="000000"/>
+                <w:sz w:val="18"/>
+                <w:szCs w:val="18"/>
+              </w:rPr>
+              <w:t xml:space="preserve">No physical safety concerns. Ensure students do not dismiss the negative root without reasoning — challenge any student who simply says it is wrong to explain why it cannot represent a width.</w:t>
+            </w:r>
+          </w:p>
         </w:tc>
       </w:tr>
     </w:tbl>
@@ -12111,7 +12147,7 @@
             <w:pPr>
               <w:spacing w:after="20" w:before="0"/>
             </w:pPr>
-            <w:hyperlink w:history="1" r:id="rIdjkpifdkiwutnfsemyi4ci">
+            <w:hyperlink w:history="1" r:id="rIdjvqcgcd6xqe_n4a0qbodz">
               <w:r>
                 <w:rPr>
                   <w:rFonts w:ascii="Arial" w:cs="Arial" w:eastAsia="Arial" w:hAnsi="Arial"/>
@@ -12144,7 +12180,7 @@
               <w:spacing w:after="10" w:before="0"/>
               <w:ind w:left="120"/>
             </w:pPr>
-            <w:hyperlink w:history="1" r:id="rId1i9snkefzzymm8bre8oqr">
+            <w:hyperlink w:history="1" r:id="rIdgnqbdxia_bkcfiuqh6skq">
               <w:r>
                 <w:rPr>
                   <w:rFonts w:ascii="Arial" w:cs="Arial" w:eastAsia="Arial" w:hAnsi="Arial"/>
@@ -12189,7 +12225,7 @@
             <w:pPr>
               <w:spacing w:after="20" w:before="0"/>
             </w:pPr>
-            <w:hyperlink w:history="1" r:id="rIdxrgot2uxhq1lsu5s-vt5o">
+            <w:hyperlink w:history="1" r:id="rIdspzqd8ygnueebnubkgphy">
               <w:r>
                 <w:rPr>
                   <w:rFonts w:ascii="Arial" w:cs="Arial" w:eastAsia="Arial" w:hAnsi="Arial"/>
@@ -12222,7 +12258,7 @@
               <w:spacing w:after="10" w:before="0"/>
               <w:ind w:left="120"/>
             </w:pPr>
-            <w:hyperlink w:history="1" r:id="rIdoqs-n17f4yupqvb7-kiqe">
+            <w:hyperlink w:history="1" r:id="rIdegmg2akk4u1ceuu3_0w5v">
               <w:r>
                 <w:rPr>
                   <w:rFonts w:ascii="Arial" w:cs="Arial" w:eastAsia="Arial" w:hAnsi="Arial"/>
@@ -12417,7 +12453,7 @@
             <w:pPr>
               <w:spacing w:after="20" w:before="0"/>
             </w:pPr>
-            <w:hyperlink w:history="1" r:id="rId2_shjdgr68zg8uktcve9p">
+            <w:hyperlink w:history="1" r:id="rId-gqxwkp1ylbresfkokyqc">
               <w:r>
                 <w:rPr>
                   <w:rFonts w:ascii="Arial" w:cs="Arial" w:eastAsia="Arial" w:hAnsi="Arial"/>
@@ -12450,7 +12486,7 @@
               <w:spacing w:after="10" w:before="0"/>
               <w:ind w:left="120"/>
             </w:pPr>
-            <w:hyperlink w:history="1" r:id="rIdzyc1hx9d85y0q9prxqksk">
+            <w:hyperlink w:history="1" r:id="rIdmlp2wrywq75hdlapdpjpb">
               <w:r>
                 <w:rPr>
                   <w:rFonts w:ascii="Arial" w:cs="Arial" w:eastAsia="Arial" w:hAnsi="Arial"/>
@@ -12495,7 +12531,7 @@
             <w:pPr>
               <w:spacing w:after="20" w:before="0"/>
             </w:pPr>
-            <w:hyperlink w:history="1" r:id="rIdt7xlg4p8dv6tsqa8hznsh">
+            <w:hyperlink w:history="1" r:id="rIdsjp25bbldhnzh93bc4goj">
               <w:r>
                 <w:rPr>
                   <w:rFonts w:ascii="Arial" w:cs="Arial" w:eastAsia="Arial" w:hAnsi="Arial"/>
@@ -12528,7 +12564,7 @@
               <w:spacing w:after="10" w:before="0"/>
               <w:ind w:left="120"/>
             </w:pPr>
-            <w:hyperlink w:history="1" r:id="rIdzeullxhrwtwftsupofyxf">
+            <w:hyperlink w:history="1" r:id="rIdayn7oxnjpkwkdvhfd9333">
               <w:r>
                 <w:rPr>
                   <w:rFonts w:ascii="Arial" w:cs="Arial" w:eastAsia="Arial" w:hAnsi="Arial"/>
@@ -12723,7 +12759,7 @@
             <w:pPr>
               <w:spacing w:after="20" w:before="0"/>
             </w:pPr>
-            <w:hyperlink w:history="1" r:id="rIddugfbdbpdwiakvqxnagbp">
+            <w:hyperlink w:history="1" r:id="rIdmlq06fh2tu8dn73lm0mz5">
               <w:r>
                 <w:rPr>
                   <w:rFonts w:ascii="Arial" w:cs="Arial" w:eastAsia="Arial" w:hAnsi="Arial"/>
@@ -12756,7 +12792,7 @@
               <w:spacing w:after="10" w:before="0"/>
               <w:ind w:left="120"/>
             </w:pPr>
-            <w:hyperlink w:history="1" r:id="rId3iqpks1fatp63xaz5owu0">
+            <w:hyperlink w:history="1" r:id="rIdzyqv5gpay4m9rcjzejpy1">
               <w:r>
                 <w:rPr>
                   <w:rFonts w:ascii="Arial" w:cs="Arial" w:eastAsia="Arial" w:hAnsi="Arial"/>
@@ -12801,7 +12837,7 @@
             <w:pPr>
               <w:spacing w:after="20" w:before="0"/>
             </w:pPr>
-            <w:hyperlink w:history="1" r:id="rIdubxixqbmm5uxsmoxl8clq">
+            <w:hyperlink w:history="1" r:id="rIdxfpj5wtn7uxpls5iy_ttd">
               <w:r>
                 <w:rPr>
                   <w:rFonts w:ascii="Arial" w:cs="Arial" w:eastAsia="Arial" w:hAnsi="Arial"/>
@@ -12834,7 +12870,7 @@
               <w:spacing w:after="10" w:before="0"/>
               <w:ind w:left="120"/>
             </w:pPr>
-            <w:hyperlink w:history="1" r:id="rIdbrrclaal42wcy7gsoaik7">
+            <w:hyperlink w:history="1" r:id="rId5dd-44cwnwhegt8rmazbk">
               <w:r>
                 <w:rPr>
                   <w:rFonts w:ascii="Arial" w:cs="Arial" w:eastAsia="Arial" w:hAnsi="Arial"/>
@@ -13029,7 +13065,7 @@
             <w:pPr>
               <w:spacing w:after="20" w:before="0"/>
             </w:pPr>
-            <w:hyperlink w:history="1" r:id="rIdc14-tq3jpycne-z1kvtf5">
+            <w:hyperlink w:history="1" r:id="rIdnksfzpdhfi9_oe17vus9h">
               <w:r>
                 <w:rPr>
                   <w:rFonts w:ascii="Arial" w:cs="Arial" w:eastAsia="Arial" w:hAnsi="Arial"/>
@@ -13062,7 +13098,7 @@
               <w:spacing w:after="10" w:before="0"/>
               <w:ind w:left="120"/>
             </w:pPr>
-            <w:hyperlink w:history="1" r:id="rIdkwt8ll6vbfmcxtmv_sbkc">
+            <w:hyperlink w:history="1" r:id="rIdx4ma_g0jmne-xpsb6sqq1">
               <w:r>
                 <w:rPr>
                   <w:rFonts w:ascii="Arial" w:cs="Arial" w:eastAsia="Arial" w:hAnsi="Arial"/>
@@ -13107,7 +13143,7 @@
             <w:pPr>
               <w:spacing w:after="20" w:before="0"/>
             </w:pPr>
-            <w:hyperlink w:history="1" r:id="rIdspllkemtlurfm6j3nxkti">
+            <w:hyperlink w:history="1" r:id="rIdtaylglpya3cu_dp4naw_w">
               <w:r>
                 <w:rPr>
                   <w:rFonts w:ascii="Arial" w:cs="Arial" w:eastAsia="Arial" w:hAnsi="Arial"/>
@@ -13140,7 +13176,7 @@
               <w:spacing w:after="10" w:before="0"/>
               <w:ind w:left="120"/>
             </w:pPr>
-            <w:hyperlink w:history="1" r:id="rIdbsoq7eowbp_rp312f7g7l">
+            <w:hyperlink w:history="1" r:id="rIdhsqjiqbloi8qu5fvixyes">
               <w:r>
                 <w:rPr>
                   <w:rFonts w:ascii="Arial" w:cs="Arial" w:eastAsia="Arial" w:hAnsi="Arial"/>
@@ -13335,7 +13371,7 @@
             <w:pPr>
               <w:spacing w:after="20" w:before="0"/>
             </w:pPr>
-            <w:hyperlink w:history="1" r:id="rIdqou8id9nkrdx2msazustg">
+            <w:hyperlink w:history="1" r:id="rIdfyno_8dmyge9xaqugzejj">
               <w:r>
                 <w:rPr>
                   <w:rFonts w:ascii="Arial" w:cs="Arial" w:eastAsia="Arial" w:hAnsi="Arial"/>
@@ -13368,7 +13404,7 @@
               <w:spacing w:after="10" w:before="0"/>
               <w:ind w:left="120"/>
             </w:pPr>
-            <w:hyperlink w:history="1" r:id="rIdypssk4q3m7xc3ojhp7rpi">
+            <w:hyperlink w:history="1" r:id="rIdzboma4zedbtpik7c2npmn">
               <w:r>
                 <w:rPr>
                   <w:rFonts w:ascii="Arial" w:cs="Arial" w:eastAsia="Arial" w:hAnsi="Arial"/>
@@ -13413,7 +13449,7 @@
             <w:pPr>
               <w:spacing w:after="20" w:before="0"/>
             </w:pPr>
-            <w:hyperlink w:history="1" r:id="rIdawrow0nzvtb2ageesaxub">
+            <w:hyperlink w:history="1" r:id="rId1ybaddn6mbknuxnrbokvo">
               <w:r>
                 <w:rPr>
                   <w:rFonts w:ascii="Arial" w:cs="Arial" w:eastAsia="Arial" w:hAnsi="Arial"/>
@@ -13446,7 +13482,7 @@
               <w:spacing w:after="10" w:before="0"/>
               <w:ind w:left="120"/>
             </w:pPr>
-            <w:hyperlink w:history="1" r:id="rIdqbw1cuf2bjza6hsf4scjc">
+            <w:hyperlink w:history="1" r:id="rIdjxhpq5fcu8r20gdjviip9">
               <w:r>
                 <w:rPr>
                   <w:rFonts w:ascii="Arial" w:cs="Arial" w:eastAsia="Arial" w:hAnsi="Arial"/>
@@ -14885,32 +14921,32 @@
         <w:tc>
           <w:tcPr>
             <w:tcW w:type="dxa" w:w="1520"/>
-            <w:shd w:fill="F2F2F2" w:color="auto" w:val="clear"/>
-            <w:tcMar>
-              <w:top w:type="dxa" w:w="60"/>
-              <w:left w:type="dxa" w:w="120"/>
-              <w:bottom w:type="dxa" w:w="60"/>
-              <w:right w:type="dxa" w:w="120"/>
-            </w:tcMar>
-            <w:vAlign w:val="top"/>
-          </w:tcPr>
-          <w:p>
-            <w:pPr>
-              <w:spacing w:after="40" w:before="0"/>
-              <w:jc w:val="left"/>
-            </w:pPr>
-            <w:r>
-              <w:rPr>
-                <w:rFonts w:ascii="Arial" w:cs="Arial" w:eastAsia="Arial" w:hAnsi="Arial"/>
-                <w:b/>
-                <w:bCs/>
-                <w:i w:val="false"/>
-                <w:iCs w:val="false"/>
-                <w:color w:val="000000"/>
-                <w:sz w:val="18"/>
-                <w:szCs w:val="18"/>
-              </w:rPr>
-              <w:t xml:space="preserve">Phase 1 — PREDICT: Can Factorisation Always Save Us?</w:t>
+            <w:shd w:fill="EAD1F5" w:color="auto" w:val="clear"/>
+            <w:tcMar>
+              <w:top w:type="dxa" w:w="60"/>
+              <w:left w:type="dxa" w:w="120"/>
+              <w:bottom w:type="dxa" w:w="60"/>
+              <w:right w:type="dxa" w:w="120"/>
+            </w:tcMar>
+            <w:vAlign w:val="top"/>
+          </w:tcPr>
+          <w:p>
+            <w:pPr>
+              <w:spacing w:after="40" w:before="0"/>
+              <w:jc w:val="left"/>
+            </w:pPr>
+            <w:r>
+              <w:rPr>
+                <w:rFonts w:ascii="Arial" w:cs="Arial" w:eastAsia="Arial" w:hAnsi="Arial"/>
+                <w:b/>
+                <w:bCs/>
+                <w:i w:val="false"/>
+                <w:iCs w:val="false"/>
+                <w:color w:val="000000"/>
+                <w:sz w:val="18"/>
+                <w:szCs w:val="18"/>
+              </w:rPr>
+              <w:t xml:space="preserve">Predict Phase</w:t>
             </w:r>
           </w:p>
           <w:p>
@@ -14933,7 +14969,7 @@
             <w:pPr>
               <w:spacing w:after="20" w:before="0"/>
             </w:pPr>
-            <w:hyperlink w:history="1" r:id="rIdwuehi87ehnpmfitkrpja6">
+            <w:hyperlink w:history="1" r:id="rIdetzkuizmubdfqez3sb4y7">
               <w:r>
                 <w:rPr>
                   <w:rFonts w:ascii="Arial" w:cs="Arial" w:eastAsia="Arial" w:hAnsi="Arial"/>
@@ -14966,7 +15002,7 @@
               <w:spacing w:after="10" w:before="0"/>
               <w:ind w:left="120"/>
             </w:pPr>
-            <w:hyperlink w:history="1" r:id="rIdipaqe6plshi_kehmjqbnz">
+            <w:hyperlink w:history="1" r:id="rIdye1n6_a1ozt7e1jf5pzea">
               <w:r>
                 <w:rPr>
                   <w:rFonts w:ascii="Arial" w:cs="Arial" w:eastAsia="Arial" w:hAnsi="Arial"/>
@@ -15011,7 +15047,7 @@
             <w:pPr>
               <w:spacing w:after="20" w:before="0"/>
             </w:pPr>
-            <w:hyperlink w:history="1" r:id="rIdvfatuivecwqgow890b2yr">
+            <w:hyperlink w:history="1" r:id="rId3paq243wnixymg64m4z2z">
               <w:r>
                 <w:rPr>
                   <w:rFonts w:ascii="Arial" w:cs="Arial" w:eastAsia="Arial" w:hAnsi="Arial"/>
@@ -15044,7 +15080,7 @@
               <w:spacing w:after="10" w:before="0"/>
               <w:ind w:left="120"/>
             </w:pPr>
-            <w:hyperlink w:history="1" r:id="rIdr_hlo5cgytzngzatemgha">
+            <w:hyperlink w:history="1" r:id="rIdjjwvahjogdfpu6pgis0eb">
               <w:r>
                 <w:rPr>
                   <w:rFonts w:ascii="Arial" w:cs="Arial" w:eastAsia="Arial" w:hAnsi="Arial"/>
@@ -15191,32 +15227,32 @@
         <w:tc>
           <w:tcPr>
             <w:tcW w:type="dxa" w:w="1520"/>
-            <w:shd w:fill="F2F2F2" w:color="auto" w:val="clear"/>
-            <w:tcMar>
-              <w:top w:type="dxa" w:w="60"/>
-              <w:left w:type="dxa" w:w="120"/>
-              <w:bottom w:type="dxa" w:w="60"/>
-              <w:right w:type="dxa" w:w="120"/>
-            </w:tcMar>
-            <w:vAlign w:val="top"/>
-          </w:tcPr>
-          <w:p>
-            <w:pPr>
-              <w:spacing w:after="40" w:before="0"/>
-              <w:jc w:val="left"/>
-            </w:pPr>
-            <w:r>
-              <w:rPr>
-                <w:rFonts w:ascii="Arial" w:cs="Arial" w:eastAsia="Arial" w:hAnsi="Arial"/>
-                <w:b/>
-                <w:bCs/>
-                <w:i w:val="false"/>
-                <w:iCs w:val="false"/>
-                <w:color w:val="000000"/>
-                <w:sz w:val="18"/>
-                <w:szCs w:val="18"/>
-              </w:rPr>
-              <w:t xml:space="preserve">Phase 2 — OBSERVE: The Geometry of Completing the Square</w:t>
+            <w:shd w:fill="D9EEF1" w:color="auto" w:val="clear"/>
+            <w:tcMar>
+              <w:top w:type="dxa" w:w="60"/>
+              <w:left w:type="dxa" w:w="120"/>
+              <w:bottom w:type="dxa" w:w="60"/>
+              <w:right w:type="dxa" w:w="120"/>
+            </w:tcMar>
+            <w:vAlign w:val="top"/>
+          </w:tcPr>
+          <w:p>
+            <w:pPr>
+              <w:spacing w:after="40" w:before="0"/>
+              <w:jc w:val="left"/>
+            </w:pPr>
+            <w:r>
+              <w:rPr>
+                <w:rFonts w:ascii="Arial" w:cs="Arial" w:eastAsia="Arial" w:hAnsi="Arial"/>
+                <w:b/>
+                <w:bCs/>
+                <w:i w:val="false"/>
+                <w:iCs w:val="false"/>
+                <w:color w:val="000000"/>
+                <w:sz w:val="18"/>
+                <w:szCs w:val="18"/>
+              </w:rPr>
+              <w:t xml:space="preserve">Observe Phase</w:t>
             </w:r>
           </w:p>
           <w:p>
@@ -15239,7 +15275,7 @@
             <w:pPr>
               <w:spacing w:after="20" w:before="0"/>
             </w:pPr>
-            <w:hyperlink w:history="1" r:id="rIddfsxuttlyivfh3r96s6by">
+            <w:hyperlink w:history="1" r:id="rId-z0uhg3wz8m5hc5mihmqc">
               <w:r>
                 <w:rPr>
                   <w:rFonts w:ascii="Arial" w:cs="Arial" w:eastAsia="Arial" w:hAnsi="Arial"/>
@@ -15272,7 +15308,7 @@
               <w:spacing w:after="10" w:before="0"/>
               <w:ind w:left="120"/>
             </w:pPr>
-            <w:hyperlink w:history="1" r:id="rIdc_iy3wo2tlz0rv6_vrg-k">
+            <w:hyperlink w:history="1" r:id="rIdibu8ts9gre90nzhbfdeqk">
               <w:r>
                 <w:rPr>
                   <w:rFonts w:ascii="Arial" w:cs="Arial" w:eastAsia="Arial" w:hAnsi="Arial"/>
@@ -15317,7 +15353,7 @@
             <w:pPr>
               <w:spacing w:after="20" w:before="0"/>
             </w:pPr>
-            <w:hyperlink w:history="1" r:id="rIdzx1z18cva9dsm7twdcloz">
+            <w:hyperlink w:history="1" r:id="rIdnk_2figolfkd1rzezbh4t">
               <w:r>
                 <w:rPr>
                   <w:rFonts w:ascii="Arial" w:cs="Arial" w:eastAsia="Arial" w:hAnsi="Arial"/>
@@ -15350,7 +15386,7 @@
               <w:spacing w:after="10" w:before="0"/>
               <w:ind w:left="120"/>
             </w:pPr>
-            <w:hyperlink w:history="1" r:id="rIdpf7kxsdhsftqyy0nx_avp">
+            <w:hyperlink w:history="1" r:id="rIdkmibk1wemmosyirsoqfl6">
               <w:r>
                 <w:rPr>
                   <w:rFonts w:ascii="Arial" w:cs="Arial" w:eastAsia="Arial" w:hAnsi="Arial"/>
@@ -15497,32 +15533,32 @@
         <w:tc>
           <w:tcPr>
             <w:tcW w:type="dxa" w:w="1520"/>
-            <w:shd w:fill="F2F2F2" w:color="auto" w:val="clear"/>
-            <w:tcMar>
-              <w:top w:type="dxa" w:w="60"/>
-              <w:left w:type="dxa" w:w="120"/>
-              <w:bottom w:type="dxa" w:w="60"/>
-              <w:right w:type="dxa" w:w="120"/>
-            </w:tcMar>
-            <w:vAlign w:val="top"/>
-          </w:tcPr>
-          <w:p>
-            <w:pPr>
-              <w:spacing w:after="40" w:before="0"/>
-              <w:jc w:val="left"/>
-            </w:pPr>
-            <w:r>
-              <w:rPr>
-                <w:rFonts w:ascii="Arial" w:cs="Arial" w:eastAsia="Arial" w:hAnsi="Arial"/>
-                <w:b/>
-                <w:bCs/>
-                <w:i w:val="false"/>
-                <w:iCs w:val="false"/>
-                <w:color w:val="000000"/>
-                <w:sz w:val="18"/>
-                <w:szCs w:val="18"/>
-              </w:rPr>
-              <w:t xml:space="preserve">Phase 3 — EXPLAIN: The Algorithm and Solving for x</w:t>
+            <w:shd w:fill="E2EFDA" w:color="auto" w:val="clear"/>
+            <w:tcMar>
+              <w:top w:type="dxa" w:w="60"/>
+              <w:left w:type="dxa" w:w="120"/>
+              <w:bottom w:type="dxa" w:w="60"/>
+              <w:right w:type="dxa" w:w="120"/>
+            </w:tcMar>
+            <w:vAlign w:val="top"/>
+          </w:tcPr>
+          <w:p>
+            <w:pPr>
+              <w:spacing w:after="40" w:before="0"/>
+              <w:jc w:val="left"/>
+            </w:pPr>
+            <w:r>
+              <w:rPr>
+                <w:rFonts w:ascii="Arial" w:cs="Arial" w:eastAsia="Arial" w:hAnsi="Arial"/>
+                <w:b/>
+                <w:bCs/>
+                <w:i w:val="false"/>
+                <w:iCs w:val="false"/>
+                <w:color w:val="000000"/>
+                <w:sz w:val="18"/>
+                <w:szCs w:val="18"/>
+              </w:rPr>
+              <w:t xml:space="preserve">Explain Phase</w:t>
             </w:r>
           </w:p>
           <w:p>
@@ -15545,7 +15581,7 @@
             <w:pPr>
               <w:spacing w:after="20" w:before="0"/>
             </w:pPr>
-            <w:hyperlink w:history="1" r:id="rIde87mczdsqwfdkrenrixtr">
+            <w:hyperlink w:history="1" r:id="rIdxaj8kkop5dobp4_rwgmxs">
               <w:r>
                 <w:rPr>
                   <w:rFonts w:ascii="Arial" w:cs="Arial" w:eastAsia="Arial" w:hAnsi="Arial"/>
@@ -15578,7 +15614,7 @@
               <w:spacing w:after="10" w:before="0"/>
               <w:ind w:left="120"/>
             </w:pPr>
-            <w:hyperlink w:history="1" r:id="rIdfuhef_dcyu2rvlhedxk9v">
+            <w:hyperlink w:history="1" r:id="rIdnfcrh_sddumwq9smkp27t">
               <w:r>
                 <w:rPr>
                   <w:rFonts w:ascii="Arial" w:cs="Arial" w:eastAsia="Arial" w:hAnsi="Arial"/>
@@ -15623,7 +15659,7 @@
             <w:pPr>
               <w:spacing w:after="20" w:before="0"/>
             </w:pPr>
-            <w:hyperlink w:history="1" r:id="rId6-g6cagoizevh8mgfpjpl">
+            <w:hyperlink w:history="1" r:id="rIdxlkjx76fdvmv813hr9imb">
               <w:r>
                 <w:rPr>
                   <w:rFonts w:ascii="Arial" w:cs="Arial" w:eastAsia="Arial" w:hAnsi="Arial"/>
@@ -15656,7 +15692,7 @@
               <w:spacing w:after="10" w:before="0"/>
               <w:ind w:left="120"/>
             </w:pPr>
-            <w:hyperlink w:history="1" r:id="rIdatvp_lqkfsqdmcmd4tgfr">
+            <w:hyperlink w:history="1" r:id="rIdipkopvnjigocrytxtrxjz">
               <w:r>
                 <w:rPr>
                   <w:rFonts w:ascii="Arial" w:cs="Arial" w:eastAsia="Arial" w:hAnsi="Arial"/>
@@ -15803,32 +15839,32 @@
         <w:tc>
           <w:tcPr>
             <w:tcW w:type="dxa" w:w="1520"/>
-            <w:shd w:fill="F2F2F2" w:color="auto" w:val="clear"/>
-            <w:tcMar>
-              <w:top w:type="dxa" w:w="60"/>
-              <w:left w:type="dxa" w:w="120"/>
-              <w:bottom w:type="dxa" w:w="60"/>
-              <w:right w:type="dxa" w:w="120"/>
-            </w:tcMar>
-            <w:vAlign w:val="top"/>
-          </w:tcPr>
-          <w:p>
-            <w:pPr>
-              <w:spacing w:after="40" w:before="0"/>
-              <w:jc w:val="left"/>
-            </w:pPr>
-            <w:r>
-              <w:rPr>
-                <w:rFonts w:ascii="Arial" w:cs="Arial" w:eastAsia="Arial" w:hAnsi="Arial"/>
-                <w:b/>
-                <w:bCs/>
-                <w:i w:val="false"/>
-                <w:iCs w:val="false"/>
-                <w:color w:val="000000"/>
-                <w:sz w:val="18"/>
-                <w:szCs w:val="18"/>
-              </w:rPr>
-              <w:t xml:space="preserve">Phase 4 — DRIVING QUESTION BOARD (DQB) UPDATE</w:t>
+            <w:shd w:fill="FCE4D6" w:color="auto" w:val="clear"/>
+            <w:tcMar>
+              <w:top w:type="dxa" w:w="60"/>
+              <w:left w:type="dxa" w:w="120"/>
+              <w:bottom w:type="dxa" w:w="60"/>
+              <w:right w:type="dxa" w:w="120"/>
+            </w:tcMar>
+            <w:vAlign w:val="top"/>
+          </w:tcPr>
+          <w:p>
+            <w:pPr>
+              <w:spacing w:after="40" w:before="0"/>
+              <w:jc w:val="left"/>
+            </w:pPr>
+            <w:r>
+              <w:rPr>
+                <w:rFonts w:ascii="Arial" w:cs="Arial" w:eastAsia="Arial" w:hAnsi="Arial"/>
+                <w:b/>
+                <w:bCs/>
+                <w:i w:val="false"/>
+                <w:iCs w:val="false"/>
+                <w:color w:val="000000"/>
+                <w:sz w:val="18"/>
+                <w:szCs w:val="18"/>
+              </w:rPr>
+              <w:t xml:space="preserve">Driving Question Board (DQB) Creation</w:t>
             </w:r>
           </w:p>
           <w:p>
@@ -15851,7 +15887,7 @@
             <w:pPr>
               <w:spacing w:after="20" w:before="0"/>
             </w:pPr>
-            <w:hyperlink w:history="1" r:id="rIdtgsxab12urzx8si5zk2in">
+            <w:hyperlink w:history="1" r:id="rIdmrndpbksdtuv1x1e47a7d">
               <w:r>
                 <w:rPr>
                   <w:rFonts w:ascii="Arial" w:cs="Arial" w:eastAsia="Arial" w:hAnsi="Arial"/>
@@ -15884,7 +15920,7 @@
               <w:spacing w:after="10" w:before="0"/>
               <w:ind w:left="120"/>
             </w:pPr>
-            <w:hyperlink w:history="1" r:id="rIdwfwiuoapr2b1fb9lnjv6i">
+            <w:hyperlink w:history="1" r:id="rIdowvs_h_ogzpgh9_a41vsi">
               <w:r>
                 <w:rPr>
                   <w:rFonts w:ascii="Arial" w:cs="Arial" w:eastAsia="Arial" w:hAnsi="Arial"/>
@@ -15929,7 +15965,7 @@
             <w:pPr>
               <w:spacing w:after="20" w:before="0"/>
             </w:pPr>
-            <w:hyperlink w:history="1" r:id="rIdlmzra_0dvclc0ngcxv2d_">
+            <w:hyperlink w:history="1" r:id="rId5tuub1izhnao8-iomu7hy">
               <w:r>
                 <w:rPr>
                   <w:rFonts w:ascii="Arial" w:cs="Arial" w:eastAsia="Arial" w:hAnsi="Arial"/>
@@ -15962,7 +15998,7 @@
               <w:spacing w:after="10" w:before="0"/>
               <w:ind w:left="120"/>
             </w:pPr>
-            <w:hyperlink w:history="1" r:id="rIdml7cdqr6x-_yi8qvfz2mw">
+            <w:hyperlink w:history="1" r:id="rIdazks3gwsu8kxi8dmd75eu">
               <w:r>
                 <w:rPr>
                   <w:rFonts w:ascii="Arial" w:cs="Arial" w:eastAsia="Arial" w:hAnsi="Arial"/>
@@ -16109,32 +16145,32 @@
         <w:tc>
           <w:tcPr>
             <w:tcW w:type="dxa" w:w="1520"/>
-            <w:shd w:fill="F2F2F2" w:color="auto" w:val="clear"/>
-            <w:tcMar>
-              <w:top w:type="dxa" w:w="60"/>
-              <w:left w:type="dxa" w:w="120"/>
-              <w:bottom w:type="dxa" w:w="60"/>
-              <w:right w:type="dxa" w:w="120"/>
-            </w:tcMar>
-            <w:vAlign w:val="top"/>
-          </w:tcPr>
-          <w:p>
-            <w:pPr>
-              <w:spacing w:after="40" w:before="0"/>
-              <w:jc w:val="left"/>
-            </w:pPr>
-            <w:r>
-              <w:rPr>
-                <w:rFonts w:ascii="Arial" w:cs="Arial" w:eastAsia="Arial" w:hAnsi="Arial"/>
-                <w:b/>
-                <w:bCs/>
-                <w:i w:val="false"/>
-                <w:iCs w:val="false"/>
-                <w:color w:val="000000"/>
-                <w:sz w:val="18"/>
-                <w:szCs w:val="18"/>
-              </w:rPr>
-              <w:t xml:space="preserve">Phase 5 — MODEL BUILDING: Updating the Cumulative Representation</w:t>
+            <w:shd w:fill="D5E8F0" w:color="auto" w:val="clear"/>
+            <w:tcMar>
+              <w:top w:type="dxa" w:w="60"/>
+              <w:left w:type="dxa" w:w="120"/>
+              <w:bottom w:type="dxa" w:w="60"/>
+              <w:right w:type="dxa" w:w="120"/>
+            </w:tcMar>
+            <w:vAlign w:val="top"/>
+          </w:tcPr>
+          <w:p>
+            <w:pPr>
+              <w:spacing w:after="40" w:before="0"/>
+              <w:jc w:val="left"/>
+            </w:pPr>
+            <w:r>
+              <w:rPr>
+                <w:rFonts w:ascii="Arial" w:cs="Arial" w:eastAsia="Arial" w:hAnsi="Arial"/>
+                <w:b/>
+                <w:bCs/>
+                <w:i w:val="false"/>
+                <w:iCs w:val="false"/>
+                <w:color w:val="000000"/>
+                <w:sz w:val="18"/>
+                <w:szCs w:val="18"/>
+              </w:rPr>
+              <w:t xml:space="preserve">Model Building Phase</w:t>
             </w:r>
           </w:p>
           <w:p>
@@ -16157,7 +16193,7 @@
             <w:pPr>
               <w:spacing w:after="20" w:before="0"/>
             </w:pPr>
-            <w:hyperlink w:history="1" r:id="rIdfbfcr95gta2i8u2pvbxhh">
+            <w:hyperlink w:history="1" r:id="rId_bzbmryyd730dr-adkqtm">
               <w:r>
                 <w:rPr>
                   <w:rFonts w:ascii="Arial" w:cs="Arial" w:eastAsia="Arial" w:hAnsi="Arial"/>
@@ -16190,7 +16226,7 @@
               <w:spacing w:after="10" w:before="0"/>
               <w:ind w:left="120"/>
             </w:pPr>
-            <w:hyperlink w:history="1" r:id="rId6s4j2tabj4eldrpjm89w6">
+            <w:hyperlink w:history="1" r:id="rIdglzb6dvpyl3y8kvownw99">
               <w:r>
                 <w:rPr>
                   <w:rFonts w:ascii="Arial" w:cs="Arial" w:eastAsia="Arial" w:hAnsi="Arial"/>
@@ -16235,7 +16271,7 @@
             <w:pPr>
               <w:spacing w:after="20" w:before="0"/>
             </w:pPr>
-            <w:hyperlink w:history="1" r:id="rIdiwelxm9khf_rts0gi-mtj">
+            <w:hyperlink w:history="1" r:id="rIdwdmxvc3_wlyvh4e0_xft2">
               <w:r>
                 <w:rPr>
                   <w:rFonts w:ascii="Arial" w:cs="Arial" w:eastAsia="Arial" w:hAnsi="Arial"/>
@@ -16268,7 +16304,7 @@
               <w:spacing w:after="10" w:before="0"/>
               <w:ind w:left="120"/>
             </w:pPr>
-            <w:hyperlink w:history="1" r:id="rIdv4tkucbhwg1mnjoro_hdm">
+            <w:hyperlink w:history="1" r:id="rIdfwujav2sdjwaoqcrb45r_">
               <w:r>
                 <w:rPr>
                   <w:rFonts w:ascii="Arial" w:cs="Arial" w:eastAsia="Arial" w:hAnsi="Arial"/>
@@ -17802,32 +17838,32 @@
         <w:tc>
           <w:tcPr>
             <w:tcW w:type="dxa" w:w="1520"/>
-            <w:shd w:fill="F2F2F2" w:color="auto" w:val="clear"/>
-            <w:tcMar>
-              <w:top w:type="dxa" w:w="60"/>
-              <w:left w:type="dxa" w:w="120"/>
-              <w:bottom w:type="dxa" w:w="60"/>
-              <w:right w:type="dxa" w:w="120"/>
-            </w:tcMar>
-            <w:vAlign w:val="top"/>
-          </w:tcPr>
-          <w:p>
-            <w:pPr>
-              <w:spacing w:after="40" w:before="0"/>
-              <w:jc w:val="left"/>
-            </w:pPr>
-            <w:r>
-              <w:rPr>
-                <w:rFonts w:ascii="Arial" w:cs="Arial" w:eastAsia="Arial" w:hAnsi="Arial"/>
-                <w:b/>
-                <w:bCs/>
-                <w:i w:val="false"/>
-                <w:iCs w:val="false"/>
-                <w:color w:val="000000"/>
-                <w:sz w:val="18"/>
-                <w:szCs w:val="18"/>
-              </w:rPr>
-              <w:t xml:space="preserve">Phase 1 — Predict</w:t>
+            <w:shd w:fill="EAD1F5" w:color="auto" w:val="clear"/>
+            <w:tcMar>
+              <w:top w:type="dxa" w:w="60"/>
+              <w:left w:type="dxa" w:w="120"/>
+              <w:bottom w:type="dxa" w:w="60"/>
+              <w:right w:type="dxa" w:w="120"/>
+            </w:tcMar>
+            <w:vAlign w:val="top"/>
+          </w:tcPr>
+          <w:p>
+            <w:pPr>
+              <w:spacing w:after="40" w:before="0"/>
+              <w:jc w:val="left"/>
+            </w:pPr>
+            <w:r>
+              <w:rPr>
+                <w:rFonts w:ascii="Arial" w:cs="Arial" w:eastAsia="Arial" w:hAnsi="Arial"/>
+                <w:b/>
+                <w:bCs/>
+                <w:i w:val="false"/>
+                <w:iCs w:val="false"/>
+                <w:color w:val="000000"/>
+                <w:sz w:val="18"/>
+                <w:szCs w:val="18"/>
+              </w:rPr>
+              <w:t xml:space="preserve">Predict Phase</w:t>
             </w:r>
           </w:p>
           <w:p>
@@ -17850,7 +17886,7 @@
             <w:pPr>
               <w:spacing w:after="20" w:before="0"/>
             </w:pPr>
-            <w:hyperlink w:history="1" r:id="rIdxw0act-nxntpcdg-oypwf">
+            <w:hyperlink w:history="1" r:id="rIdvcy9vdjhy0pdpyusksjiz">
               <w:r>
                 <w:rPr>
                   <w:rFonts w:ascii="Arial" w:cs="Arial" w:eastAsia="Arial" w:hAnsi="Arial"/>
@@ -17883,7 +17919,7 @@
               <w:spacing w:after="10" w:before="0"/>
               <w:ind w:left="120"/>
             </w:pPr>
-            <w:hyperlink w:history="1" r:id="rIdalsgxkjv6yrcflzq3r_lm">
+            <w:hyperlink w:history="1" r:id="rId6khs_citaumhcjwufzzmd">
               <w:r>
                 <w:rPr>
                   <w:rFonts w:ascii="Arial" w:cs="Arial" w:eastAsia="Arial" w:hAnsi="Arial"/>
@@ -17928,7 +17964,7 @@
             <w:pPr>
               <w:spacing w:after="20" w:before="0"/>
             </w:pPr>
-            <w:hyperlink w:history="1" r:id="rIdezyzkqweqkjbssxgrbe8b">
+            <w:hyperlink w:history="1" r:id="rIdfmdfiz80oqom5od6sjs-s">
               <w:r>
                 <w:rPr>
                   <w:rFonts w:ascii="Arial" w:cs="Arial" w:eastAsia="Arial" w:hAnsi="Arial"/>
@@ -17961,7 +17997,7 @@
               <w:spacing w:after="10" w:before="0"/>
               <w:ind w:left="120"/>
             </w:pPr>
-            <w:hyperlink w:history="1" r:id="rIdai5uz4ebppmif08okkl3o">
+            <w:hyperlink w:history="1" r:id="rIdvel4wposbgbld2navyhbq">
               <w:r>
                 <w:rPr>
                   <w:rFonts w:ascii="Arial" w:cs="Arial" w:eastAsia="Arial" w:hAnsi="Arial"/>
@@ -18108,32 +18144,32 @@
         <w:tc>
           <w:tcPr>
             <w:tcW w:type="dxa" w:w="1520"/>
-            <w:shd w:fill="F2F2F2" w:color="auto" w:val="clear"/>
-            <w:tcMar>
-              <w:top w:type="dxa" w:w="60"/>
-              <w:left w:type="dxa" w:w="120"/>
-              <w:bottom w:type="dxa" w:w="60"/>
-              <w:right w:type="dxa" w:w="120"/>
-            </w:tcMar>
-            <w:vAlign w:val="top"/>
-          </w:tcPr>
-          <w:p>
-            <w:pPr>
-              <w:spacing w:after="40" w:before="0"/>
-              <w:jc w:val="left"/>
-            </w:pPr>
-            <w:r>
-              <w:rPr>
-                <w:rFonts w:ascii="Arial" w:cs="Arial" w:eastAsia="Arial" w:hAnsi="Arial"/>
-                <w:b/>
-                <w:bCs/>
-                <w:i w:val="false"/>
-                <w:iCs w:val="false"/>
-                <w:color w:val="000000"/>
-                <w:sz w:val="18"/>
-                <w:szCs w:val="18"/>
-              </w:rPr>
-              <w:t xml:space="preserve">Phase 2 — Observe (Guided Derivation + Applied Problems)</w:t>
+            <w:shd w:fill="D9EEF1" w:color="auto" w:val="clear"/>
+            <w:tcMar>
+              <w:top w:type="dxa" w:w="60"/>
+              <w:left w:type="dxa" w:w="120"/>
+              <w:bottom w:type="dxa" w:w="60"/>
+              <w:right w:type="dxa" w:w="120"/>
+            </w:tcMar>
+            <w:vAlign w:val="top"/>
+          </w:tcPr>
+          <w:p>
+            <w:pPr>
+              <w:spacing w:after="40" w:before="0"/>
+              <w:jc w:val="left"/>
+            </w:pPr>
+            <w:r>
+              <w:rPr>
+                <w:rFonts w:ascii="Arial" w:cs="Arial" w:eastAsia="Arial" w:hAnsi="Arial"/>
+                <w:b/>
+                <w:bCs/>
+                <w:i w:val="false"/>
+                <w:iCs w:val="false"/>
+                <w:color w:val="000000"/>
+                <w:sz w:val="18"/>
+                <w:szCs w:val="18"/>
+              </w:rPr>
+              <w:t xml:space="preserve">Observe Phase</w:t>
             </w:r>
           </w:p>
           <w:p>
@@ -18156,7 +18192,7 @@
             <w:pPr>
               <w:spacing w:after="20" w:before="0"/>
             </w:pPr>
-            <w:hyperlink w:history="1" r:id="rIdrjti2ww2hv-ne1fqmlzfa">
+            <w:hyperlink w:history="1" r:id="rIddn_5ml3jwyos8u-wa8jyu">
               <w:r>
                 <w:rPr>
                   <w:rFonts w:ascii="Arial" w:cs="Arial" w:eastAsia="Arial" w:hAnsi="Arial"/>
@@ -18189,7 +18225,7 @@
               <w:spacing w:after="10" w:before="0"/>
               <w:ind w:left="120"/>
             </w:pPr>
-            <w:hyperlink w:history="1" r:id="rIdg7ti-h7769xdn1rvlphcw">
+            <w:hyperlink w:history="1" r:id="rIdadoqvluqcjlgfs4f__wki">
               <w:r>
                 <w:rPr>
                   <w:rFonts w:ascii="Arial" w:cs="Arial" w:eastAsia="Arial" w:hAnsi="Arial"/>
@@ -18234,7 +18270,7 @@
             <w:pPr>
               <w:spacing w:after="20" w:before="0"/>
             </w:pPr>
-            <w:hyperlink w:history="1" r:id="rIdjpbfnxqhsztxl-bu_awi0">
+            <w:hyperlink w:history="1" r:id="rIdqnp9fvk6qbdnq7bb7icvx">
               <w:r>
                 <w:rPr>
                   <w:rFonts w:ascii="Arial" w:cs="Arial" w:eastAsia="Arial" w:hAnsi="Arial"/>
@@ -18267,7 +18303,7 @@
               <w:spacing w:after="10" w:before="0"/>
               <w:ind w:left="120"/>
             </w:pPr>
-            <w:hyperlink w:history="1" r:id="rIdvan7spau4kadkmqymltal">
+            <w:hyperlink w:history="1" r:id="rIdaauesjn7fytbnuyyjzhzo">
               <w:r>
                 <w:rPr>
                   <w:rFonts w:ascii="Arial" w:cs="Arial" w:eastAsia="Arial" w:hAnsi="Arial"/>
@@ -18414,32 +18450,32 @@
         <w:tc>
           <w:tcPr>
             <w:tcW w:type="dxa" w:w="1520"/>
-            <w:shd w:fill="F2F2F2" w:color="auto" w:val="clear"/>
-            <w:tcMar>
-              <w:top w:type="dxa" w:w="60"/>
-              <w:left w:type="dxa" w:w="120"/>
-              <w:bottom w:type="dxa" w:w="60"/>
-              <w:right w:type="dxa" w:w="120"/>
-            </w:tcMar>
-            <w:vAlign w:val="top"/>
-          </w:tcPr>
-          <w:p>
-            <w:pPr>
-              <w:spacing w:after="40" w:before="0"/>
-              <w:jc w:val="left"/>
-            </w:pPr>
-            <w:r>
-              <w:rPr>
-                <w:rFonts w:ascii="Arial" w:cs="Arial" w:eastAsia="Arial" w:hAnsi="Arial"/>
-                <w:b/>
-                <w:bCs/>
-                <w:i w:val="false"/>
-                <w:iCs w:val="false"/>
-                <w:color w:val="000000"/>
-                <w:sz w:val="18"/>
-                <w:szCs w:val="18"/>
-              </w:rPr>
-              <w:t xml:space="preserve">Phase 3 — Explain (Discriminant Analysis &amp; Method Comparison)</w:t>
+            <w:shd w:fill="E2EFDA" w:color="auto" w:val="clear"/>
+            <w:tcMar>
+              <w:top w:type="dxa" w:w="60"/>
+              <w:left w:type="dxa" w:w="120"/>
+              <w:bottom w:type="dxa" w:w="60"/>
+              <w:right w:type="dxa" w:w="120"/>
+            </w:tcMar>
+            <w:vAlign w:val="top"/>
+          </w:tcPr>
+          <w:p>
+            <w:pPr>
+              <w:spacing w:after="40" w:before="0"/>
+              <w:jc w:val="left"/>
+            </w:pPr>
+            <w:r>
+              <w:rPr>
+                <w:rFonts w:ascii="Arial" w:cs="Arial" w:eastAsia="Arial" w:hAnsi="Arial"/>
+                <w:b/>
+                <w:bCs/>
+                <w:i w:val="false"/>
+                <w:iCs w:val="false"/>
+                <w:color w:val="000000"/>
+                <w:sz w:val="18"/>
+                <w:szCs w:val="18"/>
+              </w:rPr>
+              <w:t xml:space="preserve">Explain Phase</w:t>
             </w:r>
           </w:p>
           <w:p>
@@ -18462,7 +18498,7 @@
             <w:pPr>
               <w:spacing w:after="20" w:before="0"/>
             </w:pPr>
-            <w:hyperlink w:history="1" r:id="rIdpldfus_vewybeihw1gyo7">
+            <w:hyperlink w:history="1" r:id="rIdl4byna47gbpn2w3qp8ryd">
               <w:r>
                 <w:rPr>
                   <w:rFonts w:ascii="Arial" w:cs="Arial" w:eastAsia="Arial" w:hAnsi="Arial"/>
@@ -18495,7 +18531,7 @@
               <w:spacing w:after="10" w:before="0"/>
               <w:ind w:left="120"/>
             </w:pPr>
-            <w:hyperlink w:history="1" r:id="rIdywqda9nhsrwg4uurgfksn">
+            <w:hyperlink w:history="1" r:id="rIdi78zvkr7o25bsd8qgac8a">
               <w:r>
                 <w:rPr>
                   <w:rFonts w:ascii="Arial" w:cs="Arial" w:eastAsia="Arial" w:hAnsi="Arial"/>
@@ -18540,7 +18576,7 @@
             <w:pPr>
               <w:spacing w:after="20" w:before="0"/>
             </w:pPr>
-            <w:hyperlink w:history="1" r:id="rIditwl1b6qikvqrhlhmkmcx">
+            <w:hyperlink w:history="1" r:id="rId2xinvsqzfghthok8q6ebr">
               <w:r>
                 <w:rPr>
                   <w:rFonts w:ascii="Arial" w:cs="Arial" w:eastAsia="Arial" w:hAnsi="Arial"/>
@@ -18573,7 +18609,7 @@
               <w:spacing w:after="10" w:before="0"/>
               <w:ind w:left="120"/>
             </w:pPr>
-            <w:hyperlink w:history="1" r:id="rIdscyjzz7hkgndv0p4rg8bd">
+            <w:hyperlink w:history="1" r:id="rIdq37gxldfcaqusv7s2mvi9">
               <w:r>
                 <w:rPr>
                   <w:rFonts w:ascii="Arial" w:cs="Arial" w:eastAsia="Arial" w:hAnsi="Arial"/>
@@ -18720,32 +18756,32 @@
         <w:tc>
           <w:tcPr>
             <w:tcW w:type="dxa" w:w="1520"/>
-            <w:shd w:fill="F2F2F2" w:color="auto" w:val="clear"/>
-            <w:tcMar>
-              <w:top w:type="dxa" w:w="60"/>
-              <w:left w:type="dxa" w:w="120"/>
-              <w:bottom w:type="dxa" w:w="60"/>
-              <w:right w:type="dxa" w:w="120"/>
-            </w:tcMar>
-            <w:vAlign w:val="top"/>
-          </w:tcPr>
-          <w:p>
-            <w:pPr>
-              <w:spacing w:after="40" w:before="0"/>
-              <w:jc w:val="left"/>
-            </w:pPr>
-            <w:r>
-              <w:rPr>
-                <w:rFonts w:ascii="Arial" w:cs="Arial" w:eastAsia="Arial" w:hAnsi="Arial"/>
-                <w:b/>
-                <w:bCs/>
-                <w:i w:val="false"/>
-                <w:iCs w:val="false"/>
-                <w:color w:val="000000"/>
-                <w:sz w:val="18"/>
-                <w:szCs w:val="18"/>
-              </w:rPr>
-              <w:t xml:space="preserve">Phase 4 — Driving Question Board (DQB) Update</w:t>
+            <w:shd w:fill="FCE4D6" w:color="auto" w:val="clear"/>
+            <w:tcMar>
+              <w:top w:type="dxa" w:w="60"/>
+              <w:left w:type="dxa" w:w="120"/>
+              <w:bottom w:type="dxa" w:w="60"/>
+              <w:right w:type="dxa" w:w="120"/>
+            </w:tcMar>
+            <w:vAlign w:val="top"/>
+          </w:tcPr>
+          <w:p>
+            <w:pPr>
+              <w:spacing w:after="40" w:before="0"/>
+              <w:jc w:val="left"/>
+            </w:pPr>
+            <w:r>
+              <w:rPr>
+                <w:rFonts w:ascii="Arial" w:cs="Arial" w:eastAsia="Arial" w:hAnsi="Arial"/>
+                <w:b/>
+                <w:bCs/>
+                <w:i w:val="false"/>
+                <w:iCs w:val="false"/>
+                <w:color w:val="000000"/>
+                <w:sz w:val="18"/>
+                <w:szCs w:val="18"/>
+              </w:rPr>
+              <w:t xml:space="preserve">Driving Question Board (DQB) Creation</w:t>
             </w:r>
           </w:p>
           <w:p>
@@ -18768,7 +18804,7 @@
             <w:pPr>
               <w:spacing w:after="20" w:before="0"/>
             </w:pPr>
-            <w:hyperlink w:history="1" r:id="rIdcatl-na48ijvvty_aqoom">
+            <w:hyperlink w:history="1" r:id="rIdvemz3phm6yxuswi6mdu3r">
               <w:r>
                 <w:rPr>
                   <w:rFonts w:ascii="Arial" w:cs="Arial" w:eastAsia="Arial" w:hAnsi="Arial"/>
@@ -18801,7 +18837,7 @@
               <w:spacing w:after="10" w:before="0"/>
               <w:ind w:left="120"/>
             </w:pPr>
-            <w:hyperlink w:history="1" r:id="rIdn6ggft-pdqrmpblv-r9ei">
+            <w:hyperlink w:history="1" r:id="rIduo6jncfci_mj74d2ynhss">
               <w:r>
                 <w:rPr>
                   <w:rFonts w:ascii="Arial" w:cs="Arial" w:eastAsia="Arial" w:hAnsi="Arial"/>
@@ -18846,7 +18882,7 @@
             <w:pPr>
               <w:spacing w:after="20" w:before="0"/>
             </w:pPr>
-            <w:hyperlink w:history="1" r:id="rIdfbe4jaqjvkjlxdwfk5wkq">
+            <w:hyperlink w:history="1" r:id="rIdq75rervjrfv8ghdugvmlt">
               <w:r>
                 <w:rPr>
                   <w:rFonts w:ascii="Arial" w:cs="Arial" w:eastAsia="Arial" w:hAnsi="Arial"/>
@@ -18879,7 +18915,7 @@
               <w:spacing w:after="10" w:before="0"/>
               <w:ind w:left="120"/>
             </w:pPr>
-            <w:hyperlink w:history="1" r:id="rIdolnsurbz7ppkekv6vrzpb">
+            <w:hyperlink w:history="1" r:id="rId4gzhqkyvnmxw_uo89upu7">
               <w:r>
                 <w:rPr>
                   <w:rFonts w:ascii="Arial" w:cs="Arial" w:eastAsia="Arial" w:hAnsi="Arial"/>
@@ -19026,32 +19062,32 @@
         <w:tc>
           <w:tcPr>
             <w:tcW w:type="dxa" w:w="1520"/>
-            <w:shd w:fill="F2F2F2" w:color="auto" w:val="clear"/>
-            <w:tcMar>
-              <w:top w:type="dxa" w:w="60"/>
-              <w:left w:type="dxa" w:w="120"/>
-              <w:bottom w:type="dxa" w:w="60"/>
-              <w:right w:type="dxa" w:w="120"/>
-            </w:tcMar>
-            <w:vAlign w:val="top"/>
-          </w:tcPr>
-          <w:p>
-            <w:pPr>
-              <w:spacing w:after="40" w:before="0"/>
-              <w:jc w:val="left"/>
-            </w:pPr>
-            <w:r>
-              <w:rPr>
-                <w:rFonts w:ascii="Arial" w:cs="Arial" w:eastAsia="Arial" w:hAnsi="Arial"/>
-                <w:b/>
-                <w:bCs/>
-                <w:i w:val="false"/>
-                <w:iCs w:val="false"/>
-                <w:color w:val="000000"/>
-                <w:sz w:val="18"/>
-                <w:szCs w:val="18"/>
-              </w:rPr>
-              <w:t xml:space="preserve">Phase 5 — Model Building</w:t>
+            <w:shd w:fill="D5E8F0" w:color="auto" w:val="clear"/>
+            <w:tcMar>
+              <w:top w:type="dxa" w:w="60"/>
+              <w:left w:type="dxa" w:w="120"/>
+              <w:bottom w:type="dxa" w:w="60"/>
+              <w:right w:type="dxa" w:w="120"/>
+            </w:tcMar>
+            <w:vAlign w:val="top"/>
+          </w:tcPr>
+          <w:p>
+            <w:pPr>
+              <w:spacing w:after="40" w:before="0"/>
+              <w:jc w:val="left"/>
+            </w:pPr>
+            <w:r>
+              <w:rPr>
+                <w:rFonts w:ascii="Arial" w:cs="Arial" w:eastAsia="Arial" w:hAnsi="Arial"/>
+                <w:b/>
+                <w:bCs/>
+                <w:i w:val="false"/>
+                <w:iCs w:val="false"/>
+                <w:color w:val="000000"/>
+                <w:sz w:val="18"/>
+                <w:szCs w:val="18"/>
+              </w:rPr>
+              <w:t xml:space="preserve">Model Building Phase</w:t>
             </w:r>
           </w:p>
           <w:p>
@@ -19074,7 +19110,7 @@
             <w:pPr>
               <w:spacing w:after="20" w:before="0"/>
             </w:pPr>
-            <w:hyperlink w:history="1" r:id="rIdnlascxd-0n0ligyqz6yag">
+            <w:hyperlink w:history="1" r:id="rIduvh4y-zrqsj3dmv_vqiv7">
               <w:r>
                 <w:rPr>
                   <w:rFonts w:ascii="Arial" w:cs="Arial" w:eastAsia="Arial" w:hAnsi="Arial"/>
@@ -19107,7 +19143,7 @@
               <w:spacing w:after="10" w:before="0"/>
               <w:ind w:left="120"/>
             </w:pPr>
-            <w:hyperlink w:history="1" r:id="rIdahodw_ifysgxwuazv5qjk">
+            <w:hyperlink w:history="1" r:id="rIdrdtjevvxfc6vqbovb3lni">
               <w:r>
                 <w:rPr>
                   <w:rFonts w:ascii="Arial" w:cs="Arial" w:eastAsia="Arial" w:hAnsi="Arial"/>
@@ -19152,7 +19188,7 @@
             <w:pPr>
               <w:spacing w:after="20" w:before="0"/>
             </w:pPr>
-            <w:hyperlink w:history="1" r:id="rIdxybmgzowinutatbgvujih">
+            <w:hyperlink w:history="1" r:id="rIdceldcum6jfvwtgn7l9am5">
               <w:r>
                 <w:rPr>
                   <w:rFonts w:ascii="Arial" w:cs="Arial" w:eastAsia="Arial" w:hAnsi="Arial"/>
@@ -19185,7 +19221,7 @@
               <w:spacing w:after="10" w:before="0"/>
               <w:ind w:left="120"/>
             </w:pPr>
-            <w:hyperlink w:history="1" r:id="rIdosftxkefkwpiuu4fj8t0k">
+            <w:hyperlink w:history="1" r:id="rIdh2bnhndk6xopkt60tlcyu">
               <w:r>
                 <w:rPr>
                   <w:rFonts w:ascii="Arial" w:cs="Arial" w:eastAsia="Arial" w:hAnsi="Arial"/>
@@ -20375,7 +20411,25 @@
             </w:tcMar>
             <w:vAlign w:val="top"/>
           </w:tcPr>
-          <w:p/>
+          <w:p>
+            <w:pPr>
+              <w:spacing w:after="40" w:before="0"/>
+              <w:jc w:val="left"/>
+            </w:pPr>
+            <w:r>
+              <w:rPr>
+                <w:rFonts w:ascii="Arial" w:cs="Arial" w:eastAsia="Arial" w:hAnsi="Arial"/>
+                <w:b w:val="false"/>
+                <w:bCs w:val="false"/>
+                <w:i w:val="false"/>
+                <w:iCs w:val="false"/>
+                <w:color w:val="000000"/>
+                <w:sz w:val="18"/>
+                <w:szCs w:val="18"/>
+              </w:rPr>
+              <w:t xml:space="preserve">No physical hazards. Ensure group work is inclusive — assign roles so no student is sidelined. Validate diverse presentation styles including oral, visual, and written. Emotional safety: affirm that all three methods are valid and that choosing one over another is a matter of mathematical judgement, not correctness.</w:t>
+            </w:r>
+          </w:p>
         </w:tc>
       </w:tr>
     </w:tbl>
@@ -20749,7 +20803,7 @@
             <w:pPr>
               <w:spacing w:after="20" w:before="0"/>
             </w:pPr>
-            <w:hyperlink w:history="1" r:id="rIdqq7f4iaajmfwcdngabony">
+            <w:hyperlink w:history="1" r:id="rIdyi-mmjvkebks513ghjsi5">
               <w:r>
                 <w:rPr>
                   <w:rFonts w:ascii="Arial" w:cs="Arial" w:eastAsia="Arial" w:hAnsi="Arial"/>
@@ -20782,7 +20836,7 @@
               <w:spacing w:after="10" w:before="0"/>
               <w:ind w:left="120"/>
             </w:pPr>
-            <w:hyperlink w:history="1" r:id="rIdvs3avjiiwe5qovm8caqpf">
+            <w:hyperlink w:history="1" r:id="rIdvhdzmydbrvqxpeo0eguxf">
               <w:r>
                 <w:rPr>
                   <w:rFonts w:ascii="Arial" w:cs="Arial" w:eastAsia="Arial" w:hAnsi="Arial"/>
@@ -20827,7 +20881,7 @@
             <w:pPr>
               <w:spacing w:after="20" w:before="0"/>
             </w:pPr>
-            <w:hyperlink w:history="1" r:id="rIdo8a5kbt_uj4phnzamsqlp">
+            <w:hyperlink w:history="1" r:id="rIdo38magr3uzdnjodjfe375">
               <w:r>
                 <w:rPr>
                   <w:rFonts w:ascii="Arial" w:cs="Arial" w:eastAsia="Arial" w:hAnsi="Arial"/>
@@ -20860,7 +20914,7 @@
               <w:spacing w:after="10" w:before="0"/>
               <w:ind w:left="120"/>
             </w:pPr>
-            <w:hyperlink w:history="1" r:id="rIdcvlzhpn8b1ex-rubroa_t">
+            <w:hyperlink w:history="1" r:id="rIdvt0lbecrosevcyxiiicgg">
               <w:r>
                 <w:rPr>
                   <w:rFonts w:ascii="Arial" w:cs="Arial" w:eastAsia="Arial" w:hAnsi="Arial"/>
@@ -21055,7 +21109,7 @@
             <w:pPr>
               <w:spacing w:after="20" w:before="0"/>
             </w:pPr>
-            <w:hyperlink w:history="1" r:id="rId7j08o-wyncgrs8ql0scps">
+            <w:hyperlink w:history="1" r:id="rIddpjrrtw-2hse-wabarwnz">
               <w:r>
                 <w:rPr>
                   <w:rFonts w:ascii="Arial" w:cs="Arial" w:eastAsia="Arial" w:hAnsi="Arial"/>
@@ -21088,7 +21142,7 @@
               <w:spacing w:after="10" w:before="0"/>
               <w:ind w:left="120"/>
             </w:pPr>
-            <w:hyperlink w:history="1" r:id="rId7q0phgwnupdsuww3e4yfj">
+            <w:hyperlink w:history="1" r:id="rId4grxii55qkxely4oms8zv">
               <w:r>
                 <w:rPr>
                   <w:rFonts w:ascii="Arial" w:cs="Arial" w:eastAsia="Arial" w:hAnsi="Arial"/>
@@ -21133,7 +21187,7 @@
             <w:pPr>
               <w:spacing w:after="20" w:before="0"/>
             </w:pPr>
-            <w:hyperlink w:history="1" r:id="rIdwnqrdmkts-slz_3lwuk6l">
+            <w:hyperlink w:history="1" r:id="rIdcltcc4ogy4v8_y6jp_g8j">
               <w:r>
                 <w:rPr>
                   <w:rFonts w:ascii="Arial" w:cs="Arial" w:eastAsia="Arial" w:hAnsi="Arial"/>
@@ -21166,7 +21220,7 @@
               <w:spacing w:after="10" w:before="0"/>
               <w:ind w:left="120"/>
             </w:pPr>
-            <w:hyperlink w:history="1" r:id="rIdw895r0wvio8qtmsjop0jh">
+            <w:hyperlink w:history="1" r:id="rIdcorivpcbqcbflnemxcgfp">
               <w:r>
                 <w:rPr>
                   <w:rFonts w:ascii="Arial" w:cs="Arial" w:eastAsia="Arial" w:hAnsi="Arial"/>
@@ -21361,7 +21415,7 @@
             <w:pPr>
               <w:spacing w:after="20" w:before="0"/>
             </w:pPr>
-            <w:hyperlink w:history="1" r:id="rId3shc0r18auopz3zt0zxbe">
+            <w:hyperlink w:history="1" r:id="rIdjeubyl0dpqpywkzn9xmew">
               <w:r>
                 <w:rPr>
                   <w:rFonts w:ascii="Arial" w:cs="Arial" w:eastAsia="Arial" w:hAnsi="Arial"/>
@@ -21394,7 +21448,7 @@
               <w:spacing w:after="10" w:before="0"/>
               <w:ind w:left="120"/>
             </w:pPr>
-            <w:hyperlink w:history="1" r:id="rIdyvpi8xf1kpmxwiffpvyyk">
+            <w:hyperlink w:history="1" r:id="rIdnok9wmrmnnlwyoaaokdkk">
               <w:r>
                 <w:rPr>
                   <w:rFonts w:ascii="Arial" w:cs="Arial" w:eastAsia="Arial" w:hAnsi="Arial"/>
@@ -21439,7 +21493,7 @@
             <w:pPr>
               <w:spacing w:after="20" w:before="0"/>
             </w:pPr>
-            <w:hyperlink w:history="1" r:id="rIducjtfpe4ambmcn2ly4qh3">
+            <w:hyperlink w:history="1" r:id="rIdtiprhxgkxjkhj5_4fgtpl">
               <w:r>
                 <w:rPr>
                   <w:rFonts w:ascii="Arial" w:cs="Arial" w:eastAsia="Arial" w:hAnsi="Arial"/>
@@ -21472,7 +21526,7 @@
               <w:spacing w:after="10" w:before="0"/>
               <w:ind w:left="120"/>
             </w:pPr>
-            <w:hyperlink w:history="1" r:id="rIdq5wyvbryi5i1xi-elihcm">
+            <w:hyperlink w:history="1" r:id="rId1_rqst8pyui36y-kdmnub">
               <w:r>
                 <w:rPr>
                   <w:rFonts w:ascii="Arial" w:cs="Arial" w:eastAsia="Arial" w:hAnsi="Arial"/>
@@ -21667,7 +21721,7 @@
             <w:pPr>
               <w:spacing w:after="20" w:before="0"/>
             </w:pPr>
-            <w:hyperlink w:history="1" r:id="rIdhfj4zzbsqgvok4aoz62px">
+            <w:hyperlink w:history="1" r:id="rId4hj7gyym7awaun5lywgyf">
               <w:r>
                 <w:rPr>
                   <w:rFonts w:ascii="Arial" w:cs="Arial" w:eastAsia="Arial" w:hAnsi="Arial"/>
@@ -21700,7 +21754,7 @@
               <w:spacing w:after="10" w:before="0"/>
               <w:ind w:left="120"/>
             </w:pPr>
-            <w:hyperlink w:history="1" r:id="rIdnwevstgfkbec3mis8kno6">
+            <w:hyperlink w:history="1" r:id="rIdw8cirqtd0yhgpidpjbljw">
               <w:r>
                 <w:rPr>
                   <w:rFonts w:ascii="Arial" w:cs="Arial" w:eastAsia="Arial" w:hAnsi="Arial"/>
@@ -21745,7 +21799,7 @@
             <w:pPr>
               <w:spacing w:after="20" w:before="0"/>
             </w:pPr>
-            <w:hyperlink w:history="1" r:id="rIdnao6w7mdqwqw0tgdckpbc">
+            <w:hyperlink w:history="1" r:id="rId8swdu3pl_xogemwijuxbe">
               <w:r>
                 <w:rPr>
                   <w:rFonts w:ascii="Arial" w:cs="Arial" w:eastAsia="Arial" w:hAnsi="Arial"/>
@@ -21778,7 +21832,7 @@
               <w:spacing w:after="10" w:before="0"/>
               <w:ind w:left="120"/>
             </w:pPr>
-            <w:hyperlink w:history="1" r:id="rIdmf_i8s102geey5ru17ksk">
+            <w:hyperlink w:history="1" r:id="rIdf-wxitsuqvdjkx4hqjvz3">
               <w:r>
                 <w:rPr>
                   <w:rFonts w:ascii="Arial" w:cs="Arial" w:eastAsia="Arial" w:hAnsi="Arial"/>
@@ -21973,7 +22027,7 @@
             <w:pPr>
               <w:spacing w:after="20" w:before="0"/>
             </w:pPr>
-            <w:hyperlink w:history="1" r:id="rIdofz9cybfqprydw7u96uxo">
+            <w:hyperlink w:history="1" r:id="rIdseo05yg8wghq66jhxsqrf">
               <w:r>
                 <w:rPr>
                   <w:rFonts w:ascii="Arial" w:cs="Arial" w:eastAsia="Arial" w:hAnsi="Arial"/>
@@ -22006,7 +22060,7 @@
               <w:spacing w:after="10" w:before="0"/>
               <w:ind w:left="120"/>
             </w:pPr>
-            <w:hyperlink w:history="1" r:id="rIdls12xwgny6ksfkzmqjunl">
+            <w:hyperlink w:history="1" r:id="rIdmyspcnvbmwqouocxaac2r">
               <w:r>
                 <w:rPr>
                   <w:rFonts w:ascii="Arial" w:cs="Arial" w:eastAsia="Arial" w:hAnsi="Arial"/>
@@ -22051,7 +22105,7 @@
             <w:pPr>
               <w:spacing w:after="20" w:before="0"/>
             </w:pPr>
-            <w:hyperlink w:history="1" r:id="rIdnzioct1m6axk3t9yafjrv">
+            <w:hyperlink w:history="1" r:id="rId-mcb2euaofcgwkerwplnx">
               <w:r>
                 <w:rPr>
                   <w:rFonts w:ascii="Arial" w:cs="Arial" w:eastAsia="Arial" w:hAnsi="Arial"/>
@@ -22084,7 +22138,7 @@
               <w:spacing w:after="10" w:before="0"/>
               <w:ind w:left="120"/>
             </w:pPr>
-            <w:hyperlink w:history="1" r:id="rIdqgdjmy0cpylx1w6ysxndy">
+            <w:hyperlink w:history="1" r:id="rIdh60j1wtmulugc0xd4nzvs">
               <w:r>
                 <w:rPr>
                   <w:rFonts w:ascii="Arial" w:cs="Arial" w:eastAsia="Arial" w:hAnsi="Arial"/>

--- a/data/outputs/v2/Maths/SS1.3_Quadratic_Equations/Mathematics_Quadratic_Equations_CBE_LessonSequence.docx
+++ b/data/outputs/v2/Maths/SS1.3_Quadratic_Equations/Mathematics_Quadratic_Equations_CBE_LessonSequence.docx
@@ -3244,7 +3244,7 @@
             <w:pPr>
               <w:spacing w:after="20" w:before="0"/>
             </w:pPr>
-            <w:hyperlink w:history="1" r:id="rId1lw2kqlvtooidkugm6eze">
+            <w:hyperlink w:history="1" r:id="rIdpnlc9urrl501jly3enxq_">
               <w:r>
                 <w:rPr>
                   <w:rFonts w:ascii="Arial" w:cs="Arial" w:eastAsia="Arial" w:hAnsi="Arial"/>
@@ -3277,7 +3277,7 @@
               <w:spacing w:after="10" w:before="0"/>
               <w:ind w:left="120"/>
             </w:pPr>
-            <w:hyperlink w:history="1" r:id="rId4lqikf8k-ilwv-lwsooxn">
+            <w:hyperlink w:history="1" r:id="rId8eulffblgy22wsimyd6_t">
               <w:r>
                 <w:rPr>
                   <w:rFonts w:ascii="Arial" w:cs="Arial" w:eastAsia="Arial" w:hAnsi="Arial"/>
@@ -3322,7 +3322,7 @@
             <w:pPr>
               <w:spacing w:after="20" w:before="0"/>
             </w:pPr>
-            <w:hyperlink w:history="1" r:id="rIduuqpatbrwzr7f_u9xmt3k">
+            <w:hyperlink w:history="1" r:id="rIdx6p8na2wcqdh7ik9olfnh">
               <w:r>
                 <w:rPr>
                   <w:rFonts w:ascii="Arial" w:cs="Arial" w:eastAsia="Arial" w:hAnsi="Arial"/>
@@ -3355,7 +3355,7 @@
               <w:spacing w:after="10" w:before="0"/>
               <w:ind w:left="120"/>
             </w:pPr>
-            <w:hyperlink w:history="1" r:id="rId3vvwkqje15n_eo695gj4p">
+            <w:hyperlink w:history="1" r:id="rIdix_jh0ldzont0nhpiiy1n">
               <w:r>
                 <w:rPr>
                   <w:rFonts w:ascii="Arial" w:cs="Arial" w:eastAsia="Arial" w:hAnsi="Arial"/>
@@ -3664,7 +3664,7 @@
             <w:pPr>
               <w:spacing w:after="20" w:before="0"/>
             </w:pPr>
-            <w:hyperlink w:history="1" r:id="rIdmskcpoxkkqvtiqyc3nvtk">
+            <w:hyperlink w:history="1" r:id="rIdthpxhhiw8uuzgrhi55lg3">
               <w:r>
                 <w:rPr>
                   <w:rFonts w:ascii="Arial" w:cs="Arial" w:eastAsia="Arial" w:hAnsi="Arial"/>
@@ -3697,7 +3697,7 @@
               <w:spacing w:after="10" w:before="0"/>
               <w:ind w:left="120"/>
             </w:pPr>
-            <w:hyperlink w:history="1" r:id="rIdg57o_0glvo1wpd7tagtub">
+            <w:hyperlink w:history="1" r:id="rIdkh3by1hn0ti8uura3md6x">
               <w:r>
                 <w:rPr>
                   <w:rFonts w:ascii="Arial" w:cs="Arial" w:eastAsia="Arial" w:hAnsi="Arial"/>
@@ -3742,7 +3742,7 @@
             <w:pPr>
               <w:spacing w:after="20" w:before="0"/>
             </w:pPr>
-            <w:hyperlink w:history="1" r:id="rId2odedyfqdkhvwkwnr7qyv">
+            <w:hyperlink w:history="1" r:id="rId-mq9_le5t2hbzhybxpq79">
               <w:r>
                 <w:rPr>
                   <w:rFonts w:ascii="Arial" w:cs="Arial" w:eastAsia="Arial" w:hAnsi="Arial"/>
@@ -3775,7 +3775,7 @@
               <w:spacing w:after="10" w:before="0"/>
               <w:ind w:left="120"/>
             </w:pPr>
-            <w:hyperlink w:history="1" r:id="rIdzpdsab_alz6x1cjdyqqbt">
+            <w:hyperlink w:history="1" r:id="rIdxbgtjyl048mxynt1bjgvw">
               <w:r>
                 <w:rPr>
                   <w:rFonts w:ascii="Arial" w:cs="Arial" w:eastAsia="Arial" w:hAnsi="Arial"/>
@@ -4027,7 +4027,7 @@
             <w:pPr>
               <w:spacing w:after="20" w:before="0"/>
             </w:pPr>
-            <w:hyperlink w:history="1" r:id="rId--3svgvhud0gbunj7zaht">
+            <w:hyperlink w:history="1" r:id="rIdsrq1uslkmjoretx6qw5fm">
               <w:r>
                 <w:rPr>
                   <w:rFonts w:ascii="Arial" w:cs="Arial" w:eastAsia="Arial" w:hAnsi="Arial"/>
@@ -4060,7 +4060,7 @@
               <w:spacing w:after="10" w:before="0"/>
               <w:ind w:left="120"/>
             </w:pPr>
-            <w:hyperlink w:history="1" r:id="rId9opdxz0lqpxeygp44pbzy">
+            <w:hyperlink w:history="1" r:id="rIddaeekaw54thmjbdtywcco">
               <w:r>
                 <w:rPr>
                   <w:rFonts w:ascii="Arial" w:cs="Arial" w:eastAsia="Arial" w:hAnsi="Arial"/>
@@ -4105,7 +4105,7 @@
             <w:pPr>
               <w:spacing w:after="20" w:before="0"/>
             </w:pPr>
-            <w:hyperlink w:history="1" r:id="rIdfft25scom_941nszhl7jy">
+            <w:hyperlink w:history="1" r:id="rId_76m6r1v1hofzo4g0jh2a">
               <w:r>
                 <w:rPr>
                   <w:rFonts w:ascii="Arial" w:cs="Arial" w:eastAsia="Arial" w:hAnsi="Arial"/>
@@ -4138,7 +4138,7 @@
               <w:spacing w:after="10" w:before="0"/>
               <w:ind w:left="120"/>
             </w:pPr>
-            <w:hyperlink w:history="1" r:id="rId9tgvcfoxskyuhrlhvu3yw">
+            <w:hyperlink w:history="1" r:id="rIdlowg3nb-hvew0ip88jt9f">
               <w:r>
                 <w:rPr>
                   <w:rFonts w:ascii="Arial" w:cs="Arial" w:eastAsia="Arial" w:hAnsi="Arial"/>
@@ -4428,7 +4428,7 @@
             <w:pPr>
               <w:spacing w:after="20" w:before="0"/>
             </w:pPr>
-            <w:hyperlink w:history="1" r:id="rId1zhodedpelnzcvnfcskrq">
+            <w:hyperlink w:history="1" r:id="rIds9-wdkley8wxusxsjfxc2">
               <w:r>
                 <w:rPr>
                   <w:rFonts w:ascii="Arial" w:cs="Arial" w:eastAsia="Arial" w:hAnsi="Arial"/>
@@ -4461,7 +4461,7 @@
               <w:spacing w:after="10" w:before="0"/>
               <w:ind w:left="120"/>
             </w:pPr>
-            <w:hyperlink w:history="1" r:id="rIdj_qdxfi5npt2cpbpw6tqu">
+            <w:hyperlink w:history="1" r:id="rIdh_plyqwq8ftpnavrbrll2">
               <w:r>
                 <w:rPr>
                   <w:rFonts w:ascii="Arial" w:cs="Arial" w:eastAsia="Arial" w:hAnsi="Arial"/>
@@ -4506,7 +4506,7 @@
             <w:pPr>
               <w:spacing w:after="20" w:before="0"/>
             </w:pPr>
-            <w:hyperlink w:history="1" r:id="rIdg_vrhfauh3axd3ty-umgs">
+            <w:hyperlink w:history="1" r:id="rIdiy3_wccncktojyh3f1eoo">
               <w:r>
                 <w:rPr>
                   <w:rFonts w:ascii="Arial" w:cs="Arial" w:eastAsia="Arial" w:hAnsi="Arial"/>
@@ -4539,7 +4539,7 @@
               <w:spacing w:after="10" w:before="0"/>
               <w:ind w:left="120"/>
             </w:pPr>
-            <w:hyperlink w:history="1" r:id="rIdtatdc_nv3k817ytwezm7k">
+            <w:hyperlink w:history="1" r:id="rIdmahm2v-l7p3xi5cctcvav">
               <w:r>
                 <w:rPr>
                   <w:rFonts w:ascii="Arial" w:cs="Arial" w:eastAsia="Arial" w:hAnsi="Arial"/>
@@ -4829,7 +4829,7 @@
             <w:pPr>
               <w:spacing w:after="20" w:before="0"/>
             </w:pPr>
-            <w:hyperlink w:history="1" r:id="rId2d43gwsfishcqzwl7zkbf">
+            <w:hyperlink w:history="1" r:id="rId3fufavugeuthhci-q4-kd">
               <w:r>
                 <w:rPr>
                   <w:rFonts w:ascii="Arial" w:cs="Arial" w:eastAsia="Arial" w:hAnsi="Arial"/>
@@ -4862,7 +4862,7 @@
               <w:spacing w:after="10" w:before="0"/>
               <w:ind w:left="120"/>
             </w:pPr>
-            <w:hyperlink w:history="1" r:id="rId6gkxq0ue2bjqmcsnthkt3">
+            <w:hyperlink w:history="1" r:id="rIdh_bqmk8qhmj6kbd8tt-ej">
               <w:r>
                 <w:rPr>
                   <w:rFonts w:ascii="Arial" w:cs="Arial" w:eastAsia="Arial" w:hAnsi="Arial"/>
@@ -4907,7 +4907,7 @@
             <w:pPr>
               <w:spacing w:after="20" w:before="0"/>
             </w:pPr>
-            <w:hyperlink w:history="1" r:id="rIdb9yvoxymba7xhw2tuizcr">
+            <w:hyperlink w:history="1" r:id="rIdrkrs87kchzh1vvfthtjea">
               <w:r>
                 <w:rPr>
                   <w:rFonts w:ascii="Arial" w:cs="Arial" w:eastAsia="Arial" w:hAnsi="Arial"/>
@@ -4940,7 +4940,7 @@
               <w:spacing w:after="10" w:before="0"/>
               <w:ind w:left="120"/>
             </w:pPr>
-            <w:hyperlink w:history="1" r:id="rIdnxhfbmutrl_jcsc_3tdnj">
+            <w:hyperlink w:history="1" r:id="rIdtuv_658wr-vmnf9it3g_h">
               <w:r>
                 <w:rPr>
                   <w:rFonts w:ascii="Arial" w:cs="Arial" w:eastAsia="Arial" w:hAnsi="Arial"/>
@@ -6503,7 +6503,7 @@
             <w:pPr>
               <w:spacing w:after="20" w:before="0"/>
             </w:pPr>
-            <w:hyperlink w:history="1" r:id="rIdrhqh8oxp5g_0jazx0hspu">
+            <w:hyperlink w:history="1" r:id="rIdlu8vkynyjpibhspvqhqbp">
               <w:r>
                 <w:rPr>
                   <w:rFonts w:ascii="Arial" w:cs="Arial" w:eastAsia="Arial" w:hAnsi="Arial"/>
@@ -6536,7 +6536,7 @@
               <w:spacing w:after="10" w:before="0"/>
               <w:ind w:left="120"/>
             </w:pPr>
-            <w:hyperlink w:history="1" r:id="rIdgjjq8hfqkux2o0ng_oedr">
+            <w:hyperlink w:history="1" r:id="rIdjixsy2xytylzchxt_nlag">
               <w:r>
                 <w:rPr>
                   <w:rFonts w:ascii="Arial" w:cs="Arial" w:eastAsia="Arial" w:hAnsi="Arial"/>
@@ -6581,7 +6581,7 @@
             <w:pPr>
               <w:spacing w:after="20" w:before="0"/>
             </w:pPr>
-            <w:hyperlink w:history="1" r:id="rId3m8mv3y7x0gzzd_8xxou4">
+            <w:hyperlink w:history="1" r:id="rIdfz5ofwe_ksd5iganvvz6c">
               <w:r>
                 <w:rPr>
                   <w:rFonts w:ascii="Arial" w:cs="Arial" w:eastAsia="Arial" w:hAnsi="Arial"/>
@@ -6614,7 +6614,7 @@
               <w:spacing w:after="10" w:before="0"/>
               <w:ind w:left="120"/>
             </w:pPr>
-            <w:hyperlink w:history="1" r:id="rIdlq-dqb5dwt1unjqdu7pfo">
+            <w:hyperlink w:history="1" r:id="rIdnisp22jkm-mrd9x_sv7dd">
               <w:r>
                 <w:rPr>
                   <w:rFonts w:ascii="Arial" w:cs="Arial" w:eastAsia="Arial" w:hAnsi="Arial"/>
@@ -6809,7 +6809,7 @@
             <w:pPr>
               <w:spacing w:after="20" w:before="0"/>
             </w:pPr>
-            <w:hyperlink w:history="1" r:id="rIdeeik7ebubp7qzuiov9uu1">
+            <w:hyperlink w:history="1" r:id="rId4mfbzt3hmhk1sn0gdkkyl">
               <w:r>
                 <w:rPr>
                   <w:rFonts w:ascii="Arial" w:cs="Arial" w:eastAsia="Arial" w:hAnsi="Arial"/>
@@ -6842,7 +6842,7 @@
               <w:spacing w:after="10" w:before="0"/>
               <w:ind w:left="120"/>
             </w:pPr>
-            <w:hyperlink w:history="1" r:id="rIds7hqrm_uvv5jk9jajw4kz">
+            <w:hyperlink w:history="1" r:id="rIdzioh7tarmqme80hi2yraf">
               <w:r>
                 <w:rPr>
                   <w:rFonts w:ascii="Arial" w:cs="Arial" w:eastAsia="Arial" w:hAnsi="Arial"/>
@@ -6887,7 +6887,7 @@
             <w:pPr>
               <w:spacing w:after="20" w:before="0"/>
             </w:pPr>
-            <w:hyperlink w:history="1" r:id="rIdvrfcxipeqawx19no18g4d">
+            <w:hyperlink w:history="1" r:id="rIdtx26f5_031j0fn45bwuib">
               <w:r>
                 <w:rPr>
                   <w:rFonts w:ascii="Arial" w:cs="Arial" w:eastAsia="Arial" w:hAnsi="Arial"/>
@@ -6920,7 +6920,7 @@
               <w:spacing w:after="10" w:before="0"/>
               <w:ind w:left="120"/>
             </w:pPr>
-            <w:hyperlink w:history="1" r:id="rId2e7rbgic0gx6jcaogocc9">
+            <w:hyperlink w:history="1" r:id="rIdzussarqocrtymjbzh5cit">
               <w:r>
                 <w:rPr>
                   <w:rFonts w:ascii="Arial" w:cs="Arial" w:eastAsia="Arial" w:hAnsi="Arial"/>
@@ -7115,7 +7115,7 @@
             <w:pPr>
               <w:spacing w:after="20" w:before="0"/>
             </w:pPr>
-            <w:hyperlink w:history="1" r:id="rIdq1qrdc15r-sslcfvjene2">
+            <w:hyperlink w:history="1" r:id="rIdmmtgmwqifgaapsanoyetx">
               <w:r>
                 <w:rPr>
                   <w:rFonts w:ascii="Arial" w:cs="Arial" w:eastAsia="Arial" w:hAnsi="Arial"/>
@@ -7148,7 +7148,7 @@
               <w:spacing w:after="10" w:before="0"/>
               <w:ind w:left="120"/>
             </w:pPr>
-            <w:hyperlink w:history="1" r:id="rIdl-n_29vtznws7u_9btgtz">
+            <w:hyperlink w:history="1" r:id="rId1czex1qwoap2eyn2b-xqj">
               <w:r>
                 <w:rPr>
                   <w:rFonts w:ascii="Arial" w:cs="Arial" w:eastAsia="Arial" w:hAnsi="Arial"/>
@@ -7193,7 +7193,7 @@
             <w:pPr>
               <w:spacing w:after="20" w:before="0"/>
             </w:pPr>
-            <w:hyperlink w:history="1" r:id="rIdlpggthgfogobnkjsn_sd4">
+            <w:hyperlink w:history="1" r:id="rId6eoekx0sssesxr6dk6tlp">
               <w:r>
                 <w:rPr>
                   <w:rFonts w:ascii="Arial" w:cs="Arial" w:eastAsia="Arial" w:hAnsi="Arial"/>
@@ -7226,7 +7226,7 @@
               <w:spacing w:after="10" w:before="0"/>
               <w:ind w:left="120"/>
             </w:pPr>
-            <w:hyperlink w:history="1" r:id="rIdf8fhl_lxtlqj9rbmxrowu">
+            <w:hyperlink w:history="1" r:id="rIdrl5httysykdiwf7rf52fk">
               <w:r>
                 <w:rPr>
                   <w:rFonts w:ascii="Arial" w:cs="Arial" w:eastAsia="Arial" w:hAnsi="Arial"/>
@@ -7421,7 +7421,7 @@
             <w:pPr>
               <w:spacing w:after="20" w:before="0"/>
             </w:pPr>
-            <w:hyperlink w:history="1" r:id="rIdkx1qsze7hjc8pn6cuxvct">
+            <w:hyperlink w:history="1" r:id="rIdohq6onz8pvlkr4po8fj7r">
               <w:r>
                 <w:rPr>
                   <w:rFonts w:ascii="Arial" w:cs="Arial" w:eastAsia="Arial" w:hAnsi="Arial"/>
@@ -7454,7 +7454,7 @@
               <w:spacing w:after="10" w:before="0"/>
               <w:ind w:left="120"/>
             </w:pPr>
-            <w:hyperlink w:history="1" r:id="rId1qmlyhtxbgo9udrply9y7">
+            <w:hyperlink w:history="1" r:id="rIdi55eg2xtm7d4531rq4xre">
               <w:r>
                 <w:rPr>
                   <w:rFonts w:ascii="Arial" w:cs="Arial" w:eastAsia="Arial" w:hAnsi="Arial"/>
@@ -7499,7 +7499,7 @@
             <w:pPr>
               <w:spacing w:after="20" w:before="0"/>
             </w:pPr>
-            <w:hyperlink w:history="1" r:id="rIdsjfhm6mwpid6qvh5qyg5t">
+            <w:hyperlink w:history="1" r:id="rIddritzca7pwgpwwvtddcmy">
               <w:r>
                 <w:rPr>
                   <w:rFonts w:ascii="Arial" w:cs="Arial" w:eastAsia="Arial" w:hAnsi="Arial"/>
@@ -7532,7 +7532,7 @@
               <w:spacing w:after="10" w:before="0"/>
               <w:ind w:left="120"/>
             </w:pPr>
-            <w:hyperlink w:history="1" r:id="rIdkehr45i28cp0wdughnwpi">
+            <w:hyperlink w:history="1" r:id="rIdepgga4wx9pqzehh-ldxr2">
               <w:r>
                 <w:rPr>
                   <w:rFonts w:ascii="Arial" w:cs="Arial" w:eastAsia="Arial" w:hAnsi="Arial"/>
@@ -7727,7 +7727,7 @@
             <w:pPr>
               <w:spacing w:after="20" w:before="0"/>
             </w:pPr>
-            <w:hyperlink w:history="1" r:id="rIdsaftx8to0oc3xcq8mta68">
+            <w:hyperlink w:history="1" r:id="rId4s5kleqbqvh22vvmitrmc">
               <w:r>
                 <w:rPr>
                   <w:rFonts w:ascii="Arial" w:cs="Arial" w:eastAsia="Arial" w:hAnsi="Arial"/>
@@ -7760,7 +7760,7 @@
               <w:spacing w:after="10" w:before="0"/>
               <w:ind w:left="120"/>
             </w:pPr>
-            <w:hyperlink w:history="1" r:id="rIdthsdsh8kirpk9ftom4bb4">
+            <w:hyperlink w:history="1" r:id="rIdtiex89aozsvyfmap0kndq">
               <w:r>
                 <w:rPr>
                   <w:rFonts w:ascii="Arial" w:cs="Arial" w:eastAsia="Arial" w:hAnsi="Arial"/>
@@ -7805,7 +7805,7 @@
             <w:pPr>
               <w:spacing w:after="20" w:before="0"/>
             </w:pPr>
-            <w:hyperlink w:history="1" r:id="rIdtq1digxu8rhyclipmknfc">
+            <w:hyperlink w:history="1" r:id="rId5cd7wivyo5kt37ht9hlrb">
               <w:r>
                 <w:rPr>
                   <w:rFonts w:ascii="Arial" w:cs="Arial" w:eastAsia="Arial" w:hAnsi="Arial"/>
@@ -7838,7 +7838,7 @@
               <w:spacing w:after="10" w:before="0"/>
               <w:ind w:left="120"/>
             </w:pPr>
-            <w:hyperlink w:history="1" r:id="rIdvmlqlpedskrlx3ja5otul">
+            <w:hyperlink w:history="1" r:id="rIdj9rk3ikzun0kta84dgxmg">
               <w:r>
                 <w:rPr>
                   <w:rFonts w:ascii="Arial" w:cs="Arial" w:eastAsia="Arial" w:hAnsi="Arial"/>
@@ -9325,7 +9325,7 @@
             <w:pPr>
               <w:spacing w:after="20" w:before="0"/>
             </w:pPr>
-            <w:hyperlink w:history="1" r:id="rIdqteex6falddvkbqnp_exa">
+            <w:hyperlink w:history="1" r:id="rId4l8sokwvmwpmn1tenzfwq">
               <w:r>
                 <w:rPr>
                   <w:rFonts w:ascii="Arial" w:cs="Arial" w:eastAsia="Arial" w:hAnsi="Arial"/>
@@ -9358,7 +9358,7 @@
               <w:spacing w:after="10" w:before="0"/>
               <w:ind w:left="120"/>
             </w:pPr>
-            <w:hyperlink w:history="1" r:id="rIdieu1cpwusajugvjhvf1sy">
+            <w:hyperlink w:history="1" r:id="rIdlgmz3peztqr4zys9btwue">
               <w:r>
                 <w:rPr>
                   <w:rFonts w:ascii="Arial" w:cs="Arial" w:eastAsia="Arial" w:hAnsi="Arial"/>
@@ -9403,7 +9403,7 @@
             <w:pPr>
               <w:spacing w:after="20" w:before="0"/>
             </w:pPr>
-            <w:hyperlink w:history="1" r:id="rIdmkky1qrbaep5qkxgvu7vv">
+            <w:hyperlink w:history="1" r:id="rIdraetob4v_ibt7cwe7gmzg">
               <w:r>
                 <w:rPr>
                   <w:rFonts w:ascii="Arial" w:cs="Arial" w:eastAsia="Arial" w:hAnsi="Arial"/>
@@ -9436,7 +9436,7 @@
               <w:spacing w:after="10" w:before="0"/>
               <w:ind w:left="120"/>
             </w:pPr>
-            <w:hyperlink w:history="1" r:id="rIddc6tnxuq-9whijveogavi">
+            <w:hyperlink w:history="1" r:id="rIddsfxwh0tizlkm6rfgosc-">
               <w:r>
                 <w:rPr>
                   <w:rFonts w:ascii="Arial" w:cs="Arial" w:eastAsia="Arial" w:hAnsi="Arial"/>
@@ -9631,7 +9631,7 @@
             <w:pPr>
               <w:spacing w:after="20" w:before="0"/>
             </w:pPr>
-            <w:hyperlink w:history="1" r:id="rIdifngre6eeavw7ukoidisr">
+            <w:hyperlink w:history="1" r:id="rId_hxty5qko7orsnklnemdz">
               <w:r>
                 <w:rPr>
                   <w:rFonts w:ascii="Arial" w:cs="Arial" w:eastAsia="Arial" w:hAnsi="Arial"/>
@@ -9664,7 +9664,7 @@
               <w:spacing w:after="10" w:before="0"/>
               <w:ind w:left="120"/>
             </w:pPr>
-            <w:hyperlink w:history="1" r:id="rId6bbncctgecv_ro-dhq05f">
+            <w:hyperlink w:history="1" r:id="rIde_qubyf15lz-j_t9tenct">
               <w:r>
                 <w:rPr>
                   <w:rFonts w:ascii="Arial" w:cs="Arial" w:eastAsia="Arial" w:hAnsi="Arial"/>
@@ -9709,7 +9709,7 @@
             <w:pPr>
               <w:spacing w:after="20" w:before="0"/>
             </w:pPr>
-            <w:hyperlink w:history="1" r:id="rId-iltcy09gcvih7strabx0">
+            <w:hyperlink w:history="1" r:id="rIdtfdnvgthnr6lhlsnqa6ep">
               <w:r>
                 <w:rPr>
                   <w:rFonts w:ascii="Arial" w:cs="Arial" w:eastAsia="Arial" w:hAnsi="Arial"/>
@@ -9742,7 +9742,7 @@
               <w:spacing w:after="10" w:before="0"/>
               <w:ind w:left="120"/>
             </w:pPr>
-            <w:hyperlink w:history="1" r:id="rIdc2uxq8tzgg-tdimhb_cxb">
+            <w:hyperlink w:history="1" r:id="rIdujibywul4ogk71pmezfxy">
               <w:r>
                 <w:rPr>
                   <w:rFonts w:ascii="Arial" w:cs="Arial" w:eastAsia="Arial" w:hAnsi="Arial"/>
@@ -9937,7 +9937,7 @@
             <w:pPr>
               <w:spacing w:after="20" w:before="0"/>
             </w:pPr>
-            <w:hyperlink w:history="1" r:id="rIdjvgdb1p6ocn9nfsdy8e6a">
+            <w:hyperlink w:history="1" r:id="rIdteao3ul_c9guw2t5ntj7y">
               <w:r>
                 <w:rPr>
                   <w:rFonts w:ascii="Arial" w:cs="Arial" w:eastAsia="Arial" w:hAnsi="Arial"/>
@@ -9970,7 +9970,7 @@
               <w:spacing w:after="10" w:before="0"/>
               <w:ind w:left="120"/>
             </w:pPr>
-            <w:hyperlink w:history="1" r:id="rIdqtz4f3946eu8bul-k3qy1">
+            <w:hyperlink w:history="1" r:id="rIdc4sulhjmyxo7o1vaea-ud">
               <w:r>
                 <w:rPr>
                   <w:rFonts w:ascii="Arial" w:cs="Arial" w:eastAsia="Arial" w:hAnsi="Arial"/>
@@ -10015,7 +10015,7 @@
             <w:pPr>
               <w:spacing w:after="20" w:before="0"/>
             </w:pPr>
-            <w:hyperlink w:history="1" r:id="rIdpj-c9azut76pubtye7tzl">
+            <w:hyperlink w:history="1" r:id="rIdqkeciiyea5pkdij5y-sbt">
               <w:r>
                 <w:rPr>
                   <w:rFonts w:ascii="Arial" w:cs="Arial" w:eastAsia="Arial" w:hAnsi="Arial"/>
@@ -10048,7 +10048,7 @@
               <w:spacing w:after="10" w:before="0"/>
               <w:ind w:left="120"/>
             </w:pPr>
-            <w:hyperlink w:history="1" r:id="rIdwdyergiiv3fmafmup9zm1">
+            <w:hyperlink w:history="1" r:id="rIdn6zcxyb-lzo0ppula9qaa">
               <w:r>
                 <w:rPr>
                   <w:rFonts w:ascii="Arial" w:cs="Arial" w:eastAsia="Arial" w:hAnsi="Arial"/>
@@ -10243,7 +10243,7 @@
             <w:pPr>
               <w:spacing w:after="20" w:before="0"/>
             </w:pPr>
-            <w:hyperlink w:history="1" r:id="rIdjfjuucwg9bvuiba_4h7ia">
+            <w:hyperlink w:history="1" r:id="rIdz7vnzs4rf_dqugktdbhlh">
               <w:r>
                 <w:rPr>
                   <w:rFonts w:ascii="Arial" w:cs="Arial" w:eastAsia="Arial" w:hAnsi="Arial"/>
@@ -10276,7 +10276,7 @@
               <w:spacing w:after="10" w:before="0"/>
               <w:ind w:left="120"/>
             </w:pPr>
-            <w:hyperlink w:history="1" r:id="rIdsph12oe07w2fjgox4k9nx">
+            <w:hyperlink w:history="1" r:id="rId06hiwmaewlid-chyws0vz">
               <w:r>
                 <w:rPr>
                   <w:rFonts w:ascii="Arial" w:cs="Arial" w:eastAsia="Arial" w:hAnsi="Arial"/>
@@ -10321,7 +10321,7 @@
             <w:pPr>
               <w:spacing w:after="20" w:before="0"/>
             </w:pPr>
-            <w:hyperlink w:history="1" r:id="rIdeutmocu9gcme3oobruae5">
+            <w:hyperlink w:history="1" r:id="rId1bxy2tqdkptnz4wlf9tqr">
               <w:r>
                 <w:rPr>
                   <w:rFonts w:ascii="Arial" w:cs="Arial" w:eastAsia="Arial" w:hAnsi="Arial"/>
@@ -10354,7 +10354,7 @@
               <w:spacing w:after="10" w:before="0"/>
               <w:ind w:left="120"/>
             </w:pPr>
-            <w:hyperlink w:history="1" r:id="rIdte0ek3ebdy37kmq-4eemk">
+            <w:hyperlink w:history="1" r:id="rIdk_j75p7etky7wu4_izai7">
               <w:r>
                 <w:rPr>
                   <w:rFonts w:ascii="Arial" w:cs="Arial" w:eastAsia="Arial" w:hAnsi="Arial"/>
@@ -10549,7 +10549,7 @@
             <w:pPr>
               <w:spacing w:after="20" w:before="0"/>
             </w:pPr>
-            <w:hyperlink w:history="1" r:id="rIdlvu4z5qjnm-u6nz3dfq2y">
+            <w:hyperlink w:history="1" r:id="rIdzueuwxati9qaqn2wq4oqc">
               <w:r>
                 <w:rPr>
                   <w:rFonts w:ascii="Arial" w:cs="Arial" w:eastAsia="Arial" w:hAnsi="Arial"/>
@@ -10582,7 +10582,7 @@
               <w:spacing w:after="10" w:before="0"/>
               <w:ind w:left="120"/>
             </w:pPr>
-            <w:hyperlink w:history="1" r:id="rIdswv2xukufr2lubvr-cdpk">
+            <w:hyperlink w:history="1" r:id="rIdlzxeclceskiufpxfeu8sl">
               <w:r>
                 <w:rPr>
                   <w:rFonts w:ascii="Arial" w:cs="Arial" w:eastAsia="Arial" w:hAnsi="Arial"/>
@@ -10627,7 +10627,7 @@
             <w:pPr>
               <w:spacing w:after="20" w:before="0"/>
             </w:pPr>
-            <w:hyperlink w:history="1" r:id="rIdcw6q1la3pr9ewygu-fetu">
+            <w:hyperlink w:history="1" r:id="rIdrmv4hykb9qt6edt6pzxkp">
               <w:r>
                 <w:rPr>
                   <w:rFonts w:ascii="Arial" w:cs="Arial" w:eastAsia="Arial" w:hAnsi="Arial"/>
@@ -10660,7 +10660,7 @@
               <w:spacing w:after="10" w:before="0"/>
               <w:ind w:left="120"/>
             </w:pPr>
-            <w:hyperlink w:history="1" r:id="rIdg05qleof4mjiacpwhlkmj">
+            <w:hyperlink w:history="1" r:id="rId5jhrzj_yyccgaabzrh1je">
               <w:r>
                 <w:rPr>
                   <w:rFonts w:ascii="Arial" w:cs="Arial" w:eastAsia="Arial" w:hAnsi="Arial"/>
@@ -12147,7 +12147,7 @@
             <w:pPr>
               <w:spacing w:after="20" w:before="0"/>
             </w:pPr>
-            <w:hyperlink w:history="1" r:id="rIdjvqcgcd6xqe_n4a0qbodz">
+            <w:hyperlink w:history="1" r:id="rIdladvdtgz5ks3ncwytnqwn">
               <w:r>
                 <w:rPr>
                   <w:rFonts w:ascii="Arial" w:cs="Arial" w:eastAsia="Arial" w:hAnsi="Arial"/>
@@ -12180,7 +12180,7 @@
               <w:spacing w:after="10" w:before="0"/>
               <w:ind w:left="120"/>
             </w:pPr>
-            <w:hyperlink w:history="1" r:id="rIdgnqbdxia_bkcfiuqh6skq">
+            <w:hyperlink w:history="1" r:id="rIdgstgm9zb3ldkah5asxbwd">
               <w:r>
                 <w:rPr>
                   <w:rFonts w:ascii="Arial" w:cs="Arial" w:eastAsia="Arial" w:hAnsi="Arial"/>
@@ -12225,7 +12225,7 @@
             <w:pPr>
               <w:spacing w:after="20" w:before="0"/>
             </w:pPr>
-            <w:hyperlink w:history="1" r:id="rIdspzqd8ygnueebnubkgphy">
+            <w:hyperlink w:history="1" r:id="rIdcdaszvxy_htojbxu-sayq">
               <w:r>
                 <w:rPr>
                   <w:rFonts w:ascii="Arial" w:cs="Arial" w:eastAsia="Arial" w:hAnsi="Arial"/>
@@ -12258,7 +12258,7 @@
               <w:spacing w:after="10" w:before="0"/>
               <w:ind w:left="120"/>
             </w:pPr>
-            <w:hyperlink w:history="1" r:id="rIdegmg2akk4u1ceuu3_0w5v">
+            <w:hyperlink w:history="1" r:id="rIdqr03myzuomhiorgjanp39">
               <w:r>
                 <w:rPr>
                   <w:rFonts w:ascii="Arial" w:cs="Arial" w:eastAsia="Arial" w:hAnsi="Arial"/>
@@ -12453,7 +12453,7 @@
             <w:pPr>
               <w:spacing w:after="20" w:before="0"/>
             </w:pPr>
-            <w:hyperlink w:history="1" r:id="rId-gqxwkp1ylbresfkokyqc">
+            <w:hyperlink w:history="1" r:id="rIds5d4nk2shdz328e1ybwjy">
               <w:r>
                 <w:rPr>
                   <w:rFonts w:ascii="Arial" w:cs="Arial" w:eastAsia="Arial" w:hAnsi="Arial"/>
@@ -12486,7 +12486,7 @@
               <w:spacing w:after="10" w:before="0"/>
               <w:ind w:left="120"/>
             </w:pPr>
-            <w:hyperlink w:history="1" r:id="rIdmlp2wrywq75hdlapdpjpb">
+            <w:hyperlink w:history="1" r:id="rIdjwzaoegwqci0jaomg2hus">
               <w:r>
                 <w:rPr>
                   <w:rFonts w:ascii="Arial" w:cs="Arial" w:eastAsia="Arial" w:hAnsi="Arial"/>
@@ -12531,7 +12531,7 @@
             <w:pPr>
               <w:spacing w:after="20" w:before="0"/>
             </w:pPr>
-            <w:hyperlink w:history="1" r:id="rIdsjp25bbldhnzh93bc4goj">
+            <w:hyperlink w:history="1" r:id="rIdujmct1m-rzdfjyjvs5txx">
               <w:r>
                 <w:rPr>
                   <w:rFonts w:ascii="Arial" w:cs="Arial" w:eastAsia="Arial" w:hAnsi="Arial"/>
@@ -12564,7 +12564,7 @@
               <w:spacing w:after="10" w:before="0"/>
               <w:ind w:left="120"/>
             </w:pPr>
-            <w:hyperlink w:history="1" r:id="rIdayn7oxnjpkwkdvhfd9333">
+            <w:hyperlink w:history="1" r:id="rIdkp50us284luks0_g2mnr-">
               <w:r>
                 <w:rPr>
                   <w:rFonts w:ascii="Arial" w:cs="Arial" w:eastAsia="Arial" w:hAnsi="Arial"/>
@@ -12759,7 +12759,7 @@
             <w:pPr>
               <w:spacing w:after="20" w:before="0"/>
             </w:pPr>
-            <w:hyperlink w:history="1" r:id="rIdmlq06fh2tu8dn73lm0mz5">
+            <w:hyperlink w:history="1" r:id="rId8em4sihnqm-8lctxwuomh">
               <w:r>
                 <w:rPr>
                   <w:rFonts w:ascii="Arial" w:cs="Arial" w:eastAsia="Arial" w:hAnsi="Arial"/>
@@ -12792,7 +12792,7 @@
               <w:spacing w:after="10" w:before="0"/>
               <w:ind w:left="120"/>
             </w:pPr>
-            <w:hyperlink w:history="1" r:id="rIdzyqv5gpay4m9rcjzejpy1">
+            <w:hyperlink w:history="1" r:id="rId3wfm6q3hhfxzyzdfkokht">
               <w:r>
                 <w:rPr>
                   <w:rFonts w:ascii="Arial" w:cs="Arial" w:eastAsia="Arial" w:hAnsi="Arial"/>
@@ -12837,7 +12837,7 @@
             <w:pPr>
               <w:spacing w:after="20" w:before="0"/>
             </w:pPr>
-            <w:hyperlink w:history="1" r:id="rIdxfpj5wtn7uxpls5iy_ttd">
+            <w:hyperlink w:history="1" r:id="rId5o2pwugdp0lfqzr0yck22">
               <w:r>
                 <w:rPr>
                   <w:rFonts w:ascii="Arial" w:cs="Arial" w:eastAsia="Arial" w:hAnsi="Arial"/>
@@ -12870,7 +12870,7 @@
               <w:spacing w:after="10" w:before="0"/>
               <w:ind w:left="120"/>
             </w:pPr>
-            <w:hyperlink w:history="1" r:id="rId5dd-44cwnwhegt8rmazbk">
+            <w:hyperlink w:history="1" r:id="rIdf25ugfbq7hyygpffl1hpl">
               <w:r>
                 <w:rPr>
                   <w:rFonts w:ascii="Arial" w:cs="Arial" w:eastAsia="Arial" w:hAnsi="Arial"/>
@@ -13065,7 +13065,7 @@
             <w:pPr>
               <w:spacing w:after="20" w:before="0"/>
             </w:pPr>
-            <w:hyperlink w:history="1" r:id="rIdnksfzpdhfi9_oe17vus9h">
+            <w:hyperlink w:history="1" r:id="rIdkhad9cycr_tiynfigbq4k">
               <w:r>
                 <w:rPr>
                   <w:rFonts w:ascii="Arial" w:cs="Arial" w:eastAsia="Arial" w:hAnsi="Arial"/>
@@ -13098,7 +13098,7 @@
               <w:spacing w:after="10" w:before="0"/>
               <w:ind w:left="120"/>
             </w:pPr>
-            <w:hyperlink w:history="1" r:id="rIdx4ma_g0jmne-xpsb6sqq1">
+            <w:hyperlink w:history="1" r:id="rIdvgrz75ipnefzkseig13oz">
               <w:r>
                 <w:rPr>
                   <w:rFonts w:ascii="Arial" w:cs="Arial" w:eastAsia="Arial" w:hAnsi="Arial"/>
@@ -13143,7 +13143,7 @@
             <w:pPr>
               <w:spacing w:after="20" w:before="0"/>
             </w:pPr>
-            <w:hyperlink w:history="1" r:id="rIdtaylglpya3cu_dp4naw_w">
+            <w:hyperlink w:history="1" r:id="rIdclg4l-ntmn2gjwjbbnjxf">
               <w:r>
                 <w:rPr>
                   <w:rFonts w:ascii="Arial" w:cs="Arial" w:eastAsia="Arial" w:hAnsi="Arial"/>
@@ -13176,7 +13176,7 @@
               <w:spacing w:after="10" w:before="0"/>
               <w:ind w:left="120"/>
             </w:pPr>
-            <w:hyperlink w:history="1" r:id="rIdhsqjiqbloi8qu5fvixyes">
+            <w:hyperlink w:history="1" r:id="rIds8j8rhfelwcwyf1keqmw3">
               <w:r>
                 <w:rPr>
                   <w:rFonts w:ascii="Arial" w:cs="Arial" w:eastAsia="Arial" w:hAnsi="Arial"/>
@@ -13371,7 +13371,7 @@
             <w:pPr>
               <w:spacing w:after="20" w:before="0"/>
             </w:pPr>
-            <w:hyperlink w:history="1" r:id="rIdfyno_8dmyge9xaqugzejj">
+            <w:hyperlink w:history="1" r:id="rIde77cgjdc4xc1waeltt3tt">
               <w:r>
                 <w:rPr>
                   <w:rFonts w:ascii="Arial" w:cs="Arial" w:eastAsia="Arial" w:hAnsi="Arial"/>
@@ -13404,7 +13404,7 @@
               <w:spacing w:after="10" w:before="0"/>
               <w:ind w:left="120"/>
             </w:pPr>
-            <w:hyperlink w:history="1" r:id="rIdzboma4zedbtpik7c2npmn">
+            <w:hyperlink w:history="1" r:id="rIdmbhbr9rziwrq_zn_1fvg2">
               <w:r>
                 <w:rPr>
                   <w:rFonts w:ascii="Arial" w:cs="Arial" w:eastAsia="Arial" w:hAnsi="Arial"/>
@@ -13449,7 +13449,7 @@
             <w:pPr>
               <w:spacing w:after="20" w:before="0"/>
             </w:pPr>
-            <w:hyperlink w:history="1" r:id="rId1ybaddn6mbknuxnrbokvo">
+            <w:hyperlink w:history="1" r:id="rIdn3ol5qslqfsqie3tqwfuc">
               <w:r>
                 <w:rPr>
                   <w:rFonts w:ascii="Arial" w:cs="Arial" w:eastAsia="Arial" w:hAnsi="Arial"/>
@@ -13482,7 +13482,7 @@
               <w:spacing w:after="10" w:before="0"/>
               <w:ind w:left="120"/>
             </w:pPr>
-            <w:hyperlink w:history="1" r:id="rIdjxhpq5fcu8r20gdjviip9">
+            <w:hyperlink w:history="1" r:id="rIdpozqd8i298j9z96tzpczc">
               <w:r>
                 <w:rPr>
                   <w:rFonts w:ascii="Arial" w:cs="Arial" w:eastAsia="Arial" w:hAnsi="Arial"/>
@@ -14969,7 +14969,7 @@
             <w:pPr>
               <w:spacing w:after="20" w:before="0"/>
             </w:pPr>
-            <w:hyperlink w:history="1" r:id="rIdetzkuizmubdfqez3sb4y7">
+            <w:hyperlink w:history="1" r:id="rIdnlqydawzat06ghzzgaruv">
               <w:r>
                 <w:rPr>
                   <w:rFonts w:ascii="Arial" w:cs="Arial" w:eastAsia="Arial" w:hAnsi="Arial"/>
@@ -15002,7 +15002,7 @@
               <w:spacing w:after="10" w:before="0"/>
               <w:ind w:left="120"/>
             </w:pPr>
-            <w:hyperlink w:history="1" r:id="rIdye1n6_a1ozt7e1jf5pzea">
+            <w:hyperlink w:history="1" r:id="rIdjgqh5ysqmcxxh88pnxklo">
               <w:r>
                 <w:rPr>
                   <w:rFonts w:ascii="Arial" w:cs="Arial" w:eastAsia="Arial" w:hAnsi="Arial"/>
@@ -15047,7 +15047,7 @@
             <w:pPr>
               <w:spacing w:after="20" w:before="0"/>
             </w:pPr>
-            <w:hyperlink w:history="1" r:id="rId3paq243wnixymg64m4z2z">
+            <w:hyperlink w:history="1" r:id="rIdv-zsi3ux93ufwfgnqsxgo">
               <w:r>
                 <w:rPr>
                   <w:rFonts w:ascii="Arial" w:cs="Arial" w:eastAsia="Arial" w:hAnsi="Arial"/>
@@ -15080,7 +15080,7 @@
               <w:spacing w:after="10" w:before="0"/>
               <w:ind w:left="120"/>
             </w:pPr>
-            <w:hyperlink w:history="1" r:id="rIdjjwvahjogdfpu6pgis0eb">
+            <w:hyperlink w:history="1" r:id="rIdo_mkz6pv2_kfds7fx8vs6">
               <w:r>
                 <w:rPr>
                   <w:rFonts w:ascii="Arial" w:cs="Arial" w:eastAsia="Arial" w:hAnsi="Arial"/>
@@ -15275,7 +15275,7 @@
             <w:pPr>
               <w:spacing w:after="20" w:before="0"/>
             </w:pPr>
-            <w:hyperlink w:history="1" r:id="rId-z0uhg3wz8m5hc5mihmqc">
+            <w:hyperlink w:history="1" r:id="rIdxkyholpxlq81igcckaphc">
               <w:r>
                 <w:rPr>
                   <w:rFonts w:ascii="Arial" w:cs="Arial" w:eastAsia="Arial" w:hAnsi="Arial"/>
@@ -15308,7 +15308,7 @@
               <w:spacing w:after="10" w:before="0"/>
               <w:ind w:left="120"/>
             </w:pPr>
-            <w:hyperlink w:history="1" r:id="rIdibu8ts9gre90nzhbfdeqk">
+            <w:hyperlink w:history="1" r:id="rIdbglvt6gpt8qv0ch5zxwua">
               <w:r>
                 <w:rPr>
                   <w:rFonts w:ascii="Arial" w:cs="Arial" w:eastAsia="Arial" w:hAnsi="Arial"/>
@@ -15353,7 +15353,7 @@
             <w:pPr>
               <w:spacing w:after="20" w:before="0"/>
             </w:pPr>
-            <w:hyperlink w:history="1" r:id="rIdnk_2figolfkd1rzezbh4t">
+            <w:hyperlink w:history="1" r:id="rIdzbhdqplgcsngu66dwk5z2">
               <w:r>
                 <w:rPr>
                   <w:rFonts w:ascii="Arial" w:cs="Arial" w:eastAsia="Arial" w:hAnsi="Arial"/>
@@ -15386,7 +15386,7 @@
               <w:spacing w:after="10" w:before="0"/>
               <w:ind w:left="120"/>
             </w:pPr>
-            <w:hyperlink w:history="1" r:id="rIdkmibk1wemmosyirsoqfl6">
+            <w:hyperlink w:history="1" r:id="rIdijjtn7szhoxnqlohgmo4c">
               <w:r>
                 <w:rPr>
                   <w:rFonts w:ascii="Arial" w:cs="Arial" w:eastAsia="Arial" w:hAnsi="Arial"/>
@@ -15581,7 +15581,7 @@
             <w:pPr>
               <w:spacing w:after="20" w:before="0"/>
             </w:pPr>
-            <w:hyperlink w:history="1" r:id="rIdxaj8kkop5dobp4_rwgmxs">
+            <w:hyperlink w:history="1" r:id="rIdapoxflstkywgmho6xskpc">
               <w:r>
                 <w:rPr>
                   <w:rFonts w:ascii="Arial" w:cs="Arial" w:eastAsia="Arial" w:hAnsi="Arial"/>
@@ -15614,7 +15614,7 @@
               <w:spacing w:after="10" w:before="0"/>
               <w:ind w:left="120"/>
             </w:pPr>
-            <w:hyperlink w:history="1" r:id="rIdnfcrh_sddumwq9smkp27t">
+            <w:hyperlink w:history="1" r:id="rIdhuw2cf6mgxz8_egyvaihy">
               <w:r>
                 <w:rPr>
                   <w:rFonts w:ascii="Arial" w:cs="Arial" w:eastAsia="Arial" w:hAnsi="Arial"/>
@@ -15659,7 +15659,7 @@
             <w:pPr>
               <w:spacing w:after="20" w:before="0"/>
             </w:pPr>
-            <w:hyperlink w:history="1" r:id="rIdxlkjx76fdvmv813hr9imb">
+            <w:hyperlink w:history="1" r:id="rIdn-4syobm4jrvwkz-1p_ng">
               <w:r>
                 <w:rPr>
                   <w:rFonts w:ascii="Arial" w:cs="Arial" w:eastAsia="Arial" w:hAnsi="Arial"/>
@@ -15692,7 +15692,7 @@
               <w:spacing w:after="10" w:before="0"/>
               <w:ind w:left="120"/>
             </w:pPr>
-            <w:hyperlink w:history="1" r:id="rIdipkopvnjigocrytxtrxjz">
+            <w:hyperlink w:history="1" r:id="rIdd5qhb_vpaldknhpdeh4eb">
               <w:r>
                 <w:rPr>
                   <w:rFonts w:ascii="Arial" w:cs="Arial" w:eastAsia="Arial" w:hAnsi="Arial"/>
@@ -15887,7 +15887,7 @@
             <w:pPr>
               <w:spacing w:after="20" w:before="0"/>
             </w:pPr>
-            <w:hyperlink w:history="1" r:id="rIdmrndpbksdtuv1x1e47a7d">
+            <w:hyperlink w:history="1" r:id="rId6heb88xdmh-gloqc338kg">
               <w:r>
                 <w:rPr>
                   <w:rFonts w:ascii="Arial" w:cs="Arial" w:eastAsia="Arial" w:hAnsi="Arial"/>
@@ -15920,7 +15920,7 @@
               <w:spacing w:after="10" w:before="0"/>
               <w:ind w:left="120"/>
             </w:pPr>
-            <w:hyperlink w:history="1" r:id="rIdowvs_h_ogzpgh9_a41vsi">
+            <w:hyperlink w:history="1" r:id="rIdc2sdtycovvez0dcj3i91e">
               <w:r>
                 <w:rPr>
                   <w:rFonts w:ascii="Arial" w:cs="Arial" w:eastAsia="Arial" w:hAnsi="Arial"/>
@@ -15965,7 +15965,7 @@
             <w:pPr>
               <w:spacing w:after="20" w:before="0"/>
             </w:pPr>
-            <w:hyperlink w:history="1" r:id="rId5tuub1izhnao8-iomu7hy">
+            <w:hyperlink w:history="1" r:id="rIdxjtt3qpdlkq7bhbizilws">
               <w:r>
                 <w:rPr>
                   <w:rFonts w:ascii="Arial" w:cs="Arial" w:eastAsia="Arial" w:hAnsi="Arial"/>
@@ -15998,7 +15998,7 @@
               <w:spacing w:after="10" w:before="0"/>
               <w:ind w:left="120"/>
             </w:pPr>
-            <w:hyperlink w:history="1" r:id="rIdazks3gwsu8kxi8dmd75eu">
+            <w:hyperlink w:history="1" r:id="rIdjj8fvynqt4kpxe3z8s5xb">
               <w:r>
                 <w:rPr>
                   <w:rFonts w:ascii="Arial" w:cs="Arial" w:eastAsia="Arial" w:hAnsi="Arial"/>
@@ -16193,7 +16193,7 @@
             <w:pPr>
               <w:spacing w:after="20" w:before="0"/>
             </w:pPr>
-            <w:hyperlink w:history="1" r:id="rId_bzbmryyd730dr-adkqtm">
+            <w:hyperlink w:history="1" r:id="rIduzxifkwhdl4aorjaj6bdi">
               <w:r>
                 <w:rPr>
                   <w:rFonts w:ascii="Arial" w:cs="Arial" w:eastAsia="Arial" w:hAnsi="Arial"/>
@@ -16226,7 +16226,7 @@
               <w:spacing w:after="10" w:before="0"/>
               <w:ind w:left="120"/>
             </w:pPr>
-            <w:hyperlink w:history="1" r:id="rIdglzb6dvpyl3y8kvownw99">
+            <w:hyperlink w:history="1" r:id="rIdsr7kw9aliyq9pqtbruxnj">
               <w:r>
                 <w:rPr>
                   <w:rFonts w:ascii="Arial" w:cs="Arial" w:eastAsia="Arial" w:hAnsi="Arial"/>
@@ -16271,7 +16271,7 @@
             <w:pPr>
               <w:spacing w:after="20" w:before="0"/>
             </w:pPr>
-            <w:hyperlink w:history="1" r:id="rIdwdmxvc3_wlyvh4e0_xft2">
+            <w:hyperlink w:history="1" r:id="rIdcpwu0yp4wap7tsnymiyjr">
               <w:r>
                 <w:rPr>
                   <w:rFonts w:ascii="Arial" w:cs="Arial" w:eastAsia="Arial" w:hAnsi="Arial"/>
@@ -16304,7 +16304,7 @@
               <w:spacing w:after="10" w:before="0"/>
               <w:ind w:left="120"/>
             </w:pPr>
-            <w:hyperlink w:history="1" r:id="rIdfwujav2sdjwaoqcrb45r_">
+            <w:hyperlink w:history="1" r:id="rIdq_rzelhr_5dl3hraiggak">
               <w:r>
                 <w:rPr>
                   <w:rFonts w:ascii="Arial" w:cs="Arial" w:eastAsia="Arial" w:hAnsi="Arial"/>
@@ -17886,7 +17886,7 @@
             <w:pPr>
               <w:spacing w:after="20" w:before="0"/>
             </w:pPr>
-            <w:hyperlink w:history="1" r:id="rIdvcy9vdjhy0pdpyusksjiz">
+            <w:hyperlink w:history="1" r:id="rIdvjediy1lfvh-ueeucjfdm">
               <w:r>
                 <w:rPr>
                   <w:rFonts w:ascii="Arial" w:cs="Arial" w:eastAsia="Arial" w:hAnsi="Arial"/>
@@ -17919,7 +17919,7 @@
               <w:spacing w:after="10" w:before="0"/>
               <w:ind w:left="120"/>
             </w:pPr>
-            <w:hyperlink w:history="1" r:id="rId6khs_citaumhcjwufzzmd">
+            <w:hyperlink w:history="1" r:id="rIdydmpy0nes4izeccfclhlr">
               <w:r>
                 <w:rPr>
                   <w:rFonts w:ascii="Arial" w:cs="Arial" w:eastAsia="Arial" w:hAnsi="Arial"/>
@@ -17964,7 +17964,7 @@
             <w:pPr>
               <w:spacing w:after="20" w:before="0"/>
             </w:pPr>
-            <w:hyperlink w:history="1" r:id="rIdfmdfiz80oqom5od6sjs-s">
+            <w:hyperlink w:history="1" r:id="rIddofwlnwp-bypoemgjz8c9">
               <w:r>
                 <w:rPr>
                   <w:rFonts w:ascii="Arial" w:cs="Arial" w:eastAsia="Arial" w:hAnsi="Arial"/>
@@ -17997,7 +17997,7 @@
               <w:spacing w:after="10" w:before="0"/>
               <w:ind w:left="120"/>
             </w:pPr>
-            <w:hyperlink w:history="1" r:id="rIdvel4wposbgbld2navyhbq">
+            <w:hyperlink w:history="1" r:id="rId25yih8b_7y6rg4pve0rk3">
               <w:r>
                 <w:rPr>
                   <w:rFonts w:ascii="Arial" w:cs="Arial" w:eastAsia="Arial" w:hAnsi="Arial"/>
@@ -18192,7 +18192,7 @@
             <w:pPr>
               <w:spacing w:after="20" w:before="0"/>
             </w:pPr>
-            <w:hyperlink w:history="1" r:id="rIddn_5ml3jwyos8u-wa8jyu">
+            <w:hyperlink w:history="1" r:id="rIdpjkm90usirevupirycf8t">
               <w:r>
                 <w:rPr>
                   <w:rFonts w:ascii="Arial" w:cs="Arial" w:eastAsia="Arial" w:hAnsi="Arial"/>
@@ -18225,7 +18225,7 @@
               <w:spacing w:after="10" w:before="0"/>
               <w:ind w:left="120"/>
             </w:pPr>
-            <w:hyperlink w:history="1" r:id="rIdadoqvluqcjlgfs4f__wki">
+            <w:hyperlink w:history="1" r:id="rIdgudyt5ohkwyh_o7jw7rxl">
               <w:r>
                 <w:rPr>
                   <w:rFonts w:ascii="Arial" w:cs="Arial" w:eastAsia="Arial" w:hAnsi="Arial"/>
@@ -18270,7 +18270,7 @@
             <w:pPr>
               <w:spacing w:after="20" w:before="0"/>
             </w:pPr>
-            <w:hyperlink w:history="1" r:id="rIdqnp9fvk6qbdnq7bb7icvx">
+            <w:hyperlink w:history="1" r:id="rIdj0y8c4u9flzaresn7cxnh">
               <w:r>
                 <w:rPr>
                   <w:rFonts w:ascii="Arial" w:cs="Arial" w:eastAsia="Arial" w:hAnsi="Arial"/>
@@ -18303,7 +18303,7 @@
               <w:spacing w:after="10" w:before="0"/>
               <w:ind w:left="120"/>
             </w:pPr>
-            <w:hyperlink w:history="1" r:id="rIdaauesjn7fytbnuyyjzhzo">
+            <w:hyperlink w:history="1" r:id="rIdtr7awcfpixwetrkhsneaw">
               <w:r>
                 <w:rPr>
                   <w:rFonts w:ascii="Arial" w:cs="Arial" w:eastAsia="Arial" w:hAnsi="Arial"/>
@@ -18498,7 +18498,7 @@
             <w:pPr>
               <w:spacing w:after="20" w:before="0"/>
             </w:pPr>
-            <w:hyperlink w:history="1" r:id="rIdl4byna47gbpn2w3qp8ryd">
+            <w:hyperlink w:history="1" r:id="rIdkttdw4vsjhbpmriotpyfa">
               <w:r>
                 <w:rPr>
                   <w:rFonts w:ascii="Arial" w:cs="Arial" w:eastAsia="Arial" w:hAnsi="Arial"/>
@@ -18531,7 +18531,7 @@
               <w:spacing w:after="10" w:before="0"/>
               <w:ind w:left="120"/>
             </w:pPr>
-            <w:hyperlink w:history="1" r:id="rIdi78zvkr7o25bsd8qgac8a">
+            <w:hyperlink w:history="1" r:id="rIdzr7eyqljjkaoo9wizi_oa">
               <w:r>
                 <w:rPr>
                   <w:rFonts w:ascii="Arial" w:cs="Arial" w:eastAsia="Arial" w:hAnsi="Arial"/>
@@ -18576,7 +18576,7 @@
             <w:pPr>
               <w:spacing w:after="20" w:before="0"/>
             </w:pPr>
-            <w:hyperlink w:history="1" r:id="rId2xinvsqzfghthok8q6ebr">
+            <w:hyperlink w:history="1" r:id="rIdqjfeljowyzvdx0hpydtwb">
               <w:r>
                 <w:rPr>
                   <w:rFonts w:ascii="Arial" w:cs="Arial" w:eastAsia="Arial" w:hAnsi="Arial"/>
@@ -18609,7 +18609,7 @@
               <w:spacing w:after="10" w:before="0"/>
               <w:ind w:left="120"/>
             </w:pPr>
-            <w:hyperlink w:history="1" r:id="rIdq37gxldfcaqusv7s2mvi9">
+            <w:hyperlink w:history="1" r:id="rIdkxm36mee3b4sahikfqhcl">
               <w:r>
                 <w:rPr>
                   <w:rFonts w:ascii="Arial" w:cs="Arial" w:eastAsia="Arial" w:hAnsi="Arial"/>
@@ -18804,7 +18804,7 @@
             <w:pPr>
               <w:spacing w:after="20" w:before="0"/>
             </w:pPr>
-            <w:hyperlink w:history="1" r:id="rIdvemz3phm6yxuswi6mdu3r">
+            <w:hyperlink w:history="1" r:id="rId_qrt8wzbmhzw2-lef48s8">
               <w:r>
                 <w:rPr>
                   <w:rFonts w:ascii="Arial" w:cs="Arial" w:eastAsia="Arial" w:hAnsi="Arial"/>
@@ -18837,7 +18837,7 @@
               <w:spacing w:after="10" w:before="0"/>
               <w:ind w:left="120"/>
             </w:pPr>
-            <w:hyperlink w:history="1" r:id="rIduo6jncfci_mj74d2ynhss">
+            <w:hyperlink w:history="1" r:id="rIdtbxtjib3qeopm-9wowjyv">
               <w:r>
                 <w:rPr>
                   <w:rFonts w:ascii="Arial" w:cs="Arial" w:eastAsia="Arial" w:hAnsi="Arial"/>
@@ -18882,7 +18882,7 @@
             <w:pPr>
               <w:spacing w:after="20" w:before="0"/>
             </w:pPr>
-            <w:hyperlink w:history="1" r:id="rIdq75rervjrfv8ghdugvmlt">
+            <w:hyperlink w:history="1" r:id="rIdtkck9hijm6qgq6qoadg8c">
               <w:r>
                 <w:rPr>
                   <w:rFonts w:ascii="Arial" w:cs="Arial" w:eastAsia="Arial" w:hAnsi="Arial"/>
@@ -18915,7 +18915,7 @@
               <w:spacing w:after="10" w:before="0"/>
               <w:ind w:left="120"/>
             </w:pPr>
-            <w:hyperlink w:history="1" r:id="rId4gzhqkyvnmxw_uo89upu7">
+            <w:hyperlink w:history="1" r:id="rIdjtr4onjyhwd_dsmnzqyjy">
               <w:r>
                 <w:rPr>
                   <w:rFonts w:ascii="Arial" w:cs="Arial" w:eastAsia="Arial" w:hAnsi="Arial"/>
@@ -19110,7 +19110,7 @@
             <w:pPr>
               <w:spacing w:after="20" w:before="0"/>
             </w:pPr>
-            <w:hyperlink w:history="1" r:id="rIduvh4y-zrqsj3dmv_vqiv7">
+            <w:hyperlink w:history="1" r:id="rIdxemcco36kpq_cx9wirbxb">
               <w:r>
                 <w:rPr>
                   <w:rFonts w:ascii="Arial" w:cs="Arial" w:eastAsia="Arial" w:hAnsi="Arial"/>
@@ -19143,7 +19143,7 @@
               <w:spacing w:after="10" w:before="0"/>
               <w:ind w:left="120"/>
             </w:pPr>
-            <w:hyperlink w:history="1" r:id="rIdrdtjevvxfc6vqbovb3lni">
+            <w:hyperlink w:history="1" r:id="rIdqnujy2gaakmtnfqkcc_kb">
               <w:r>
                 <w:rPr>
                   <w:rFonts w:ascii="Arial" w:cs="Arial" w:eastAsia="Arial" w:hAnsi="Arial"/>
@@ -19188,7 +19188,7 @@
             <w:pPr>
               <w:spacing w:after="20" w:before="0"/>
             </w:pPr>
-            <w:hyperlink w:history="1" r:id="rIdceldcum6jfvwtgn7l9am5">
+            <w:hyperlink w:history="1" r:id="rIdkwwg5zyv3jyjtihb9lk6c">
               <w:r>
                 <w:rPr>
                   <w:rFonts w:ascii="Arial" w:cs="Arial" w:eastAsia="Arial" w:hAnsi="Arial"/>
@@ -19221,7 +19221,7 @@
               <w:spacing w:after="10" w:before="0"/>
               <w:ind w:left="120"/>
             </w:pPr>
-            <w:hyperlink w:history="1" r:id="rIdh2bnhndk6xopkt60tlcyu">
+            <w:hyperlink w:history="1" r:id="rIdkbrl4rfxvnazhoy-9weus">
               <w:r>
                 <w:rPr>
                   <w:rFonts w:ascii="Arial" w:cs="Arial" w:eastAsia="Arial" w:hAnsi="Arial"/>
@@ -20803,7 +20803,7 @@
             <w:pPr>
               <w:spacing w:after="20" w:before="0"/>
             </w:pPr>
-            <w:hyperlink w:history="1" r:id="rIdyi-mmjvkebks513ghjsi5">
+            <w:hyperlink w:history="1" r:id="rIdobloqaclnzrjourgswon8">
               <w:r>
                 <w:rPr>
                   <w:rFonts w:ascii="Arial" w:cs="Arial" w:eastAsia="Arial" w:hAnsi="Arial"/>
@@ -20836,7 +20836,7 @@
               <w:spacing w:after="10" w:before="0"/>
               <w:ind w:left="120"/>
             </w:pPr>
-            <w:hyperlink w:history="1" r:id="rIdvhdzmydbrvqxpeo0eguxf">
+            <w:hyperlink w:history="1" r:id="rIderkza_ns7tu--e0qr5zff">
               <w:r>
                 <w:rPr>
                   <w:rFonts w:ascii="Arial" w:cs="Arial" w:eastAsia="Arial" w:hAnsi="Arial"/>
@@ -20881,7 +20881,7 @@
             <w:pPr>
               <w:spacing w:after="20" w:before="0"/>
             </w:pPr>
-            <w:hyperlink w:history="1" r:id="rIdo38magr3uzdnjodjfe375">
+            <w:hyperlink w:history="1" r:id="rIdrnhw0hctgfroyjvgtbknv">
               <w:r>
                 <w:rPr>
                   <w:rFonts w:ascii="Arial" w:cs="Arial" w:eastAsia="Arial" w:hAnsi="Arial"/>
@@ -20914,7 +20914,7 @@
               <w:spacing w:after="10" w:before="0"/>
               <w:ind w:left="120"/>
             </w:pPr>
-            <w:hyperlink w:history="1" r:id="rIdvt0lbecrosevcyxiiicgg">
+            <w:hyperlink w:history="1" r:id="rIdjzdtfxoy_vay6zch4dbab">
               <w:r>
                 <w:rPr>
                   <w:rFonts w:ascii="Arial" w:cs="Arial" w:eastAsia="Arial" w:hAnsi="Arial"/>
@@ -21109,7 +21109,7 @@
             <w:pPr>
               <w:spacing w:after="20" w:before="0"/>
             </w:pPr>
-            <w:hyperlink w:history="1" r:id="rIddpjrrtw-2hse-wabarwnz">
+            <w:hyperlink w:history="1" r:id="rIdqiqvcfu7v3_voworfmj-x">
               <w:r>
                 <w:rPr>
                   <w:rFonts w:ascii="Arial" w:cs="Arial" w:eastAsia="Arial" w:hAnsi="Arial"/>
@@ -21142,7 +21142,7 @@
               <w:spacing w:after="10" w:before="0"/>
               <w:ind w:left="120"/>
             </w:pPr>
-            <w:hyperlink w:history="1" r:id="rId4grxii55qkxely4oms8zv">
+            <w:hyperlink w:history="1" r:id="rIdg-7bqazpuxaci2cz3gc14">
               <w:r>
                 <w:rPr>
                   <w:rFonts w:ascii="Arial" w:cs="Arial" w:eastAsia="Arial" w:hAnsi="Arial"/>
@@ -21187,7 +21187,7 @@
             <w:pPr>
               <w:spacing w:after="20" w:before="0"/>
             </w:pPr>
-            <w:hyperlink w:history="1" r:id="rIdcltcc4ogy4v8_y6jp_g8j">
+            <w:hyperlink w:history="1" r:id="rId3_kyoi8wrc_jpu5yxzidp">
               <w:r>
                 <w:rPr>
                   <w:rFonts w:ascii="Arial" w:cs="Arial" w:eastAsia="Arial" w:hAnsi="Arial"/>
@@ -21220,7 +21220,7 @@
               <w:spacing w:after="10" w:before="0"/>
               <w:ind w:left="120"/>
             </w:pPr>
-            <w:hyperlink w:history="1" r:id="rIdcorivpcbqcbflnemxcgfp">
+            <w:hyperlink w:history="1" r:id="rIdvcvwc3up8_dnehoksktww">
               <w:r>
                 <w:rPr>
                   <w:rFonts w:ascii="Arial" w:cs="Arial" w:eastAsia="Arial" w:hAnsi="Arial"/>
@@ -21415,7 +21415,7 @@
             <w:pPr>
               <w:spacing w:after="20" w:before="0"/>
             </w:pPr>
-            <w:hyperlink w:history="1" r:id="rIdjeubyl0dpqpywkzn9xmew">
+            <w:hyperlink w:history="1" r:id="rIdtfnlri42ktwpeyal7dke7">
               <w:r>
                 <w:rPr>
                   <w:rFonts w:ascii="Arial" w:cs="Arial" w:eastAsia="Arial" w:hAnsi="Arial"/>
@@ -21448,7 +21448,7 @@
               <w:spacing w:after="10" w:before="0"/>
               <w:ind w:left="120"/>
             </w:pPr>
-            <w:hyperlink w:history="1" r:id="rIdnok9wmrmnnlwyoaaokdkk">
+            <w:hyperlink w:history="1" r:id="rIdcfo9917zfr8laeh3ysipz">
               <w:r>
                 <w:rPr>
                   <w:rFonts w:ascii="Arial" w:cs="Arial" w:eastAsia="Arial" w:hAnsi="Arial"/>
@@ -21493,7 +21493,7 @@
             <w:pPr>
               <w:spacing w:after="20" w:before="0"/>
             </w:pPr>
-            <w:hyperlink w:history="1" r:id="rIdtiprhxgkxjkhj5_4fgtpl">
+            <w:hyperlink w:history="1" r:id="rIdmyzlg67lacgaro5afz3hx">
               <w:r>
                 <w:rPr>
                   <w:rFonts w:ascii="Arial" w:cs="Arial" w:eastAsia="Arial" w:hAnsi="Arial"/>
@@ -21526,7 +21526,7 @@
               <w:spacing w:after="10" w:before="0"/>
               <w:ind w:left="120"/>
             </w:pPr>
-            <w:hyperlink w:history="1" r:id="rId1_rqst8pyui36y-kdmnub">
+            <w:hyperlink w:history="1" r:id="rId3xbdcqo1bkz-bojlodjf3">
               <w:r>
                 <w:rPr>
                   <w:rFonts w:ascii="Arial" w:cs="Arial" w:eastAsia="Arial" w:hAnsi="Arial"/>
@@ -21721,7 +21721,7 @@
             <w:pPr>
               <w:spacing w:after="20" w:before="0"/>
             </w:pPr>
-            <w:hyperlink w:history="1" r:id="rId4hj7gyym7awaun5lywgyf">
+            <w:hyperlink w:history="1" r:id="rIdiqhe9y_po_y3mv5xu-vei">
               <w:r>
                 <w:rPr>
                   <w:rFonts w:ascii="Arial" w:cs="Arial" w:eastAsia="Arial" w:hAnsi="Arial"/>
@@ -21754,7 +21754,7 @@
               <w:spacing w:after="10" w:before="0"/>
               <w:ind w:left="120"/>
             </w:pPr>
-            <w:hyperlink w:history="1" r:id="rIdw8cirqtd0yhgpidpjbljw">
+            <w:hyperlink w:history="1" r:id="rIdbp8ueus7ohcajrdjcvzle">
               <w:r>
                 <w:rPr>
                   <w:rFonts w:ascii="Arial" w:cs="Arial" w:eastAsia="Arial" w:hAnsi="Arial"/>
@@ -21799,7 +21799,7 @@
             <w:pPr>
               <w:spacing w:after="20" w:before="0"/>
             </w:pPr>
-            <w:hyperlink w:history="1" r:id="rId8swdu3pl_xogemwijuxbe">
+            <w:hyperlink w:history="1" r:id="rIdhwdz2sz2llfptxcai4-ed">
               <w:r>
                 <w:rPr>
                   <w:rFonts w:ascii="Arial" w:cs="Arial" w:eastAsia="Arial" w:hAnsi="Arial"/>
@@ -21832,7 +21832,7 @@
               <w:spacing w:after="10" w:before="0"/>
               <w:ind w:left="120"/>
             </w:pPr>
-            <w:hyperlink w:history="1" r:id="rIdf-wxitsuqvdjkx4hqjvz3">
+            <w:hyperlink w:history="1" r:id="rIdzhbz8uvhmpmn7nh7g4d9-">
               <w:r>
                 <w:rPr>
                   <w:rFonts w:ascii="Arial" w:cs="Arial" w:eastAsia="Arial" w:hAnsi="Arial"/>
@@ -22027,7 +22027,7 @@
             <w:pPr>
               <w:spacing w:after="20" w:before="0"/>
             </w:pPr>
-            <w:hyperlink w:history="1" r:id="rIdseo05yg8wghq66jhxsqrf">
+            <w:hyperlink w:history="1" r:id="rIdb5rtswqz0fm3gfsjeqgln">
               <w:r>
                 <w:rPr>
                   <w:rFonts w:ascii="Arial" w:cs="Arial" w:eastAsia="Arial" w:hAnsi="Arial"/>
@@ -22060,7 +22060,7 @@
               <w:spacing w:after="10" w:before="0"/>
               <w:ind w:left="120"/>
             </w:pPr>
-            <w:hyperlink w:history="1" r:id="rIdmyspcnvbmwqouocxaac2r">
+            <w:hyperlink w:history="1" r:id="rIdhniiszyfrmopph_pc6ray">
               <w:r>
                 <w:rPr>
                   <w:rFonts w:ascii="Arial" w:cs="Arial" w:eastAsia="Arial" w:hAnsi="Arial"/>
@@ -22105,7 +22105,7 @@
             <w:pPr>
               <w:spacing w:after="20" w:before="0"/>
             </w:pPr>
-            <w:hyperlink w:history="1" r:id="rId-mcb2euaofcgwkerwplnx">
+            <w:hyperlink w:history="1" r:id="rIdkf7vzmierbr2mdueztrqj">
               <w:r>
                 <w:rPr>
                   <w:rFonts w:ascii="Arial" w:cs="Arial" w:eastAsia="Arial" w:hAnsi="Arial"/>
@@ -22138,7 +22138,7 @@
               <w:spacing w:after="10" w:before="0"/>
               <w:ind w:left="120"/>
             </w:pPr>
-            <w:hyperlink w:history="1" r:id="rIdh60j1wtmulugc0xd4nzvs">
+            <w:hyperlink w:history="1" r:id="rIdipguwc4p0pvsq89oq_38b">
               <w:r>
                 <w:rPr>
                   <w:rFonts w:ascii="Arial" w:cs="Arial" w:eastAsia="Arial" w:hAnsi="Arial"/>

--- a/data/outputs/v2/Maths/SS1.3_Quadratic_Equations/Mathematics_Quadratic_Equations_CBE_LessonSequence.docx
+++ b/data/outputs/v2/Maths/SS1.3_Quadratic_Equations/Mathematics_Quadratic_Equations_CBE_LessonSequence.docx
@@ -3244,7 +3244,7 @@
             <w:pPr>
               <w:spacing w:after="20" w:before="0"/>
             </w:pPr>
-            <w:hyperlink w:history="1" r:id="rIdpnlc9urrl501jly3enxq_">
+            <w:hyperlink w:history="1" r:id="rIde6sqfse0nsjjspd5nwpon">
               <w:r>
                 <w:rPr>
                   <w:rFonts w:ascii="Arial" w:cs="Arial" w:eastAsia="Arial" w:hAnsi="Arial"/>
@@ -3277,7 +3277,7 @@
               <w:spacing w:after="10" w:before="0"/>
               <w:ind w:left="120"/>
             </w:pPr>
-            <w:hyperlink w:history="1" r:id="rId8eulffblgy22wsimyd6_t">
+            <w:hyperlink w:history="1" r:id="rIdxrsrqnfxcz1fvfdxhvxey">
               <w:r>
                 <w:rPr>
                   <w:rFonts w:ascii="Arial" w:cs="Arial" w:eastAsia="Arial" w:hAnsi="Arial"/>
@@ -3322,7 +3322,7 @@
             <w:pPr>
               <w:spacing w:after="20" w:before="0"/>
             </w:pPr>
-            <w:hyperlink w:history="1" r:id="rIdx6p8na2wcqdh7ik9olfnh">
+            <w:hyperlink w:history="1" r:id="rIdg9cyrmkei3hz3vynnijar">
               <w:r>
                 <w:rPr>
                   <w:rFonts w:ascii="Arial" w:cs="Arial" w:eastAsia="Arial" w:hAnsi="Arial"/>
@@ -3355,7 +3355,7 @@
               <w:spacing w:after="10" w:before="0"/>
               <w:ind w:left="120"/>
             </w:pPr>
-            <w:hyperlink w:history="1" r:id="rIdix_jh0ldzont0nhpiiy1n">
+            <w:hyperlink w:history="1" r:id="rIdsg9seg-uerwwaebeqgfzi">
               <w:r>
                 <w:rPr>
                   <w:rFonts w:ascii="Arial" w:cs="Arial" w:eastAsia="Arial" w:hAnsi="Arial"/>
@@ -3664,7 +3664,7 @@
             <w:pPr>
               <w:spacing w:after="20" w:before="0"/>
             </w:pPr>
-            <w:hyperlink w:history="1" r:id="rIdthpxhhiw8uuzgrhi55lg3">
+            <w:hyperlink w:history="1" r:id="rId7lfrhut6jwhnp7vf3jmgl">
               <w:r>
                 <w:rPr>
                   <w:rFonts w:ascii="Arial" w:cs="Arial" w:eastAsia="Arial" w:hAnsi="Arial"/>
@@ -3697,7 +3697,7 @@
               <w:spacing w:after="10" w:before="0"/>
               <w:ind w:left="120"/>
             </w:pPr>
-            <w:hyperlink w:history="1" r:id="rIdkh3by1hn0ti8uura3md6x">
+            <w:hyperlink w:history="1" r:id="rId4epvhfvl6p8lq332_89-j">
               <w:r>
                 <w:rPr>
                   <w:rFonts w:ascii="Arial" w:cs="Arial" w:eastAsia="Arial" w:hAnsi="Arial"/>
@@ -3742,7 +3742,7 @@
             <w:pPr>
               <w:spacing w:after="20" w:before="0"/>
             </w:pPr>
-            <w:hyperlink w:history="1" r:id="rId-mq9_le5t2hbzhybxpq79">
+            <w:hyperlink w:history="1" r:id="rIdguacbdlq8ksw_zd94m21t">
               <w:r>
                 <w:rPr>
                   <w:rFonts w:ascii="Arial" w:cs="Arial" w:eastAsia="Arial" w:hAnsi="Arial"/>
@@ -3775,7 +3775,7 @@
               <w:spacing w:after="10" w:before="0"/>
               <w:ind w:left="120"/>
             </w:pPr>
-            <w:hyperlink w:history="1" r:id="rIdxbgtjyl048mxynt1bjgvw">
+            <w:hyperlink w:history="1" r:id="rIdurvx0xqdjiaz2wueqvqih">
               <w:r>
                 <w:rPr>
                   <w:rFonts w:ascii="Arial" w:cs="Arial" w:eastAsia="Arial" w:hAnsi="Arial"/>
@@ -4027,7 +4027,7 @@
             <w:pPr>
               <w:spacing w:after="20" w:before="0"/>
             </w:pPr>
-            <w:hyperlink w:history="1" r:id="rIdsrq1uslkmjoretx6qw5fm">
+            <w:hyperlink w:history="1" r:id="rId_5rnq73ahuuv41bg0xz0i">
               <w:r>
                 <w:rPr>
                   <w:rFonts w:ascii="Arial" w:cs="Arial" w:eastAsia="Arial" w:hAnsi="Arial"/>
@@ -4060,7 +4060,7 @@
               <w:spacing w:after="10" w:before="0"/>
               <w:ind w:left="120"/>
             </w:pPr>
-            <w:hyperlink w:history="1" r:id="rIddaeekaw54thmjbdtywcco">
+            <w:hyperlink w:history="1" r:id="rIdjuhhjhaakzcvu-6hpbz65">
               <w:r>
                 <w:rPr>
                   <w:rFonts w:ascii="Arial" w:cs="Arial" w:eastAsia="Arial" w:hAnsi="Arial"/>
@@ -4105,7 +4105,7 @@
             <w:pPr>
               <w:spacing w:after="20" w:before="0"/>
             </w:pPr>
-            <w:hyperlink w:history="1" r:id="rId_76m6r1v1hofzo4g0jh2a">
+            <w:hyperlink w:history="1" r:id="rId9amlu30jivpac448clyoj">
               <w:r>
                 <w:rPr>
                   <w:rFonts w:ascii="Arial" w:cs="Arial" w:eastAsia="Arial" w:hAnsi="Arial"/>
@@ -4138,7 +4138,7 @@
               <w:spacing w:after="10" w:before="0"/>
               <w:ind w:left="120"/>
             </w:pPr>
-            <w:hyperlink w:history="1" r:id="rIdlowg3nb-hvew0ip88jt9f">
+            <w:hyperlink w:history="1" r:id="rIdn4o-nfyqdug58ogv8nzxy">
               <w:r>
                 <w:rPr>
                   <w:rFonts w:ascii="Arial" w:cs="Arial" w:eastAsia="Arial" w:hAnsi="Arial"/>
@@ -4428,7 +4428,7 @@
             <w:pPr>
               <w:spacing w:after="20" w:before="0"/>
             </w:pPr>
-            <w:hyperlink w:history="1" r:id="rIds9-wdkley8wxusxsjfxc2">
+            <w:hyperlink w:history="1" r:id="rIdspeuz5_yym6qeawsstsud">
               <w:r>
                 <w:rPr>
                   <w:rFonts w:ascii="Arial" w:cs="Arial" w:eastAsia="Arial" w:hAnsi="Arial"/>
@@ -4461,7 +4461,7 @@
               <w:spacing w:after="10" w:before="0"/>
               <w:ind w:left="120"/>
             </w:pPr>
-            <w:hyperlink w:history="1" r:id="rIdh_plyqwq8ftpnavrbrll2">
+            <w:hyperlink w:history="1" r:id="rIdul3xewlfj80bcageurk0e">
               <w:r>
                 <w:rPr>
                   <w:rFonts w:ascii="Arial" w:cs="Arial" w:eastAsia="Arial" w:hAnsi="Arial"/>
@@ -4506,7 +4506,7 @@
             <w:pPr>
               <w:spacing w:after="20" w:before="0"/>
             </w:pPr>
-            <w:hyperlink w:history="1" r:id="rIdiy3_wccncktojyh3f1eoo">
+            <w:hyperlink w:history="1" r:id="rIdnr5sitrhqkxxlhvrzyrsf">
               <w:r>
                 <w:rPr>
                   <w:rFonts w:ascii="Arial" w:cs="Arial" w:eastAsia="Arial" w:hAnsi="Arial"/>
@@ -4539,7 +4539,7 @@
               <w:spacing w:after="10" w:before="0"/>
               <w:ind w:left="120"/>
             </w:pPr>
-            <w:hyperlink w:history="1" r:id="rIdmahm2v-l7p3xi5cctcvav">
+            <w:hyperlink w:history="1" r:id="rIdzipcozgmdnl6ffemjifvs">
               <w:r>
                 <w:rPr>
                   <w:rFonts w:ascii="Arial" w:cs="Arial" w:eastAsia="Arial" w:hAnsi="Arial"/>
@@ -4829,7 +4829,7 @@
             <w:pPr>
               <w:spacing w:after="20" w:before="0"/>
             </w:pPr>
-            <w:hyperlink w:history="1" r:id="rId3fufavugeuthhci-q4-kd">
+            <w:hyperlink w:history="1" r:id="rId_qe82i7nl4iufizvu5xu_">
               <w:r>
                 <w:rPr>
                   <w:rFonts w:ascii="Arial" w:cs="Arial" w:eastAsia="Arial" w:hAnsi="Arial"/>
@@ -4862,7 +4862,7 @@
               <w:spacing w:after="10" w:before="0"/>
               <w:ind w:left="120"/>
             </w:pPr>
-            <w:hyperlink w:history="1" r:id="rIdh_bqmk8qhmj6kbd8tt-ej">
+            <w:hyperlink w:history="1" r:id="rIdfvuwsvzq7r7bufxrrwjk5">
               <w:r>
                 <w:rPr>
                   <w:rFonts w:ascii="Arial" w:cs="Arial" w:eastAsia="Arial" w:hAnsi="Arial"/>
@@ -4907,7 +4907,7 @@
             <w:pPr>
               <w:spacing w:after="20" w:before="0"/>
             </w:pPr>
-            <w:hyperlink w:history="1" r:id="rIdrkrs87kchzh1vvfthtjea">
+            <w:hyperlink w:history="1" r:id="rIdlj2nuygnxzmdkzkrvzjxh">
               <w:r>
                 <w:rPr>
                   <w:rFonts w:ascii="Arial" w:cs="Arial" w:eastAsia="Arial" w:hAnsi="Arial"/>
@@ -4940,7 +4940,7 @@
               <w:spacing w:after="10" w:before="0"/>
               <w:ind w:left="120"/>
             </w:pPr>
-            <w:hyperlink w:history="1" r:id="rIdtuv_658wr-vmnf9it3g_h">
+            <w:hyperlink w:history="1" r:id="rIdip7bx8ozl6jvvwbfltlua">
               <w:r>
                 <w:rPr>
                   <w:rFonts w:ascii="Arial" w:cs="Arial" w:eastAsia="Arial" w:hAnsi="Arial"/>
@@ -6503,7 +6503,7 @@
             <w:pPr>
               <w:spacing w:after="20" w:before="0"/>
             </w:pPr>
-            <w:hyperlink w:history="1" r:id="rIdlu8vkynyjpibhspvqhqbp">
+            <w:hyperlink w:history="1" r:id="rId0i_ww1ksqen2qs0f8llr4">
               <w:r>
                 <w:rPr>
                   <w:rFonts w:ascii="Arial" w:cs="Arial" w:eastAsia="Arial" w:hAnsi="Arial"/>
@@ -6536,7 +6536,7 @@
               <w:spacing w:after="10" w:before="0"/>
               <w:ind w:left="120"/>
             </w:pPr>
-            <w:hyperlink w:history="1" r:id="rIdjixsy2xytylzchxt_nlag">
+            <w:hyperlink w:history="1" r:id="rId4pytza9la6y30lmbo-6-o">
               <w:r>
                 <w:rPr>
                   <w:rFonts w:ascii="Arial" w:cs="Arial" w:eastAsia="Arial" w:hAnsi="Arial"/>
@@ -6581,7 +6581,7 @@
             <w:pPr>
               <w:spacing w:after="20" w:before="0"/>
             </w:pPr>
-            <w:hyperlink w:history="1" r:id="rIdfz5ofwe_ksd5iganvvz6c">
+            <w:hyperlink w:history="1" r:id="rIdbn9yugrkrjc0wy15pftri">
               <w:r>
                 <w:rPr>
                   <w:rFonts w:ascii="Arial" w:cs="Arial" w:eastAsia="Arial" w:hAnsi="Arial"/>
@@ -6614,7 +6614,7 @@
               <w:spacing w:after="10" w:before="0"/>
               <w:ind w:left="120"/>
             </w:pPr>
-            <w:hyperlink w:history="1" r:id="rIdnisp22jkm-mrd9x_sv7dd">
+            <w:hyperlink w:history="1" r:id="rIdbkgksgpx8etvo6-lc4ojl">
               <w:r>
                 <w:rPr>
                   <w:rFonts w:ascii="Arial" w:cs="Arial" w:eastAsia="Arial" w:hAnsi="Arial"/>
@@ -6809,7 +6809,7 @@
             <w:pPr>
               <w:spacing w:after="20" w:before="0"/>
             </w:pPr>
-            <w:hyperlink w:history="1" r:id="rId4mfbzt3hmhk1sn0gdkkyl">
+            <w:hyperlink w:history="1" r:id="rIdtw1qrvqohd1s5nwvd8rja">
               <w:r>
                 <w:rPr>
                   <w:rFonts w:ascii="Arial" w:cs="Arial" w:eastAsia="Arial" w:hAnsi="Arial"/>
@@ -6842,7 +6842,7 @@
               <w:spacing w:after="10" w:before="0"/>
               <w:ind w:left="120"/>
             </w:pPr>
-            <w:hyperlink w:history="1" r:id="rIdzioh7tarmqme80hi2yraf">
+            <w:hyperlink w:history="1" r:id="rIdbwnjdtzt5gmo4mdatkx20">
               <w:r>
                 <w:rPr>
                   <w:rFonts w:ascii="Arial" w:cs="Arial" w:eastAsia="Arial" w:hAnsi="Arial"/>
@@ -6887,7 +6887,7 @@
             <w:pPr>
               <w:spacing w:after="20" w:before="0"/>
             </w:pPr>
-            <w:hyperlink w:history="1" r:id="rIdtx26f5_031j0fn45bwuib">
+            <w:hyperlink w:history="1" r:id="rIds-pfltollgzywg9z07um1">
               <w:r>
                 <w:rPr>
                   <w:rFonts w:ascii="Arial" w:cs="Arial" w:eastAsia="Arial" w:hAnsi="Arial"/>
@@ -6920,7 +6920,7 @@
               <w:spacing w:after="10" w:before="0"/>
               <w:ind w:left="120"/>
             </w:pPr>
-            <w:hyperlink w:history="1" r:id="rIdzussarqocrtymjbzh5cit">
+            <w:hyperlink w:history="1" r:id="rIdd43joydbazybkaw66_o17">
               <w:r>
                 <w:rPr>
                   <w:rFonts w:ascii="Arial" w:cs="Arial" w:eastAsia="Arial" w:hAnsi="Arial"/>
@@ -7115,7 +7115,7 @@
             <w:pPr>
               <w:spacing w:after="20" w:before="0"/>
             </w:pPr>
-            <w:hyperlink w:history="1" r:id="rIdmmtgmwqifgaapsanoyetx">
+            <w:hyperlink w:history="1" r:id="rIda0wgmgbjscpgetwvks435">
               <w:r>
                 <w:rPr>
                   <w:rFonts w:ascii="Arial" w:cs="Arial" w:eastAsia="Arial" w:hAnsi="Arial"/>
@@ -7148,7 +7148,7 @@
               <w:spacing w:after="10" w:before="0"/>
               <w:ind w:left="120"/>
             </w:pPr>
-            <w:hyperlink w:history="1" r:id="rId1czex1qwoap2eyn2b-xqj">
+            <w:hyperlink w:history="1" r:id="rIdoctxxhxosh5xoczu0izci">
               <w:r>
                 <w:rPr>
                   <w:rFonts w:ascii="Arial" w:cs="Arial" w:eastAsia="Arial" w:hAnsi="Arial"/>
@@ -7193,7 +7193,7 @@
             <w:pPr>
               <w:spacing w:after="20" w:before="0"/>
             </w:pPr>
-            <w:hyperlink w:history="1" r:id="rId6eoekx0sssesxr6dk6tlp">
+            <w:hyperlink w:history="1" r:id="rIdrvnv4kq12wjzn2dd51pdh">
               <w:r>
                 <w:rPr>
                   <w:rFonts w:ascii="Arial" w:cs="Arial" w:eastAsia="Arial" w:hAnsi="Arial"/>
@@ -7226,7 +7226,7 @@
               <w:spacing w:after="10" w:before="0"/>
               <w:ind w:left="120"/>
             </w:pPr>
-            <w:hyperlink w:history="1" r:id="rIdrl5httysykdiwf7rf52fk">
+            <w:hyperlink w:history="1" r:id="rIdlivxnuaamy5oadw3xjjtc">
               <w:r>
                 <w:rPr>
                   <w:rFonts w:ascii="Arial" w:cs="Arial" w:eastAsia="Arial" w:hAnsi="Arial"/>
@@ -7421,7 +7421,7 @@
             <w:pPr>
               <w:spacing w:after="20" w:before="0"/>
             </w:pPr>
-            <w:hyperlink w:history="1" r:id="rIdohq6onz8pvlkr4po8fj7r">
+            <w:hyperlink w:history="1" r:id="rIduuwuq1cxlc0jsh3-qndrj">
               <w:r>
                 <w:rPr>
                   <w:rFonts w:ascii="Arial" w:cs="Arial" w:eastAsia="Arial" w:hAnsi="Arial"/>
@@ -7454,7 +7454,7 @@
               <w:spacing w:after="10" w:before="0"/>
               <w:ind w:left="120"/>
             </w:pPr>
-            <w:hyperlink w:history="1" r:id="rIdi55eg2xtm7d4531rq4xre">
+            <w:hyperlink w:history="1" r:id="rIdhauipzuoxyzq8tml1j_5o">
               <w:r>
                 <w:rPr>
                   <w:rFonts w:ascii="Arial" w:cs="Arial" w:eastAsia="Arial" w:hAnsi="Arial"/>
@@ -7499,7 +7499,7 @@
             <w:pPr>
               <w:spacing w:after="20" w:before="0"/>
             </w:pPr>
-            <w:hyperlink w:history="1" r:id="rIddritzca7pwgpwwvtddcmy">
+            <w:hyperlink w:history="1" r:id="rIdf4y8gperv4avfu2mgkwjt">
               <w:r>
                 <w:rPr>
                   <w:rFonts w:ascii="Arial" w:cs="Arial" w:eastAsia="Arial" w:hAnsi="Arial"/>
@@ -7532,7 +7532,7 @@
               <w:spacing w:after="10" w:before="0"/>
               <w:ind w:left="120"/>
             </w:pPr>
-            <w:hyperlink w:history="1" r:id="rIdepgga4wx9pqzehh-ldxr2">
+            <w:hyperlink w:history="1" r:id="rIdeob84kjkbmi6oej1bweme">
               <w:r>
                 <w:rPr>
                   <w:rFonts w:ascii="Arial" w:cs="Arial" w:eastAsia="Arial" w:hAnsi="Arial"/>
@@ -7727,7 +7727,7 @@
             <w:pPr>
               <w:spacing w:after="20" w:before="0"/>
             </w:pPr>
-            <w:hyperlink w:history="1" r:id="rId4s5kleqbqvh22vvmitrmc">
+            <w:hyperlink w:history="1" r:id="rIdmzqztncoebtnp5imf9tha">
               <w:r>
                 <w:rPr>
                   <w:rFonts w:ascii="Arial" w:cs="Arial" w:eastAsia="Arial" w:hAnsi="Arial"/>
@@ -7760,7 +7760,7 @@
               <w:spacing w:after="10" w:before="0"/>
               <w:ind w:left="120"/>
             </w:pPr>
-            <w:hyperlink w:history="1" r:id="rIdtiex89aozsvyfmap0kndq">
+            <w:hyperlink w:history="1" r:id="rIdmqp92fzlouzrysv3vaiix">
               <w:r>
                 <w:rPr>
                   <w:rFonts w:ascii="Arial" w:cs="Arial" w:eastAsia="Arial" w:hAnsi="Arial"/>
@@ -7805,7 +7805,7 @@
             <w:pPr>
               <w:spacing w:after="20" w:before="0"/>
             </w:pPr>
-            <w:hyperlink w:history="1" r:id="rId5cd7wivyo5kt37ht9hlrb">
+            <w:hyperlink w:history="1" r:id="rIdskmwlks1weefawhawrxs3">
               <w:r>
                 <w:rPr>
                   <w:rFonts w:ascii="Arial" w:cs="Arial" w:eastAsia="Arial" w:hAnsi="Arial"/>
@@ -7838,7 +7838,7 @@
               <w:spacing w:after="10" w:before="0"/>
               <w:ind w:left="120"/>
             </w:pPr>
-            <w:hyperlink w:history="1" r:id="rIdj9rk3ikzun0kta84dgxmg">
+            <w:hyperlink w:history="1" r:id="rId8hgjmvrk52nois9l-dpfn">
               <w:r>
                 <w:rPr>
                   <w:rFonts w:ascii="Arial" w:cs="Arial" w:eastAsia="Arial" w:hAnsi="Arial"/>
@@ -9325,7 +9325,7 @@
             <w:pPr>
               <w:spacing w:after="20" w:before="0"/>
             </w:pPr>
-            <w:hyperlink w:history="1" r:id="rId4l8sokwvmwpmn1tenzfwq">
+            <w:hyperlink w:history="1" r:id="rId9zfhqjzfvwqm_e1hvecgg">
               <w:r>
                 <w:rPr>
                   <w:rFonts w:ascii="Arial" w:cs="Arial" w:eastAsia="Arial" w:hAnsi="Arial"/>
@@ -9358,7 +9358,7 @@
               <w:spacing w:after="10" w:before="0"/>
               <w:ind w:left="120"/>
             </w:pPr>
-            <w:hyperlink w:history="1" r:id="rIdlgmz3peztqr4zys9btwue">
+            <w:hyperlink w:history="1" r:id="rIdqbehywcoyrb8r-vwdmqzx">
               <w:r>
                 <w:rPr>
                   <w:rFonts w:ascii="Arial" w:cs="Arial" w:eastAsia="Arial" w:hAnsi="Arial"/>
@@ -9403,7 +9403,7 @@
             <w:pPr>
               <w:spacing w:after="20" w:before="0"/>
             </w:pPr>
-            <w:hyperlink w:history="1" r:id="rIdraetob4v_ibt7cwe7gmzg">
+            <w:hyperlink w:history="1" r:id="rIdvi9jk5gd08cbdobdwq6vt">
               <w:r>
                 <w:rPr>
                   <w:rFonts w:ascii="Arial" w:cs="Arial" w:eastAsia="Arial" w:hAnsi="Arial"/>
@@ -9436,7 +9436,7 @@
               <w:spacing w:after="10" w:before="0"/>
               <w:ind w:left="120"/>
             </w:pPr>
-            <w:hyperlink w:history="1" r:id="rIddsfxwh0tizlkm6rfgosc-">
+            <w:hyperlink w:history="1" r:id="rIdtekbvy0rilymfvcugexqy">
               <w:r>
                 <w:rPr>
                   <w:rFonts w:ascii="Arial" w:cs="Arial" w:eastAsia="Arial" w:hAnsi="Arial"/>
@@ -9631,7 +9631,7 @@
             <w:pPr>
               <w:spacing w:after="20" w:before="0"/>
             </w:pPr>
-            <w:hyperlink w:history="1" r:id="rId_hxty5qko7orsnklnemdz">
+            <w:hyperlink w:history="1" r:id="rIdetyjrcjapq1gs-ryosgk2">
               <w:r>
                 <w:rPr>
                   <w:rFonts w:ascii="Arial" w:cs="Arial" w:eastAsia="Arial" w:hAnsi="Arial"/>
@@ -9664,7 +9664,7 @@
               <w:spacing w:after="10" w:before="0"/>
               <w:ind w:left="120"/>
             </w:pPr>
-            <w:hyperlink w:history="1" r:id="rIde_qubyf15lz-j_t9tenct">
+            <w:hyperlink w:history="1" r:id="rIdfzwk3dvjfs7--7jzzwm_2">
               <w:r>
                 <w:rPr>
                   <w:rFonts w:ascii="Arial" w:cs="Arial" w:eastAsia="Arial" w:hAnsi="Arial"/>
@@ -9709,7 +9709,7 @@
             <w:pPr>
               <w:spacing w:after="20" w:before="0"/>
             </w:pPr>
-            <w:hyperlink w:history="1" r:id="rIdtfdnvgthnr6lhlsnqa6ep">
+            <w:hyperlink w:history="1" r:id="rIdrigy_ftk6dpkuayxhrbjo">
               <w:r>
                 <w:rPr>
                   <w:rFonts w:ascii="Arial" w:cs="Arial" w:eastAsia="Arial" w:hAnsi="Arial"/>
@@ -9742,7 +9742,7 @@
               <w:spacing w:after="10" w:before="0"/>
               <w:ind w:left="120"/>
             </w:pPr>
-            <w:hyperlink w:history="1" r:id="rIdujibywul4ogk71pmezfxy">
+            <w:hyperlink w:history="1" r:id="rIdft7hmbpljdorqqynyiy5z">
               <w:r>
                 <w:rPr>
                   <w:rFonts w:ascii="Arial" w:cs="Arial" w:eastAsia="Arial" w:hAnsi="Arial"/>
@@ -9937,7 +9937,7 @@
             <w:pPr>
               <w:spacing w:after="20" w:before="0"/>
             </w:pPr>
-            <w:hyperlink w:history="1" r:id="rIdteao3ul_c9guw2t5ntj7y">
+            <w:hyperlink w:history="1" r:id="rIdemnponb_ubu_d5jv3q31a">
               <w:r>
                 <w:rPr>
                   <w:rFonts w:ascii="Arial" w:cs="Arial" w:eastAsia="Arial" w:hAnsi="Arial"/>
@@ -9970,7 +9970,7 @@
               <w:spacing w:after="10" w:before="0"/>
               <w:ind w:left="120"/>
             </w:pPr>
-            <w:hyperlink w:history="1" r:id="rIdc4sulhjmyxo7o1vaea-ud">
+            <w:hyperlink w:history="1" r:id="rIdt_wayxu1hxm2lbeiibmbr">
               <w:r>
                 <w:rPr>
                   <w:rFonts w:ascii="Arial" w:cs="Arial" w:eastAsia="Arial" w:hAnsi="Arial"/>
@@ -10015,7 +10015,7 @@
             <w:pPr>
               <w:spacing w:after="20" w:before="0"/>
             </w:pPr>
-            <w:hyperlink w:history="1" r:id="rIdqkeciiyea5pkdij5y-sbt">
+            <w:hyperlink w:history="1" r:id="rId5kkbdjp6nspy_ktc0xm6v">
               <w:r>
                 <w:rPr>
                   <w:rFonts w:ascii="Arial" w:cs="Arial" w:eastAsia="Arial" w:hAnsi="Arial"/>
@@ -10048,7 +10048,7 @@
               <w:spacing w:after="10" w:before="0"/>
               <w:ind w:left="120"/>
             </w:pPr>
-            <w:hyperlink w:history="1" r:id="rIdn6zcxyb-lzo0ppula9qaa">
+            <w:hyperlink w:history="1" r:id="rId8petnrq6r4jvsrpuajltb">
               <w:r>
                 <w:rPr>
                   <w:rFonts w:ascii="Arial" w:cs="Arial" w:eastAsia="Arial" w:hAnsi="Arial"/>
@@ -10243,7 +10243,7 @@
             <w:pPr>
               <w:spacing w:after="20" w:before="0"/>
             </w:pPr>
-            <w:hyperlink w:history="1" r:id="rIdz7vnzs4rf_dqugktdbhlh">
+            <w:hyperlink w:history="1" r:id="rIdh6jozdlofkmvvcitwu4rk">
               <w:r>
                 <w:rPr>
                   <w:rFonts w:ascii="Arial" w:cs="Arial" w:eastAsia="Arial" w:hAnsi="Arial"/>
@@ -10276,7 +10276,7 @@
               <w:spacing w:after="10" w:before="0"/>
               <w:ind w:left="120"/>
             </w:pPr>
-            <w:hyperlink w:history="1" r:id="rId06hiwmaewlid-chyws0vz">
+            <w:hyperlink w:history="1" r:id="rIdnef8ysgwdd0hpugwwz8px">
               <w:r>
                 <w:rPr>
                   <w:rFonts w:ascii="Arial" w:cs="Arial" w:eastAsia="Arial" w:hAnsi="Arial"/>
@@ -10321,7 +10321,7 @@
             <w:pPr>
               <w:spacing w:after="20" w:before="0"/>
             </w:pPr>
-            <w:hyperlink w:history="1" r:id="rId1bxy2tqdkptnz4wlf9tqr">
+            <w:hyperlink w:history="1" r:id="rIdezgwqr-8ju2qtehfxhe08">
               <w:r>
                 <w:rPr>
                   <w:rFonts w:ascii="Arial" w:cs="Arial" w:eastAsia="Arial" w:hAnsi="Arial"/>
@@ -10354,7 +10354,7 @@
               <w:spacing w:after="10" w:before="0"/>
               <w:ind w:left="120"/>
             </w:pPr>
-            <w:hyperlink w:history="1" r:id="rIdk_j75p7etky7wu4_izai7">
+            <w:hyperlink w:history="1" r:id="rIdssmeq27taj2ijpxdrvj1u">
               <w:r>
                 <w:rPr>
                   <w:rFonts w:ascii="Arial" w:cs="Arial" w:eastAsia="Arial" w:hAnsi="Arial"/>
@@ -10549,7 +10549,7 @@
             <w:pPr>
               <w:spacing w:after="20" w:before="0"/>
             </w:pPr>
-            <w:hyperlink w:history="1" r:id="rIdzueuwxati9qaqn2wq4oqc">
+            <w:hyperlink w:history="1" r:id="rIdygehf4pm9kxcem8139iwl">
               <w:r>
                 <w:rPr>
                   <w:rFonts w:ascii="Arial" w:cs="Arial" w:eastAsia="Arial" w:hAnsi="Arial"/>
@@ -10582,7 +10582,7 @@
               <w:spacing w:after="10" w:before="0"/>
               <w:ind w:left="120"/>
             </w:pPr>
-            <w:hyperlink w:history="1" r:id="rIdlzxeclceskiufpxfeu8sl">
+            <w:hyperlink w:history="1" r:id="rIdrrlo2l53ezivqhcxuuaiz">
               <w:r>
                 <w:rPr>
                   <w:rFonts w:ascii="Arial" w:cs="Arial" w:eastAsia="Arial" w:hAnsi="Arial"/>
@@ -10627,7 +10627,7 @@
             <w:pPr>
               <w:spacing w:after="20" w:before="0"/>
             </w:pPr>
-            <w:hyperlink w:history="1" r:id="rIdrmv4hykb9qt6edt6pzxkp">
+            <w:hyperlink w:history="1" r:id="rIdpz_ad_zsymhu_vorhb2st">
               <w:r>
                 <w:rPr>
                   <w:rFonts w:ascii="Arial" w:cs="Arial" w:eastAsia="Arial" w:hAnsi="Arial"/>
@@ -10660,7 +10660,7 @@
               <w:spacing w:after="10" w:before="0"/>
               <w:ind w:left="120"/>
             </w:pPr>
-            <w:hyperlink w:history="1" r:id="rId5jhrzj_yyccgaabzrh1je">
+            <w:hyperlink w:history="1" r:id="rIds3ecqy0mr4nw-lbol8mwu">
               <w:r>
                 <w:rPr>
                   <w:rFonts w:ascii="Arial" w:cs="Arial" w:eastAsia="Arial" w:hAnsi="Arial"/>
@@ -12147,7 +12147,7 @@
             <w:pPr>
               <w:spacing w:after="20" w:before="0"/>
             </w:pPr>
-            <w:hyperlink w:history="1" r:id="rIdladvdtgz5ks3ncwytnqwn">
+            <w:hyperlink w:history="1" r:id="rIddt8ckfz3wc0crqesfoyht">
               <w:r>
                 <w:rPr>
                   <w:rFonts w:ascii="Arial" w:cs="Arial" w:eastAsia="Arial" w:hAnsi="Arial"/>
@@ -12180,7 +12180,7 @@
               <w:spacing w:after="10" w:before="0"/>
               <w:ind w:left="120"/>
             </w:pPr>
-            <w:hyperlink w:history="1" r:id="rIdgstgm9zb3ldkah5asxbwd">
+            <w:hyperlink w:history="1" r:id="rIdvqyqifkjcmv7u--n3zeai">
               <w:r>
                 <w:rPr>
                   <w:rFonts w:ascii="Arial" w:cs="Arial" w:eastAsia="Arial" w:hAnsi="Arial"/>
@@ -12225,7 +12225,7 @@
             <w:pPr>
               <w:spacing w:after="20" w:before="0"/>
             </w:pPr>
-            <w:hyperlink w:history="1" r:id="rIdcdaszvxy_htojbxu-sayq">
+            <w:hyperlink w:history="1" r:id="rIdmlo7hk5x6uqurajmrj2a_">
               <w:r>
                 <w:rPr>
                   <w:rFonts w:ascii="Arial" w:cs="Arial" w:eastAsia="Arial" w:hAnsi="Arial"/>
@@ -12258,7 +12258,7 @@
               <w:spacing w:after="10" w:before="0"/>
               <w:ind w:left="120"/>
             </w:pPr>
-            <w:hyperlink w:history="1" r:id="rIdqr03myzuomhiorgjanp39">
+            <w:hyperlink w:history="1" r:id="rIdcuale0xppezzqhx2jomat">
               <w:r>
                 <w:rPr>
                   <w:rFonts w:ascii="Arial" w:cs="Arial" w:eastAsia="Arial" w:hAnsi="Arial"/>
@@ -12453,7 +12453,7 @@
             <w:pPr>
               <w:spacing w:after="20" w:before="0"/>
             </w:pPr>
-            <w:hyperlink w:history="1" r:id="rIds5d4nk2shdz328e1ybwjy">
+            <w:hyperlink w:history="1" r:id="rIdds-3ukoo7fplksh5itzhz">
               <w:r>
                 <w:rPr>
                   <w:rFonts w:ascii="Arial" w:cs="Arial" w:eastAsia="Arial" w:hAnsi="Arial"/>
@@ -12486,7 +12486,7 @@
               <w:spacing w:after="10" w:before="0"/>
               <w:ind w:left="120"/>
             </w:pPr>
-            <w:hyperlink w:history="1" r:id="rIdjwzaoegwqci0jaomg2hus">
+            <w:hyperlink w:history="1" r:id="rIdoq49rxhc3egq2m-rsu66c">
               <w:r>
                 <w:rPr>
                   <w:rFonts w:ascii="Arial" w:cs="Arial" w:eastAsia="Arial" w:hAnsi="Arial"/>
@@ -12531,7 +12531,7 @@
             <w:pPr>
               <w:spacing w:after="20" w:before="0"/>
             </w:pPr>
-            <w:hyperlink w:history="1" r:id="rIdujmct1m-rzdfjyjvs5txx">
+            <w:hyperlink w:history="1" r:id="rId7sdwtnazayo39rcunudva">
               <w:r>
                 <w:rPr>
                   <w:rFonts w:ascii="Arial" w:cs="Arial" w:eastAsia="Arial" w:hAnsi="Arial"/>
@@ -12564,7 +12564,7 @@
               <w:spacing w:after="10" w:before="0"/>
               <w:ind w:left="120"/>
             </w:pPr>
-            <w:hyperlink w:history="1" r:id="rIdkp50us284luks0_g2mnr-">
+            <w:hyperlink w:history="1" r:id="rIdrqv6dgoasgxplsvkjh5tw">
               <w:r>
                 <w:rPr>
                   <w:rFonts w:ascii="Arial" w:cs="Arial" w:eastAsia="Arial" w:hAnsi="Arial"/>
@@ -12759,7 +12759,7 @@
             <w:pPr>
               <w:spacing w:after="20" w:before="0"/>
             </w:pPr>
-            <w:hyperlink w:history="1" r:id="rId8em4sihnqm-8lctxwuomh">
+            <w:hyperlink w:history="1" r:id="rIdegcxyq14vwq3uoeklrrai">
               <w:r>
                 <w:rPr>
                   <w:rFonts w:ascii="Arial" w:cs="Arial" w:eastAsia="Arial" w:hAnsi="Arial"/>
@@ -12792,7 +12792,7 @@
               <w:spacing w:after="10" w:before="0"/>
               <w:ind w:left="120"/>
             </w:pPr>
-            <w:hyperlink w:history="1" r:id="rId3wfm6q3hhfxzyzdfkokht">
+            <w:hyperlink w:history="1" r:id="rIdfnauly0mxn5wxhzmp1d-u">
               <w:r>
                 <w:rPr>
                   <w:rFonts w:ascii="Arial" w:cs="Arial" w:eastAsia="Arial" w:hAnsi="Arial"/>
@@ -12837,7 +12837,7 @@
             <w:pPr>
               <w:spacing w:after="20" w:before="0"/>
             </w:pPr>
-            <w:hyperlink w:history="1" r:id="rId5o2pwugdp0lfqzr0yck22">
+            <w:hyperlink w:history="1" r:id="rId7-ms7_ps_cm4orb5aztjq">
               <w:r>
                 <w:rPr>
                   <w:rFonts w:ascii="Arial" w:cs="Arial" w:eastAsia="Arial" w:hAnsi="Arial"/>
@@ -12870,7 +12870,7 @@
               <w:spacing w:after="10" w:before="0"/>
               <w:ind w:left="120"/>
             </w:pPr>
-            <w:hyperlink w:history="1" r:id="rIdf25ugfbq7hyygpffl1hpl">
+            <w:hyperlink w:history="1" r:id="rIdg3uiaptkg-zqbvtauy8ao">
               <w:r>
                 <w:rPr>
                   <w:rFonts w:ascii="Arial" w:cs="Arial" w:eastAsia="Arial" w:hAnsi="Arial"/>
@@ -13065,7 +13065,7 @@
             <w:pPr>
               <w:spacing w:after="20" w:before="0"/>
             </w:pPr>
-            <w:hyperlink w:history="1" r:id="rIdkhad9cycr_tiynfigbq4k">
+            <w:hyperlink w:history="1" r:id="rIdfjx3ptvaf_r4gqqgssbql">
               <w:r>
                 <w:rPr>
                   <w:rFonts w:ascii="Arial" w:cs="Arial" w:eastAsia="Arial" w:hAnsi="Arial"/>
@@ -13098,7 +13098,7 @@
               <w:spacing w:after="10" w:before="0"/>
               <w:ind w:left="120"/>
             </w:pPr>
-            <w:hyperlink w:history="1" r:id="rIdvgrz75ipnefzkseig13oz">
+            <w:hyperlink w:history="1" r:id="rIdxn8vw6i8bfzqm_ricfipe">
               <w:r>
                 <w:rPr>
                   <w:rFonts w:ascii="Arial" w:cs="Arial" w:eastAsia="Arial" w:hAnsi="Arial"/>
@@ -13143,7 +13143,7 @@
             <w:pPr>
               <w:spacing w:after="20" w:before="0"/>
             </w:pPr>
-            <w:hyperlink w:history="1" r:id="rIdclg4l-ntmn2gjwjbbnjxf">
+            <w:hyperlink w:history="1" r:id="rId5coija_zahtolq1kxcdw0">
               <w:r>
                 <w:rPr>
                   <w:rFonts w:ascii="Arial" w:cs="Arial" w:eastAsia="Arial" w:hAnsi="Arial"/>
@@ -13176,7 +13176,7 @@
               <w:spacing w:after="10" w:before="0"/>
               <w:ind w:left="120"/>
             </w:pPr>
-            <w:hyperlink w:history="1" r:id="rIds8j8rhfelwcwyf1keqmw3">
+            <w:hyperlink w:history="1" r:id="rIdtsqbzt6qlunpd4db-slxn">
               <w:r>
                 <w:rPr>
                   <w:rFonts w:ascii="Arial" w:cs="Arial" w:eastAsia="Arial" w:hAnsi="Arial"/>
@@ -13371,7 +13371,7 @@
             <w:pPr>
               <w:spacing w:after="20" w:before="0"/>
             </w:pPr>
-            <w:hyperlink w:history="1" r:id="rIde77cgjdc4xc1waeltt3tt">
+            <w:hyperlink w:history="1" r:id="rIdkqkr_gpz7im5taz11lwma">
               <w:r>
                 <w:rPr>
                   <w:rFonts w:ascii="Arial" w:cs="Arial" w:eastAsia="Arial" w:hAnsi="Arial"/>
@@ -13404,7 +13404,7 @@
               <w:spacing w:after="10" w:before="0"/>
               <w:ind w:left="120"/>
             </w:pPr>
-            <w:hyperlink w:history="1" r:id="rIdmbhbr9rziwrq_zn_1fvg2">
+            <w:hyperlink w:history="1" r:id="rId5-pqnnefltabip3zwaocg">
               <w:r>
                 <w:rPr>
                   <w:rFonts w:ascii="Arial" w:cs="Arial" w:eastAsia="Arial" w:hAnsi="Arial"/>
@@ -13449,7 +13449,7 @@
             <w:pPr>
               <w:spacing w:after="20" w:before="0"/>
             </w:pPr>
-            <w:hyperlink w:history="1" r:id="rIdn3ol5qslqfsqie3tqwfuc">
+            <w:hyperlink w:history="1" r:id="rIdp1tubavizsd4a_m3benry">
               <w:r>
                 <w:rPr>
                   <w:rFonts w:ascii="Arial" w:cs="Arial" w:eastAsia="Arial" w:hAnsi="Arial"/>
@@ -13482,7 +13482,7 @@
               <w:spacing w:after="10" w:before="0"/>
               <w:ind w:left="120"/>
             </w:pPr>
-            <w:hyperlink w:history="1" r:id="rIdpozqd8i298j9z96tzpczc">
+            <w:hyperlink w:history="1" r:id="rIdrjsv3bhbwcyvenc6ewjtf">
               <w:r>
                 <w:rPr>
                   <w:rFonts w:ascii="Arial" w:cs="Arial" w:eastAsia="Arial" w:hAnsi="Arial"/>
@@ -14969,7 +14969,7 @@
             <w:pPr>
               <w:spacing w:after="20" w:before="0"/>
             </w:pPr>
-            <w:hyperlink w:history="1" r:id="rIdnlqydawzat06ghzzgaruv">
+            <w:hyperlink w:history="1" r:id="rIdl3-o6yl7qpcu2k8h5owtt">
               <w:r>
                 <w:rPr>
                   <w:rFonts w:ascii="Arial" w:cs="Arial" w:eastAsia="Arial" w:hAnsi="Arial"/>
@@ -15002,7 +15002,7 @@
               <w:spacing w:after="10" w:before="0"/>
               <w:ind w:left="120"/>
             </w:pPr>
-            <w:hyperlink w:history="1" r:id="rIdjgqh5ysqmcxxh88pnxklo">
+            <w:hyperlink w:history="1" r:id="rIdl3ss8bbacym3vlm-g1fap">
               <w:r>
                 <w:rPr>
                   <w:rFonts w:ascii="Arial" w:cs="Arial" w:eastAsia="Arial" w:hAnsi="Arial"/>
@@ -15047,7 +15047,7 @@
             <w:pPr>
               <w:spacing w:after="20" w:before="0"/>
             </w:pPr>
-            <w:hyperlink w:history="1" r:id="rIdv-zsi3ux93ufwfgnqsxgo">
+            <w:hyperlink w:history="1" r:id="rIdl7_grxs2dsqqx31rxlznw">
               <w:r>
                 <w:rPr>
                   <w:rFonts w:ascii="Arial" w:cs="Arial" w:eastAsia="Arial" w:hAnsi="Arial"/>
@@ -15080,7 +15080,7 @@
               <w:spacing w:after="10" w:before="0"/>
               <w:ind w:left="120"/>
             </w:pPr>
-            <w:hyperlink w:history="1" r:id="rIdo_mkz6pv2_kfds7fx8vs6">
+            <w:hyperlink w:history="1" r:id="rIdzjzoil1rhaghforomkfyq">
               <w:r>
                 <w:rPr>
                   <w:rFonts w:ascii="Arial" w:cs="Arial" w:eastAsia="Arial" w:hAnsi="Arial"/>
@@ -15275,7 +15275,7 @@
             <w:pPr>
               <w:spacing w:after="20" w:before="0"/>
             </w:pPr>
-            <w:hyperlink w:history="1" r:id="rIdxkyholpxlq81igcckaphc">
+            <w:hyperlink w:history="1" r:id="rIdhc7v6xfpn0itx9kse7cem">
               <w:r>
                 <w:rPr>
                   <w:rFonts w:ascii="Arial" w:cs="Arial" w:eastAsia="Arial" w:hAnsi="Arial"/>
@@ -15308,7 +15308,7 @@
               <w:spacing w:after="10" w:before="0"/>
               <w:ind w:left="120"/>
             </w:pPr>
-            <w:hyperlink w:history="1" r:id="rIdbglvt6gpt8qv0ch5zxwua">
+            <w:hyperlink w:history="1" r:id="rIdg9nn8idgppbp_f9xoa8t9">
               <w:r>
                 <w:rPr>
                   <w:rFonts w:ascii="Arial" w:cs="Arial" w:eastAsia="Arial" w:hAnsi="Arial"/>
@@ -15353,7 +15353,7 @@
             <w:pPr>
               <w:spacing w:after="20" w:before="0"/>
             </w:pPr>
-            <w:hyperlink w:history="1" r:id="rIdzbhdqplgcsngu66dwk5z2">
+            <w:hyperlink w:history="1" r:id="rIdp3lca7k-e2bdacs1bnzhy">
               <w:r>
                 <w:rPr>
                   <w:rFonts w:ascii="Arial" w:cs="Arial" w:eastAsia="Arial" w:hAnsi="Arial"/>
@@ -15386,7 +15386,7 @@
               <w:spacing w:after="10" w:before="0"/>
               <w:ind w:left="120"/>
             </w:pPr>
-            <w:hyperlink w:history="1" r:id="rIdijjtn7szhoxnqlohgmo4c">
+            <w:hyperlink w:history="1" r:id="rIdcj7_oz3udufv92zd6kjan">
               <w:r>
                 <w:rPr>
                   <w:rFonts w:ascii="Arial" w:cs="Arial" w:eastAsia="Arial" w:hAnsi="Arial"/>
@@ -15581,7 +15581,7 @@
             <w:pPr>
               <w:spacing w:after="20" w:before="0"/>
             </w:pPr>
-            <w:hyperlink w:history="1" r:id="rIdapoxflstkywgmho6xskpc">
+            <w:hyperlink w:history="1" r:id="rIda2x3innfec2cl02ynds4a">
               <w:r>
                 <w:rPr>
                   <w:rFonts w:ascii="Arial" w:cs="Arial" w:eastAsia="Arial" w:hAnsi="Arial"/>
@@ -15614,7 +15614,7 @@
               <w:spacing w:after="10" w:before="0"/>
               <w:ind w:left="120"/>
             </w:pPr>
-            <w:hyperlink w:history="1" r:id="rIdhuw2cf6mgxz8_egyvaihy">
+            <w:hyperlink w:history="1" r:id="rIdf9ggu5fwvp14_7bex_xfp">
               <w:r>
                 <w:rPr>
                   <w:rFonts w:ascii="Arial" w:cs="Arial" w:eastAsia="Arial" w:hAnsi="Arial"/>
@@ -15659,7 +15659,7 @@
             <w:pPr>
               <w:spacing w:after="20" w:before="0"/>
             </w:pPr>
-            <w:hyperlink w:history="1" r:id="rIdn-4syobm4jrvwkz-1p_ng">
+            <w:hyperlink w:history="1" r:id="rIdr_aurbkltaw6qqk_bjkdr">
               <w:r>
                 <w:rPr>
                   <w:rFonts w:ascii="Arial" w:cs="Arial" w:eastAsia="Arial" w:hAnsi="Arial"/>
@@ -15692,7 +15692,7 @@
               <w:spacing w:after="10" w:before="0"/>
               <w:ind w:left="120"/>
             </w:pPr>
-            <w:hyperlink w:history="1" r:id="rIdd5qhb_vpaldknhpdeh4eb">
+            <w:hyperlink w:history="1" r:id="rId624dwjfq7mr6kkfkowbbl">
               <w:r>
                 <w:rPr>
                   <w:rFonts w:ascii="Arial" w:cs="Arial" w:eastAsia="Arial" w:hAnsi="Arial"/>
@@ -15887,7 +15887,7 @@
             <w:pPr>
               <w:spacing w:after="20" w:before="0"/>
             </w:pPr>
-            <w:hyperlink w:history="1" r:id="rId6heb88xdmh-gloqc338kg">
+            <w:hyperlink w:history="1" r:id="rIdawgdyltp8s3fr6mgtztfl">
               <w:r>
                 <w:rPr>
                   <w:rFonts w:ascii="Arial" w:cs="Arial" w:eastAsia="Arial" w:hAnsi="Arial"/>
@@ -15920,7 +15920,7 @@
               <w:spacing w:after="10" w:before="0"/>
               <w:ind w:left="120"/>
             </w:pPr>
-            <w:hyperlink w:history="1" r:id="rIdc2sdtycovvez0dcj3i91e">
+            <w:hyperlink w:history="1" r:id="rIdalrx-u7s0j5f0dkn9eytw">
               <w:r>
                 <w:rPr>
                   <w:rFonts w:ascii="Arial" w:cs="Arial" w:eastAsia="Arial" w:hAnsi="Arial"/>
@@ -15965,7 +15965,7 @@
             <w:pPr>
               <w:spacing w:after="20" w:before="0"/>
             </w:pPr>
-            <w:hyperlink w:history="1" r:id="rIdxjtt3qpdlkq7bhbizilws">
+            <w:hyperlink w:history="1" r:id="rIdmi1wv3t8ocppvxt-yuodb">
               <w:r>
                 <w:rPr>
                   <w:rFonts w:ascii="Arial" w:cs="Arial" w:eastAsia="Arial" w:hAnsi="Arial"/>
@@ -15998,7 +15998,7 @@
               <w:spacing w:after="10" w:before="0"/>
               <w:ind w:left="120"/>
             </w:pPr>
-            <w:hyperlink w:history="1" r:id="rIdjj8fvynqt4kpxe3z8s5xb">
+            <w:hyperlink w:history="1" r:id="rIdvt2u_afpkd5txn2kinnbw">
               <w:r>
                 <w:rPr>
                   <w:rFonts w:ascii="Arial" w:cs="Arial" w:eastAsia="Arial" w:hAnsi="Arial"/>
@@ -16193,7 +16193,7 @@
             <w:pPr>
               <w:spacing w:after="20" w:before="0"/>
             </w:pPr>
-            <w:hyperlink w:history="1" r:id="rIduzxifkwhdl4aorjaj6bdi">
+            <w:hyperlink w:history="1" r:id="rIdqlaw3q20wmkszbbf4bfvs">
               <w:r>
                 <w:rPr>
                   <w:rFonts w:ascii="Arial" w:cs="Arial" w:eastAsia="Arial" w:hAnsi="Arial"/>
@@ -16226,7 +16226,7 @@
               <w:spacing w:after="10" w:before="0"/>
               <w:ind w:left="120"/>
             </w:pPr>
-            <w:hyperlink w:history="1" r:id="rIdsr7kw9aliyq9pqtbruxnj">
+            <w:hyperlink w:history="1" r:id="rIdq5yoncbfzdvr5l2fqq5bo">
               <w:r>
                 <w:rPr>
                   <w:rFonts w:ascii="Arial" w:cs="Arial" w:eastAsia="Arial" w:hAnsi="Arial"/>
@@ -16271,7 +16271,7 @@
             <w:pPr>
               <w:spacing w:after="20" w:before="0"/>
             </w:pPr>
-            <w:hyperlink w:history="1" r:id="rIdcpwu0yp4wap7tsnymiyjr">
+            <w:hyperlink w:history="1" r:id="rIddl9bubmnjcgljthjupicr">
               <w:r>
                 <w:rPr>
                   <w:rFonts w:ascii="Arial" w:cs="Arial" w:eastAsia="Arial" w:hAnsi="Arial"/>
@@ -16304,7 +16304,7 @@
               <w:spacing w:after="10" w:before="0"/>
               <w:ind w:left="120"/>
             </w:pPr>
-            <w:hyperlink w:history="1" r:id="rIdq_rzelhr_5dl3hraiggak">
+            <w:hyperlink w:history="1" r:id="rIduufgjyoe40rue2u9ury7n">
               <w:r>
                 <w:rPr>
                   <w:rFonts w:ascii="Arial" w:cs="Arial" w:eastAsia="Arial" w:hAnsi="Arial"/>
@@ -17886,7 +17886,7 @@
             <w:pPr>
               <w:spacing w:after="20" w:before="0"/>
             </w:pPr>
-            <w:hyperlink w:history="1" r:id="rIdvjediy1lfvh-ueeucjfdm">
+            <w:hyperlink w:history="1" r:id="rIdhekebuuush5oozkfkrgll">
               <w:r>
                 <w:rPr>
                   <w:rFonts w:ascii="Arial" w:cs="Arial" w:eastAsia="Arial" w:hAnsi="Arial"/>
@@ -17919,7 +17919,7 @@
               <w:spacing w:after="10" w:before="0"/>
               <w:ind w:left="120"/>
             </w:pPr>
-            <w:hyperlink w:history="1" r:id="rIdydmpy0nes4izeccfclhlr">
+            <w:hyperlink w:history="1" r:id="rIdcbpf_qqxbfcujmzwxuqgk">
               <w:r>
                 <w:rPr>
                   <w:rFonts w:ascii="Arial" w:cs="Arial" w:eastAsia="Arial" w:hAnsi="Arial"/>
@@ -17964,7 +17964,7 @@
             <w:pPr>
               <w:spacing w:after="20" w:before="0"/>
             </w:pPr>
-            <w:hyperlink w:history="1" r:id="rIddofwlnwp-bypoemgjz8c9">
+            <w:hyperlink w:history="1" r:id="rIdmhqmq0loyhnu3od_str_v">
               <w:r>
                 <w:rPr>
                   <w:rFonts w:ascii="Arial" w:cs="Arial" w:eastAsia="Arial" w:hAnsi="Arial"/>
@@ -17997,7 +17997,7 @@
               <w:spacing w:after="10" w:before="0"/>
               <w:ind w:left="120"/>
             </w:pPr>
-            <w:hyperlink w:history="1" r:id="rId25yih8b_7y6rg4pve0rk3">
+            <w:hyperlink w:history="1" r:id="rIdgcbxi4rlks08-lnrxzqpl">
               <w:r>
                 <w:rPr>
                   <w:rFonts w:ascii="Arial" w:cs="Arial" w:eastAsia="Arial" w:hAnsi="Arial"/>
@@ -18192,7 +18192,7 @@
             <w:pPr>
               <w:spacing w:after="20" w:before="0"/>
             </w:pPr>
-            <w:hyperlink w:history="1" r:id="rIdpjkm90usirevupirycf8t">
+            <w:hyperlink w:history="1" r:id="rId7p15ijv7kqxujjfwgu1vu">
               <w:r>
                 <w:rPr>
                   <w:rFonts w:ascii="Arial" w:cs="Arial" w:eastAsia="Arial" w:hAnsi="Arial"/>
@@ -18225,7 +18225,7 @@
               <w:spacing w:after="10" w:before="0"/>
               <w:ind w:left="120"/>
             </w:pPr>
-            <w:hyperlink w:history="1" r:id="rIdgudyt5ohkwyh_o7jw7rxl">
+            <w:hyperlink w:history="1" r:id="rIdojnqudgbu2jtr32e6z7vd">
               <w:r>
                 <w:rPr>
                   <w:rFonts w:ascii="Arial" w:cs="Arial" w:eastAsia="Arial" w:hAnsi="Arial"/>
@@ -18270,7 +18270,7 @@
             <w:pPr>
               <w:spacing w:after="20" w:before="0"/>
             </w:pPr>
-            <w:hyperlink w:history="1" r:id="rIdj0y8c4u9flzaresn7cxnh">
+            <w:hyperlink w:history="1" r:id="rIdcvct7e5vu-cjtlj_oltfv">
               <w:r>
                 <w:rPr>
                   <w:rFonts w:ascii="Arial" w:cs="Arial" w:eastAsia="Arial" w:hAnsi="Arial"/>
@@ -18303,7 +18303,7 @@
               <w:spacing w:after="10" w:before="0"/>
               <w:ind w:left="120"/>
             </w:pPr>
-            <w:hyperlink w:history="1" r:id="rIdtr7awcfpixwetrkhsneaw">
+            <w:hyperlink w:history="1" r:id="rIdzopzcgdbt5b2nxrocpmg4">
               <w:r>
                 <w:rPr>
                   <w:rFonts w:ascii="Arial" w:cs="Arial" w:eastAsia="Arial" w:hAnsi="Arial"/>
@@ -18498,7 +18498,7 @@
             <w:pPr>
               <w:spacing w:after="20" w:before="0"/>
             </w:pPr>
-            <w:hyperlink w:history="1" r:id="rIdkttdw4vsjhbpmriotpyfa">
+            <w:hyperlink w:history="1" r:id="rIdm5hg2ffo-_owur9dg6ain">
               <w:r>
                 <w:rPr>
                   <w:rFonts w:ascii="Arial" w:cs="Arial" w:eastAsia="Arial" w:hAnsi="Arial"/>
@@ -18531,7 +18531,7 @@
               <w:spacing w:after="10" w:before="0"/>
               <w:ind w:left="120"/>
             </w:pPr>
-            <w:hyperlink w:history="1" r:id="rIdzr7eyqljjkaoo9wizi_oa">
+            <w:hyperlink w:history="1" r:id="rId04om-a5vcprou6bx0nc7w">
               <w:r>
                 <w:rPr>
                   <w:rFonts w:ascii="Arial" w:cs="Arial" w:eastAsia="Arial" w:hAnsi="Arial"/>
@@ -18576,7 +18576,7 @@
             <w:pPr>
               <w:spacing w:after="20" w:before="0"/>
             </w:pPr>
-            <w:hyperlink w:history="1" r:id="rIdqjfeljowyzvdx0hpydtwb">
+            <w:hyperlink w:history="1" r:id="rIdkirlyy2-my0jc4uu-1cwi">
               <w:r>
                 <w:rPr>
                   <w:rFonts w:ascii="Arial" w:cs="Arial" w:eastAsia="Arial" w:hAnsi="Arial"/>
@@ -18609,7 +18609,7 @@
               <w:spacing w:after="10" w:before="0"/>
               <w:ind w:left="120"/>
             </w:pPr>
-            <w:hyperlink w:history="1" r:id="rIdkxm36mee3b4sahikfqhcl">
+            <w:hyperlink w:history="1" r:id="rIde6_vw4gu5s9w99p_ducom">
               <w:r>
                 <w:rPr>
                   <w:rFonts w:ascii="Arial" w:cs="Arial" w:eastAsia="Arial" w:hAnsi="Arial"/>
@@ -18804,7 +18804,7 @@
             <w:pPr>
               <w:spacing w:after="20" w:before="0"/>
             </w:pPr>
-            <w:hyperlink w:history="1" r:id="rId_qrt8wzbmhzw2-lef48s8">
+            <w:hyperlink w:history="1" r:id="rIdfod5v0xu0ni_cfo1rpw-o">
               <w:r>
                 <w:rPr>
                   <w:rFonts w:ascii="Arial" w:cs="Arial" w:eastAsia="Arial" w:hAnsi="Arial"/>
@@ -18837,7 +18837,7 @@
               <w:spacing w:after="10" w:before="0"/>
               <w:ind w:left="120"/>
             </w:pPr>
-            <w:hyperlink w:history="1" r:id="rIdtbxtjib3qeopm-9wowjyv">
+            <w:hyperlink w:history="1" r:id="rIdltixkz_vx_caa9abmacu4">
               <w:r>
                 <w:rPr>
                   <w:rFonts w:ascii="Arial" w:cs="Arial" w:eastAsia="Arial" w:hAnsi="Arial"/>
@@ -18882,7 +18882,7 @@
             <w:pPr>
               <w:spacing w:after="20" w:before="0"/>
             </w:pPr>
-            <w:hyperlink w:history="1" r:id="rIdtkck9hijm6qgq6qoadg8c">
+            <w:hyperlink w:history="1" r:id="rIdemuvkthe8xytm0wmt8gjm">
               <w:r>
                 <w:rPr>
                   <w:rFonts w:ascii="Arial" w:cs="Arial" w:eastAsia="Arial" w:hAnsi="Arial"/>
@@ -18915,7 +18915,7 @@
               <w:spacing w:after="10" w:before="0"/>
               <w:ind w:left="120"/>
             </w:pPr>
-            <w:hyperlink w:history="1" r:id="rIdjtr4onjyhwd_dsmnzqyjy">
+            <w:hyperlink w:history="1" r:id="rId-upva8ulbdxtlbniwb6c2">
               <w:r>
                 <w:rPr>
                   <w:rFonts w:ascii="Arial" w:cs="Arial" w:eastAsia="Arial" w:hAnsi="Arial"/>
@@ -19110,7 +19110,7 @@
             <w:pPr>
               <w:spacing w:after="20" w:before="0"/>
             </w:pPr>
-            <w:hyperlink w:history="1" r:id="rIdxemcco36kpq_cx9wirbxb">
+            <w:hyperlink w:history="1" r:id="rIdjilj5ik9uhauvdelosuyh">
               <w:r>
                 <w:rPr>
                   <w:rFonts w:ascii="Arial" w:cs="Arial" w:eastAsia="Arial" w:hAnsi="Arial"/>
@@ -19143,7 +19143,7 @@
               <w:spacing w:after="10" w:before="0"/>
               <w:ind w:left="120"/>
             </w:pPr>
-            <w:hyperlink w:history="1" r:id="rIdqnujy2gaakmtnfqkcc_kb">
+            <w:hyperlink w:history="1" r:id="rIdsbyjonk3wlak7n3acv7uh">
               <w:r>
                 <w:rPr>
                   <w:rFonts w:ascii="Arial" w:cs="Arial" w:eastAsia="Arial" w:hAnsi="Arial"/>
@@ -19188,7 +19188,7 @@
             <w:pPr>
               <w:spacing w:after="20" w:before="0"/>
             </w:pPr>
-            <w:hyperlink w:history="1" r:id="rIdkwwg5zyv3jyjtihb9lk6c">
+            <w:hyperlink w:history="1" r:id="rId5dlfhsp5fnv_pequuxuol">
               <w:r>
                 <w:rPr>
                   <w:rFonts w:ascii="Arial" w:cs="Arial" w:eastAsia="Arial" w:hAnsi="Arial"/>
@@ -19221,7 +19221,7 @@
               <w:spacing w:after="10" w:before="0"/>
               <w:ind w:left="120"/>
             </w:pPr>
-            <w:hyperlink w:history="1" r:id="rIdkbrl4rfxvnazhoy-9weus">
+            <w:hyperlink w:history="1" r:id="rIdcx32eatvhnx3zk-3axckn">
               <w:r>
                 <w:rPr>
                   <w:rFonts w:ascii="Arial" w:cs="Arial" w:eastAsia="Arial" w:hAnsi="Arial"/>
@@ -20803,7 +20803,7 @@
             <w:pPr>
               <w:spacing w:after="20" w:before="0"/>
             </w:pPr>
-            <w:hyperlink w:history="1" r:id="rIdobloqaclnzrjourgswon8">
+            <w:hyperlink w:history="1" r:id="rId3hqvtx5wtca4jhepgthe0">
               <w:r>
                 <w:rPr>
                   <w:rFonts w:ascii="Arial" w:cs="Arial" w:eastAsia="Arial" w:hAnsi="Arial"/>
@@ -20836,7 +20836,7 @@
               <w:spacing w:after="10" w:before="0"/>
               <w:ind w:left="120"/>
             </w:pPr>
-            <w:hyperlink w:history="1" r:id="rIderkza_ns7tu--e0qr5zff">
+            <w:hyperlink w:history="1" r:id="rIdbna3gzhrm6dk8nwkfh1rs">
               <w:r>
                 <w:rPr>
                   <w:rFonts w:ascii="Arial" w:cs="Arial" w:eastAsia="Arial" w:hAnsi="Arial"/>
@@ -20881,7 +20881,7 @@
             <w:pPr>
               <w:spacing w:after="20" w:before="0"/>
             </w:pPr>
-            <w:hyperlink w:history="1" r:id="rIdrnhw0hctgfroyjvgtbknv">
+            <w:hyperlink w:history="1" r:id="rId_oucqiv8-xruqi6auljuk">
               <w:r>
                 <w:rPr>
                   <w:rFonts w:ascii="Arial" w:cs="Arial" w:eastAsia="Arial" w:hAnsi="Arial"/>
@@ -20914,7 +20914,7 @@
               <w:spacing w:after="10" w:before="0"/>
               <w:ind w:left="120"/>
             </w:pPr>
-            <w:hyperlink w:history="1" r:id="rIdjzdtfxoy_vay6zch4dbab">
+            <w:hyperlink w:history="1" r:id="rIdotggmhb2uwtkcrpelzrsz">
               <w:r>
                 <w:rPr>
                   <w:rFonts w:ascii="Arial" w:cs="Arial" w:eastAsia="Arial" w:hAnsi="Arial"/>
@@ -21109,7 +21109,7 @@
             <w:pPr>
               <w:spacing w:after="20" w:before="0"/>
             </w:pPr>
-            <w:hyperlink w:history="1" r:id="rIdqiqvcfu7v3_voworfmj-x">
+            <w:hyperlink w:history="1" r:id="rIdwsnawtuxcxhftsuavetqi">
               <w:r>
                 <w:rPr>
                   <w:rFonts w:ascii="Arial" w:cs="Arial" w:eastAsia="Arial" w:hAnsi="Arial"/>
@@ -21142,7 +21142,7 @@
               <w:spacing w:after="10" w:before="0"/>
               <w:ind w:left="120"/>
             </w:pPr>
-            <w:hyperlink w:history="1" r:id="rIdg-7bqazpuxaci2cz3gc14">
+            <w:hyperlink w:history="1" r:id="rIdpax_zfcpjgakiwnp7y2lq">
               <w:r>
                 <w:rPr>
                   <w:rFonts w:ascii="Arial" w:cs="Arial" w:eastAsia="Arial" w:hAnsi="Arial"/>
@@ -21187,7 +21187,7 @@
             <w:pPr>
               <w:spacing w:after="20" w:before="0"/>
             </w:pPr>
-            <w:hyperlink w:history="1" r:id="rId3_kyoi8wrc_jpu5yxzidp">
+            <w:hyperlink w:history="1" r:id="rIds7i4pixuug_ss2fsw1nlm">
               <w:r>
                 <w:rPr>
                   <w:rFonts w:ascii="Arial" w:cs="Arial" w:eastAsia="Arial" w:hAnsi="Arial"/>
@@ -21220,7 +21220,7 @@
               <w:spacing w:after="10" w:before="0"/>
               <w:ind w:left="120"/>
             </w:pPr>
-            <w:hyperlink w:history="1" r:id="rIdvcvwc3up8_dnehoksktww">
+            <w:hyperlink w:history="1" r:id="rIdngwhhge1i96nmehbstpks">
               <w:r>
                 <w:rPr>
                   <w:rFonts w:ascii="Arial" w:cs="Arial" w:eastAsia="Arial" w:hAnsi="Arial"/>
@@ -21415,7 +21415,7 @@
             <w:pPr>
               <w:spacing w:after="20" w:before="0"/>
             </w:pPr>
-            <w:hyperlink w:history="1" r:id="rIdtfnlri42ktwpeyal7dke7">
+            <w:hyperlink w:history="1" r:id="rIdjxq6ky2giz9rgx0lpxrrc">
               <w:r>
                 <w:rPr>
                   <w:rFonts w:ascii="Arial" w:cs="Arial" w:eastAsia="Arial" w:hAnsi="Arial"/>
@@ -21448,7 +21448,7 @@
               <w:spacing w:after="10" w:before="0"/>
               <w:ind w:left="120"/>
             </w:pPr>
-            <w:hyperlink w:history="1" r:id="rIdcfo9917zfr8laeh3ysipz">
+            <w:hyperlink w:history="1" r:id="rIdsor5fy_mhzho9h6uval_t">
               <w:r>
                 <w:rPr>
                   <w:rFonts w:ascii="Arial" w:cs="Arial" w:eastAsia="Arial" w:hAnsi="Arial"/>
@@ -21493,7 +21493,7 @@
             <w:pPr>
               <w:spacing w:after="20" w:before="0"/>
             </w:pPr>
-            <w:hyperlink w:history="1" r:id="rIdmyzlg67lacgaro5afz3hx">
+            <w:hyperlink w:history="1" r:id="rIddx5zubyspjpfor6kj3wfr">
               <w:r>
                 <w:rPr>
                   <w:rFonts w:ascii="Arial" w:cs="Arial" w:eastAsia="Arial" w:hAnsi="Arial"/>
@@ -21526,7 +21526,7 @@
               <w:spacing w:after="10" w:before="0"/>
               <w:ind w:left="120"/>
             </w:pPr>
-            <w:hyperlink w:history="1" r:id="rId3xbdcqo1bkz-bojlodjf3">
+            <w:hyperlink w:history="1" r:id="rIdpsbrxcedcc8jyipnla99v">
               <w:r>
                 <w:rPr>
                   <w:rFonts w:ascii="Arial" w:cs="Arial" w:eastAsia="Arial" w:hAnsi="Arial"/>
@@ -21721,7 +21721,7 @@
             <w:pPr>
               <w:spacing w:after="20" w:before="0"/>
             </w:pPr>
-            <w:hyperlink w:history="1" r:id="rIdiqhe9y_po_y3mv5xu-vei">
+            <w:hyperlink w:history="1" r:id="rId8e0r7y9twzmvu0hv7z0vw">
               <w:r>
                 <w:rPr>
                   <w:rFonts w:ascii="Arial" w:cs="Arial" w:eastAsia="Arial" w:hAnsi="Arial"/>
@@ -21754,7 +21754,7 @@
               <w:spacing w:after="10" w:before="0"/>
               <w:ind w:left="120"/>
             </w:pPr>
-            <w:hyperlink w:history="1" r:id="rIdbp8ueus7ohcajrdjcvzle">
+            <w:hyperlink w:history="1" r:id="rIdat7hcw8zdsqo7kuhaurrn">
               <w:r>
                 <w:rPr>
                   <w:rFonts w:ascii="Arial" w:cs="Arial" w:eastAsia="Arial" w:hAnsi="Arial"/>
@@ -21799,7 +21799,7 @@
             <w:pPr>
               <w:spacing w:after="20" w:before="0"/>
             </w:pPr>
-            <w:hyperlink w:history="1" r:id="rIdhwdz2sz2llfptxcai4-ed">
+            <w:hyperlink w:history="1" r:id="rIdfvc7fqeeblgmeu042-gjd">
               <w:r>
                 <w:rPr>
                   <w:rFonts w:ascii="Arial" w:cs="Arial" w:eastAsia="Arial" w:hAnsi="Arial"/>
@@ -21832,7 +21832,7 @@
               <w:spacing w:after="10" w:before="0"/>
               <w:ind w:left="120"/>
             </w:pPr>
-            <w:hyperlink w:history="1" r:id="rIdzhbz8uvhmpmn7nh7g4d9-">
+            <w:hyperlink w:history="1" r:id="rIdy79afwia-ym-396aclmle">
               <w:r>
                 <w:rPr>
                   <w:rFonts w:ascii="Arial" w:cs="Arial" w:eastAsia="Arial" w:hAnsi="Arial"/>
@@ -22027,7 +22027,7 @@
             <w:pPr>
               <w:spacing w:after="20" w:before="0"/>
             </w:pPr>
-            <w:hyperlink w:history="1" r:id="rIdb5rtswqz0fm3gfsjeqgln">
+            <w:hyperlink w:history="1" r:id="rIdkry-lra4qzphjiekogm86">
               <w:r>
                 <w:rPr>
                   <w:rFonts w:ascii="Arial" w:cs="Arial" w:eastAsia="Arial" w:hAnsi="Arial"/>
@@ -22060,7 +22060,7 @@
               <w:spacing w:after="10" w:before="0"/>
               <w:ind w:left="120"/>
             </w:pPr>
-            <w:hyperlink w:history="1" r:id="rIdhniiszyfrmopph_pc6ray">
+            <w:hyperlink w:history="1" r:id="rIdgoy7vyjuzgay67qy_ajkb">
               <w:r>
                 <w:rPr>
                   <w:rFonts w:ascii="Arial" w:cs="Arial" w:eastAsia="Arial" w:hAnsi="Arial"/>
@@ -22105,7 +22105,7 @@
             <w:pPr>
               <w:spacing w:after="20" w:before="0"/>
             </w:pPr>
-            <w:hyperlink w:history="1" r:id="rIdkf7vzmierbr2mdueztrqj">
+            <w:hyperlink w:history="1" r:id="rIdbaf2dpoesv4enb7z3-9p9">
               <w:r>
                 <w:rPr>
                   <w:rFonts w:ascii="Arial" w:cs="Arial" w:eastAsia="Arial" w:hAnsi="Arial"/>
@@ -22138,7 +22138,7 @@
               <w:spacing w:after="10" w:before="0"/>
               <w:ind w:left="120"/>
             </w:pPr>
-            <w:hyperlink w:history="1" r:id="rIdipguwc4p0pvsq89oq_38b">
+            <w:hyperlink w:history="1" r:id="rId0jdjpdzsqckpynfwe_-gy">
               <w:r>
                 <w:rPr>
                   <w:rFonts w:ascii="Arial" w:cs="Arial" w:eastAsia="Arial" w:hAnsi="Arial"/>

--- a/data/outputs/v2/Maths/SS1.3_Quadratic_Equations/Mathematics_Quadratic_Equations_CBE_LessonSequence.docx
+++ b/data/outputs/v2/Maths/SS1.3_Quadratic_Equations/Mathematics_Quadratic_Equations_CBE_LessonSequence.docx
@@ -3244,7 +3244,7 @@
             <w:pPr>
               <w:spacing w:after="20" w:before="0"/>
             </w:pPr>
-            <w:hyperlink w:history="1" r:id="rIde6sqfse0nsjjspd5nwpon">
+            <w:hyperlink w:history="1" r:id="rIduxvjxqanwurfsjq2cmsrk">
               <w:r>
                 <w:rPr>
                   <w:rFonts w:ascii="Arial" w:cs="Arial" w:eastAsia="Arial" w:hAnsi="Arial"/>
@@ -3277,7 +3277,7 @@
               <w:spacing w:after="10" w:before="0"/>
               <w:ind w:left="120"/>
             </w:pPr>
-            <w:hyperlink w:history="1" r:id="rIdxrsrqnfxcz1fvfdxhvxey">
+            <w:hyperlink w:history="1" r:id="rIdvh0cjvy5kel6wos-oh1xo">
               <w:r>
                 <w:rPr>
                   <w:rFonts w:ascii="Arial" w:cs="Arial" w:eastAsia="Arial" w:hAnsi="Arial"/>
@@ -3322,7 +3322,7 @@
             <w:pPr>
               <w:spacing w:after="20" w:before="0"/>
             </w:pPr>
-            <w:hyperlink w:history="1" r:id="rIdg9cyrmkei3hz3vynnijar">
+            <w:hyperlink w:history="1" r:id="rIdrexijfovpbzvpg9pwtktw">
               <w:r>
                 <w:rPr>
                   <w:rFonts w:ascii="Arial" w:cs="Arial" w:eastAsia="Arial" w:hAnsi="Arial"/>
@@ -3355,7 +3355,7 @@
               <w:spacing w:after="10" w:before="0"/>
               <w:ind w:left="120"/>
             </w:pPr>
-            <w:hyperlink w:history="1" r:id="rIdsg9seg-uerwwaebeqgfzi">
+            <w:hyperlink w:history="1" r:id="rIdey0cwaqz3cifdi8safncj">
               <w:r>
                 <w:rPr>
                   <w:rFonts w:ascii="Arial" w:cs="Arial" w:eastAsia="Arial" w:hAnsi="Arial"/>
@@ -3664,7 +3664,7 @@
             <w:pPr>
               <w:spacing w:after="20" w:before="0"/>
             </w:pPr>
-            <w:hyperlink w:history="1" r:id="rId7lfrhut6jwhnp7vf3jmgl">
+            <w:hyperlink w:history="1" r:id="rIdgaxbgiqyrqh1zyub8cmjo">
               <w:r>
                 <w:rPr>
                   <w:rFonts w:ascii="Arial" w:cs="Arial" w:eastAsia="Arial" w:hAnsi="Arial"/>
@@ -3697,7 +3697,7 @@
               <w:spacing w:after="10" w:before="0"/>
               <w:ind w:left="120"/>
             </w:pPr>
-            <w:hyperlink w:history="1" r:id="rId4epvhfvl6p8lq332_89-j">
+            <w:hyperlink w:history="1" r:id="rIdsewe0tgk2_cecgpg7wxjd">
               <w:r>
                 <w:rPr>
                   <w:rFonts w:ascii="Arial" w:cs="Arial" w:eastAsia="Arial" w:hAnsi="Arial"/>
@@ -3742,7 +3742,7 @@
             <w:pPr>
               <w:spacing w:after="20" w:before="0"/>
             </w:pPr>
-            <w:hyperlink w:history="1" r:id="rIdguacbdlq8ksw_zd94m21t">
+            <w:hyperlink w:history="1" r:id="rIdxw9ndoihvwlslqvwe7yvh">
               <w:r>
                 <w:rPr>
                   <w:rFonts w:ascii="Arial" w:cs="Arial" w:eastAsia="Arial" w:hAnsi="Arial"/>
@@ -3775,7 +3775,7 @@
               <w:spacing w:after="10" w:before="0"/>
               <w:ind w:left="120"/>
             </w:pPr>
-            <w:hyperlink w:history="1" r:id="rIdurvx0xqdjiaz2wueqvqih">
+            <w:hyperlink w:history="1" r:id="rIdfbtbfpot5sbksv5u5ef30">
               <w:r>
                 <w:rPr>
                   <w:rFonts w:ascii="Arial" w:cs="Arial" w:eastAsia="Arial" w:hAnsi="Arial"/>
@@ -4027,7 +4027,7 @@
             <w:pPr>
               <w:spacing w:after="20" w:before="0"/>
             </w:pPr>
-            <w:hyperlink w:history="1" r:id="rId_5rnq73ahuuv41bg0xz0i">
+            <w:hyperlink w:history="1" r:id="rIdjvklaxuqohnbcmcrtgs4l">
               <w:r>
                 <w:rPr>
                   <w:rFonts w:ascii="Arial" w:cs="Arial" w:eastAsia="Arial" w:hAnsi="Arial"/>
@@ -4060,7 +4060,7 @@
               <w:spacing w:after="10" w:before="0"/>
               <w:ind w:left="120"/>
             </w:pPr>
-            <w:hyperlink w:history="1" r:id="rIdjuhhjhaakzcvu-6hpbz65">
+            <w:hyperlink w:history="1" r:id="rIdtalnsxxuduxznw4odofr-">
               <w:r>
                 <w:rPr>
                   <w:rFonts w:ascii="Arial" w:cs="Arial" w:eastAsia="Arial" w:hAnsi="Arial"/>
@@ -4105,7 +4105,7 @@
             <w:pPr>
               <w:spacing w:after="20" w:before="0"/>
             </w:pPr>
-            <w:hyperlink w:history="1" r:id="rId9amlu30jivpac448clyoj">
+            <w:hyperlink w:history="1" r:id="rIdbwlb1sucjvg4t-pngr30a">
               <w:r>
                 <w:rPr>
                   <w:rFonts w:ascii="Arial" w:cs="Arial" w:eastAsia="Arial" w:hAnsi="Arial"/>
@@ -4138,7 +4138,7 @@
               <w:spacing w:after="10" w:before="0"/>
               <w:ind w:left="120"/>
             </w:pPr>
-            <w:hyperlink w:history="1" r:id="rIdn4o-nfyqdug58ogv8nzxy">
+            <w:hyperlink w:history="1" r:id="rIddmichkhzhes8ajrsfdcwq">
               <w:r>
                 <w:rPr>
                   <w:rFonts w:ascii="Arial" w:cs="Arial" w:eastAsia="Arial" w:hAnsi="Arial"/>
@@ -4428,7 +4428,7 @@
             <w:pPr>
               <w:spacing w:after="20" w:before="0"/>
             </w:pPr>
-            <w:hyperlink w:history="1" r:id="rIdspeuz5_yym6qeawsstsud">
+            <w:hyperlink w:history="1" r:id="rIdlpvpfa33bhfigway1qvwp">
               <w:r>
                 <w:rPr>
                   <w:rFonts w:ascii="Arial" w:cs="Arial" w:eastAsia="Arial" w:hAnsi="Arial"/>
@@ -4461,7 +4461,7 @@
               <w:spacing w:after="10" w:before="0"/>
               <w:ind w:left="120"/>
             </w:pPr>
-            <w:hyperlink w:history="1" r:id="rIdul3xewlfj80bcageurk0e">
+            <w:hyperlink w:history="1" r:id="rIdn0xzl6kz1m562quzpter6">
               <w:r>
                 <w:rPr>
                   <w:rFonts w:ascii="Arial" w:cs="Arial" w:eastAsia="Arial" w:hAnsi="Arial"/>
@@ -4506,7 +4506,7 @@
             <w:pPr>
               <w:spacing w:after="20" w:before="0"/>
             </w:pPr>
-            <w:hyperlink w:history="1" r:id="rIdnr5sitrhqkxxlhvrzyrsf">
+            <w:hyperlink w:history="1" r:id="rId08kof5rquzqsapkyooqmu">
               <w:r>
                 <w:rPr>
                   <w:rFonts w:ascii="Arial" w:cs="Arial" w:eastAsia="Arial" w:hAnsi="Arial"/>
@@ -4539,7 +4539,7 @@
               <w:spacing w:after="10" w:before="0"/>
               <w:ind w:left="120"/>
             </w:pPr>
-            <w:hyperlink w:history="1" r:id="rIdzipcozgmdnl6ffemjifvs">
+            <w:hyperlink w:history="1" r:id="rIdn7o9s3gwnfzfmcb4qtlou">
               <w:r>
                 <w:rPr>
                   <w:rFonts w:ascii="Arial" w:cs="Arial" w:eastAsia="Arial" w:hAnsi="Arial"/>
@@ -4829,7 +4829,7 @@
             <w:pPr>
               <w:spacing w:after="20" w:before="0"/>
             </w:pPr>
-            <w:hyperlink w:history="1" r:id="rId_qe82i7nl4iufizvu5xu_">
+            <w:hyperlink w:history="1" r:id="rIdyhaqkm6xtu3l8deqith8f">
               <w:r>
                 <w:rPr>
                   <w:rFonts w:ascii="Arial" w:cs="Arial" w:eastAsia="Arial" w:hAnsi="Arial"/>
@@ -4862,7 +4862,7 @@
               <w:spacing w:after="10" w:before="0"/>
               <w:ind w:left="120"/>
             </w:pPr>
-            <w:hyperlink w:history="1" r:id="rIdfvuwsvzq7r7bufxrrwjk5">
+            <w:hyperlink w:history="1" r:id="rIdcapficabzjhko6swuu_sh">
               <w:r>
                 <w:rPr>
                   <w:rFonts w:ascii="Arial" w:cs="Arial" w:eastAsia="Arial" w:hAnsi="Arial"/>
@@ -4907,7 +4907,7 @@
             <w:pPr>
               <w:spacing w:after="20" w:before="0"/>
             </w:pPr>
-            <w:hyperlink w:history="1" r:id="rIdlj2nuygnxzmdkzkrvzjxh">
+            <w:hyperlink w:history="1" r:id="rIdq-uietg27y4h0b_i0pqhl">
               <w:r>
                 <w:rPr>
                   <w:rFonts w:ascii="Arial" w:cs="Arial" w:eastAsia="Arial" w:hAnsi="Arial"/>
@@ -4940,7 +4940,7 @@
               <w:spacing w:after="10" w:before="0"/>
               <w:ind w:left="120"/>
             </w:pPr>
-            <w:hyperlink w:history="1" r:id="rIdip7bx8ozl6jvvwbfltlua">
+            <w:hyperlink w:history="1" r:id="rIdmzuwz4zjy01eiu5rvacg7">
               <w:r>
                 <w:rPr>
                   <w:rFonts w:ascii="Arial" w:cs="Arial" w:eastAsia="Arial" w:hAnsi="Arial"/>
@@ -6503,7 +6503,7 @@
             <w:pPr>
               <w:spacing w:after="20" w:before="0"/>
             </w:pPr>
-            <w:hyperlink w:history="1" r:id="rId0i_ww1ksqen2qs0f8llr4">
+            <w:hyperlink w:history="1" r:id="rIder-lbehnvmbkymtjlatef">
               <w:r>
                 <w:rPr>
                   <w:rFonts w:ascii="Arial" w:cs="Arial" w:eastAsia="Arial" w:hAnsi="Arial"/>
@@ -6536,7 +6536,7 @@
               <w:spacing w:after="10" w:before="0"/>
               <w:ind w:left="120"/>
             </w:pPr>
-            <w:hyperlink w:history="1" r:id="rId4pytza9la6y30lmbo-6-o">
+            <w:hyperlink w:history="1" r:id="rIdueroxlxaszzyamxjrg84b">
               <w:r>
                 <w:rPr>
                   <w:rFonts w:ascii="Arial" w:cs="Arial" w:eastAsia="Arial" w:hAnsi="Arial"/>
@@ -6581,7 +6581,7 @@
             <w:pPr>
               <w:spacing w:after="20" w:before="0"/>
             </w:pPr>
-            <w:hyperlink w:history="1" r:id="rIdbn9yugrkrjc0wy15pftri">
+            <w:hyperlink w:history="1" r:id="rIdc-cicfkxjsxwawzwuzggg">
               <w:r>
                 <w:rPr>
                   <w:rFonts w:ascii="Arial" w:cs="Arial" w:eastAsia="Arial" w:hAnsi="Arial"/>
@@ -6614,7 +6614,7 @@
               <w:spacing w:after="10" w:before="0"/>
               <w:ind w:left="120"/>
             </w:pPr>
-            <w:hyperlink w:history="1" r:id="rIdbkgksgpx8etvo6-lc4ojl">
+            <w:hyperlink w:history="1" r:id="rIdjcyvt-nfs3m_wxmyuktjs">
               <w:r>
                 <w:rPr>
                   <w:rFonts w:ascii="Arial" w:cs="Arial" w:eastAsia="Arial" w:hAnsi="Arial"/>
@@ -6809,7 +6809,7 @@
             <w:pPr>
               <w:spacing w:after="20" w:before="0"/>
             </w:pPr>
-            <w:hyperlink w:history="1" r:id="rIdtw1qrvqohd1s5nwvd8rja">
+            <w:hyperlink w:history="1" r:id="rIdawf_axggvryasroat-cd9">
               <w:r>
                 <w:rPr>
                   <w:rFonts w:ascii="Arial" w:cs="Arial" w:eastAsia="Arial" w:hAnsi="Arial"/>
@@ -6842,7 +6842,7 @@
               <w:spacing w:after="10" w:before="0"/>
               <w:ind w:left="120"/>
             </w:pPr>
-            <w:hyperlink w:history="1" r:id="rIdbwnjdtzt5gmo4mdatkx20">
+            <w:hyperlink w:history="1" r:id="rIdegndvhffuwbdnfgko6zd0">
               <w:r>
                 <w:rPr>
                   <w:rFonts w:ascii="Arial" w:cs="Arial" w:eastAsia="Arial" w:hAnsi="Arial"/>
@@ -6887,7 +6887,7 @@
             <w:pPr>
               <w:spacing w:after="20" w:before="0"/>
             </w:pPr>
-            <w:hyperlink w:history="1" r:id="rIds-pfltollgzywg9z07um1">
+            <w:hyperlink w:history="1" r:id="rIdg9cse5tjnplxaqzib1v2o">
               <w:r>
                 <w:rPr>
                   <w:rFonts w:ascii="Arial" w:cs="Arial" w:eastAsia="Arial" w:hAnsi="Arial"/>
@@ -6920,7 +6920,7 @@
               <w:spacing w:after="10" w:before="0"/>
               <w:ind w:left="120"/>
             </w:pPr>
-            <w:hyperlink w:history="1" r:id="rIdd43joydbazybkaw66_o17">
+            <w:hyperlink w:history="1" r:id="rIdoosqy3s51ujy7fm3xbqe0">
               <w:r>
                 <w:rPr>
                   <w:rFonts w:ascii="Arial" w:cs="Arial" w:eastAsia="Arial" w:hAnsi="Arial"/>
@@ -7115,7 +7115,7 @@
             <w:pPr>
               <w:spacing w:after="20" w:before="0"/>
             </w:pPr>
-            <w:hyperlink w:history="1" r:id="rIda0wgmgbjscpgetwvks435">
+            <w:hyperlink w:history="1" r:id="rIdopqx-ywgjpl8osfxl78z_">
               <w:r>
                 <w:rPr>
                   <w:rFonts w:ascii="Arial" w:cs="Arial" w:eastAsia="Arial" w:hAnsi="Arial"/>
@@ -7148,7 +7148,7 @@
               <w:spacing w:after="10" w:before="0"/>
               <w:ind w:left="120"/>
             </w:pPr>
-            <w:hyperlink w:history="1" r:id="rIdoctxxhxosh5xoczu0izci">
+            <w:hyperlink w:history="1" r:id="rIdaankbiny6qvu4plzoxoyu">
               <w:r>
                 <w:rPr>
                   <w:rFonts w:ascii="Arial" w:cs="Arial" w:eastAsia="Arial" w:hAnsi="Arial"/>
@@ -7193,7 +7193,7 @@
             <w:pPr>
               <w:spacing w:after="20" w:before="0"/>
             </w:pPr>
-            <w:hyperlink w:history="1" r:id="rIdrvnv4kq12wjzn2dd51pdh">
+            <w:hyperlink w:history="1" r:id="rIddhxtjc8dlfqxogp3uns59">
               <w:r>
                 <w:rPr>
                   <w:rFonts w:ascii="Arial" w:cs="Arial" w:eastAsia="Arial" w:hAnsi="Arial"/>
@@ -7226,7 +7226,7 @@
               <w:spacing w:after="10" w:before="0"/>
               <w:ind w:left="120"/>
             </w:pPr>
-            <w:hyperlink w:history="1" r:id="rIdlivxnuaamy5oadw3xjjtc">
+            <w:hyperlink w:history="1" r:id="rIdmy-jmppzx6za8tc2u12xo">
               <w:r>
                 <w:rPr>
                   <w:rFonts w:ascii="Arial" w:cs="Arial" w:eastAsia="Arial" w:hAnsi="Arial"/>
@@ -7421,7 +7421,7 @@
             <w:pPr>
               <w:spacing w:after="20" w:before="0"/>
             </w:pPr>
-            <w:hyperlink w:history="1" r:id="rIduuwuq1cxlc0jsh3-qndrj">
+            <w:hyperlink w:history="1" r:id="rIdthjaa7ipcd-7p_1v10b2a">
               <w:r>
                 <w:rPr>
                   <w:rFonts w:ascii="Arial" w:cs="Arial" w:eastAsia="Arial" w:hAnsi="Arial"/>
@@ -7454,7 +7454,7 @@
               <w:spacing w:after="10" w:before="0"/>
               <w:ind w:left="120"/>
             </w:pPr>
-            <w:hyperlink w:history="1" r:id="rIdhauipzuoxyzq8tml1j_5o">
+            <w:hyperlink w:history="1" r:id="rIdkljhm5c8-r3mwv3jftmnm">
               <w:r>
                 <w:rPr>
                   <w:rFonts w:ascii="Arial" w:cs="Arial" w:eastAsia="Arial" w:hAnsi="Arial"/>
@@ -7499,7 +7499,7 @@
             <w:pPr>
               <w:spacing w:after="20" w:before="0"/>
             </w:pPr>
-            <w:hyperlink w:history="1" r:id="rIdf4y8gperv4avfu2mgkwjt">
+            <w:hyperlink w:history="1" r:id="rIdhh9pjpzfpgf1-aqarcptw">
               <w:r>
                 <w:rPr>
                   <w:rFonts w:ascii="Arial" w:cs="Arial" w:eastAsia="Arial" w:hAnsi="Arial"/>
@@ -7532,7 +7532,7 @@
               <w:spacing w:after="10" w:before="0"/>
               <w:ind w:left="120"/>
             </w:pPr>
-            <w:hyperlink w:history="1" r:id="rIdeob84kjkbmi6oej1bweme">
+            <w:hyperlink w:history="1" r:id="rIdtufjydjeq0a_rdwnh87ta">
               <w:r>
                 <w:rPr>
                   <w:rFonts w:ascii="Arial" w:cs="Arial" w:eastAsia="Arial" w:hAnsi="Arial"/>
@@ -7727,7 +7727,7 @@
             <w:pPr>
               <w:spacing w:after="20" w:before="0"/>
             </w:pPr>
-            <w:hyperlink w:history="1" r:id="rIdmzqztncoebtnp5imf9tha">
+            <w:hyperlink w:history="1" r:id="rIdhwgqw2hma5deoo7c1ea3s">
               <w:r>
                 <w:rPr>
                   <w:rFonts w:ascii="Arial" w:cs="Arial" w:eastAsia="Arial" w:hAnsi="Arial"/>
@@ -7760,7 +7760,7 @@
               <w:spacing w:after="10" w:before="0"/>
               <w:ind w:left="120"/>
             </w:pPr>
-            <w:hyperlink w:history="1" r:id="rIdmqp92fzlouzrysv3vaiix">
+            <w:hyperlink w:history="1" r:id="rIdiywvm8ahc4jzisnxgofid">
               <w:r>
                 <w:rPr>
                   <w:rFonts w:ascii="Arial" w:cs="Arial" w:eastAsia="Arial" w:hAnsi="Arial"/>
@@ -7805,7 +7805,7 @@
             <w:pPr>
               <w:spacing w:after="20" w:before="0"/>
             </w:pPr>
-            <w:hyperlink w:history="1" r:id="rIdskmwlks1weefawhawrxs3">
+            <w:hyperlink w:history="1" r:id="rId4rc3fmkhzrxha3g963iak">
               <w:r>
                 <w:rPr>
                   <w:rFonts w:ascii="Arial" w:cs="Arial" w:eastAsia="Arial" w:hAnsi="Arial"/>
@@ -7838,7 +7838,7 @@
               <w:spacing w:after="10" w:before="0"/>
               <w:ind w:left="120"/>
             </w:pPr>
-            <w:hyperlink w:history="1" r:id="rId8hgjmvrk52nois9l-dpfn">
+            <w:hyperlink w:history="1" r:id="rIdchj5dsefgcqt2wbez-0xz">
               <w:r>
                 <w:rPr>
                   <w:rFonts w:ascii="Arial" w:cs="Arial" w:eastAsia="Arial" w:hAnsi="Arial"/>
@@ -9325,7 +9325,7 @@
             <w:pPr>
               <w:spacing w:after="20" w:before="0"/>
             </w:pPr>
-            <w:hyperlink w:history="1" r:id="rId9zfhqjzfvwqm_e1hvecgg">
+            <w:hyperlink w:history="1" r:id="rId7hnbv8qpre5fteomisw4g">
               <w:r>
                 <w:rPr>
                   <w:rFonts w:ascii="Arial" w:cs="Arial" w:eastAsia="Arial" w:hAnsi="Arial"/>
@@ -9358,7 +9358,7 @@
               <w:spacing w:after="10" w:before="0"/>
               <w:ind w:left="120"/>
             </w:pPr>
-            <w:hyperlink w:history="1" r:id="rIdqbehywcoyrb8r-vwdmqzx">
+            <w:hyperlink w:history="1" r:id="rIdfyclm9bfjjmowxdh2taqb">
               <w:r>
                 <w:rPr>
                   <w:rFonts w:ascii="Arial" w:cs="Arial" w:eastAsia="Arial" w:hAnsi="Arial"/>
@@ -9403,7 +9403,7 @@
             <w:pPr>
               <w:spacing w:after="20" w:before="0"/>
             </w:pPr>
-            <w:hyperlink w:history="1" r:id="rIdvi9jk5gd08cbdobdwq6vt">
+            <w:hyperlink w:history="1" r:id="rIdf5mlr4kringfw-z2zfp60">
               <w:r>
                 <w:rPr>
                   <w:rFonts w:ascii="Arial" w:cs="Arial" w:eastAsia="Arial" w:hAnsi="Arial"/>
@@ -9436,7 +9436,7 @@
               <w:spacing w:after="10" w:before="0"/>
               <w:ind w:left="120"/>
             </w:pPr>
-            <w:hyperlink w:history="1" r:id="rIdtekbvy0rilymfvcugexqy">
+            <w:hyperlink w:history="1" r:id="rIdvc2ibvwcq-nycpxa8rv51">
               <w:r>
                 <w:rPr>
                   <w:rFonts w:ascii="Arial" w:cs="Arial" w:eastAsia="Arial" w:hAnsi="Arial"/>
@@ -9631,7 +9631,7 @@
             <w:pPr>
               <w:spacing w:after="20" w:before="0"/>
             </w:pPr>
-            <w:hyperlink w:history="1" r:id="rIdetyjrcjapq1gs-ryosgk2">
+            <w:hyperlink w:history="1" r:id="rIdq7mpobcbxwq0y06qaloam">
               <w:r>
                 <w:rPr>
                   <w:rFonts w:ascii="Arial" w:cs="Arial" w:eastAsia="Arial" w:hAnsi="Arial"/>
@@ -9664,7 +9664,7 @@
               <w:spacing w:after="10" w:before="0"/>
               <w:ind w:left="120"/>
             </w:pPr>
-            <w:hyperlink w:history="1" r:id="rIdfzwk3dvjfs7--7jzzwm_2">
+            <w:hyperlink w:history="1" r:id="rId7nea6gafs_qsnfvqpr6vk">
               <w:r>
                 <w:rPr>
                   <w:rFonts w:ascii="Arial" w:cs="Arial" w:eastAsia="Arial" w:hAnsi="Arial"/>
@@ -9709,7 +9709,7 @@
             <w:pPr>
               <w:spacing w:after="20" w:before="0"/>
             </w:pPr>
-            <w:hyperlink w:history="1" r:id="rIdrigy_ftk6dpkuayxhrbjo">
+            <w:hyperlink w:history="1" r:id="rIdncuw4astogtimhdn0cevw">
               <w:r>
                 <w:rPr>
                   <w:rFonts w:ascii="Arial" w:cs="Arial" w:eastAsia="Arial" w:hAnsi="Arial"/>
@@ -9742,7 +9742,7 @@
               <w:spacing w:after="10" w:before="0"/>
               <w:ind w:left="120"/>
             </w:pPr>
-            <w:hyperlink w:history="1" r:id="rIdft7hmbpljdorqqynyiy5z">
+            <w:hyperlink w:history="1" r:id="rIdsdxml44e2mojxczzv8-fw">
               <w:r>
                 <w:rPr>
                   <w:rFonts w:ascii="Arial" w:cs="Arial" w:eastAsia="Arial" w:hAnsi="Arial"/>
@@ -9937,7 +9937,7 @@
             <w:pPr>
               <w:spacing w:after="20" w:before="0"/>
             </w:pPr>
-            <w:hyperlink w:history="1" r:id="rIdemnponb_ubu_d5jv3q31a">
+            <w:hyperlink w:history="1" r:id="rIdjurz0pyieeu7lebbpxxnz">
               <w:r>
                 <w:rPr>
                   <w:rFonts w:ascii="Arial" w:cs="Arial" w:eastAsia="Arial" w:hAnsi="Arial"/>
@@ -9970,7 +9970,7 @@
               <w:spacing w:after="10" w:before="0"/>
               <w:ind w:left="120"/>
             </w:pPr>
-            <w:hyperlink w:history="1" r:id="rIdt_wayxu1hxm2lbeiibmbr">
+            <w:hyperlink w:history="1" r:id="rIdmp0gue03yfwqpsfamzhgh">
               <w:r>
                 <w:rPr>
                   <w:rFonts w:ascii="Arial" w:cs="Arial" w:eastAsia="Arial" w:hAnsi="Arial"/>
@@ -10015,7 +10015,7 @@
             <w:pPr>
               <w:spacing w:after="20" w:before="0"/>
             </w:pPr>
-            <w:hyperlink w:history="1" r:id="rId5kkbdjp6nspy_ktc0xm6v">
+            <w:hyperlink w:history="1" r:id="rIdcceywhfpyrt1k5pa8xrp3">
               <w:r>
                 <w:rPr>
                   <w:rFonts w:ascii="Arial" w:cs="Arial" w:eastAsia="Arial" w:hAnsi="Arial"/>
@@ -10048,7 +10048,7 @@
               <w:spacing w:after="10" w:before="0"/>
               <w:ind w:left="120"/>
             </w:pPr>
-            <w:hyperlink w:history="1" r:id="rId8petnrq6r4jvsrpuajltb">
+            <w:hyperlink w:history="1" r:id="rIdj4zg_qj6ci_funmrenaen">
               <w:r>
                 <w:rPr>
                   <w:rFonts w:ascii="Arial" w:cs="Arial" w:eastAsia="Arial" w:hAnsi="Arial"/>
@@ -10243,7 +10243,7 @@
             <w:pPr>
               <w:spacing w:after="20" w:before="0"/>
             </w:pPr>
-            <w:hyperlink w:history="1" r:id="rIdh6jozdlofkmvvcitwu4rk">
+            <w:hyperlink w:history="1" r:id="rIdgzgwedyns75ewei2lihjr">
               <w:r>
                 <w:rPr>
                   <w:rFonts w:ascii="Arial" w:cs="Arial" w:eastAsia="Arial" w:hAnsi="Arial"/>
@@ -10276,7 +10276,7 @@
               <w:spacing w:after="10" w:before="0"/>
               <w:ind w:left="120"/>
             </w:pPr>
-            <w:hyperlink w:history="1" r:id="rIdnef8ysgwdd0hpugwwz8px">
+            <w:hyperlink w:history="1" r:id="rId0is-3oa8v4kwv_xaddtvt">
               <w:r>
                 <w:rPr>
                   <w:rFonts w:ascii="Arial" w:cs="Arial" w:eastAsia="Arial" w:hAnsi="Arial"/>
@@ -10321,7 +10321,7 @@
             <w:pPr>
               <w:spacing w:after="20" w:before="0"/>
             </w:pPr>
-            <w:hyperlink w:history="1" r:id="rIdezgwqr-8ju2qtehfxhe08">
+            <w:hyperlink w:history="1" r:id="rIdfj72sai6ueg-uh5s7afba">
               <w:r>
                 <w:rPr>
                   <w:rFonts w:ascii="Arial" w:cs="Arial" w:eastAsia="Arial" w:hAnsi="Arial"/>
@@ -10354,7 +10354,7 @@
               <w:spacing w:after="10" w:before="0"/>
               <w:ind w:left="120"/>
             </w:pPr>
-            <w:hyperlink w:history="1" r:id="rIdssmeq27taj2ijpxdrvj1u">
+            <w:hyperlink w:history="1" r:id="rIdgipqe_nrcx2ltk3s523q2">
               <w:r>
                 <w:rPr>
                   <w:rFonts w:ascii="Arial" w:cs="Arial" w:eastAsia="Arial" w:hAnsi="Arial"/>
@@ -10549,7 +10549,7 @@
             <w:pPr>
               <w:spacing w:after="20" w:before="0"/>
             </w:pPr>
-            <w:hyperlink w:history="1" r:id="rIdygehf4pm9kxcem8139iwl">
+            <w:hyperlink w:history="1" r:id="rIdxne8wglke5j-4szpeqyrd">
               <w:r>
                 <w:rPr>
                   <w:rFonts w:ascii="Arial" w:cs="Arial" w:eastAsia="Arial" w:hAnsi="Arial"/>
@@ -10582,7 +10582,7 @@
               <w:spacing w:after="10" w:before="0"/>
               <w:ind w:left="120"/>
             </w:pPr>
-            <w:hyperlink w:history="1" r:id="rIdrrlo2l53ezivqhcxuuaiz">
+            <w:hyperlink w:history="1" r:id="rIdhidovhuj70klwq26ryylg">
               <w:r>
                 <w:rPr>
                   <w:rFonts w:ascii="Arial" w:cs="Arial" w:eastAsia="Arial" w:hAnsi="Arial"/>
@@ -10627,7 +10627,7 @@
             <w:pPr>
               <w:spacing w:after="20" w:before="0"/>
             </w:pPr>
-            <w:hyperlink w:history="1" r:id="rIdpz_ad_zsymhu_vorhb2st">
+            <w:hyperlink w:history="1" r:id="rIde3rgvy5j-ocakqenhxzwu">
               <w:r>
                 <w:rPr>
                   <w:rFonts w:ascii="Arial" w:cs="Arial" w:eastAsia="Arial" w:hAnsi="Arial"/>
@@ -10660,7 +10660,7 @@
               <w:spacing w:after="10" w:before="0"/>
               <w:ind w:left="120"/>
             </w:pPr>
-            <w:hyperlink w:history="1" r:id="rIds3ecqy0mr4nw-lbol8mwu">
+            <w:hyperlink w:history="1" r:id="rIdmfngrgaeeyfnhcy0s8sr2">
               <w:r>
                 <w:rPr>
                   <w:rFonts w:ascii="Arial" w:cs="Arial" w:eastAsia="Arial" w:hAnsi="Arial"/>
@@ -12147,7 +12147,7 @@
             <w:pPr>
               <w:spacing w:after="20" w:before="0"/>
             </w:pPr>
-            <w:hyperlink w:history="1" r:id="rIddt8ckfz3wc0crqesfoyht">
+            <w:hyperlink w:history="1" r:id="rIdp-cjjp6dv3bblofbbpi1z">
               <w:r>
                 <w:rPr>
                   <w:rFonts w:ascii="Arial" w:cs="Arial" w:eastAsia="Arial" w:hAnsi="Arial"/>
@@ -12180,7 +12180,7 @@
               <w:spacing w:after="10" w:before="0"/>
               <w:ind w:left="120"/>
             </w:pPr>
-            <w:hyperlink w:history="1" r:id="rIdvqyqifkjcmv7u--n3zeai">
+            <w:hyperlink w:history="1" r:id="rIdla6dt10c72dvecwmsz1w7">
               <w:r>
                 <w:rPr>
                   <w:rFonts w:ascii="Arial" w:cs="Arial" w:eastAsia="Arial" w:hAnsi="Arial"/>
@@ -12225,7 +12225,7 @@
             <w:pPr>
               <w:spacing w:after="20" w:before="0"/>
             </w:pPr>
-            <w:hyperlink w:history="1" r:id="rIdmlo7hk5x6uqurajmrj2a_">
+            <w:hyperlink w:history="1" r:id="rIdgcgekq1v44ummzvex2px1">
               <w:r>
                 <w:rPr>
                   <w:rFonts w:ascii="Arial" w:cs="Arial" w:eastAsia="Arial" w:hAnsi="Arial"/>
@@ -12258,7 +12258,7 @@
               <w:spacing w:after="10" w:before="0"/>
               <w:ind w:left="120"/>
             </w:pPr>
-            <w:hyperlink w:history="1" r:id="rIdcuale0xppezzqhx2jomat">
+            <w:hyperlink w:history="1" r:id="rId4qdmhuysakiffntdtz1ws">
               <w:r>
                 <w:rPr>
                   <w:rFonts w:ascii="Arial" w:cs="Arial" w:eastAsia="Arial" w:hAnsi="Arial"/>
@@ -12453,7 +12453,7 @@
             <w:pPr>
               <w:spacing w:after="20" w:before="0"/>
             </w:pPr>
-            <w:hyperlink w:history="1" r:id="rIdds-3ukoo7fplksh5itzhz">
+            <w:hyperlink w:history="1" r:id="rId9y6yxb_fv3o1zoxbl9gp3">
               <w:r>
                 <w:rPr>
                   <w:rFonts w:ascii="Arial" w:cs="Arial" w:eastAsia="Arial" w:hAnsi="Arial"/>
@@ -12486,7 +12486,7 @@
               <w:spacing w:after="10" w:before="0"/>
               <w:ind w:left="120"/>
             </w:pPr>
-            <w:hyperlink w:history="1" r:id="rIdoq49rxhc3egq2m-rsu66c">
+            <w:hyperlink w:history="1" r:id="rIdkcvgdzs-trsyshsu3elf6">
               <w:r>
                 <w:rPr>
                   <w:rFonts w:ascii="Arial" w:cs="Arial" w:eastAsia="Arial" w:hAnsi="Arial"/>
@@ -12531,7 +12531,7 @@
             <w:pPr>
               <w:spacing w:after="20" w:before="0"/>
             </w:pPr>
-            <w:hyperlink w:history="1" r:id="rId7sdwtnazayo39rcunudva">
+            <w:hyperlink w:history="1" r:id="rIdku23cwfwtaabhev2rv6o-">
               <w:r>
                 <w:rPr>
                   <w:rFonts w:ascii="Arial" w:cs="Arial" w:eastAsia="Arial" w:hAnsi="Arial"/>
@@ -12564,7 +12564,7 @@
               <w:spacing w:after="10" w:before="0"/>
               <w:ind w:left="120"/>
             </w:pPr>
-            <w:hyperlink w:history="1" r:id="rIdrqv6dgoasgxplsvkjh5tw">
+            <w:hyperlink w:history="1" r:id="rIdtp5k9culvr6729muy9id2">
               <w:r>
                 <w:rPr>
                   <w:rFonts w:ascii="Arial" w:cs="Arial" w:eastAsia="Arial" w:hAnsi="Arial"/>
@@ -12759,7 +12759,7 @@
             <w:pPr>
               <w:spacing w:after="20" w:before="0"/>
             </w:pPr>
-            <w:hyperlink w:history="1" r:id="rIdegcxyq14vwq3uoeklrrai">
+            <w:hyperlink w:history="1" r:id="rIdbajcn1v2qnoa9hwshhu2u">
               <w:r>
                 <w:rPr>
                   <w:rFonts w:ascii="Arial" w:cs="Arial" w:eastAsia="Arial" w:hAnsi="Arial"/>
@@ -12792,7 +12792,7 @@
               <w:spacing w:after="10" w:before="0"/>
               <w:ind w:left="120"/>
             </w:pPr>
-            <w:hyperlink w:history="1" r:id="rIdfnauly0mxn5wxhzmp1d-u">
+            <w:hyperlink w:history="1" r:id="rIdfty2ynm6urdz3gudoia9y">
               <w:r>
                 <w:rPr>
                   <w:rFonts w:ascii="Arial" w:cs="Arial" w:eastAsia="Arial" w:hAnsi="Arial"/>
@@ -12837,7 +12837,7 @@
             <w:pPr>
               <w:spacing w:after="20" w:before="0"/>
             </w:pPr>
-            <w:hyperlink w:history="1" r:id="rId7-ms7_ps_cm4orb5aztjq">
+            <w:hyperlink w:history="1" r:id="rIdejfqjhat3ac8elvp7af7u">
               <w:r>
                 <w:rPr>
                   <w:rFonts w:ascii="Arial" w:cs="Arial" w:eastAsia="Arial" w:hAnsi="Arial"/>
@@ -12870,7 +12870,7 @@
               <w:spacing w:after="10" w:before="0"/>
               <w:ind w:left="120"/>
             </w:pPr>
-            <w:hyperlink w:history="1" r:id="rIdg3uiaptkg-zqbvtauy8ao">
+            <w:hyperlink w:history="1" r:id="rIdycmyc9xduidusmauoissv">
               <w:r>
                 <w:rPr>
                   <w:rFonts w:ascii="Arial" w:cs="Arial" w:eastAsia="Arial" w:hAnsi="Arial"/>
@@ -13065,7 +13065,7 @@
             <w:pPr>
               <w:spacing w:after="20" w:before="0"/>
             </w:pPr>
-            <w:hyperlink w:history="1" r:id="rIdfjx3ptvaf_r4gqqgssbql">
+            <w:hyperlink w:history="1" r:id="rIdiactkpheo1tsryjrxvmux">
               <w:r>
                 <w:rPr>
                   <w:rFonts w:ascii="Arial" w:cs="Arial" w:eastAsia="Arial" w:hAnsi="Arial"/>
@@ -13098,7 +13098,7 @@
               <w:spacing w:after="10" w:before="0"/>
               <w:ind w:left="120"/>
             </w:pPr>
-            <w:hyperlink w:history="1" r:id="rIdxn8vw6i8bfzqm_ricfipe">
+            <w:hyperlink w:history="1" r:id="rIdcuexv88cpkv9bf49ahr8y">
               <w:r>
                 <w:rPr>
                   <w:rFonts w:ascii="Arial" w:cs="Arial" w:eastAsia="Arial" w:hAnsi="Arial"/>
@@ -13143,7 +13143,7 @@
             <w:pPr>
               <w:spacing w:after="20" w:before="0"/>
             </w:pPr>
-            <w:hyperlink w:history="1" r:id="rId5coija_zahtolq1kxcdw0">
+            <w:hyperlink w:history="1" r:id="rIdashxwgyn0iopq4uvmasp6">
               <w:r>
                 <w:rPr>
                   <w:rFonts w:ascii="Arial" w:cs="Arial" w:eastAsia="Arial" w:hAnsi="Arial"/>
@@ -13176,7 +13176,7 @@
               <w:spacing w:after="10" w:before="0"/>
               <w:ind w:left="120"/>
             </w:pPr>
-            <w:hyperlink w:history="1" r:id="rIdtsqbzt6qlunpd4db-slxn">
+            <w:hyperlink w:history="1" r:id="rIdjj0bwn-1qwwyqvvjbgtwl">
               <w:r>
                 <w:rPr>
                   <w:rFonts w:ascii="Arial" w:cs="Arial" w:eastAsia="Arial" w:hAnsi="Arial"/>
@@ -13371,7 +13371,7 @@
             <w:pPr>
               <w:spacing w:after="20" w:before="0"/>
             </w:pPr>
-            <w:hyperlink w:history="1" r:id="rIdkqkr_gpz7im5taz11lwma">
+            <w:hyperlink w:history="1" r:id="rIdyzoyu4o5vlqrjt8lbknmh">
               <w:r>
                 <w:rPr>
                   <w:rFonts w:ascii="Arial" w:cs="Arial" w:eastAsia="Arial" w:hAnsi="Arial"/>
@@ -13404,7 +13404,7 @@
               <w:spacing w:after="10" w:before="0"/>
               <w:ind w:left="120"/>
             </w:pPr>
-            <w:hyperlink w:history="1" r:id="rId5-pqnnefltabip3zwaocg">
+            <w:hyperlink w:history="1" r:id="rIdr0ztjihkbisydtecqsayh">
               <w:r>
                 <w:rPr>
                   <w:rFonts w:ascii="Arial" w:cs="Arial" w:eastAsia="Arial" w:hAnsi="Arial"/>
@@ -13449,7 +13449,7 @@
             <w:pPr>
               <w:spacing w:after="20" w:before="0"/>
             </w:pPr>
-            <w:hyperlink w:history="1" r:id="rIdp1tubavizsd4a_m3benry">
+            <w:hyperlink w:history="1" r:id="rIdi-lvit9ofe8cbecttypha">
               <w:r>
                 <w:rPr>
                   <w:rFonts w:ascii="Arial" w:cs="Arial" w:eastAsia="Arial" w:hAnsi="Arial"/>
@@ -13482,7 +13482,7 @@
               <w:spacing w:after="10" w:before="0"/>
               <w:ind w:left="120"/>
             </w:pPr>
-            <w:hyperlink w:history="1" r:id="rIdrjsv3bhbwcyvenc6ewjtf">
+            <w:hyperlink w:history="1" r:id="rIdzbolnz6kpkmoavtyihuva">
               <w:r>
                 <w:rPr>
                   <w:rFonts w:ascii="Arial" w:cs="Arial" w:eastAsia="Arial" w:hAnsi="Arial"/>
@@ -14969,7 +14969,7 @@
             <w:pPr>
               <w:spacing w:after="20" w:before="0"/>
             </w:pPr>
-            <w:hyperlink w:history="1" r:id="rIdl3-o6yl7qpcu2k8h5owtt">
+            <w:hyperlink w:history="1" r:id="rIdr1w4uhpjsxpv3hjkhezfr">
               <w:r>
                 <w:rPr>
                   <w:rFonts w:ascii="Arial" w:cs="Arial" w:eastAsia="Arial" w:hAnsi="Arial"/>
@@ -15002,7 +15002,7 @@
               <w:spacing w:after="10" w:before="0"/>
               <w:ind w:left="120"/>
             </w:pPr>
-            <w:hyperlink w:history="1" r:id="rIdl3ss8bbacym3vlm-g1fap">
+            <w:hyperlink w:history="1" r:id="rId28zw6ewkkz_dnn44zbqnl">
               <w:r>
                 <w:rPr>
                   <w:rFonts w:ascii="Arial" w:cs="Arial" w:eastAsia="Arial" w:hAnsi="Arial"/>
@@ -15047,7 +15047,7 @@
             <w:pPr>
               <w:spacing w:after="20" w:before="0"/>
             </w:pPr>
-            <w:hyperlink w:history="1" r:id="rIdl7_grxs2dsqqx31rxlznw">
+            <w:hyperlink w:history="1" r:id="rIdk2vakslodethhgp-aqtww">
               <w:r>
                 <w:rPr>
                   <w:rFonts w:ascii="Arial" w:cs="Arial" w:eastAsia="Arial" w:hAnsi="Arial"/>
@@ -15080,7 +15080,7 @@
               <w:spacing w:after="10" w:before="0"/>
               <w:ind w:left="120"/>
             </w:pPr>
-            <w:hyperlink w:history="1" r:id="rIdzjzoil1rhaghforomkfyq">
+            <w:hyperlink w:history="1" r:id="rIdorseggxpbvvmbtrfrjbb6">
               <w:r>
                 <w:rPr>
                   <w:rFonts w:ascii="Arial" w:cs="Arial" w:eastAsia="Arial" w:hAnsi="Arial"/>
@@ -15275,7 +15275,7 @@
             <w:pPr>
               <w:spacing w:after="20" w:before="0"/>
             </w:pPr>
-            <w:hyperlink w:history="1" r:id="rIdhc7v6xfpn0itx9kse7cem">
+            <w:hyperlink w:history="1" r:id="rIduscqht-rvapwdhjkxo94f">
               <w:r>
                 <w:rPr>
                   <w:rFonts w:ascii="Arial" w:cs="Arial" w:eastAsia="Arial" w:hAnsi="Arial"/>
@@ -15308,7 +15308,7 @@
               <w:spacing w:after="10" w:before="0"/>
               <w:ind w:left="120"/>
             </w:pPr>
-            <w:hyperlink w:history="1" r:id="rIdg9nn8idgppbp_f9xoa8t9">
+            <w:hyperlink w:history="1" r:id="rId64rdfwyyj_t_vrgopo8nr">
               <w:r>
                 <w:rPr>
                   <w:rFonts w:ascii="Arial" w:cs="Arial" w:eastAsia="Arial" w:hAnsi="Arial"/>
@@ -15353,7 +15353,7 @@
             <w:pPr>
               <w:spacing w:after="20" w:before="0"/>
             </w:pPr>
-            <w:hyperlink w:history="1" r:id="rIdp3lca7k-e2bdacs1bnzhy">
+            <w:hyperlink w:history="1" r:id="rIdqhimkcd1dnepds4ususzy">
               <w:r>
                 <w:rPr>
                   <w:rFonts w:ascii="Arial" w:cs="Arial" w:eastAsia="Arial" w:hAnsi="Arial"/>
@@ -15386,7 +15386,7 @@
               <w:spacing w:after="10" w:before="0"/>
               <w:ind w:left="120"/>
             </w:pPr>
-            <w:hyperlink w:history="1" r:id="rIdcj7_oz3udufv92zd6kjan">
+            <w:hyperlink w:history="1" r:id="rIdmempq6bxjy6pucaqrj538">
               <w:r>
                 <w:rPr>
                   <w:rFonts w:ascii="Arial" w:cs="Arial" w:eastAsia="Arial" w:hAnsi="Arial"/>
@@ -15581,7 +15581,7 @@
             <w:pPr>
               <w:spacing w:after="20" w:before="0"/>
             </w:pPr>
-            <w:hyperlink w:history="1" r:id="rIda2x3innfec2cl02ynds4a">
+            <w:hyperlink w:history="1" r:id="rIdlbxiypytg7ymw4eyafwav">
               <w:r>
                 <w:rPr>
                   <w:rFonts w:ascii="Arial" w:cs="Arial" w:eastAsia="Arial" w:hAnsi="Arial"/>
@@ -15614,7 +15614,7 @@
               <w:spacing w:after="10" w:before="0"/>
               <w:ind w:left="120"/>
             </w:pPr>
-            <w:hyperlink w:history="1" r:id="rIdf9ggu5fwvp14_7bex_xfp">
+            <w:hyperlink w:history="1" r:id="rIduigm3yaai7faf9kg7ftmy">
               <w:r>
                 <w:rPr>
                   <w:rFonts w:ascii="Arial" w:cs="Arial" w:eastAsia="Arial" w:hAnsi="Arial"/>
@@ -15659,7 +15659,7 @@
             <w:pPr>
               <w:spacing w:after="20" w:before="0"/>
             </w:pPr>
-            <w:hyperlink w:history="1" r:id="rIdr_aurbkltaw6qqk_bjkdr">
+            <w:hyperlink w:history="1" r:id="rId0suqfcjlqf4766gaj31lz">
               <w:r>
                 <w:rPr>
                   <w:rFonts w:ascii="Arial" w:cs="Arial" w:eastAsia="Arial" w:hAnsi="Arial"/>
@@ -15692,7 +15692,7 @@
               <w:spacing w:after="10" w:before="0"/>
               <w:ind w:left="120"/>
             </w:pPr>
-            <w:hyperlink w:history="1" r:id="rId624dwjfq7mr6kkfkowbbl">
+            <w:hyperlink w:history="1" r:id="rIdo13nihlxztddof2cifxuj">
               <w:r>
                 <w:rPr>
                   <w:rFonts w:ascii="Arial" w:cs="Arial" w:eastAsia="Arial" w:hAnsi="Arial"/>
@@ -15887,7 +15887,7 @@
             <w:pPr>
               <w:spacing w:after="20" w:before="0"/>
             </w:pPr>
-            <w:hyperlink w:history="1" r:id="rIdawgdyltp8s3fr6mgtztfl">
+            <w:hyperlink w:history="1" r:id="rIdah0qit9fqqolwtcwfwn8l">
               <w:r>
                 <w:rPr>
                   <w:rFonts w:ascii="Arial" w:cs="Arial" w:eastAsia="Arial" w:hAnsi="Arial"/>
@@ -15920,7 +15920,7 @@
               <w:spacing w:after="10" w:before="0"/>
               <w:ind w:left="120"/>
             </w:pPr>
-            <w:hyperlink w:history="1" r:id="rIdalrx-u7s0j5f0dkn9eytw">
+            <w:hyperlink w:history="1" r:id="rIdjwuh-rm7qlzqtjfuazhdk">
               <w:r>
                 <w:rPr>
                   <w:rFonts w:ascii="Arial" w:cs="Arial" w:eastAsia="Arial" w:hAnsi="Arial"/>
@@ -15965,7 +15965,7 @@
             <w:pPr>
               <w:spacing w:after="20" w:before="0"/>
             </w:pPr>
-            <w:hyperlink w:history="1" r:id="rIdmi1wv3t8ocppvxt-yuodb">
+            <w:hyperlink w:history="1" r:id="rIdaknkopezah_mz7zysdhfg">
               <w:r>
                 <w:rPr>
                   <w:rFonts w:ascii="Arial" w:cs="Arial" w:eastAsia="Arial" w:hAnsi="Arial"/>
@@ -15998,7 +15998,7 @@
               <w:spacing w:after="10" w:before="0"/>
               <w:ind w:left="120"/>
             </w:pPr>
-            <w:hyperlink w:history="1" r:id="rIdvt2u_afpkd5txn2kinnbw">
+            <w:hyperlink w:history="1" r:id="rIdaaox-rycaz8hbvopwec1i">
               <w:r>
                 <w:rPr>
                   <w:rFonts w:ascii="Arial" w:cs="Arial" w:eastAsia="Arial" w:hAnsi="Arial"/>
@@ -16193,7 +16193,7 @@
             <w:pPr>
               <w:spacing w:after="20" w:before="0"/>
             </w:pPr>
-            <w:hyperlink w:history="1" r:id="rIdqlaw3q20wmkszbbf4bfvs">
+            <w:hyperlink w:history="1" r:id="rId95awi8nfpcg1ukz3reeej">
               <w:r>
                 <w:rPr>
                   <w:rFonts w:ascii="Arial" w:cs="Arial" w:eastAsia="Arial" w:hAnsi="Arial"/>
@@ -16226,7 +16226,7 @@
               <w:spacing w:after="10" w:before="0"/>
               <w:ind w:left="120"/>
             </w:pPr>
-            <w:hyperlink w:history="1" r:id="rIdq5yoncbfzdvr5l2fqq5bo">
+            <w:hyperlink w:history="1" r:id="rIdsoocnqdnp6bq75ttihkv2">
               <w:r>
                 <w:rPr>
                   <w:rFonts w:ascii="Arial" w:cs="Arial" w:eastAsia="Arial" w:hAnsi="Arial"/>
@@ -16271,7 +16271,7 @@
             <w:pPr>
               <w:spacing w:after="20" w:before="0"/>
             </w:pPr>
-            <w:hyperlink w:history="1" r:id="rIddl9bubmnjcgljthjupicr">
+            <w:hyperlink w:history="1" r:id="rIdpdmyfswbx3yayu96kl37q">
               <w:r>
                 <w:rPr>
                   <w:rFonts w:ascii="Arial" w:cs="Arial" w:eastAsia="Arial" w:hAnsi="Arial"/>
@@ -16304,7 +16304,7 @@
               <w:spacing w:after="10" w:before="0"/>
               <w:ind w:left="120"/>
             </w:pPr>
-            <w:hyperlink w:history="1" r:id="rIduufgjyoe40rue2u9ury7n">
+            <w:hyperlink w:history="1" r:id="rIdnkugddrmhztivzykh3asi">
               <w:r>
                 <w:rPr>
                   <w:rFonts w:ascii="Arial" w:cs="Arial" w:eastAsia="Arial" w:hAnsi="Arial"/>
@@ -17886,7 +17886,7 @@
             <w:pPr>
               <w:spacing w:after="20" w:before="0"/>
             </w:pPr>
-            <w:hyperlink w:history="1" r:id="rIdhekebuuush5oozkfkrgll">
+            <w:hyperlink w:history="1" r:id="rIdmrciq6thsfpb4vgazngxx">
               <w:r>
                 <w:rPr>
                   <w:rFonts w:ascii="Arial" w:cs="Arial" w:eastAsia="Arial" w:hAnsi="Arial"/>
@@ -17919,7 +17919,7 @@
               <w:spacing w:after="10" w:before="0"/>
               <w:ind w:left="120"/>
             </w:pPr>
-            <w:hyperlink w:history="1" r:id="rIdcbpf_qqxbfcujmzwxuqgk">
+            <w:hyperlink w:history="1" r:id="rIdor2ugy7u6ompwzbavthft">
               <w:r>
                 <w:rPr>
                   <w:rFonts w:ascii="Arial" w:cs="Arial" w:eastAsia="Arial" w:hAnsi="Arial"/>
@@ -17964,7 +17964,7 @@
             <w:pPr>
               <w:spacing w:after="20" w:before="0"/>
             </w:pPr>
-            <w:hyperlink w:history="1" r:id="rIdmhqmq0loyhnu3od_str_v">
+            <w:hyperlink w:history="1" r:id="rIdxpojzd2quqgiqt2rmndhx">
               <w:r>
                 <w:rPr>
                   <w:rFonts w:ascii="Arial" w:cs="Arial" w:eastAsia="Arial" w:hAnsi="Arial"/>
@@ -17997,7 +17997,7 @@
               <w:spacing w:after="10" w:before="0"/>
               <w:ind w:left="120"/>
             </w:pPr>
-            <w:hyperlink w:history="1" r:id="rIdgcbxi4rlks08-lnrxzqpl">
+            <w:hyperlink w:history="1" r:id="rIdhdavlgqz8flk6lqx1ft9g">
               <w:r>
                 <w:rPr>
                   <w:rFonts w:ascii="Arial" w:cs="Arial" w:eastAsia="Arial" w:hAnsi="Arial"/>
@@ -18192,7 +18192,7 @@
             <w:pPr>
               <w:spacing w:after="20" w:before="0"/>
             </w:pPr>
-            <w:hyperlink w:history="1" r:id="rId7p15ijv7kqxujjfwgu1vu">
+            <w:hyperlink w:history="1" r:id="rIdkn5arzvc3p8gveb9odc02">
               <w:r>
                 <w:rPr>
                   <w:rFonts w:ascii="Arial" w:cs="Arial" w:eastAsia="Arial" w:hAnsi="Arial"/>
@@ -18225,7 +18225,7 @@
               <w:spacing w:after="10" w:before="0"/>
               <w:ind w:left="120"/>
             </w:pPr>
-            <w:hyperlink w:history="1" r:id="rIdojnqudgbu2jtr32e6z7vd">
+            <w:hyperlink w:history="1" r:id="rId5y0x2iwcpx5wwwyo1rhln">
               <w:r>
                 <w:rPr>
                   <w:rFonts w:ascii="Arial" w:cs="Arial" w:eastAsia="Arial" w:hAnsi="Arial"/>
@@ -18270,7 +18270,7 @@
             <w:pPr>
               <w:spacing w:after="20" w:before="0"/>
             </w:pPr>
-            <w:hyperlink w:history="1" r:id="rIdcvct7e5vu-cjtlj_oltfv">
+            <w:hyperlink w:history="1" r:id="rIdb-hg93-vuffbmxqmleuif">
               <w:r>
                 <w:rPr>
                   <w:rFonts w:ascii="Arial" w:cs="Arial" w:eastAsia="Arial" w:hAnsi="Arial"/>
@@ -18303,7 +18303,7 @@
               <w:spacing w:after="10" w:before="0"/>
               <w:ind w:left="120"/>
             </w:pPr>
-            <w:hyperlink w:history="1" r:id="rIdzopzcgdbt5b2nxrocpmg4">
+            <w:hyperlink w:history="1" r:id="rIdeswis4tuv-pa9jmbejxzr">
               <w:r>
                 <w:rPr>
                   <w:rFonts w:ascii="Arial" w:cs="Arial" w:eastAsia="Arial" w:hAnsi="Arial"/>
@@ -18498,7 +18498,7 @@
             <w:pPr>
               <w:spacing w:after="20" w:before="0"/>
             </w:pPr>
-            <w:hyperlink w:history="1" r:id="rIdm5hg2ffo-_owur9dg6ain">
+            <w:hyperlink w:history="1" r:id="rId87qg4lrfgmtoylpzo5paf">
               <w:r>
                 <w:rPr>
                   <w:rFonts w:ascii="Arial" w:cs="Arial" w:eastAsia="Arial" w:hAnsi="Arial"/>
@@ -18531,7 +18531,7 @@
               <w:spacing w:after="10" w:before="0"/>
               <w:ind w:left="120"/>
             </w:pPr>
-            <w:hyperlink w:history="1" r:id="rId04om-a5vcprou6bx0nc7w">
+            <w:hyperlink w:history="1" r:id="rId6s3eb0it9ogfgxy2yuzxz">
               <w:r>
                 <w:rPr>
                   <w:rFonts w:ascii="Arial" w:cs="Arial" w:eastAsia="Arial" w:hAnsi="Arial"/>
@@ -18576,7 +18576,7 @@
             <w:pPr>
               <w:spacing w:after="20" w:before="0"/>
             </w:pPr>
-            <w:hyperlink w:history="1" r:id="rIdkirlyy2-my0jc4uu-1cwi">
+            <w:hyperlink w:history="1" r:id="rId-gau8wjabc4rbkfbclku4">
               <w:r>
                 <w:rPr>
                   <w:rFonts w:ascii="Arial" w:cs="Arial" w:eastAsia="Arial" w:hAnsi="Arial"/>
@@ -18609,7 +18609,7 @@
               <w:spacing w:after="10" w:before="0"/>
               <w:ind w:left="120"/>
             </w:pPr>
-            <w:hyperlink w:history="1" r:id="rIde6_vw4gu5s9w99p_ducom">
+            <w:hyperlink w:history="1" r:id="rIdajl_zw4oisam-hkewgw1w">
               <w:r>
                 <w:rPr>
                   <w:rFonts w:ascii="Arial" w:cs="Arial" w:eastAsia="Arial" w:hAnsi="Arial"/>
@@ -18804,7 +18804,7 @@
             <w:pPr>
               <w:spacing w:after="20" w:before="0"/>
             </w:pPr>
-            <w:hyperlink w:history="1" r:id="rIdfod5v0xu0ni_cfo1rpw-o">
+            <w:hyperlink w:history="1" r:id="rIds4qc2x8oqlly2fnu4uiy-">
               <w:r>
                 <w:rPr>
                   <w:rFonts w:ascii="Arial" w:cs="Arial" w:eastAsia="Arial" w:hAnsi="Arial"/>
@@ -18837,7 +18837,7 @@
               <w:spacing w:after="10" w:before="0"/>
               <w:ind w:left="120"/>
             </w:pPr>
-            <w:hyperlink w:history="1" r:id="rIdltixkz_vx_caa9abmacu4">
+            <w:hyperlink w:history="1" r:id="rIdnh6mrd0gkinzcc4ls7miz">
               <w:r>
                 <w:rPr>
                   <w:rFonts w:ascii="Arial" w:cs="Arial" w:eastAsia="Arial" w:hAnsi="Arial"/>
@@ -18882,7 +18882,7 @@
             <w:pPr>
               <w:spacing w:after="20" w:before="0"/>
             </w:pPr>
-            <w:hyperlink w:history="1" r:id="rIdemuvkthe8xytm0wmt8gjm">
+            <w:hyperlink w:history="1" r:id="rIdmhiqp0bc_22rixn8rp-mz">
               <w:r>
                 <w:rPr>
                   <w:rFonts w:ascii="Arial" w:cs="Arial" w:eastAsia="Arial" w:hAnsi="Arial"/>
@@ -18915,7 +18915,7 @@
               <w:spacing w:after="10" w:before="0"/>
               <w:ind w:left="120"/>
             </w:pPr>
-            <w:hyperlink w:history="1" r:id="rId-upva8ulbdxtlbniwb6c2">
+            <w:hyperlink w:history="1" r:id="rIdqiksk1peuh0qowhnezkbt">
               <w:r>
                 <w:rPr>
                   <w:rFonts w:ascii="Arial" w:cs="Arial" w:eastAsia="Arial" w:hAnsi="Arial"/>
@@ -19110,7 +19110,7 @@
             <w:pPr>
               <w:spacing w:after="20" w:before="0"/>
             </w:pPr>
-            <w:hyperlink w:history="1" r:id="rIdjilj5ik9uhauvdelosuyh">
+            <w:hyperlink w:history="1" r:id="rIdg2tsdbwwatxzaseqcjusc">
               <w:r>
                 <w:rPr>
                   <w:rFonts w:ascii="Arial" w:cs="Arial" w:eastAsia="Arial" w:hAnsi="Arial"/>
@@ -19143,7 +19143,7 @@
               <w:spacing w:after="10" w:before="0"/>
               <w:ind w:left="120"/>
             </w:pPr>
-            <w:hyperlink w:history="1" r:id="rIdsbyjonk3wlak7n3acv7uh">
+            <w:hyperlink w:history="1" r:id="rIdqtorfcawk0q3gx30baedg">
               <w:r>
                 <w:rPr>
                   <w:rFonts w:ascii="Arial" w:cs="Arial" w:eastAsia="Arial" w:hAnsi="Arial"/>
@@ -19188,7 +19188,7 @@
             <w:pPr>
               <w:spacing w:after="20" w:before="0"/>
             </w:pPr>
-            <w:hyperlink w:history="1" r:id="rId5dlfhsp5fnv_pequuxuol">
+            <w:hyperlink w:history="1" r:id="rIddd0y1uii4vq4dyedt61vg">
               <w:r>
                 <w:rPr>
                   <w:rFonts w:ascii="Arial" w:cs="Arial" w:eastAsia="Arial" w:hAnsi="Arial"/>
@@ -19221,7 +19221,7 @@
               <w:spacing w:after="10" w:before="0"/>
               <w:ind w:left="120"/>
             </w:pPr>
-            <w:hyperlink w:history="1" r:id="rIdcx32eatvhnx3zk-3axckn">
+            <w:hyperlink w:history="1" r:id="rId0xhhznu6vqrlpy1e4neam">
               <w:r>
                 <w:rPr>
                   <w:rFonts w:ascii="Arial" w:cs="Arial" w:eastAsia="Arial" w:hAnsi="Arial"/>
@@ -20803,7 +20803,7 @@
             <w:pPr>
               <w:spacing w:after="20" w:before="0"/>
             </w:pPr>
-            <w:hyperlink w:history="1" r:id="rId3hqvtx5wtca4jhepgthe0">
+            <w:hyperlink w:history="1" r:id="rIdk9xkuhf97bwqkpg00rnhh">
               <w:r>
                 <w:rPr>
                   <w:rFonts w:ascii="Arial" w:cs="Arial" w:eastAsia="Arial" w:hAnsi="Arial"/>
@@ -20836,7 +20836,7 @@
               <w:spacing w:after="10" w:before="0"/>
               <w:ind w:left="120"/>
             </w:pPr>
-            <w:hyperlink w:history="1" r:id="rIdbna3gzhrm6dk8nwkfh1rs">
+            <w:hyperlink w:history="1" r:id="rIdxmgq9avlo3nyie9zmedoq">
               <w:r>
                 <w:rPr>
                   <w:rFonts w:ascii="Arial" w:cs="Arial" w:eastAsia="Arial" w:hAnsi="Arial"/>
@@ -20881,7 +20881,7 @@
             <w:pPr>
               <w:spacing w:after="20" w:before="0"/>
             </w:pPr>
-            <w:hyperlink w:history="1" r:id="rId_oucqiv8-xruqi6auljuk">
+            <w:hyperlink w:history="1" r:id="rIdx1ru_dc0dslhh-4q2tag0">
               <w:r>
                 <w:rPr>
                   <w:rFonts w:ascii="Arial" w:cs="Arial" w:eastAsia="Arial" w:hAnsi="Arial"/>
@@ -20914,7 +20914,7 @@
               <w:spacing w:after="10" w:before="0"/>
               <w:ind w:left="120"/>
             </w:pPr>
-            <w:hyperlink w:history="1" r:id="rIdotggmhb2uwtkcrpelzrsz">
+            <w:hyperlink w:history="1" r:id="rIdgjaf6xyajelsli_geybal">
               <w:r>
                 <w:rPr>
                   <w:rFonts w:ascii="Arial" w:cs="Arial" w:eastAsia="Arial" w:hAnsi="Arial"/>
@@ -21109,7 +21109,7 @@
             <w:pPr>
               <w:spacing w:after="20" w:before="0"/>
             </w:pPr>
-            <w:hyperlink w:history="1" r:id="rIdwsnawtuxcxhftsuavetqi">
+            <w:hyperlink w:history="1" r:id="rIdyjwfxktiypycjj93erzk4">
               <w:r>
                 <w:rPr>
                   <w:rFonts w:ascii="Arial" w:cs="Arial" w:eastAsia="Arial" w:hAnsi="Arial"/>
@@ -21142,7 +21142,7 @@
               <w:spacing w:after="10" w:before="0"/>
               <w:ind w:left="120"/>
             </w:pPr>
-            <w:hyperlink w:history="1" r:id="rIdpax_zfcpjgakiwnp7y2lq">
+            <w:hyperlink w:history="1" r:id="rIdt-e2scqa7jjnmrdwqdfgq">
               <w:r>
                 <w:rPr>
                   <w:rFonts w:ascii="Arial" w:cs="Arial" w:eastAsia="Arial" w:hAnsi="Arial"/>
@@ -21187,7 +21187,7 @@
             <w:pPr>
               <w:spacing w:after="20" w:before="0"/>
             </w:pPr>
-            <w:hyperlink w:history="1" r:id="rIds7i4pixuug_ss2fsw1nlm">
+            <w:hyperlink w:history="1" r:id="rIdheflqqqskaqrsuiwtykfv">
               <w:r>
                 <w:rPr>
                   <w:rFonts w:ascii="Arial" w:cs="Arial" w:eastAsia="Arial" w:hAnsi="Arial"/>
@@ -21220,7 +21220,7 @@
               <w:spacing w:after="10" w:before="0"/>
               <w:ind w:left="120"/>
             </w:pPr>
-            <w:hyperlink w:history="1" r:id="rIdngwhhge1i96nmehbstpks">
+            <w:hyperlink w:history="1" r:id="rIdzxwbyriu4crvav_2c4uzo">
               <w:r>
                 <w:rPr>
                   <w:rFonts w:ascii="Arial" w:cs="Arial" w:eastAsia="Arial" w:hAnsi="Arial"/>
@@ -21415,7 +21415,7 @@
             <w:pPr>
               <w:spacing w:after="20" w:before="0"/>
             </w:pPr>
-            <w:hyperlink w:history="1" r:id="rIdjxq6ky2giz9rgx0lpxrrc">
+            <w:hyperlink w:history="1" r:id="rIdvvjeji8po5blqr_2bklno">
               <w:r>
                 <w:rPr>
                   <w:rFonts w:ascii="Arial" w:cs="Arial" w:eastAsia="Arial" w:hAnsi="Arial"/>
@@ -21448,7 +21448,7 @@
               <w:spacing w:after="10" w:before="0"/>
               <w:ind w:left="120"/>
             </w:pPr>
-            <w:hyperlink w:history="1" r:id="rIdsor5fy_mhzho9h6uval_t">
+            <w:hyperlink w:history="1" r:id="rIdwsjyyrg3r2fvm8pqrs0pk">
               <w:r>
                 <w:rPr>
                   <w:rFonts w:ascii="Arial" w:cs="Arial" w:eastAsia="Arial" w:hAnsi="Arial"/>
@@ -21493,7 +21493,7 @@
             <w:pPr>
               <w:spacing w:after="20" w:before="0"/>
             </w:pPr>
-            <w:hyperlink w:history="1" r:id="rIddx5zubyspjpfor6kj3wfr">
+            <w:hyperlink w:history="1" r:id="rIdj-or9v18-h8ox71umlwou">
               <w:r>
                 <w:rPr>
                   <w:rFonts w:ascii="Arial" w:cs="Arial" w:eastAsia="Arial" w:hAnsi="Arial"/>
@@ -21526,7 +21526,7 @@
               <w:spacing w:after="10" w:before="0"/>
               <w:ind w:left="120"/>
             </w:pPr>
-            <w:hyperlink w:history="1" r:id="rIdpsbrxcedcc8jyipnla99v">
+            <w:hyperlink w:history="1" r:id="rIdwmmuopfvgi61c4ekrypi9">
               <w:r>
                 <w:rPr>
                   <w:rFonts w:ascii="Arial" w:cs="Arial" w:eastAsia="Arial" w:hAnsi="Arial"/>
@@ -21721,7 +21721,7 @@
             <w:pPr>
               <w:spacing w:after="20" w:before="0"/>
             </w:pPr>
-            <w:hyperlink w:history="1" r:id="rId8e0r7y9twzmvu0hv7z0vw">
+            <w:hyperlink w:history="1" r:id="rIdkj3p-qkmiwfdjo7xyannu">
               <w:r>
                 <w:rPr>
                   <w:rFonts w:ascii="Arial" w:cs="Arial" w:eastAsia="Arial" w:hAnsi="Arial"/>
@@ -21754,7 +21754,7 @@
               <w:spacing w:after="10" w:before="0"/>
               <w:ind w:left="120"/>
             </w:pPr>
-            <w:hyperlink w:history="1" r:id="rIdat7hcw8zdsqo7kuhaurrn">
+            <w:hyperlink w:history="1" r:id="rIddn6gilmj4lofof1zdbvab">
               <w:r>
                 <w:rPr>
                   <w:rFonts w:ascii="Arial" w:cs="Arial" w:eastAsia="Arial" w:hAnsi="Arial"/>
@@ -21799,7 +21799,7 @@
             <w:pPr>
               <w:spacing w:after="20" w:before="0"/>
             </w:pPr>
-            <w:hyperlink w:history="1" r:id="rIdfvc7fqeeblgmeu042-gjd">
+            <w:hyperlink w:history="1" r:id="rIddemjjsga7loebhitfbl75">
               <w:r>
                 <w:rPr>
                   <w:rFonts w:ascii="Arial" w:cs="Arial" w:eastAsia="Arial" w:hAnsi="Arial"/>
@@ -21832,7 +21832,7 @@
               <w:spacing w:after="10" w:before="0"/>
               <w:ind w:left="120"/>
             </w:pPr>
-            <w:hyperlink w:history="1" r:id="rIdy79afwia-ym-396aclmle">
+            <w:hyperlink w:history="1" r:id="rIdljj9n3yhdnhomqtbgndxi">
               <w:r>
                 <w:rPr>
                   <w:rFonts w:ascii="Arial" w:cs="Arial" w:eastAsia="Arial" w:hAnsi="Arial"/>
@@ -22027,7 +22027,7 @@
             <w:pPr>
               <w:spacing w:after="20" w:before="0"/>
             </w:pPr>
-            <w:hyperlink w:history="1" r:id="rIdkry-lra4qzphjiekogm86">
+            <w:hyperlink w:history="1" r:id="rId6rzmd3mnrkjwyunxkfo7z">
               <w:r>
                 <w:rPr>
                   <w:rFonts w:ascii="Arial" w:cs="Arial" w:eastAsia="Arial" w:hAnsi="Arial"/>
@@ -22060,7 +22060,7 @@
               <w:spacing w:after="10" w:before="0"/>
               <w:ind w:left="120"/>
             </w:pPr>
-            <w:hyperlink w:history="1" r:id="rIdgoy7vyjuzgay67qy_ajkb">
+            <w:hyperlink w:history="1" r:id="rIdtfzpqo8zybywyegjgtivk">
               <w:r>
                 <w:rPr>
                   <w:rFonts w:ascii="Arial" w:cs="Arial" w:eastAsia="Arial" w:hAnsi="Arial"/>
@@ -22105,7 +22105,7 @@
             <w:pPr>
               <w:spacing w:after="20" w:before="0"/>
             </w:pPr>
-            <w:hyperlink w:history="1" r:id="rIdbaf2dpoesv4enb7z3-9p9">
+            <w:hyperlink w:history="1" r:id="rIdthzulopudzis1dgslcw4q">
               <w:r>
                 <w:rPr>
                   <w:rFonts w:ascii="Arial" w:cs="Arial" w:eastAsia="Arial" w:hAnsi="Arial"/>
@@ -22138,7 +22138,7 @@
               <w:spacing w:after="10" w:before="0"/>
               <w:ind w:left="120"/>
             </w:pPr>
-            <w:hyperlink w:history="1" r:id="rId0jdjpdzsqckpynfwe_-gy">
+            <w:hyperlink w:history="1" r:id="rIdfem8glmrwacjukce2vr_-">
               <w:r>
                 <w:rPr>
                   <w:rFonts w:ascii="Arial" w:cs="Arial" w:eastAsia="Arial" w:hAnsi="Arial"/>

--- a/data/outputs/v2/Maths/SS1.3_Quadratic_Equations/Mathematics_Quadratic_Equations_CBE_LessonSequence.docx
+++ b/data/outputs/v2/Maths/SS1.3_Quadratic_Equations/Mathematics_Quadratic_Equations_CBE_LessonSequence.docx
@@ -3244,7 +3244,7 @@
             <w:pPr>
               <w:spacing w:after="20" w:before="0"/>
             </w:pPr>
-            <w:hyperlink w:history="1" r:id="rIduxvjxqanwurfsjq2cmsrk">
+            <w:hyperlink w:history="1" r:id="rIdmi1amdp44x55hyto_ktrk">
               <w:r>
                 <w:rPr>
                   <w:rFonts w:ascii="Arial" w:cs="Arial" w:eastAsia="Arial" w:hAnsi="Arial"/>
@@ -3277,7 +3277,7 @@
               <w:spacing w:after="10" w:before="0"/>
               <w:ind w:left="120"/>
             </w:pPr>
-            <w:hyperlink w:history="1" r:id="rIdvh0cjvy5kel6wos-oh1xo">
+            <w:hyperlink w:history="1" r:id="rIdeoy-vtiusxyqmqaj-d-02">
               <w:r>
                 <w:rPr>
                   <w:rFonts w:ascii="Arial" w:cs="Arial" w:eastAsia="Arial" w:hAnsi="Arial"/>
@@ -3322,7 +3322,7 @@
             <w:pPr>
               <w:spacing w:after="20" w:before="0"/>
             </w:pPr>
-            <w:hyperlink w:history="1" r:id="rIdrexijfovpbzvpg9pwtktw">
+            <w:hyperlink w:history="1" r:id="rIdkylhuab2mbd-kq9vkbtq6">
               <w:r>
                 <w:rPr>
                   <w:rFonts w:ascii="Arial" w:cs="Arial" w:eastAsia="Arial" w:hAnsi="Arial"/>
@@ -3355,7 +3355,7 @@
               <w:spacing w:after="10" w:before="0"/>
               <w:ind w:left="120"/>
             </w:pPr>
-            <w:hyperlink w:history="1" r:id="rIdey0cwaqz3cifdi8safncj">
+            <w:hyperlink w:history="1" r:id="rId8_jtg5s9jzfs6cjau5ny6">
               <w:r>
                 <w:rPr>
                   <w:rFonts w:ascii="Arial" w:cs="Arial" w:eastAsia="Arial" w:hAnsi="Arial"/>
@@ -3664,7 +3664,7 @@
             <w:pPr>
               <w:spacing w:after="20" w:before="0"/>
             </w:pPr>
-            <w:hyperlink w:history="1" r:id="rIdgaxbgiqyrqh1zyub8cmjo">
+            <w:hyperlink w:history="1" r:id="rIdecyjsc6v5xst3epgb_2hq">
               <w:r>
                 <w:rPr>
                   <w:rFonts w:ascii="Arial" w:cs="Arial" w:eastAsia="Arial" w:hAnsi="Arial"/>
@@ -3697,7 +3697,7 @@
               <w:spacing w:after="10" w:before="0"/>
               <w:ind w:left="120"/>
             </w:pPr>
-            <w:hyperlink w:history="1" r:id="rIdsewe0tgk2_cecgpg7wxjd">
+            <w:hyperlink w:history="1" r:id="rIdukkyy4kh-cirirc8xlzlq">
               <w:r>
                 <w:rPr>
                   <w:rFonts w:ascii="Arial" w:cs="Arial" w:eastAsia="Arial" w:hAnsi="Arial"/>
@@ -3742,7 +3742,7 @@
             <w:pPr>
               <w:spacing w:after="20" w:before="0"/>
             </w:pPr>
-            <w:hyperlink w:history="1" r:id="rIdxw9ndoihvwlslqvwe7yvh">
+            <w:hyperlink w:history="1" r:id="rIdx1ba_wqi9foor7zya6jp5">
               <w:r>
                 <w:rPr>
                   <w:rFonts w:ascii="Arial" w:cs="Arial" w:eastAsia="Arial" w:hAnsi="Arial"/>
@@ -3775,7 +3775,7 @@
               <w:spacing w:after="10" w:before="0"/>
               <w:ind w:left="120"/>
             </w:pPr>
-            <w:hyperlink w:history="1" r:id="rIdfbtbfpot5sbksv5u5ef30">
+            <w:hyperlink w:history="1" r:id="rIdguyntukjptrkq66izeylt">
               <w:r>
                 <w:rPr>
                   <w:rFonts w:ascii="Arial" w:cs="Arial" w:eastAsia="Arial" w:hAnsi="Arial"/>
@@ -4027,7 +4027,7 @@
             <w:pPr>
               <w:spacing w:after="20" w:before="0"/>
             </w:pPr>
-            <w:hyperlink w:history="1" r:id="rIdjvklaxuqohnbcmcrtgs4l">
+            <w:hyperlink w:history="1" r:id="rIdpjgplcny5qqvlpu8c-3__">
               <w:r>
                 <w:rPr>
                   <w:rFonts w:ascii="Arial" w:cs="Arial" w:eastAsia="Arial" w:hAnsi="Arial"/>
@@ -4060,7 +4060,7 @@
               <w:spacing w:after="10" w:before="0"/>
               <w:ind w:left="120"/>
             </w:pPr>
-            <w:hyperlink w:history="1" r:id="rIdtalnsxxuduxznw4odofr-">
+            <w:hyperlink w:history="1" r:id="rIdxmx19d4mll5twwezbtsvi">
               <w:r>
                 <w:rPr>
                   <w:rFonts w:ascii="Arial" w:cs="Arial" w:eastAsia="Arial" w:hAnsi="Arial"/>
@@ -4105,7 +4105,7 @@
             <w:pPr>
               <w:spacing w:after="20" w:before="0"/>
             </w:pPr>
-            <w:hyperlink w:history="1" r:id="rIdbwlb1sucjvg4t-pngr30a">
+            <w:hyperlink w:history="1" r:id="rIdz1lnqghex_3sf25igmkwa">
               <w:r>
                 <w:rPr>
                   <w:rFonts w:ascii="Arial" w:cs="Arial" w:eastAsia="Arial" w:hAnsi="Arial"/>
@@ -4138,7 +4138,7 @@
               <w:spacing w:after="10" w:before="0"/>
               <w:ind w:left="120"/>
             </w:pPr>
-            <w:hyperlink w:history="1" r:id="rIddmichkhzhes8ajrsfdcwq">
+            <w:hyperlink w:history="1" r:id="rIdpgtym0qzuh1epjohrzzqy">
               <w:r>
                 <w:rPr>
                   <w:rFonts w:ascii="Arial" w:cs="Arial" w:eastAsia="Arial" w:hAnsi="Arial"/>
@@ -4428,7 +4428,7 @@
             <w:pPr>
               <w:spacing w:after="20" w:before="0"/>
             </w:pPr>
-            <w:hyperlink w:history="1" r:id="rIdlpvpfa33bhfigway1qvwp">
+            <w:hyperlink w:history="1" r:id="rIdfh8pey1a9ulpc8rwtk6jl">
               <w:r>
                 <w:rPr>
                   <w:rFonts w:ascii="Arial" w:cs="Arial" w:eastAsia="Arial" w:hAnsi="Arial"/>
@@ -4461,7 +4461,7 @@
               <w:spacing w:after="10" w:before="0"/>
               <w:ind w:left="120"/>
             </w:pPr>
-            <w:hyperlink w:history="1" r:id="rIdn0xzl6kz1m562quzpter6">
+            <w:hyperlink w:history="1" r:id="rIday_wzp1a8dryt2u0ed-cm">
               <w:r>
                 <w:rPr>
                   <w:rFonts w:ascii="Arial" w:cs="Arial" w:eastAsia="Arial" w:hAnsi="Arial"/>
@@ -4506,7 +4506,7 @@
             <w:pPr>
               <w:spacing w:after="20" w:before="0"/>
             </w:pPr>
-            <w:hyperlink w:history="1" r:id="rId08kof5rquzqsapkyooqmu">
+            <w:hyperlink w:history="1" r:id="rIdfd43vutxodlsordnk0gcd">
               <w:r>
                 <w:rPr>
                   <w:rFonts w:ascii="Arial" w:cs="Arial" w:eastAsia="Arial" w:hAnsi="Arial"/>
@@ -4539,7 +4539,7 @@
               <w:spacing w:after="10" w:before="0"/>
               <w:ind w:left="120"/>
             </w:pPr>
-            <w:hyperlink w:history="1" r:id="rIdn7o9s3gwnfzfmcb4qtlou">
+            <w:hyperlink w:history="1" r:id="rIdnblix8kcau3uby-1vgriy">
               <w:r>
                 <w:rPr>
                   <w:rFonts w:ascii="Arial" w:cs="Arial" w:eastAsia="Arial" w:hAnsi="Arial"/>
@@ -4829,7 +4829,7 @@
             <w:pPr>
               <w:spacing w:after="20" w:before="0"/>
             </w:pPr>
-            <w:hyperlink w:history="1" r:id="rIdyhaqkm6xtu3l8deqith8f">
+            <w:hyperlink w:history="1" r:id="rIdishqupbhccy729adbvk6l">
               <w:r>
                 <w:rPr>
                   <w:rFonts w:ascii="Arial" w:cs="Arial" w:eastAsia="Arial" w:hAnsi="Arial"/>
@@ -4862,7 +4862,7 @@
               <w:spacing w:after="10" w:before="0"/>
               <w:ind w:left="120"/>
             </w:pPr>
-            <w:hyperlink w:history="1" r:id="rIdcapficabzjhko6swuu_sh">
+            <w:hyperlink w:history="1" r:id="rId5zx637uaycdkcupcngfoy">
               <w:r>
                 <w:rPr>
                   <w:rFonts w:ascii="Arial" w:cs="Arial" w:eastAsia="Arial" w:hAnsi="Arial"/>
@@ -4907,7 +4907,7 @@
             <w:pPr>
               <w:spacing w:after="20" w:before="0"/>
             </w:pPr>
-            <w:hyperlink w:history="1" r:id="rIdq-uietg27y4h0b_i0pqhl">
+            <w:hyperlink w:history="1" r:id="rIdi-ohxfhzxe5syqd77ml3o">
               <w:r>
                 <w:rPr>
                   <w:rFonts w:ascii="Arial" w:cs="Arial" w:eastAsia="Arial" w:hAnsi="Arial"/>
@@ -4940,7 +4940,7 @@
               <w:spacing w:after="10" w:before="0"/>
               <w:ind w:left="120"/>
             </w:pPr>
-            <w:hyperlink w:history="1" r:id="rIdmzuwz4zjy01eiu5rvacg7">
+            <w:hyperlink w:history="1" r:id="rId962zb67oyy1vus9kbi0sc">
               <w:r>
                 <w:rPr>
                   <w:rFonts w:ascii="Arial" w:cs="Arial" w:eastAsia="Arial" w:hAnsi="Arial"/>
@@ -6503,7 +6503,7 @@
             <w:pPr>
               <w:spacing w:after="20" w:before="0"/>
             </w:pPr>
-            <w:hyperlink w:history="1" r:id="rIder-lbehnvmbkymtjlatef">
+            <w:hyperlink w:history="1" r:id="rIdzv5ap0csyekb1vddmiwvl">
               <w:r>
                 <w:rPr>
                   <w:rFonts w:ascii="Arial" w:cs="Arial" w:eastAsia="Arial" w:hAnsi="Arial"/>
@@ -6536,7 +6536,7 @@
               <w:spacing w:after="10" w:before="0"/>
               <w:ind w:left="120"/>
             </w:pPr>
-            <w:hyperlink w:history="1" r:id="rIdueroxlxaszzyamxjrg84b">
+            <w:hyperlink w:history="1" r:id="rIdsahe5eg3hhwy5g2z7rv_e">
               <w:r>
                 <w:rPr>
                   <w:rFonts w:ascii="Arial" w:cs="Arial" w:eastAsia="Arial" w:hAnsi="Arial"/>
@@ -6581,7 +6581,7 @@
             <w:pPr>
               <w:spacing w:after="20" w:before="0"/>
             </w:pPr>
-            <w:hyperlink w:history="1" r:id="rIdc-cicfkxjsxwawzwuzggg">
+            <w:hyperlink w:history="1" r:id="rIdjbdtn91k9fftffq1nokbd">
               <w:r>
                 <w:rPr>
                   <w:rFonts w:ascii="Arial" w:cs="Arial" w:eastAsia="Arial" w:hAnsi="Arial"/>
@@ -6614,7 +6614,7 @@
               <w:spacing w:after="10" w:before="0"/>
               <w:ind w:left="120"/>
             </w:pPr>
-            <w:hyperlink w:history="1" r:id="rIdjcyvt-nfs3m_wxmyuktjs">
+            <w:hyperlink w:history="1" r:id="rIdf1b9kruxyvxjpf_1uozzk">
               <w:r>
                 <w:rPr>
                   <w:rFonts w:ascii="Arial" w:cs="Arial" w:eastAsia="Arial" w:hAnsi="Arial"/>
@@ -6809,7 +6809,7 @@
             <w:pPr>
               <w:spacing w:after="20" w:before="0"/>
             </w:pPr>
-            <w:hyperlink w:history="1" r:id="rIdawf_axggvryasroat-cd9">
+            <w:hyperlink w:history="1" r:id="rIdha56sekwr9ffsrmr1dfeb">
               <w:r>
                 <w:rPr>
                   <w:rFonts w:ascii="Arial" w:cs="Arial" w:eastAsia="Arial" w:hAnsi="Arial"/>
@@ -6842,7 +6842,7 @@
               <w:spacing w:after="10" w:before="0"/>
               <w:ind w:left="120"/>
             </w:pPr>
-            <w:hyperlink w:history="1" r:id="rIdegndvhffuwbdnfgko6zd0">
+            <w:hyperlink w:history="1" r:id="rIdtjspqoijk-zdwin43fpti">
               <w:r>
                 <w:rPr>
                   <w:rFonts w:ascii="Arial" w:cs="Arial" w:eastAsia="Arial" w:hAnsi="Arial"/>
@@ -6887,7 +6887,7 @@
             <w:pPr>
               <w:spacing w:after="20" w:before="0"/>
             </w:pPr>
-            <w:hyperlink w:history="1" r:id="rIdg9cse5tjnplxaqzib1v2o">
+            <w:hyperlink w:history="1" r:id="rIdqubm6sym52irmctxoh3a4">
               <w:r>
                 <w:rPr>
                   <w:rFonts w:ascii="Arial" w:cs="Arial" w:eastAsia="Arial" w:hAnsi="Arial"/>
@@ -6920,7 +6920,7 @@
               <w:spacing w:after="10" w:before="0"/>
               <w:ind w:left="120"/>
             </w:pPr>
-            <w:hyperlink w:history="1" r:id="rIdoosqy3s51ujy7fm3xbqe0">
+            <w:hyperlink w:history="1" r:id="rIdi0ri7ik4bc8ob8fxsgbwi">
               <w:r>
                 <w:rPr>
                   <w:rFonts w:ascii="Arial" w:cs="Arial" w:eastAsia="Arial" w:hAnsi="Arial"/>
@@ -7115,7 +7115,7 @@
             <w:pPr>
               <w:spacing w:after="20" w:before="0"/>
             </w:pPr>
-            <w:hyperlink w:history="1" r:id="rIdopqx-ywgjpl8osfxl78z_">
+            <w:hyperlink w:history="1" r:id="rId3mrbkb5lkkeskafwgwx3j">
               <w:r>
                 <w:rPr>
                   <w:rFonts w:ascii="Arial" w:cs="Arial" w:eastAsia="Arial" w:hAnsi="Arial"/>
@@ -7148,7 +7148,7 @@
               <w:spacing w:after="10" w:before="0"/>
               <w:ind w:left="120"/>
             </w:pPr>
-            <w:hyperlink w:history="1" r:id="rIdaankbiny6qvu4plzoxoyu">
+            <w:hyperlink w:history="1" r:id="rId1uxc_rd4pd6va7hf6jid3">
               <w:r>
                 <w:rPr>
                   <w:rFonts w:ascii="Arial" w:cs="Arial" w:eastAsia="Arial" w:hAnsi="Arial"/>
@@ -7193,7 +7193,7 @@
             <w:pPr>
               <w:spacing w:after="20" w:before="0"/>
             </w:pPr>
-            <w:hyperlink w:history="1" r:id="rIddhxtjc8dlfqxogp3uns59">
+            <w:hyperlink w:history="1" r:id="rId05tnkuddcytjcsbqd-2hf">
               <w:r>
                 <w:rPr>
                   <w:rFonts w:ascii="Arial" w:cs="Arial" w:eastAsia="Arial" w:hAnsi="Arial"/>
@@ -7226,7 +7226,7 @@
               <w:spacing w:after="10" w:before="0"/>
               <w:ind w:left="120"/>
             </w:pPr>
-            <w:hyperlink w:history="1" r:id="rIdmy-jmppzx6za8tc2u12xo">
+            <w:hyperlink w:history="1" r:id="rIdydfxfg2nztj9k4a2_v5a5">
               <w:r>
                 <w:rPr>
                   <w:rFonts w:ascii="Arial" w:cs="Arial" w:eastAsia="Arial" w:hAnsi="Arial"/>
@@ -7421,7 +7421,7 @@
             <w:pPr>
               <w:spacing w:after="20" w:before="0"/>
             </w:pPr>
-            <w:hyperlink w:history="1" r:id="rIdthjaa7ipcd-7p_1v10b2a">
+            <w:hyperlink w:history="1" r:id="rIdmbi5cumrszvw6foovb_rd">
               <w:r>
                 <w:rPr>
                   <w:rFonts w:ascii="Arial" w:cs="Arial" w:eastAsia="Arial" w:hAnsi="Arial"/>
@@ -7454,7 +7454,7 @@
               <w:spacing w:after="10" w:before="0"/>
               <w:ind w:left="120"/>
             </w:pPr>
-            <w:hyperlink w:history="1" r:id="rIdkljhm5c8-r3mwv3jftmnm">
+            <w:hyperlink w:history="1" r:id="rIdml7-li2stcolrjbq7miam">
               <w:r>
                 <w:rPr>
                   <w:rFonts w:ascii="Arial" w:cs="Arial" w:eastAsia="Arial" w:hAnsi="Arial"/>
@@ -7499,7 +7499,7 @@
             <w:pPr>
               <w:spacing w:after="20" w:before="0"/>
             </w:pPr>
-            <w:hyperlink w:history="1" r:id="rIdhh9pjpzfpgf1-aqarcptw">
+            <w:hyperlink w:history="1" r:id="rIdyhguaopl1s2hzcveaaac4">
               <w:r>
                 <w:rPr>
                   <w:rFonts w:ascii="Arial" w:cs="Arial" w:eastAsia="Arial" w:hAnsi="Arial"/>
@@ -7532,7 +7532,7 @@
               <w:spacing w:after="10" w:before="0"/>
               <w:ind w:left="120"/>
             </w:pPr>
-            <w:hyperlink w:history="1" r:id="rIdtufjydjeq0a_rdwnh87ta">
+            <w:hyperlink w:history="1" r:id="rIdl8zpi6wfp0fprrn0qlute">
               <w:r>
                 <w:rPr>
                   <w:rFonts w:ascii="Arial" w:cs="Arial" w:eastAsia="Arial" w:hAnsi="Arial"/>
@@ -7727,7 +7727,7 @@
             <w:pPr>
               <w:spacing w:after="20" w:before="0"/>
             </w:pPr>
-            <w:hyperlink w:history="1" r:id="rIdhwgqw2hma5deoo7c1ea3s">
+            <w:hyperlink w:history="1" r:id="rId9irvky3ufezsq2q5tloym">
               <w:r>
                 <w:rPr>
                   <w:rFonts w:ascii="Arial" w:cs="Arial" w:eastAsia="Arial" w:hAnsi="Arial"/>
@@ -7760,7 +7760,7 @@
               <w:spacing w:after="10" w:before="0"/>
               <w:ind w:left="120"/>
             </w:pPr>
-            <w:hyperlink w:history="1" r:id="rIdiywvm8ahc4jzisnxgofid">
+            <w:hyperlink w:history="1" r:id="rId8jyykr_fagglw8ueymt5k">
               <w:r>
                 <w:rPr>
                   <w:rFonts w:ascii="Arial" w:cs="Arial" w:eastAsia="Arial" w:hAnsi="Arial"/>
@@ -7805,7 +7805,7 @@
             <w:pPr>
               <w:spacing w:after="20" w:before="0"/>
             </w:pPr>
-            <w:hyperlink w:history="1" r:id="rId4rc3fmkhzrxha3g963iak">
+            <w:hyperlink w:history="1" r:id="rIdlwegp2yxrxjssa2_mmd0g">
               <w:r>
                 <w:rPr>
                   <w:rFonts w:ascii="Arial" w:cs="Arial" w:eastAsia="Arial" w:hAnsi="Arial"/>
@@ -7838,7 +7838,7 @@
               <w:spacing w:after="10" w:before="0"/>
               <w:ind w:left="120"/>
             </w:pPr>
-            <w:hyperlink w:history="1" r:id="rIdchj5dsefgcqt2wbez-0xz">
+            <w:hyperlink w:history="1" r:id="rIdhtecbwn-xgr7yrnnxt6ri">
               <w:r>
                 <w:rPr>
                   <w:rFonts w:ascii="Arial" w:cs="Arial" w:eastAsia="Arial" w:hAnsi="Arial"/>
@@ -9325,7 +9325,7 @@
             <w:pPr>
               <w:spacing w:after="20" w:before="0"/>
             </w:pPr>
-            <w:hyperlink w:history="1" r:id="rId7hnbv8qpre5fteomisw4g">
+            <w:hyperlink w:history="1" r:id="rIdweq96sbtjuc6n80uzp50b">
               <w:r>
                 <w:rPr>
                   <w:rFonts w:ascii="Arial" w:cs="Arial" w:eastAsia="Arial" w:hAnsi="Arial"/>
@@ -9358,7 +9358,7 @@
               <w:spacing w:after="10" w:before="0"/>
               <w:ind w:left="120"/>
             </w:pPr>
-            <w:hyperlink w:history="1" r:id="rIdfyclm9bfjjmowxdh2taqb">
+            <w:hyperlink w:history="1" r:id="rIdeok7tmwhs0luvabvp39vy">
               <w:r>
                 <w:rPr>
                   <w:rFonts w:ascii="Arial" w:cs="Arial" w:eastAsia="Arial" w:hAnsi="Arial"/>
@@ -9403,7 +9403,7 @@
             <w:pPr>
               <w:spacing w:after="20" w:before="0"/>
             </w:pPr>
-            <w:hyperlink w:history="1" r:id="rIdf5mlr4kringfw-z2zfp60">
+            <w:hyperlink w:history="1" r:id="rIdddrwqe4qwtv_bmcrcu1fc">
               <w:r>
                 <w:rPr>
                   <w:rFonts w:ascii="Arial" w:cs="Arial" w:eastAsia="Arial" w:hAnsi="Arial"/>
@@ -9436,7 +9436,7 @@
               <w:spacing w:after="10" w:before="0"/>
               <w:ind w:left="120"/>
             </w:pPr>
-            <w:hyperlink w:history="1" r:id="rIdvc2ibvwcq-nycpxa8rv51">
+            <w:hyperlink w:history="1" r:id="rIdxiepwwjhamid0sofgy9hn">
               <w:r>
                 <w:rPr>
                   <w:rFonts w:ascii="Arial" w:cs="Arial" w:eastAsia="Arial" w:hAnsi="Arial"/>
@@ -9631,7 +9631,7 @@
             <w:pPr>
               <w:spacing w:after="20" w:before="0"/>
             </w:pPr>
-            <w:hyperlink w:history="1" r:id="rIdq7mpobcbxwq0y06qaloam">
+            <w:hyperlink w:history="1" r:id="rIdkhgnpj7kvjr-nn4cbnhng">
               <w:r>
                 <w:rPr>
                   <w:rFonts w:ascii="Arial" w:cs="Arial" w:eastAsia="Arial" w:hAnsi="Arial"/>
@@ -9664,7 +9664,7 @@
               <w:spacing w:after="10" w:before="0"/>
               <w:ind w:left="120"/>
             </w:pPr>
-            <w:hyperlink w:history="1" r:id="rId7nea6gafs_qsnfvqpr6vk">
+            <w:hyperlink w:history="1" r:id="rIdqqaxdfyzkaoeehpqk4ybt">
               <w:r>
                 <w:rPr>
                   <w:rFonts w:ascii="Arial" w:cs="Arial" w:eastAsia="Arial" w:hAnsi="Arial"/>
@@ -9709,7 +9709,7 @@
             <w:pPr>
               <w:spacing w:after="20" w:before="0"/>
             </w:pPr>
-            <w:hyperlink w:history="1" r:id="rIdncuw4astogtimhdn0cevw">
+            <w:hyperlink w:history="1" r:id="rIdalz48rtq8jbhvuq5sxalx">
               <w:r>
                 <w:rPr>
                   <w:rFonts w:ascii="Arial" w:cs="Arial" w:eastAsia="Arial" w:hAnsi="Arial"/>
@@ -9742,7 +9742,7 @@
               <w:spacing w:after="10" w:before="0"/>
               <w:ind w:left="120"/>
             </w:pPr>
-            <w:hyperlink w:history="1" r:id="rIdsdxml44e2mojxczzv8-fw">
+            <w:hyperlink w:history="1" r:id="rIdgzr8tqm788dizqelnpr4j">
               <w:r>
                 <w:rPr>
                   <w:rFonts w:ascii="Arial" w:cs="Arial" w:eastAsia="Arial" w:hAnsi="Arial"/>
@@ -9937,7 +9937,7 @@
             <w:pPr>
               <w:spacing w:after="20" w:before="0"/>
             </w:pPr>
-            <w:hyperlink w:history="1" r:id="rIdjurz0pyieeu7lebbpxxnz">
+            <w:hyperlink w:history="1" r:id="rIdzxv2cc5wxevnsrxoe9cuy">
               <w:r>
                 <w:rPr>
                   <w:rFonts w:ascii="Arial" w:cs="Arial" w:eastAsia="Arial" w:hAnsi="Arial"/>
@@ -9970,7 +9970,7 @@
               <w:spacing w:after="10" w:before="0"/>
               <w:ind w:left="120"/>
             </w:pPr>
-            <w:hyperlink w:history="1" r:id="rIdmp0gue03yfwqpsfamzhgh">
+            <w:hyperlink w:history="1" r:id="rIdl_kv6me3yad0tizbuuezh">
               <w:r>
                 <w:rPr>
                   <w:rFonts w:ascii="Arial" w:cs="Arial" w:eastAsia="Arial" w:hAnsi="Arial"/>
@@ -10015,7 +10015,7 @@
             <w:pPr>
               <w:spacing w:after="20" w:before="0"/>
             </w:pPr>
-            <w:hyperlink w:history="1" r:id="rIdcceywhfpyrt1k5pa8xrp3">
+            <w:hyperlink w:history="1" r:id="rIdlh5z7jiupdc3gaf0_3jd2">
               <w:r>
                 <w:rPr>
                   <w:rFonts w:ascii="Arial" w:cs="Arial" w:eastAsia="Arial" w:hAnsi="Arial"/>
@@ -10048,7 +10048,7 @@
               <w:spacing w:after="10" w:before="0"/>
               <w:ind w:left="120"/>
             </w:pPr>
-            <w:hyperlink w:history="1" r:id="rIdj4zg_qj6ci_funmrenaen">
+            <w:hyperlink w:history="1" r:id="rIdbyftl9epr029emuovtduj">
               <w:r>
                 <w:rPr>
                   <w:rFonts w:ascii="Arial" w:cs="Arial" w:eastAsia="Arial" w:hAnsi="Arial"/>
@@ -10243,7 +10243,7 @@
             <w:pPr>
               <w:spacing w:after="20" w:before="0"/>
             </w:pPr>
-            <w:hyperlink w:history="1" r:id="rIdgzgwedyns75ewei2lihjr">
+            <w:hyperlink w:history="1" r:id="rIdyueagb5whipavxhz3kr49">
               <w:r>
                 <w:rPr>
                   <w:rFonts w:ascii="Arial" w:cs="Arial" w:eastAsia="Arial" w:hAnsi="Arial"/>
@@ -10276,7 +10276,7 @@
               <w:spacing w:after="10" w:before="0"/>
               <w:ind w:left="120"/>
             </w:pPr>
-            <w:hyperlink w:history="1" r:id="rId0is-3oa8v4kwv_xaddtvt">
+            <w:hyperlink w:history="1" r:id="rIdqtyhdm4rhbcghxzzmad1o">
               <w:r>
                 <w:rPr>
                   <w:rFonts w:ascii="Arial" w:cs="Arial" w:eastAsia="Arial" w:hAnsi="Arial"/>
@@ -10321,7 +10321,7 @@
             <w:pPr>
               <w:spacing w:after="20" w:before="0"/>
             </w:pPr>
-            <w:hyperlink w:history="1" r:id="rIdfj72sai6ueg-uh5s7afba">
+            <w:hyperlink w:history="1" r:id="rId8tpigpaqbeq3hgn2epe-c">
               <w:r>
                 <w:rPr>
                   <w:rFonts w:ascii="Arial" w:cs="Arial" w:eastAsia="Arial" w:hAnsi="Arial"/>
@@ -10354,7 +10354,7 @@
               <w:spacing w:after="10" w:before="0"/>
               <w:ind w:left="120"/>
             </w:pPr>
-            <w:hyperlink w:history="1" r:id="rIdgipqe_nrcx2ltk3s523q2">
+            <w:hyperlink w:history="1" r:id="rIdvphcr7fstakr2a2hyelti">
               <w:r>
                 <w:rPr>
                   <w:rFonts w:ascii="Arial" w:cs="Arial" w:eastAsia="Arial" w:hAnsi="Arial"/>
@@ -10549,7 +10549,7 @@
             <w:pPr>
               <w:spacing w:after="20" w:before="0"/>
             </w:pPr>
-            <w:hyperlink w:history="1" r:id="rIdxne8wglke5j-4szpeqyrd">
+            <w:hyperlink w:history="1" r:id="rId-arjrna80xxbe4szji76d">
               <w:r>
                 <w:rPr>
                   <w:rFonts w:ascii="Arial" w:cs="Arial" w:eastAsia="Arial" w:hAnsi="Arial"/>
@@ -10582,7 +10582,7 @@
               <w:spacing w:after="10" w:before="0"/>
               <w:ind w:left="120"/>
             </w:pPr>
-            <w:hyperlink w:history="1" r:id="rIdhidovhuj70klwq26ryylg">
+            <w:hyperlink w:history="1" r:id="rIdveb4p7ogsfwts0fs6myyc">
               <w:r>
                 <w:rPr>
                   <w:rFonts w:ascii="Arial" w:cs="Arial" w:eastAsia="Arial" w:hAnsi="Arial"/>
@@ -10627,7 +10627,7 @@
             <w:pPr>
               <w:spacing w:after="20" w:before="0"/>
             </w:pPr>
-            <w:hyperlink w:history="1" r:id="rIde3rgvy5j-ocakqenhxzwu">
+            <w:hyperlink w:history="1" r:id="rIdeqwolhc6-r_n5qfa_2x6u">
               <w:r>
                 <w:rPr>
                   <w:rFonts w:ascii="Arial" w:cs="Arial" w:eastAsia="Arial" w:hAnsi="Arial"/>
@@ -10660,7 +10660,7 @@
               <w:spacing w:after="10" w:before="0"/>
               <w:ind w:left="120"/>
             </w:pPr>
-            <w:hyperlink w:history="1" r:id="rIdmfngrgaeeyfnhcy0s8sr2">
+            <w:hyperlink w:history="1" r:id="rIdarinxekt4yylntqkqvwtf">
               <w:r>
                 <w:rPr>
                   <w:rFonts w:ascii="Arial" w:cs="Arial" w:eastAsia="Arial" w:hAnsi="Arial"/>
@@ -12147,7 +12147,7 @@
             <w:pPr>
               <w:spacing w:after="20" w:before="0"/>
             </w:pPr>
-            <w:hyperlink w:history="1" r:id="rIdp-cjjp6dv3bblofbbpi1z">
+            <w:hyperlink w:history="1" r:id="rIde96dbkznreqf1_8fjo11x">
               <w:r>
                 <w:rPr>
                   <w:rFonts w:ascii="Arial" w:cs="Arial" w:eastAsia="Arial" w:hAnsi="Arial"/>
@@ -12180,7 +12180,7 @@
               <w:spacing w:after="10" w:before="0"/>
               <w:ind w:left="120"/>
             </w:pPr>
-            <w:hyperlink w:history="1" r:id="rIdla6dt10c72dvecwmsz1w7">
+            <w:hyperlink w:history="1" r:id="rIdyeduvr-d6-_k3hhyzfwa4">
               <w:r>
                 <w:rPr>
                   <w:rFonts w:ascii="Arial" w:cs="Arial" w:eastAsia="Arial" w:hAnsi="Arial"/>
@@ -12225,7 +12225,7 @@
             <w:pPr>
               <w:spacing w:after="20" w:before="0"/>
             </w:pPr>
-            <w:hyperlink w:history="1" r:id="rIdgcgekq1v44ummzvex2px1">
+            <w:hyperlink w:history="1" r:id="rId1lial8b7kkozzs6r-czf9">
               <w:r>
                 <w:rPr>
                   <w:rFonts w:ascii="Arial" w:cs="Arial" w:eastAsia="Arial" w:hAnsi="Arial"/>
@@ -12258,7 +12258,7 @@
               <w:spacing w:after="10" w:before="0"/>
               <w:ind w:left="120"/>
             </w:pPr>
-            <w:hyperlink w:history="1" r:id="rId4qdmhuysakiffntdtz1ws">
+            <w:hyperlink w:history="1" r:id="rIdvxbuqrvee_j4crnfeifx8">
               <w:r>
                 <w:rPr>
                   <w:rFonts w:ascii="Arial" w:cs="Arial" w:eastAsia="Arial" w:hAnsi="Arial"/>
@@ -12453,7 +12453,7 @@
             <w:pPr>
               <w:spacing w:after="20" w:before="0"/>
             </w:pPr>
-            <w:hyperlink w:history="1" r:id="rId9y6yxb_fv3o1zoxbl9gp3">
+            <w:hyperlink w:history="1" r:id="rIdkwtumacswy9h_bxrsfns5">
               <w:r>
                 <w:rPr>
                   <w:rFonts w:ascii="Arial" w:cs="Arial" w:eastAsia="Arial" w:hAnsi="Arial"/>
@@ -12486,7 +12486,7 @@
               <w:spacing w:after="10" w:before="0"/>
               <w:ind w:left="120"/>
             </w:pPr>
-            <w:hyperlink w:history="1" r:id="rIdkcvgdzs-trsyshsu3elf6">
+            <w:hyperlink w:history="1" r:id="rIdtlz2nuw8npj3ggekzebhu">
               <w:r>
                 <w:rPr>
                   <w:rFonts w:ascii="Arial" w:cs="Arial" w:eastAsia="Arial" w:hAnsi="Arial"/>
@@ -12531,7 +12531,7 @@
             <w:pPr>
               <w:spacing w:after="20" w:before="0"/>
             </w:pPr>
-            <w:hyperlink w:history="1" r:id="rIdku23cwfwtaabhev2rv6o-">
+            <w:hyperlink w:history="1" r:id="rIdh2dmfzld_xhev7pa2z2cc">
               <w:r>
                 <w:rPr>
                   <w:rFonts w:ascii="Arial" w:cs="Arial" w:eastAsia="Arial" w:hAnsi="Arial"/>
@@ -12564,7 +12564,7 @@
               <w:spacing w:after="10" w:before="0"/>
               <w:ind w:left="120"/>
             </w:pPr>
-            <w:hyperlink w:history="1" r:id="rIdtp5k9culvr6729muy9id2">
+            <w:hyperlink w:history="1" r:id="rIdohabpc_tsaghpo59hdyzf">
               <w:r>
                 <w:rPr>
                   <w:rFonts w:ascii="Arial" w:cs="Arial" w:eastAsia="Arial" w:hAnsi="Arial"/>
@@ -12759,7 +12759,7 @@
             <w:pPr>
               <w:spacing w:after="20" w:before="0"/>
             </w:pPr>
-            <w:hyperlink w:history="1" r:id="rIdbajcn1v2qnoa9hwshhu2u">
+            <w:hyperlink w:history="1" r:id="rIdd7n3zgyalh8ccpr8dcz8a">
               <w:r>
                 <w:rPr>
                   <w:rFonts w:ascii="Arial" w:cs="Arial" w:eastAsia="Arial" w:hAnsi="Arial"/>
@@ -12792,7 +12792,7 @@
               <w:spacing w:after="10" w:before="0"/>
               <w:ind w:left="120"/>
             </w:pPr>
-            <w:hyperlink w:history="1" r:id="rIdfty2ynm6urdz3gudoia9y">
+            <w:hyperlink w:history="1" r:id="rIdobiabacgqqw8wxgy8iv4z">
               <w:r>
                 <w:rPr>
                   <w:rFonts w:ascii="Arial" w:cs="Arial" w:eastAsia="Arial" w:hAnsi="Arial"/>
@@ -12837,7 +12837,7 @@
             <w:pPr>
               <w:spacing w:after="20" w:before="0"/>
             </w:pPr>
-            <w:hyperlink w:history="1" r:id="rIdejfqjhat3ac8elvp7af7u">
+            <w:hyperlink w:history="1" r:id="rIds2rghf0u1-jt9nwzqkjkz">
               <w:r>
                 <w:rPr>
                   <w:rFonts w:ascii="Arial" w:cs="Arial" w:eastAsia="Arial" w:hAnsi="Arial"/>
@@ -12870,7 +12870,7 @@
               <w:spacing w:after="10" w:before="0"/>
               <w:ind w:left="120"/>
             </w:pPr>
-            <w:hyperlink w:history="1" r:id="rIdycmyc9xduidusmauoissv">
+            <w:hyperlink w:history="1" r:id="rIdhdpqguf4ea-ezmzn-zzul">
               <w:r>
                 <w:rPr>
                   <w:rFonts w:ascii="Arial" w:cs="Arial" w:eastAsia="Arial" w:hAnsi="Arial"/>
@@ -13065,7 +13065,7 @@
             <w:pPr>
               <w:spacing w:after="20" w:before="0"/>
             </w:pPr>
-            <w:hyperlink w:history="1" r:id="rIdiactkpheo1tsryjrxvmux">
+            <w:hyperlink w:history="1" r:id="rIdkf4akx5pq4efbikzxhgvd">
               <w:r>
                 <w:rPr>
                   <w:rFonts w:ascii="Arial" w:cs="Arial" w:eastAsia="Arial" w:hAnsi="Arial"/>
@@ -13098,7 +13098,7 @@
               <w:spacing w:after="10" w:before="0"/>
               <w:ind w:left="120"/>
             </w:pPr>
-            <w:hyperlink w:history="1" r:id="rIdcuexv88cpkv9bf49ahr8y">
+            <w:hyperlink w:history="1" r:id="rId1tq3ub9yhesvizbozmgjl">
               <w:r>
                 <w:rPr>
                   <w:rFonts w:ascii="Arial" w:cs="Arial" w:eastAsia="Arial" w:hAnsi="Arial"/>
@@ -13143,7 +13143,7 @@
             <w:pPr>
               <w:spacing w:after="20" w:before="0"/>
             </w:pPr>
-            <w:hyperlink w:history="1" r:id="rIdashxwgyn0iopq4uvmasp6">
+            <w:hyperlink w:history="1" r:id="rIdmxgshsy7t-izde8hffu4c">
               <w:r>
                 <w:rPr>
                   <w:rFonts w:ascii="Arial" w:cs="Arial" w:eastAsia="Arial" w:hAnsi="Arial"/>
@@ -13176,7 +13176,7 @@
               <w:spacing w:after="10" w:before="0"/>
               <w:ind w:left="120"/>
             </w:pPr>
-            <w:hyperlink w:history="1" r:id="rIdjj0bwn-1qwwyqvvjbgtwl">
+            <w:hyperlink w:history="1" r:id="rIdv3u7df_sho8dfgemptnfk">
               <w:r>
                 <w:rPr>
                   <w:rFonts w:ascii="Arial" w:cs="Arial" w:eastAsia="Arial" w:hAnsi="Arial"/>
@@ -13371,7 +13371,7 @@
             <w:pPr>
               <w:spacing w:after="20" w:before="0"/>
             </w:pPr>
-            <w:hyperlink w:history="1" r:id="rIdyzoyu4o5vlqrjt8lbknmh">
+            <w:hyperlink w:history="1" r:id="rId_4k_75e4qr7vmavtvyyj-">
               <w:r>
                 <w:rPr>
                   <w:rFonts w:ascii="Arial" w:cs="Arial" w:eastAsia="Arial" w:hAnsi="Arial"/>
@@ -13404,7 +13404,7 @@
               <w:spacing w:after="10" w:before="0"/>
               <w:ind w:left="120"/>
             </w:pPr>
-            <w:hyperlink w:history="1" r:id="rIdr0ztjihkbisydtecqsayh">
+            <w:hyperlink w:history="1" r:id="rIdqxey1y8mdiru8edtiezcf">
               <w:r>
                 <w:rPr>
                   <w:rFonts w:ascii="Arial" w:cs="Arial" w:eastAsia="Arial" w:hAnsi="Arial"/>
@@ -13449,7 +13449,7 @@
             <w:pPr>
               <w:spacing w:after="20" w:before="0"/>
             </w:pPr>
-            <w:hyperlink w:history="1" r:id="rIdi-lvit9ofe8cbecttypha">
+            <w:hyperlink w:history="1" r:id="rIdeu7tfid3cpjmsphnno8pa">
               <w:r>
                 <w:rPr>
                   <w:rFonts w:ascii="Arial" w:cs="Arial" w:eastAsia="Arial" w:hAnsi="Arial"/>
@@ -13482,7 +13482,7 @@
               <w:spacing w:after="10" w:before="0"/>
               <w:ind w:left="120"/>
             </w:pPr>
-            <w:hyperlink w:history="1" r:id="rIdzbolnz6kpkmoavtyihuva">
+            <w:hyperlink w:history="1" r:id="rIdbfcsvdxqlrzzscnqcahmy">
               <w:r>
                 <w:rPr>
                   <w:rFonts w:ascii="Arial" w:cs="Arial" w:eastAsia="Arial" w:hAnsi="Arial"/>
@@ -14969,7 +14969,7 @@
             <w:pPr>
               <w:spacing w:after="20" w:before="0"/>
             </w:pPr>
-            <w:hyperlink w:history="1" r:id="rIdr1w4uhpjsxpv3hjkhezfr">
+            <w:hyperlink w:history="1" r:id="rIdgknappx5mnrd7m36hfhkf">
               <w:r>
                 <w:rPr>
                   <w:rFonts w:ascii="Arial" w:cs="Arial" w:eastAsia="Arial" w:hAnsi="Arial"/>
@@ -15002,7 +15002,7 @@
               <w:spacing w:after="10" w:before="0"/>
               <w:ind w:left="120"/>
             </w:pPr>
-            <w:hyperlink w:history="1" r:id="rId28zw6ewkkz_dnn44zbqnl">
+            <w:hyperlink w:history="1" r:id="rIdos_a6yemp5mx3qx6n83kl">
               <w:r>
                 <w:rPr>
                   <w:rFonts w:ascii="Arial" w:cs="Arial" w:eastAsia="Arial" w:hAnsi="Arial"/>
@@ -15047,7 +15047,7 @@
             <w:pPr>
               <w:spacing w:after="20" w:before="0"/>
             </w:pPr>
-            <w:hyperlink w:history="1" r:id="rIdk2vakslodethhgp-aqtww">
+            <w:hyperlink w:history="1" r:id="rIdw-3oyldqzqp8ng2eeqbev">
               <w:r>
                 <w:rPr>
                   <w:rFonts w:ascii="Arial" w:cs="Arial" w:eastAsia="Arial" w:hAnsi="Arial"/>
@@ -15080,7 +15080,7 @@
               <w:spacing w:after="10" w:before="0"/>
               <w:ind w:left="120"/>
             </w:pPr>
-            <w:hyperlink w:history="1" r:id="rIdorseggxpbvvmbtrfrjbb6">
+            <w:hyperlink w:history="1" r:id="rIdnjqzq78w2rtx4aa54bmde">
               <w:r>
                 <w:rPr>
                   <w:rFonts w:ascii="Arial" w:cs="Arial" w:eastAsia="Arial" w:hAnsi="Arial"/>
@@ -15275,7 +15275,7 @@
             <w:pPr>
               <w:spacing w:after="20" w:before="0"/>
             </w:pPr>
-            <w:hyperlink w:history="1" r:id="rIduscqht-rvapwdhjkxo94f">
+            <w:hyperlink w:history="1" r:id="rIdozc7l5u9clphtvgrhjx9f">
               <w:r>
                 <w:rPr>
                   <w:rFonts w:ascii="Arial" w:cs="Arial" w:eastAsia="Arial" w:hAnsi="Arial"/>
@@ -15308,7 +15308,7 @@
               <w:spacing w:after="10" w:before="0"/>
               <w:ind w:left="120"/>
             </w:pPr>
-            <w:hyperlink w:history="1" r:id="rId64rdfwyyj_t_vrgopo8nr">
+            <w:hyperlink w:history="1" r:id="rIdafjbzobflbnnwljkwy2da">
               <w:r>
                 <w:rPr>
                   <w:rFonts w:ascii="Arial" w:cs="Arial" w:eastAsia="Arial" w:hAnsi="Arial"/>
@@ -15353,7 +15353,7 @@
             <w:pPr>
               <w:spacing w:after="20" w:before="0"/>
             </w:pPr>
-            <w:hyperlink w:history="1" r:id="rIdqhimkcd1dnepds4ususzy">
+            <w:hyperlink w:history="1" r:id="rIdahxmbkukakfq3i5ei43ic">
               <w:r>
                 <w:rPr>
                   <w:rFonts w:ascii="Arial" w:cs="Arial" w:eastAsia="Arial" w:hAnsi="Arial"/>
@@ -15386,7 +15386,7 @@
               <w:spacing w:after="10" w:before="0"/>
               <w:ind w:left="120"/>
             </w:pPr>
-            <w:hyperlink w:history="1" r:id="rIdmempq6bxjy6pucaqrj538">
+            <w:hyperlink w:history="1" r:id="rIdrajrf667yxpowob95n4ov">
               <w:r>
                 <w:rPr>
                   <w:rFonts w:ascii="Arial" w:cs="Arial" w:eastAsia="Arial" w:hAnsi="Arial"/>
@@ -15581,7 +15581,7 @@
             <w:pPr>
               <w:spacing w:after="20" w:before="0"/>
             </w:pPr>
-            <w:hyperlink w:history="1" r:id="rIdlbxiypytg7ymw4eyafwav">
+            <w:hyperlink w:history="1" r:id="rIdh2imye3ev79ci_sqcbyeu">
               <w:r>
                 <w:rPr>
                   <w:rFonts w:ascii="Arial" w:cs="Arial" w:eastAsia="Arial" w:hAnsi="Arial"/>
@@ -15614,7 +15614,7 @@
               <w:spacing w:after="10" w:before="0"/>
               <w:ind w:left="120"/>
             </w:pPr>
-            <w:hyperlink w:history="1" r:id="rIduigm3yaai7faf9kg7ftmy">
+            <w:hyperlink w:history="1" r:id="rId6qiaq-zp3ah-wjrglo20j">
               <w:r>
                 <w:rPr>
                   <w:rFonts w:ascii="Arial" w:cs="Arial" w:eastAsia="Arial" w:hAnsi="Arial"/>
@@ -15659,7 +15659,7 @@
             <w:pPr>
               <w:spacing w:after="20" w:before="0"/>
             </w:pPr>
-            <w:hyperlink w:history="1" r:id="rId0suqfcjlqf4766gaj31lz">
+            <w:hyperlink w:history="1" r:id="rIdsjk0ncvm9dmur9h07ufk2">
               <w:r>
                 <w:rPr>
                   <w:rFonts w:ascii="Arial" w:cs="Arial" w:eastAsia="Arial" w:hAnsi="Arial"/>
@@ -15692,7 +15692,7 @@
               <w:spacing w:after="10" w:before="0"/>
               <w:ind w:left="120"/>
             </w:pPr>
-            <w:hyperlink w:history="1" r:id="rIdo13nihlxztddof2cifxuj">
+            <w:hyperlink w:history="1" r:id="rId8x-4thasjl_-f1mrwx9-j">
               <w:r>
                 <w:rPr>
                   <w:rFonts w:ascii="Arial" w:cs="Arial" w:eastAsia="Arial" w:hAnsi="Arial"/>
@@ -15887,7 +15887,7 @@
             <w:pPr>
               <w:spacing w:after="20" w:before="0"/>
             </w:pPr>
-            <w:hyperlink w:history="1" r:id="rIdah0qit9fqqolwtcwfwn8l">
+            <w:hyperlink w:history="1" r:id="rIdip7jxlxd-lerae3myvhid">
               <w:r>
                 <w:rPr>
                   <w:rFonts w:ascii="Arial" w:cs="Arial" w:eastAsia="Arial" w:hAnsi="Arial"/>
@@ -15920,7 +15920,7 @@
               <w:spacing w:after="10" w:before="0"/>
               <w:ind w:left="120"/>
             </w:pPr>
-            <w:hyperlink w:history="1" r:id="rIdjwuh-rm7qlzqtjfuazhdk">
+            <w:hyperlink w:history="1" r:id="rIdbo_y26totmq3j3o0tbahd">
               <w:r>
                 <w:rPr>
                   <w:rFonts w:ascii="Arial" w:cs="Arial" w:eastAsia="Arial" w:hAnsi="Arial"/>
@@ -15965,7 +15965,7 @@
             <w:pPr>
               <w:spacing w:after="20" w:before="0"/>
             </w:pPr>
-            <w:hyperlink w:history="1" r:id="rIdaknkopezah_mz7zysdhfg">
+            <w:hyperlink w:history="1" r:id="rId-epxwjoke7hzpzqhr9c6m">
               <w:r>
                 <w:rPr>
                   <w:rFonts w:ascii="Arial" w:cs="Arial" w:eastAsia="Arial" w:hAnsi="Arial"/>
@@ -15998,7 +15998,7 @@
               <w:spacing w:after="10" w:before="0"/>
               <w:ind w:left="120"/>
             </w:pPr>
-            <w:hyperlink w:history="1" r:id="rIdaaox-rycaz8hbvopwec1i">
+            <w:hyperlink w:history="1" r:id="rIdodb3ntjiibdzlvkxvpa4u">
               <w:r>
                 <w:rPr>
                   <w:rFonts w:ascii="Arial" w:cs="Arial" w:eastAsia="Arial" w:hAnsi="Arial"/>
@@ -16193,7 +16193,7 @@
             <w:pPr>
               <w:spacing w:after="20" w:before="0"/>
             </w:pPr>
-            <w:hyperlink w:history="1" r:id="rId95awi8nfpcg1ukz3reeej">
+            <w:hyperlink w:history="1" r:id="rIdhaoahqlsv96d8xomsgeu7">
               <w:r>
                 <w:rPr>
                   <w:rFonts w:ascii="Arial" w:cs="Arial" w:eastAsia="Arial" w:hAnsi="Arial"/>
@@ -16226,7 +16226,7 @@
               <w:spacing w:after="10" w:before="0"/>
               <w:ind w:left="120"/>
             </w:pPr>
-            <w:hyperlink w:history="1" r:id="rIdsoocnqdnp6bq75ttihkv2">
+            <w:hyperlink w:history="1" r:id="rIdhv77fqq4kepieyo0bohuk">
               <w:r>
                 <w:rPr>
                   <w:rFonts w:ascii="Arial" w:cs="Arial" w:eastAsia="Arial" w:hAnsi="Arial"/>
@@ -16271,7 +16271,7 @@
             <w:pPr>
               <w:spacing w:after="20" w:before="0"/>
             </w:pPr>
-            <w:hyperlink w:history="1" r:id="rIdpdmyfswbx3yayu96kl37q">
+            <w:hyperlink w:history="1" r:id="rIdpew6yt8hipxxcyxnmuzt5">
               <w:r>
                 <w:rPr>
                   <w:rFonts w:ascii="Arial" w:cs="Arial" w:eastAsia="Arial" w:hAnsi="Arial"/>
@@ -16304,7 +16304,7 @@
               <w:spacing w:after="10" w:before="0"/>
               <w:ind w:left="120"/>
             </w:pPr>
-            <w:hyperlink w:history="1" r:id="rIdnkugddrmhztivzykh3asi">
+            <w:hyperlink w:history="1" r:id="rIdae9bkdbykdhkqn60onx7k">
               <w:r>
                 <w:rPr>
                   <w:rFonts w:ascii="Arial" w:cs="Arial" w:eastAsia="Arial" w:hAnsi="Arial"/>
@@ -17886,7 +17886,7 @@
             <w:pPr>
               <w:spacing w:after="20" w:before="0"/>
             </w:pPr>
-            <w:hyperlink w:history="1" r:id="rIdmrciq6thsfpb4vgazngxx">
+            <w:hyperlink w:history="1" r:id="rIdaigg823vftmmhrqkwbvrk">
               <w:r>
                 <w:rPr>
                   <w:rFonts w:ascii="Arial" w:cs="Arial" w:eastAsia="Arial" w:hAnsi="Arial"/>
@@ -17919,7 +17919,7 @@
               <w:spacing w:after="10" w:before="0"/>
               <w:ind w:left="120"/>
             </w:pPr>
-            <w:hyperlink w:history="1" r:id="rIdor2ugy7u6ompwzbavthft">
+            <w:hyperlink w:history="1" r:id="rIdgwxeekxe5hgsike9iryii">
               <w:r>
                 <w:rPr>
                   <w:rFonts w:ascii="Arial" w:cs="Arial" w:eastAsia="Arial" w:hAnsi="Arial"/>
@@ -17964,7 +17964,7 @@
             <w:pPr>
               <w:spacing w:after="20" w:before="0"/>
             </w:pPr>
-            <w:hyperlink w:history="1" r:id="rIdxpojzd2quqgiqt2rmndhx">
+            <w:hyperlink w:history="1" r:id="rIdmbf7wdbiqpgh3yiqmqlzw">
               <w:r>
                 <w:rPr>
                   <w:rFonts w:ascii="Arial" w:cs="Arial" w:eastAsia="Arial" w:hAnsi="Arial"/>
@@ -17997,7 +17997,7 @@
               <w:spacing w:after="10" w:before="0"/>
               <w:ind w:left="120"/>
             </w:pPr>
-            <w:hyperlink w:history="1" r:id="rIdhdavlgqz8flk6lqx1ft9g">
+            <w:hyperlink w:history="1" r:id="rIdtnxd0psqummr3j3oie_qj">
               <w:r>
                 <w:rPr>
                   <w:rFonts w:ascii="Arial" w:cs="Arial" w:eastAsia="Arial" w:hAnsi="Arial"/>
@@ -18192,7 +18192,7 @@
             <w:pPr>
               <w:spacing w:after="20" w:before="0"/>
             </w:pPr>
-            <w:hyperlink w:history="1" r:id="rIdkn5arzvc3p8gveb9odc02">
+            <w:hyperlink w:history="1" r:id="rIduogueeaeijeo5ivpx0-uy">
               <w:r>
                 <w:rPr>
                   <w:rFonts w:ascii="Arial" w:cs="Arial" w:eastAsia="Arial" w:hAnsi="Arial"/>
@@ -18225,7 +18225,7 @@
               <w:spacing w:after="10" w:before="0"/>
               <w:ind w:left="120"/>
             </w:pPr>
-            <w:hyperlink w:history="1" r:id="rId5y0x2iwcpx5wwwyo1rhln">
+            <w:hyperlink w:history="1" r:id="rIdh1czzpukydc8isp2wd_d5">
               <w:r>
                 <w:rPr>
                   <w:rFonts w:ascii="Arial" w:cs="Arial" w:eastAsia="Arial" w:hAnsi="Arial"/>
@@ -18270,7 +18270,7 @@
             <w:pPr>
               <w:spacing w:after="20" w:before="0"/>
             </w:pPr>
-            <w:hyperlink w:history="1" r:id="rIdb-hg93-vuffbmxqmleuif">
+            <w:hyperlink w:history="1" r:id="rIdv1u5z1d2nhtvslmwcvjzq">
               <w:r>
                 <w:rPr>
                   <w:rFonts w:ascii="Arial" w:cs="Arial" w:eastAsia="Arial" w:hAnsi="Arial"/>
@@ -18303,7 +18303,7 @@
               <w:spacing w:after="10" w:before="0"/>
               <w:ind w:left="120"/>
             </w:pPr>
-            <w:hyperlink w:history="1" r:id="rIdeswis4tuv-pa9jmbejxzr">
+            <w:hyperlink w:history="1" r:id="rIdqnxpb8qlsiurd9ckenhd-">
               <w:r>
                 <w:rPr>
                   <w:rFonts w:ascii="Arial" w:cs="Arial" w:eastAsia="Arial" w:hAnsi="Arial"/>
@@ -18498,7 +18498,7 @@
             <w:pPr>
               <w:spacing w:after="20" w:before="0"/>
             </w:pPr>
-            <w:hyperlink w:history="1" r:id="rId87qg4lrfgmtoylpzo5paf">
+            <w:hyperlink w:history="1" r:id="rIdzy2ex0cxostf4hvmcw0a6">
               <w:r>
                 <w:rPr>
                   <w:rFonts w:ascii="Arial" w:cs="Arial" w:eastAsia="Arial" w:hAnsi="Arial"/>
@@ -18531,7 +18531,7 @@
               <w:spacing w:after="10" w:before="0"/>
               <w:ind w:left="120"/>
             </w:pPr>
-            <w:hyperlink w:history="1" r:id="rId6s3eb0it9ogfgxy2yuzxz">
+            <w:hyperlink w:history="1" r:id="rId9ua6vexz-07wig07hmbky">
               <w:r>
                 <w:rPr>
                   <w:rFonts w:ascii="Arial" w:cs="Arial" w:eastAsia="Arial" w:hAnsi="Arial"/>
@@ -18576,7 +18576,7 @@
             <w:pPr>
               <w:spacing w:after="20" w:before="0"/>
             </w:pPr>
-            <w:hyperlink w:history="1" r:id="rId-gau8wjabc4rbkfbclku4">
+            <w:hyperlink w:history="1" r:id="rIdhfq51bmala92dhc11nze3">
               <w:r>
                 <w:rPr>
                   <w:rFonts w:ascii="Arial" w:cs="Arial" w:eastAsia="Arial" w:hAnsi="Arial"/>
@@ -18609,7 +18609,7 @@
               <w:spacing w:after="10" w:before="0"/>
               <w:ind w:left="120"/>
             </w:pPr>
-            <w:hyperlink w:history="1" r:id="rIdajl_zw4oisam-hkewgw1w">
+            <w:hyperlink w:history="1" r:id="rIdryo4g1osducmecpcgxkga">
               <w:r>
                 <w:rPr>
                   <w:rFonts w:ascii="Arial" w:cs="Arial" w:eastAsia="Arial" w:hAnsi="Arial"/>
@@ -18804,7 +18804,7 @@
             <w:pPr>
               <w:spacing w:after="20" w:before="0"/>
             </w:pPr>
-            <w:hyperlink w:history="1" r:id="rIds4qc2x8oqlly2fnu4uiy-">
+            <w:hyperlink w:history="1" r:id="rIdngkplxrwzlgjjkg7dxmxz">
               <w:r>
                 <w:rPr>
                   <w:rFonts w:ascii="Arial" w:cs="Arial" w:eastAsia="Arial" w:hAnsi="Arial"/>
@@ -18837,7 +18837,7 @@
               <w:spacing w:after="10" w:before="0"/>
               <w:ind w:left="120"/>
             </w:pPr>
-            <w:hyperlink w:history="1" r:id="rIdnh6mrd0gkinzcc4ls7miz">
+            <w:hyperlink w:history="1" r:id="rId5chpm3yozl5zyghcekyub">
               <w:r>
                 <w:rPr>
                   <w:rFonts w:ascii="Arial" w:cs="Arial" w:eastAsia="Arial" w:hAnsi="Arial"/>
@@ -18882,7 +18882,7 @@
             <w:pPr>
               <w:spacing w:after="20" w:before="0"/>
             </w:pPr>
-            <w:hyperlink w:history="1" r:id="rIdmhiqp0bc_22rixn8rp-mz">
+            <w:hyperlink w:history="1" r:id="rIdxnyku8qwnnsabfzc5ctim">
               <w:r>
                 <w:rPr>
                   <w:rFonts w:ascii="Arial" w:cs="Arial" w:eastAsia="Arial" w:hAnsi="Arial"/>
@@ -18915,7 +18915,7 @@
               <w:spacing w:after="10" w:before="0"/>
               <w:ind w:left="120"/>
             </w:pPr>
-            <w:hyperlink w:history="1" r:id="rIdqiksk1peuh0qowhnezkbt">
+            <w:hyperlink w:history="1" r:id="rId2wtd-kspczpya9_nlss4q">
               <w:r>
                 <w:rPr>
                   <w:rFonts w:ascii="Arial" w:cs="Arial" w:eastAsia="Arial" w:hAnsi="Arial"/>
@@ -19110,7 +19110,7 @@
             <w:pPr>
               <w:spacing w:after="20" w:before="0"/>
             </w:pPr>
-            <w:hyperlink w:history="1" r:id="rIdg2tsdbwwatxzaseqcjusc">
+            <w:hyperlink w:history="1" r:id="rIdhytomysmni0uma6zitkcc">
               <w:r>
                 <w:rPr>
                   <w:rFonts w:ascii="Arial" w:cs="Arial" w:eastAsia="Arial" w:hAnsi="Arial"/>
@@ -19143,7 +19143,7 @@
               <w:spacing w:after="10" w:before="0"/>
               <w:ind w:left="120"/>
             </w:pPr>
-            <w:hyperlink w:history="1" r:id="rIdqtorfcawk0q3gx30baedg">
+            <w:hyperlink w:history="1" r:id="rIdrr3xfevc-nakihezzf81f">
               <w:r>
                 <w:rPr>
                   <w:rFonts w:ascii="Arial" w:cs="Arial" w:eastAsia="Arial" w:hAnsi="Arial"/>
@@ -19188,7 +19188,7 @@
             <w:pPr>
               <w:spacing w:after="20" w:before="0"/>
             </w:pPr>
-            <w:hyperlink w:history="1" r:id="rIddd0y1uii4vq4dyedt61vg">
+            <w:hyperlink w:history="1" r:id="rIdkbmdlcogbrb7kinvjw-4n">
               <w:r>
                 <w:rPr>
                   <w:rFonts w:ascii="Arial" w:cs="Arial" w:eastAsia="Arial" w:hAnsi="Arial"/>
@@ -19221,7 +19221,7 @@
               <w:spacing w:after="10" w:before="0"/>
               <w:ind w:left="120"/>
             </w:pPr>
-            <w:hyperlink w:history="1" r:id="rId0xhhznu6vqrlpy1e4neam">
+            <w:hyperlink w:history="1" r:id="rIdubsgnk9jbd6hvswpdqr63">
               <w:r>
                 <w:rPr>
                   <w:rFonts w:ascii="Arial" w:cs="Arial" w:eastAsia="Arial" w:hAnsi="Arial"/>
@@ -20803,7 +20803,7 @@
             <w:pPr>
               <w:spacing w:after="20" w:before="0"/>
             </w:pPr>
-            <w:hyperlink w:history="1" r:id="rIdk9xkuhf97bwqkpg00rnhh">
+            <w:hyperlink w:history="1" r:id="rIda5wfxlv04iulbl9qhsxc7">
               <w:r>
                 <w:rPr>
                   <w:rFonts w:ascii="Arial" w:cs="Arial" w:eastAsia="Arial" w:hAnsi="Arial"/>
@@ -20836,7 +20836,7 @@
               <w:spacing w:after="10" w:before="0"/>
               <w:ind w:left="120"/>
             </w:pPr>
-            <w:hyperlink w:history="1" r:id="rIdxmgq9avlo3nyie9zmedoq">
+            <w:hyperlink w:history="1" r:id="rIdrelhmy9wrn4xabptnmdlw">
               <w:r>
                 <w:rPr>
                   <w:rFonts w:ascii="Arial" w:cs="Arial" w:eastAsia="Arial" w:hAnsi="Arial"/>
@@ -20881,7 +20881,7 @@
             <w:pPr>
               <w:spacing w:after="20" w:before="0"/>
             </w:pPr>
-            <w:hyperlink w:history="1" r:id="rIdx1ru_dc0dslhh-4q2tag0">
+            <w:hyperlink w:history="1" r:id="rIdoid3jc0tepgzwgrhnywoy">
               <w:r>
                 <w:rPr>
                   <w:rFonts w:ascii="Arial" w:cs="Arial" w:eastAsia="Arial" w:hAnsi="Arial"/>
@@ -20914,7 +20914,7 @@
               <w:spacing w:after="10" w:before="0"/>
               <w:ind w:left="120"/>
             </w:pPr>
-            <w:hyperlink w:history="1" r:id="rIdgjaf6xyajelsli_geybal">
+            <w:hyperlink w:history="1" r:id="rIdwtsvkmwl4kwyow7ql53tw">
               <w:r>
                 <w:rPr>
                   <w:rFonts w:ascii="Arial" w:cs="Arial" w:eastAsia="Arial" w:hAnsi="Arial"/>
@@ -21109,7 +21109,7 @@
             <w:pPr>
               <w:spacing w:after="20" w:before="0"/>
             </w:pPr>
-            <w:hyperlink w:history="1" r:id="rIdyjwfxktiypycjj93erzk4">
+            <w:hyperlink w:history="1" r:id="rIdhtvt_atoueiydi64qiz0u">
               <w:r>
                 <w:rPr>
                   <w:rFonts w:ascii="Arial" w:cs="Arial" w:eastAsia="Arial" w:hAnsi="Arial"/>
@@ -21142,7 +21142,7 @@
               <w:spacing w:after="10" w:before="0"/>
               <w:ind w:left="120"/>
             </w:pPr>
-            <w:hyperlink w:history="1" r:id="rIdt-e2scqa7jjnmrdwqdfgq">
+            <w:hyperlink w:history="1" r:id="rIdtwizmfaqapwpkjn2si2sk">
               <w:r>
                 <w:rPr>
                   <w:rFonts w:ascii="Arial" w:cs="Arial" w:eastAsia="Arial" w:hAnsi="Arial"/>
@@ -21187,7 +21187,7 @@
             <w:pPr>
               <w:spacing w:after="20" w:before="0"/>
             </w:pPr>
-            <w:hyperlink w:history="1" r:id="rIdheflqqqskaqrsuiwtykfv">
+            <w:hyperlink w:history="1" r:id="rId_moqict2qplkpimnmqdqa">
               <w:r>
                 <w:rPr>
                   <w:rFonts w:ascii="Arial" w:cs="Arial" w:eastAsia="Arial" w:hAnsi="Arial"/>
@@ -21220,7 +21220,7 @@
               <w:spacing w:after="10" w:before="0"/>
               <w:ind w:left="120"/>
             </w:pPr>
-            <w:hyperlink w:history="1" r:id="rIdzxwbyriu4crvav_2c4uzo">
+            <w:hyperlink w:history="1" r:id="rIdtrfvogtnjkixxu2u1xcto">
               <w:r>
                 <w:rPr>
                   <w:rFonts w:ascii="Arial" w:cs="Arial" w:eastAsia="Arial" w:hAnsi="Arial"/>
@@ -21415,7 +21415,7 @@
             <w:pPr>
               <w:spacing w:after="20" w:before="0"/>
             </w:pPr>
-            <w:hyperlink w:history="1" r:id="rIdvvjeji8po5blqr_2bklno">
+            <w:hyperlink w:history="1" r:id="rIdb94kpcjn4ecab80yldelc">
               <w:r>
                 <w:rPr>
                   <w:rFonts w:ascii="Arial" w:cs="Arial" w:eastAsia="Arial" w:hAnsi="Arial"/>
@@ -21448,7 +21448,7 @@
               <w:spacing w:after="10" w:before="0"/>
               <w:ind w:left="120"/>
             </w:pPr>
-            <w:hyperlink w:history="1" r:id="rIdwsjyyrg3r2fvm8pqrs0pk">
+            <w:hyperlink w:history="1" r:id="rIdgwkjt5vifrk4fmwifuhb_">
               <w:r>
                 <w:rPr>
                   <w:rFonts w:ascii="Arial" w:cs="Arial" w:eastAsia="Arial" w:hAnsi="Arial"/>
@@ -21493,7 +21493,7 @@
             <w:pPr>
               <w:spacing w:after="20" w:before="0"/>
             </w:pPr>
-            <w:hyperlink w:history="1" r:id="rIdj-or9v18-h8ox71umlwou">
+            <w:hyperlink w:history="1" r:id="rIdl4_5ed5zv1zmh8gmrlgtm">
               <w:r>
                 <w:rPr>
                   <w:rFonts w:ascii="Arial" w:cs="Arial" w:eastAsia="Arial" w:hAnsi="Arial"/>
@@ -21526,7 +21526,7 @@
               <w:spacing w:after="10" w:before="0"/>
               <w:ind w:left="120"/>
             </w:pPr>
-            <w:hyperlink w:history="1" r:id="rIdwmmuopfvgi61c4ekrypi9">
+            <w:hyperlink w:history="1" r:id="rIdio5vzmi8kt1k1jzme_reo">
               <w:r>
                 <w:rPr>
                   <w:rFonts w:ascii="Arial" w:cs="Arial" w:eastAsia="Arial" w:hAnsi="Arial"/>
@@ -21721,7 +21721,7 @@
             <w:pPr>
               <w:spacing w:after="20" w:before="0"/>
             </w:pPr>
-            <w:hyperlink w:history="1" r:id="rIdkj3p-qkmiwfdjo7xyannu">
+            <w:hyperlink w:history="1" r:id="rIdps4y7sp3hromzit1ngtqs">
               <w:r>
                 <w:rPr>
                   <w:rFonts w:ascii="Arial" w:cs="Arial" w:eastAsia="Arial" w:hAnsi="Arial"/>
@@ -21754,7 +21754,7 @@
               <w:spacing w:after="10" w:before="0"/>
               <w:ind w:left="120"/>
             </w:pPr>
-            <w:hyperlink w:history="1" r:id="rIddn6gilmj4lofof1zdbvab">
+            <w:hyperlink w:history="1" r:id="rIdwfxmejzunbeupsx5cja4n">
               <w:r>
                 <w:rPr>
                   <w:rFonts w:ascii="Arial" w:cs="Arial" w:eastAsia="Arial" w:hAnsi="Arial"/>
@@ -21799,7 +21799,7 @@
             <w:pPr>
               <w:spacing w:after="20" w:before="0"/>
             </w:pPr>
-            <w:hyperlink w:history="1" r:id="rIddemjjsga7loebhitfbl75">
+            <w:hyperlink w:history="1" r:id="rIdt5na7v_pga3ha8an8n5nj">
               <w:r>
                 <w:rPr>
                   <w:rFonts w:ascii="Arial" w:cs="Arial" w:eastAsia="Arial" w:hAnsi="Arial"/>
@@ -21832,7 +21832,7 @@
               <w:spacing w:after="10" w:before="0"/>
               <w:ind w:left="120"/>
             </w:pPr>
-            <w:hyperlink w:history="1" r:id="rIdljj9n3yhdnhomqtbgndxi">
+            <w:hyperlink w:history="1" r:id="rIdjzmeo8dd-4fn64etn1klj">
               <w:r>
                 <w:rPr>
                   <w:rFonts w:ascii="Arial" w:cs="Arial" w:eastAsia="Arial" w:hAnsi="Arial"/>
@@ -22027,7 +22027,7 @@
             <w:pPr>
               <w:spacing w:after="20" w:before="0"/>
             </w:pPr>
-            <w:hyperlink w:history="1" r:id="rId6rzmd3mnrkjwyunxkfo7z">
+            <w:hyperlink w:history="1" r:id="rIdp8tthibo6b8yycbvjowho">
               <w:r>
                 <w:rPr>
                   <w:rFonts w:ascii="Arial" w:cs="Arial" w:eastAsia="Arial" w:hAnsi="Arial"/>
@@ -22060,7 +22060,7 @@
               <w:spacing w:after="10" w:before="0"/>
               <w:ind w:left="120"/>
             </w:pPr>
-            <w:hyperlink w:history="1" r:id="rIdtfzpqo8zybywyegjgtivk">
+            <w:hyperlink w:history="1" r:id="rIdec8kxvrqdn6vapk790dpm">
               <w:r>
                 <w:rPr>
                   <w:rFonts w:ascii="Arial" w:cs="Arial" w:eastAsia="Arial" w:hAnsi="Arial"/>
@@ -22105,7 +22105,7 @@
             <w:pPr>
               <w:spacing w:after="20" w:before="0"/>
             </w:pPr>
-            <w:hyperlink w:history="1" r:id="rIdthzulopudzis1dgslcw4q">
+            <w:hyperlink w:history="1" r:id="rIdvyof5hhtg75h78omira63">
               <w:r>
                 <w:rPr>
                   <w:rFonts w:ascii="Arial" w:cs="Arial" w:eastAsia="Arial" w:hAnsi="Arial"/>
@@ -22138,7 +22138,7 @@
               <w:spacing w:after="10" w:before="0"/>
               <w:ind w:left="120"/>
             </w:pPr>
-            <w:hyperlink w:history="1" r:id="rIdfem8glmrwacjukce2vr_-">
+            <w:hyperlink w:history="1" r:id="rIdrkizpm0bmlo57yodzo_t8">
               <w:r>
                 <w:rPr>
                   <w:rFonts w:ascii="Arial" w:cs="Arial" w:eastAsia="Arial" w:hAnsi="Arial"/>

--- a/data/outputs/v2/Maths/SS1.3_Quadratic_Equations/Mathematics_Quadratic_Equations_CBE_LessonSequence.docx
+++ b/data/outputs/v2/Maths/SS1.3_Quadratic_Equations/Mathematics_Quadratic_Equations_CBE_LessonSequence.docx
@@ -3244,7 +3244,7 @@
             <w:pPr>
               <w:spacing w:after="20" w:before="0"/>
             </w:pPr>
-            <w:hyperlink w:history="1" r:id="rIdmi1amdp44x55hyto_ktrk">
+            <w:hyperlink w:history="1" r:id="rIduxoyvgq375r_yypszrotu">
               <w:r>
                 <w:rPr>
                   <w:rFonts w:ascii="Arial" w:cs="Arial" w:eastAsia="Arial" w:hAnsi="Arial"/>
@@ -3277,7 +3277,7 @@
               <w:spacing w:after="10" w:before="0"/>
               <w:ind w:left="120"/>
             </w:pPr>
-            <w:hyperlink w:history="1" r:id="rIdeoy-vtiusxyqmqaj-d-02">
+            <w:hyperlink w:history="1" r:id="rIds0lngklakp8olxe2smtlx">
               <w:r>
                 <w:rPr>
                   <w:rFonts w:ascii="Arial" w:cs="Arial" w:eastAsia="Arial" w:hAnsi="Arial"/>
@@ -3322,7 +3322,7 @@
             <w:pPr>
               <w:spacing w:after="20" w:before="0"/>
             </w:pPr>
-            <w:hyperlink w:history="1" r:id="rIdkylhuab2mbd-kq9vkbtq6">
+            <w:hyperlink w:history="1" r:id="rIda18wbjtcajrmvhdlozucb">
               <w:r>
                 <w:rPr>
                   <w:rFonts w:ascii="Arial" w:cs="Arial" w:eastAsia="Arial" w:hAnsi="Arial"/>
@@ -3355,7 +3355,7 @@
               <w:spacing w:after="10" w:before="0"/>
               <w:ind w:left="120"/>
             </w:pPr>
-            <w:hyperlink w:history="1" r:id="rId8_jtg5s9jzfs6cjau5ny6">
+            <w:hyperlink w:history="1" r:id="rIdply40ccsji1rcxow6k84_">
               <w:r>
                 <w:rPr>
                   <w:rFonts w:ascii="Arial" w:cs="Arial" w:eastAsia="Arial" w:hAnsi="Arial"/>
@@ -3664,7 +3664,7 @@
             <w:pPr>
               <w:spacing w:after="20" w:before="0"/>
             </w:pPr>
-            <w:hyperlink w:history="1" r:id="rIdecyjsc6v5xst3epgb_2hq">
+            <w:hyperlink w:history="1" r:id="rIdtpwehryy8oipumhtdvz4r">
               <w:r>
                 <w:rPr>
                   <w:rFonts w:ascii="Arial" w:cs="Arial" w:eastAsia="Arial" w:hAnsi="Arial"/>
@@ -3697,7 +3697,7 @@
               <w:spacing w:after="10" w:before="0"/>
               <w:ind w:left="120"/>
             </w:pPr>
-            <w:hyperlink w:history="1" r:id="rIdukkyy4kh-cirirc8xlzlq">
+            <w:hyperlink w:history="1" r:id="rIdcj4ftzqixxd4qheev6prx">
               <w:r>
                 <w:rPr>
                   <w:rFonts w:ascii="Arial" w:cs="Arial" w:eastAsia="Arial" w:hAnsi="Arial"/>
@@ -3742,7 +3742,7 @@
             <w:pPr>
               <w:spacing w:after="20" w:before="0"/>
             </w:pPr>
-            <w:hyperlink w:history="1" r:id="rIdx1ba_wqi9foor7zya6jp5">
+            <w:hyperlink w:history="1" r:id="rIdvltwthhrft5mwszsqefo8">
               <w:r>
                 <w:rPr>
                   <w:rFonts w:ascii="Arial" w:cs="Arial" w:eastAsia="Arial" w:hAnsi="Arial"/>
@@ -3775,7 +3775,7 @@
               <w:spacing w:after="10" w:before="0"/>
               <w:ind w:left="120"/>
             </w:pPr>
-            <w:hyperlink w:history="1" r:id="rIdguyntukjptrkq66izeylt">
+            <w:hyperlink w:history="1" r:id="rIdozdbp3qxsyohrn47urfub">
               <w:r>
                 <w:rPr>
                   <w:rFonts w:ascii="Arial" w:cs="Arial" w:eastAsia="Arial" w:hAnsi="Arial"/>
@@ -4027,7 +4027,7 @@
             <w:pPr>
               <w:spacing w:after="20" w:before="0"/>
             </w:pPr>
-            <w:hyperlink w:history="1" r:id="rIdpjgplcny5qqvlpu8c-3__">
+            <w:hyperlink w:history="1" r:id="rIdu4qoxqjxtlxjfbs_hlnux">
               <w:r>
                 <w:rPr>
                   <w:rFonts w:ascii="Arial" w:cs="Arial" w:eastAsia="Arial" w:hAnsi="Arial"/>
@@ -4060,7 +4060,7 @@
               <w:spacing w:after="10" w:before="0"/>
               <w:ind w:left="120"/>
             </w:pPr>
-            <w:hyperlink w:history="1" r:id="rIdxmx19d4mll5twwezbtsvi">
+            <w:hyperlink w:history="1" r:id="rIdbcoqbc75vlo79mjumrjmw">
               <w:r>
                 <w:rPr>
                   <w:rFonts w:ascii="Arial" w:cs="Arial" w:eastAsia="Arial" w:hAnsi="Arial"/>
@@ -4105,7 +4105,7 @@
             <w:pPr>
               <w:spacing w:after="20" w:before="0"/>
             </w:pPr>
-            <w:hyperlink w:history="1" r:id="rIdz1lnqghex_3sf25igmkwa">
+            <w:hyperlink w:history="1" r:id="rIdbszkxdi4u2t2bo0bzdmnz">
               <w:r>
                 <w:rPr>
                   <w:rFonts w:ascii="Arial" w:cs="Arial" w:eastAsia="Arial" w:hAnsi="Arial"/>
@@ -4138,7 +4138,7 @@
               <w:spacing w:after="10" w:before="0"/>
               <w:ind w:left="120"/>
             </w:pPr>
-            <w:hyperlink w:history="1" r:id="rIdpgtym0qzuh1epjohrzzqy">
+            <w:hyperlink w:history="1" r:id="rIdjcrz-yckingsh8nt_xkzz">
               <w:r>
                 <w:rPr>
                   <w:rFonts w:ascii="Arial" w:cs="Arial" w:eastAsia="Arial" w:hAnsi="Arial"/>
@@ -4428,7 +4428,7 @@
             <w:pPr>
               <w:spacing w:after="20" w:before="0"/>
             </w:pPr>
-            <w:hyperlink w:history="1" r:id="rIdfh8pey1a9ulpc8rwtk6jl">
+            <w:hyperlink w:history="1" r:id="rId1ua90ifndhgw7lwlstuzi">
               <w:r>
                 <w:rPr>
                   <w:rFonts w:ascii="Arial" w:cs="Arial" w:eastAsia="Arial" w:hAnsi="Arial"/>
@@ -4461,7 +4461,7 @@
               <w:spacing w:after="10" w:before="0"/>
               <w:ind w:left="120"/>
             </w:pPr>
-            <w:hyperlink w:history="1" r:id="rIday_wzp1a8dryt2u0ed-cm">
+            <w:hyperlink w:history="1" r:id="rIdirbijsbd_gnoqxk6krmm1">
               <w:r>
                 <w:rPr>
                   <w:rFonts w:ascii="Arial" w:cs="Arial" w:eastAsia="Arial" w:hAnsi="Arial"/>
@@ -4506,7 +4506,7 @@
             <w:pPr>
               <w:spacing w:after="20" w:before="0"/>
             </w:pPr>
-            <w:hyperlink w:history="1" r:id="rIdfd43vutxodlsordnk0gcd">
+            <w:hyperlink w:history="1" r:id="rIds1vwvrvttb_2xd_be1vbp">
               <w:r>
                 <w:rPr>
                   <w:rFonts w:ascii="Arial" w:cs="Arial" w:eastAsia="Arial" w:hAnsi="Arial"/>
@@ -4539,7 +4539,7 @@
               <w:spacing w:after="10" w:before="0"/>
               <w:ind w:left="120"/>
             </w:pPr>
-            <w:hyperlink w:history="1" r:id="rIdnblix8kcau3uby-1vgriy">
+            <w:hyperlink w:history="1" r:id="rId0db-tysezomhy5ulicdxc">
               <w:r>
                 <w:rPr>
                   <w:rFonts w:ascii="Arial" w:cs="Arial" w:eastAsia="Arial" w:hAnsi="Arial"/>
@@ -4829,7 +4829,7 @@
             <w:pPr>
               <w:spacing w:after="20" w:before="0"/>
             </w:pPr>
-            <w:hyperlink w:history="1" r:id="rIdishqupbhccy729adbvk6l">
+            <w:hyperlink w:history="1" r:id="rIdklomxw22g6zjppcczzhdf">
               <w:r>
                 <w:rPr>
                   <w:rFonts w:ascii="Arial" w:cs="Arial" w:eastAsia="Arial" w:hAnsi="Arial"/>
@@ -4862,7 +4862,7 @@
               <w:spacing w:after="10" w:before="0"/>
               <w:ind w:left="120"/>
             </w:pPr>
-            <w:hyperlink w:history="1" r:id="rId5zx637uaycdkcupcngfoy">
+            <w:hyperlink w:history="1" r:id="rIdbntr1nm6jbvjy5yrxdrja">
               <w:r>
                 <w:rPr>
                   <w:rFonts w:ascii="Arial" w:cs="Arial" w:eastAsia="Arial" w:hAnsi="Arial"/>
@@ -4907,7 +4907,7 @@
             <w:pPr>
               <w:spacing w:after="20" w:before="0"/>
             </w:pPr>
-            <w:hyperlink w:history="1" r:id="rIdi-ohxfhzxe5syqd77ml3o">
+            <w:hyperlink w:history="1" r:id="rIdtr_kehidmf3ujtk2hi2zo">
               <w:r>
                 <w:rPr>
                   <w:rFonts w:ascii="Arial" w:cs="Arial" w:eastAsia="Arial" w:hAnsi="Arial"/>
@@ -4940,7 +4940,7 @@
               <w:spacing w:after="10" w:before="0"/>
               <w:ind w:left="120"/>
             </w:pPr>
-            <w:hyperlink w:history="1" r:id="rId962zb67oyy1vus9kbi0sc">
+            <w:hyperlink w:history="1" r:id="rIdpei1vdqlx-lcm6n1pouyy">
               <w:r>
                 <w:rPr>
                   <w:rFonts w:ascii="Arial" w:cs="Arial" w:eastAsia="Arial" w:hAnsi="Arial"/>
@@ -6503,7 +6503,7 @@
             <w:pPr>
               <w:spacing w:after="20" w:before="0"/>
             </w:pPr>
-            <w:hyperlink w:history="1" r:id="rIdzv5ap0csyekb1vddmiwvl">
+            <w:hyperlink w:history="1" r:id="rIdb0ivrfa7r9baxmd6xyjkq">
               <w:r>
                 <w:rPr>
                   <w:rFonts w:ascii="Arial" w:cs="Arial" w:eastAsia="Arial" w:hAnsi="Arial"/>
@@ -6536,7 +6536,7 @@
               <w:spacing w:after="10" w:before="0"/>
               <w:ind w:left="120"/>
             </w:pPr>
-            <w:hyperlink w:history="1" r:id="rIdsahe5eg3hhwy5g2z7rv_e">
+            <w:hyperlink w:history="1" r:id="rIdf4kyz9bzeh2vgy9f_ocla">
               <w:r>
                 <w:rPr>
                   <w:rFonts w:ascii="Arial" w:cs="Arial" w:eastAsia="Arial" w:hAnsi="Arial"/>
@@ -6581,7 +6581,7 @@
             <w:pPr>
               <w:spacing w:after="20" w:before="0"/>
             </w:pPr>
-            <w:hyperlink w:history="1" r:id="rIdjbdtn91k9fftffq1nokbd">
+            <w:hyperlink w:history="1" r:id="rIddxhkc99q9z535e3pvq5ui">
               <w:r>
                 <w:rPr>
                   <w:rFonts w:ascii="Arial" w:cs="Arial" w:eastAsia="Arial" w:hAnsi="Arial"/>
@@ -6614,7 +6614,7 @@
               <w:spacing w:after="10" w:before="0"/>
               <w:ind w:left="120"/>
             </w:pPr>
-            <w:hyperlink w:history="1" r:id="rIdf1b9kruxyvxjpf_1uozzk">
+            <w:hyperlink w:history="1" r:id="rIduysbq51_8hyruijp4goyr">
               <w:r>
                 <w:rPr>
                   <w:rFonts w:ascii="Arial" w:cs="Arial" w:eastAsia="Arial" w:hAnsi="Arial"/>
@@ -6809,7 +6809,7 @@
             <w:pPr>
               <w:spacing w:after="20" w:before="0"/>
             </w:pPr>
-            <w:hyperlink w:history="1" r:id="rIdha56sekwr9ffsrmr1dfeb">
+            <w:hyperlink w:history="1" r:id="rIdqy_olg7hnycgoyz2ojb7c">
               <w:r>
                 <w:rPr>
                   <w:rFonts w:ascii="Arial" w:cs="Arial" w:eastAsia="Arial" w:hAnsi="Arial"/>
@@ -6842,7 +6842,7 @@
               <w:spacing w:after="10" w:before="0"/>
               <w:ind w:left="120"/>
             </w:pPr>
-            <w:hyperlink w:history="1" r:id="rIdtjspqoijk-zdwin43fpti">
+            <w:hyperlink w:history="1" r:id="rIdeqepphmrexsndtenee_iq">
               <w:r>
                 <w:rPr>
                   <w:rFonts w:ascii="Arial" w:cs="Arial" w:eastAsia="Arial" w:hAnsi="Arial"/>
@@ -6887,7 +6887,7 @@
             <w:pPr>
               <w:spacing w:after="20" w:before="0"/>
             </w:pPr>
-            <w:hyperlink w:history="1" r:id="rIdqubm6sym52irmctxoh3a4">
+            <w:hyperlink w:history="1" r:id="rIdm0aagrs_bdsx96-2sjogp">
               <w:r>
                 <w:rPr>
                   <w:rFonts w:ascii="Arial" w:cs="Arial" w:eastAsia="Arial" w:hAnsi="Arial"/>
@@ -6920,7 +6920,7 @@
               <w:spacing w:after="10" w:before="0"/>
               <w:ind w:left="120"/>
             </w:pPr>
-            <w:hyperlink w:history="1" r:id="rIdi0ri7ik4bc8ob8fxsgbwi">
+            <w:hyperlink w:history="1" r:id="rIdddz09mb2gkgpccb4exj2w">
               <w:r>
                 <w:rPr>
                   <w:rFonts w:ascii="Arial" w:cs="Arial" w:eastAsia="Arial" w:hAnsi="Arial"/>
@@ -7115,7 +7115,7 @@
             <w:pPr>
               <w:spacing w:after="20" w:before="0"/>
             </w:pPr>
-            <w:hyperlink w:history="1" r:id="rId3mrbkb5lkkeskafwgwx3j">
+            <w:hyperlink w:history="1" r:id="rIdibzu525-4amihxeta9vgf">
               <w:r>
                 <w:rPr>
                   <w:rFonts w:ascii="Arial" w:cs="Arial" w:eastAsia="Arial" w:hAnsi="Arial"/>
@@ -7148,7 +7148,7 @@
               <w:spacing w:after="10" w:before="0"/>
               <w:ind w:left="120"/>
             </w:pPr>
-            <w:hyperlink w:history="1" r:id="rId1uxc_rd4pd6va7hf6jid3">
+            <w:hyperlink w:history="1" r:id="rIdt1cx_9dsyv8ddty9ovcoo">
               <w:r>
                 <w:rPr>
                   <w:rFonts w:ascii="Arial" w:cs="Arial" w:eastAsia="Arial" w:hAnsi="Arial"/>
@@ -7193,7 +7193,7 @@
             <w:pPr>
               <w:spacing w:after="20" w:before="0"/>
             </w:pPr>
-            <w:hyperlink w:history="1" r:id="rId05tnkuddcytjcsbqd-2hf">
+            <w:hyperlink w:history="1" r:id="rIdhsa9e172ewoxnew69n7gf">
               <w:r>
                 <w:rPr>
                   <w:rFonts w:ascii="Arial" w:cs="Arial" w:eastAsia="Arial" w:hAnsi="Arial"/>
@@ -7226,7 +7226,7 @@
               <w:spacing w:after="10" w:before="0"/>
               <w:ind w:left="120"/>
             </w:pPr>
-            <w:hyperlink w:history="1" r:id="rIdydfxfg2nztj9k4a2_v5a5">
+            <w:hyperlink w:history="1" r:id="rId3rput3uqn1oiwkafkxgjf">
               <w:r>
                 <w:rPr>
                   <w:rFonts w:ascii="Arial" w:cs="Arial" w:eastAsia="Arial" w:hAnsi="Arial"/>
@@ -7421,7 +7421,7 @@
             <w:pPr>
               <w:spacing w:after="20" w:before="0"/>
             </w:pPr>
-            <w:hyperlink w:history="1" r:id="rIdmbi5cumrszvw6foovb_rd">
+            <w:hyperlink w:history="1" r:id="rId8ae1ttzaiwfh6gl93wapu">
               <w:r>
                 <w:rPr>
                   <w:rFonts w:ascii="Arial" w:cs="Arial" w:eastAsia="Arial" w:hAnsi="Arial"/>
@@ -7454,7 +7454,7 @@
               <w:spacing w:after="10" w:before="0"/>
               <w:ind w:left="120"/>
             </w:pPr>
-            <w:hyperlink w:history="1" r:id="rIdml7-li2stcolrjbq7miam">
+            <w:hyperlink w:history="1" r:id="rIdgyul0ehwd5rp2o_fsoiab">
               <w:r>
                 <w:rPr>
                   <w:rFonts w:ascii="Arial" w:cs="Arial" w:eastAsia="Arial" w:hAnsi="Arial"/>
@@ -7499,7 +7499,7 @@
             <w:pPr>
               <w:spacing w:after="20" w:before="0"/>
             </w:pPr>
-            <w:hyperlink w:history="1" r:id="rIdyhguaopl1s2hzcveaaac4">
+            <w:hyperlink w:history="1" r:id="rIdxhhqylqqe5b-p4h8bnbpc">
               <w:r>
                 <w:rPr>
                   <w:rFonts w:ascii="Arial" w:cs="Arial" w:eastAsia="Arial" w:hAnsi="Arial"/>
@@ -7532,7 +7532,7 @@
               <w:spacing w:after="10" w:before="0"/>
               <w:ind w:left="120"/>
             </w:pPr>
-            <w:hyperlink w:history="1" r:id="rIdl8zpi6wfp0fprrn0qlute">
+            <w:hyperlink w:history="1" r:id="rIdtix6sctwoismtupghw-uu">
               <w:r>
                 <w:rPr>
                   <w:rFonts w:ascii="Arial" w:cs="Arial" w:eastAsia="Arial" w:hAnsi="Arial"/>
@@ -7727,7 +7727,7 @@
             <w:pPr>
               <w:spacing w:after="20" w:before="0"/>
             </w:pPr>
-            <w:hyperlink w:history="1" r:id="rId9irvky3ufezsq2q5tloym">
+            <w:hyperlink w:history="1" r:id="rIddhttgr_fyyaefgmmpmp44">
               <w:r>
                 <w:rPr>
                   <w:rFonts w:ascii="Arial" w:cs="Arial" w:eastAsia="Arial" w:hAnsi="Arial"/>
@@ -7760,7 +7760,7 @@
               <w:spacing w:after="10" w:before="0"/>
               <w:ind w:left="120"/>
             </w:pPr>
-            <w:hyperlink w:history="1" r:id="rId8jyykr_fagglw8ueymt5k">
+            <w:hyperlink w:history="1" r:id="rId0e4gkwvt5zfyj555yvvco">
               <w:r>
                 <w:rPr>
                   <w:rFonts w:ascii="Arial" w:cs="Arial" w:eastAsia="Arial" w:hAnsi="Arial"/>
@@ -7805,7 +7805,7 @@
             <w:pPr>
               <w:spacing w:after="20" w:before="0"/>
             </w:pPr>
-            <w:hyperlink w:history="1" r:id="rIdlwegp2yxrxjssa2_mmd0g">
+            <w:hyperlink w:history="1" r:id="rIdnsosqrbp-1ydprvyatjj_">
               <w:r>
                 <w:rPr>
                   <w:rFonts w:ascii="Arial" w:cs="Arial" w:eastAsia="Arial" w:hAnsi="Arial"/>
@@ -7838,7 +7838,7 @@
               <w:spacing w:after="10" w:before="0"/>
               <w:ind w:left="120"/>
             </w:pPr>
-            <w:hyperlink w:history="1" r:id="rIdhtecbwn-xgr7yrnnxt6ri">
+            <w:hyperlink w:history="1" r:id="rIdknjro5irvveo9p7haebmj">
               <w:r>
                 <w:rPr>
                   <w:rFonts w:ascii="Arial" w:cs="Arial" w:eastAsia="Arial" w:hAnsi="Arial"/>
@@ -9325,7 +9325,7 @@
             <w:pPr>
               <w:spacing w:after="20" w:before="0"/>
             </w:pPr>
-            <w:hyperlink w:history="1" r:id="rIdweq96sbtjuc6n80uzp50b">
+            <w:hyperlink w:history="1" r:id="rId4psv2qp7ut4z7m2mjo9_o">
               <w:r>
                 <w:rPr>
                   <w:rFonts w:ascii="Arial" w:cs="Arial" w:eastAsia="Arial" w:hAnsi="Arial"/>
@@ -9358,7 +9358,7 @@
               <w:spacing w:after="10" w:before="0"/>
               <w:ind w:left="120"/>
             </w:pPr>
-            <w:hyperlink w:history="1" r:id="rIdeok7tmwhs0luvabvp39vy">
+            <w:hyperlink w:history="1" r:id="rIdtskpgwt8jcfnus9leedah">
               <w:r>
                 <w:rPr>
                   <w:rFonts w:ascii="Arial" w:cs="Arial" w:eastAsia="Arial" w:hAnsi="Arial"/>
@@ -9403,7 +9403,7 @@
             <w:pPr>
               <w:spacing w:after="20" w:before="0"/>
             </w:pPr>
-            <w:hyperlink w:history="1" r:id="rIdddrwqe4qwtv_bmcrcu1fc">
+            <w:hyperlink w:history="1" r:id="rId2jnirdbf1zvwvaccd8v42">
               <w:r>
                 <w:rPr>
                   <w:rFonts w:ascii="Arial" w:cs="Arial" w:eastAsia="Arial" w:hAnsi="Arial"/>
@@ -9436,7 +9436,7 @@
               <w:spacing w:after="10" w:before="0"/>
               <w:ind w:left="120"/>
             </w:pPr>
-            <w:hyperlink w:history="1" r:id="rIdxiepwwjhamid0sofgy9hn">
+            <w:hyperlink w:history="1" r:id="rId8l2c8d_ok4o33ws7ayok6">
               <w:r>
                 <w:rPr>
                   <w:rFonts w:ascii="Arial" w:cs="Arial" w:eastAsia="Arial" w:hAnsi="Arial"/>
@@ -9631,7 +9631,7 @@
             <w:pPr>
               <w:spacing w:after="20" w:before="0"/>
             </w:pPr>
-            <w:hyperlink w:history="1" r:id="rIdkhgnpj7kvjr-nn4cbnhng">
+            <w:hyperlink w:history="1" r:id="rIdghqd7kwaoxccxxcksgtyr">
               <w:r>
                 <w:rPr>
                   <w:rFonts w:ascii="Arial" w:cs="Arial" w:eastAsia="Arial" w:hAnsi="Arial"/>
@@ -9664,7 +9664,7 @@
               <w:spacing w:after="10" w:before="0"/>
               <w:ind w:left="120"/>
             </w:pPr>
-            <w:hyperlink w:history="1" r:id="rIdqqaxdfyzkaoeehpqk4ybt">
+            <w:hyperlink w:history="1" r:id="rIdvpkvirsvnkotqjgkjzik1">
               <w:r>
                 <w:rPr>
                   <w:rFonts w:ascii="Arial" w:cs="Arial" w:eastAsia="Arial" w:hAnsi="Arial"/>
@@ -9709,7 +9709,7 @@
             <w:pPr>
               <w:spacing w:after="20" w:before="0"/>
             </w:pPr>
-            <w:hyperlink w:history="1" r:id="rIdalz48rtq8jbhvuq5sxalx">
+            <w:hyperlink w:history="1" r:id="rIdq9mq6aou7-apwj2pfyvko">
               <w:r>
                 <w:rPr>
                   <w:rFonts w:ascii="Arial" w:cs="Arial" w:eastAsia="Arial" w:hAnsi="Arial"/>
@@ -9742,7 +9742,7 @@
               <w:spacing w:after="10" w:before="0"/>
               <w:ind w:left="120"/>
             </w:pPr>
-            <w:hyperlink w:history="1" r:id="rIdgzr8tqm788dizqelnpr4j">
+            <w:hyperlink w:history="1" r:id="rIdme3wmf4-ela63iojgrlds">
               <w:r>
                 <w:rPr>
                   <w:rFonts w:ascii="Arial" w:cs="Arial" w:eastAsia="Arial" w:hAnsi="Arial"/>
@@ -9937,7 +9937,7 @@
             <w:pPr>
               <w:spacing w:after="20" w:before="0"/>
             </w:pPr>
-            <w:hyperlink w:history="1" r:id="rIdzxv2cc5wxevnsrxoe9cuy">
+            <w:hyperlink w:history="1" r:id="rIdixvfc7_srx_9vffn7zefy">
               <w:r>
                 <w:rPr>
                   <w:rFonts w:ascii="Arial" w:cs="Arial" w:eastAsia="Arial" w:hAnsi="Arial"/>
@@ -9970,7 +9970,7 @@
               <w:spacing w:after="10" w:before="0"/>
               <w:ind w:left="120"/>
             </w:pPr>
-            <w:hyperlink w:history="1" r:id="rIdl_kv6me3yad0tizbuuezh">
+            <w:hyperlink w:history="1" r:id="rId5nslg1ug-f6v5ac1pik9n">
               <w:r>
                 <w:rPr>
                   <w:rFonts w:ascii="Arial" w:cs="Arial" w:eastAsia="Arial" w:hAnsi="Arial"/>
@@ -10015,7 +10015,7 @@
             <w:pPr>
               <w:spacing w:after="20" w:before="0"/>
             </w:pPr>
-            <w:hyperlink w:history="1" r:id="rIdlh5z7jiupdc3gaf0_3jd2">
+            <w:hyperlink w:history="1" r:id="rIdeucgvj9hgtytxlnghynjh">
               <w:r>
                 <w:rPr>
                   <w:rFonts w:ascii="Arial" w:cs="Arial" w:eastAsia="Arial" w:hAnsi="Arial"/>
@@ -10048,7 +10048,7 @@
               <w:spacing w:after="10" w:before="0"/>
               <w:ind w:left="120"/>
             </w:pPr>
-            <w:hyperlink w:history="1" r:id="rIdbyftl9epr029emuovtduj">
+            <w:hyperlink w:history="1" r:id="rIdi4y5oadczqkhsg0x4q7pv">
               <w:r>
                 <w:rPr>
                   <w:rFonts w:ascii="Arial" w:cs="Arial" w:eastAsia="Arial" w:hAnsi="Arial"/>
@@ -10243,7 +10243,7 @@
             <w:pPr>
               <w:spacing w:after="20" w:before="0"/>
             </w:pPr>
-            <w:hyperlink w:history="1" r:id="rIdyueagb5whipavxhz3kr49">
+            <w:hyperlink w:history="1" r:id="rIdpqmvu2-1thvzq4glkmw2q">
               <w:r>
                 <w:rPr>
                   <w:rFonts w:ascii="Arial" w:cs="Arial" w:eastAsia="Arial" w:hAnsi="Arial"/>
@@ -10276,7 +10276,7 @@
               <w:spacing w:after="10" w:before="0"/>
               <w:ind w:left="120"/>
             </w:pPr>
-            <w:hyperlink w:history="1" r:id="rIdqtyhdm4rhbcghxzzmad1o">
+            <w:hyperlink w:history="1" r:id="rIdsziqhijtktpj0q7wiml7h">
               <w:r>
                 <w:rPr>
                   <w:rFonts w:ascii="Arial" w:cs="Arial" w:eastAsia="Arial" w:hAnsi="Arial"/>
@@ -10321,7 +10321,7 @@
             <w:pPr>
               <w:spacing w:after="20" w:before="0"/>
             </w:pPr>
-            <w:hyperlink w:history="1" r:id="rId8tpigpaqbeq3hgn2epe-c">
+            <w:hyperlink w:history="1" r:id="rId1mxjsdipzjqig9o9y4wcg">
               <w:r>
                 <w:rPr>
                   <w:rFonts w:ascii="Arial" w:cs="Arial" w:eastAsia="Arial" w:hAnsi="Arial"/>
@@ -10354,7 +10354,7 @@
               <w:spacing w:after="10" w:before="0"/>
               <w:ind w:left="120"/>
             </w:pPr>
-            <w:hyperlink w:history="1" r:id="rIdvphcr7fstakr2a2hyelti">
+            <w:hyperlink w:history="1" r:id="rIdekb_mgg1npahyvrzutycl">
               <w:r>
                 <w:rPr>
                   <w:rFonts w:ascii="Arial" w:cs="Arial" w:eastAsia="Arial" w:hAnsi="Arial"/>
@@ -10549,7 +10549,7 @@
             <w:pPr>
               <w:spacing w:after="20" w:before="0"/>
             </w:pPr>
-            <w:hyperlink w:history="1" r:id="rId-arjrna80xxbe4szji76d">
+            <w:hyperlink w:history="1" r:id="rIdcarwhqwr32u16cudlvc4q">
               <w:r>
                 <w:rPr>
                   <w:rFonts w:ascii="Arial" w:cs="Arial" w:eastAsia="Arial" w:hAnsi="Arial"/>
@@ -10582,7 +10582,7 @@
               <w:spacing w:after="10" w:before="0"/>
               <w:ind w:left="120"/>
             </w:pPr>
-            <w:hyperlink w:history="1" r:id="rIdveb4p7ogsfwts0fs6myyc">
+            <w:hyperlink w:history="1" r:id="rId0btra-acfotqyx09prd-d">
               <w:r>
                 <w:rPr>
                   <w:rFonts w:ascii="Arial" w:cs="Arial" w:eastAsia="Arial" w:hAnsi="Arial"/>
@@ -10627,7 +10627,7 @@
             <w:pPr>
               <w:spacing w:after="20" w:before="0"/>
             </w:pPr>
-            <w:hyperlink w:history="1" r:id="rIdeqwolhc6-r_n5qfa_2x6u">
+            <w:hyperlink w:history="1" r:id="rIdf405cy2xafcpieqa5vzko">
               <w:r>
                 <w:rPr>
                   <w:rFonts w:ascii="Arial" w:cs="Arial" w:eastAsia="Arial" w:hAnsi="Arial"/>
@@ -10660,7 +10660,7 @@
               <w:spacing w:after="10" w:before="0"/>
               <w:ind w:left="120"/>
             </w:pPr>
-            <w:hyperlink w:history="1" r:id="rIdarinxekt4yylntqkqvwtf">
+            <w:hyperlink w:history="1" r:id="rIdkbwwnnhf2x0t_dh5ptlcw">
               <w:r>
                 <w:rPr>
                   <w:rFonts w:ascii="Arial" w:cs="Arial" w:eastAsia="Arial" w:hAnsi="Arial"/>
@@ -12147,7 +12147,7 @@
             <w:pPr>
               <w:spacing w:after="20" w:before="0"/>
             </w:pPr>
-            <w:hyperlink w:history="1" r:id="rIde96dbkznreqf1_8fjo11x">
+            <w:hyperlink w:history="1" r:id="rIdzjriqse2k8ubnapjwechh">
               <w:r>
                 <w:rPr>
                   <w:rFonts w:ascii="Arial" w:cs="Arial" w:eastAsia="Arial" w:hAnsi="Arial"/>
@@ -12180,7 +12180,7 @@
               <w:spacing w:after="10" w:before="0"/>
               <w:ind w:left="120"/>
             </w:pPr>
-            <w:hyperlink w:history="1" r:id="rIdyeduvr-d6-_k3hhyzfwa4">
+            <w:hyperlink w:history="1" r:id="rIdnq_wevibuhwhisoab9ue6">
               <w:r>
                 <w:rPr>
                   <w:rFonts w:ascii="Arial" w:cs="Arial" w:eastAsia="Arial" w:hAnsi="Arial"/>
@@ -12225,7 +12225,7 @@
             <w:pPr>
               <w:spacing w:after="20" w:before="0"/>
             </w:pPr>
-            <w:hyperlink w:history="1" r:id="rId1lial8b7kkozzs6r-czf9">
+            <w:hyperlink w:history="1" r:id="rId4ufkat581z5g3igz0zvov">
               <w:r>
                 <w:rPr>
                   <w:rFonts w:ascii="Arial" w:cs="Arial" w:eastAsia="Arial" w:hAnsi="Arial"/>
@@ -12258,7 +12258,7 @@
               <w:spacing w:after="10" w:before="0"/>
               <w:ind w:left="120"/>
             </w:pPr>
-            <w:hyperlink w:history="1" r:id="rIdvxbuqrvee_j4crnfeifx8">
+            <w:hyperlink w:history="1" r:id="rIds8y74m7yw_1mjnyedlsnd">
               <w:r>
                 <w:rPr>
                   <w:rFonts w:ascii="Arial" w:cs="Arial" w:eastAsia="Arial" w:hAnsi="Arial"/>
@@ -12453,7 +12453,7 @@
             <w:pPr>
               <w:spacing w:after="20" w:before="0"/>
             </w:pPr>
-            <w:hyperlink w:history="1" r:id="rIdkwtumacswy9h_bxrsfns5">
+            <w:hyperlink w:history="1" r:id="rIdunzr0p6m1u2p3ts2hdyyl">
               <w:r>
                 <w:rPr>
                   <w:rFonts w:ascii="Arial" w:cs="Arial" w:eastAsia="Arial" w:hAnsi="Arial"/>
@@ -12486,7 +12486,7 @@
               <w:spacing w:after="10" w:before="0"/>
               <w:ind w:left="120"/>
             </w:pPr>
-            <w:hyperlink w:history="1" r:id="rIdtlz2nuw8npj3ggekzebhu">
+            <w:hyperlink w:history="1" r:id="rIdlyymy5m_-6uvdkhwmoj60">
               <w:r>
                 <w:rPr>
                   <w:rFonts w:ascii="Arial" w:cs="Arial" w:eastAsia="Arial" w:hAnsi="Arial"/>
@@ -12531,7 +12531,7 @@
             <w:pPr>
               <w:spacing w:after="20" w:before="0"/>
             </w:pPr>
-            <w:hyperlink w:history="1" r:id="rIdh2dmfzld_xhev7pa2z2cc">
+            <w:hyperlink w:history="1" r:id="rIdy0dov0v-btnj0x3pe--4q">
               <w:r>
                 <w:rPr>
                   <w:rFonts w:ascii="Arial" w:cs="Arial" w:eastAsia="Arial" w:hAnsi="Arial"/>
@@ -12564,7 +12564,7 @@
               <w:spacing w:after="10" w:before="0"/>
               <w:ind w:left="120"/>
             </w:pPr>
-            <w:hyperlink w:history="1" r:id="rIdohabpc_tsaghpo59hdyzf">
+            <w:hyperlink w:history="1" r:id="rIdl5fnhynwfm6wecjzdml5o">
               <w:r>
                 <w:rPr>
                   <w:rFonts w:ascii="Arial" w:cs="Arial" w:eastAsia="Arial" w:hAnsi="Arial"/>
@@ -12759,7 +12759,7 @@
             <w:pPr>
               <w:spacing w:after="20" w:before="0"/>
             </w:pPr>
-            <w:hyperlink w:history="1" r:id="rIdd7n3zgyalh8ccpr8dcz8a">
+            <w:hyperlink w:history="1" r:id="rIdxhryt36tbbexk8pnn9v51">
               <w:r>
                 <w:rPr>
                   <w:rFonts w:ascii="Arial" w:cs="Arial" w:eastAsia="Arial" w:hAnsi="Arial"/>
@@ -12792,7 +12792,7 @@
               <w:spacing w:after="10" w:before="0"/>
               <w:ind w:left="120"/>
             </w:pPr>
-            <w:hyperlink w:history="1" r:id="rIdobiabacgqqw8wxgy8iv4z">
+            <w:hyperlink w:history="1" r:id="rId7ptwdvl2ho-jftsze6l-n">
               <w:r>
                 <w:rPr>
                   <w:rFonts w:ascii="Arial" w:cs="Arial" w:eastAsia="Arial" w:hAnsi="Arial"/>
@@ -12837,7 +12837,7 @@
             <w:pPr>
               <w:spacing w:after="20" w:before="0"/>
             </w:pPr>
-            <w:hyperlink w:history="1" r:id="rIds2rghf0u1-jt9nwzqkjkz">
+            <w:hyperlink w:history="1" r:id="rId1agpsfbgcnxwprrpvl1kk">
               <w:r>
                 <w:rPr>
                   <w:rFonts w:ascii="Arial" w:cs="Arial" w:eastAsia="Arial" w:hAnsi="Arial"/>
@@ -12870,7 +12870,7 @@
               <w:spacing w:after="10" w:before="0"/>
               <w:ind w:left="120"/>
             </w:pPr>
-            <w:hyperlink w:history="1" r:id="rIdhdpqguf4ea-ezmzn-zzul">
+            <w:hyperlink w:history="1" r:id="rIdonkeziyuu4qdroywv8xcs">
               <w:r>
                 <w:rPr>
                   <w:rFonts w:ascii="Arial" w:cs="Arial" w:eastAsia="Arial" w:hAnsi="Arial"/>
@@ -13065,7 +13065,7 @@
             <w:pPr>
               <w:spacing w:after="20" w:before="0"/>
             </w:pPr>
-            <w:hyperlink w:history="1" r:id="rIdkf4akx5pq4efbikzxhgvd">
+            <w:hyperlink w:history="1" r:id="rIdkaw8yy103ggp46w-gqsmj">
               <w:r>
                 <w:rPr>
                   <w:rFonts w:ascii="Arial" w:cs="Arial" w:eastAsia="Arial" w:hAnsi="Arial"/>
@@ -13098,7 +13098,7 @@
               <w:spacing w:after="10" w:before="0"/>
               <w:ind w:left="120"/>
             </w:pPr>
-            <w:hyperlink w:history="1" r:id="rId1tq3ub9yhesvizbozmgjl">
+            <w:hyperlink w:history="1" r:id="rIdkx1rae6iytrqo_ae-0sog">
               <w:r>
                 <w:rPr>
                   <w:rFonts w:ascii="Arial" w:cs="Arial" w:eastAsia="Arial" w:hAnsi="Arial"/>
@@ -13143,7 +13143,7 @@
             <w:pPr>
               <w:spacing w:after="20" w:before="0"/>
             </w:pPr>
-            <w:hyperlink w:history="1" r:id="rIdmxgshsy7t-izde8hffu4c">
+            <w:hyperlink w:history="1" r:id="rIdjcg7m6lojgx0tz09ru38k">
               <w:r>
                 <w:rPr>
                   <w:rFonts w:ascii="Arial" w:cs="Arial" w:eastAsia="Arial" w:hAnsi="Arial"/>
@@ -13176,7 +13176,7 @@
               <w:spacing w:after="10" w:before="0"/>
               <w:ind w:left="120"/>
             </w:pPr>
-            <w:hyperlink w:history="1" r:id="rIdv3u7df_sho8dfgemptnfk">
+            <w:hyperlink w:history="1" r:id="rIdyzglrnc4w0kkrxhan0-xa">
               <w:r>
                 <w:rPr>
                   <w:rFonts w:ascii="Arial" w:cs="Arial" w:eastAsia="Arial" w:hAnsi="Arial"/>
@@ -13371,7 +13371,7 @@
             <w:pPr>
               <w:spacing w:after="20" w:before="0"/>
             </w:pPr>
-            <w:hyperlink w:history="1" r:id="rId_4k_75e4qr7vmavtvyyj-">
+            <w:hyperlink w:history="1" r:id="rIdzbnenislkftzsj69vludj">
               <w:r>
                 <w:rPr>
                   <w:rFonts w:ascii="Arial" w:cs="Arial" w:eastAsia="Arial" w:hAnsi="Arial"/>
@@ -13404,7 +13404,7 @@
               <w:spacing w:after="10" w:before="0"/>
               <w:ind w:left="120"/>
             </w:pPr>
-            <w:hyperlink w:history="1" r:id="rIdqxey1y8mdiru8edtiezcf">
+            <w:hyperlink w:history="1" r:id="rIdhqpih6ohnyka2pytk5l1t">
               <w:r>
                 <w:rPr>
                   <w:rFonts w:ascii="Arial" w:cs="Arial" w:eastAsia="Arial" w:hAnsi="Arial"/>
@@ -13449,7 +13449,7 @@
             <w:pPr>
               <w:spacing w:after="20" w:before="0"/>
             </w:pPr>
-            <w:hyperlink w:history="1" r:id="rIdeu7tfid3cpjmsphnno8pa">
+            <w:hyperlink w:history="1" r:id="rId6_zyz2daiivpoq4vq5ixb">
               <w:r>
                 <w:rPr>
                   <w:rFonts w:ascii="Arial" w:cs="Arial" w:eastAsia="Arial" w:hAnsi="Arial"/>
@@ -13482,7 +13482,7 @@
               <w:spacing w:after="10" w:before="0"/>
               <w:ind w:left="120"/>
             </w:pPr>
-            <w:hyperlink w:history="1" r:id="rIdbfcsvdxqlrzzscnqcahmy">
+            <w:hyperlink w:history="1" r:id="rIdwrsxvtl64y1osqpfqbk7k">
               <w:r>
                 <w:rPr>
                   <w:rFonts w:ascii="Arial" w:cs="Arial" w:eastAsia="Arial" w:hAnsi="Arial"/>
@@ -14969,7 +14969,7 @@
             <w:pPr>
               <w:spacing w:after="20" w:before="0"/>
             </w:pPr>
-            <w:hyperlink w:history="1" r:id="rIdgknappx5mnrd7m36hfhkf">
+            <w:hyperlink w:history="1" r:id="rIdqd_itt1ov8lymfr_8vtka">
               <w:r>
                 <w:rPr>
                   <w:rFonts w:ascii="Arial" w:cs="Arial" w:eastAsia="Arial" w:hAnsi="Arial"/>
@@ -15002,7 +15002,7 @@
               <w:spacing w:after="10" w:before="0"/>
               <w:ind w:left="120"/>
             </w:pPr>
-            <w:hyperlink w:history="1" r:id="rIdos_a6yemp5mx3qx6n83kl">
+            <w:hyperlink w:history="1" r:id="rIdz0en3m_pg-jetcldo-h9s">
               <w:r>
                 <w:rPr>
                   <w:rFonts w:ascii="Arial" w:cs="Arial" w:eastAsia="Arial" w:hAnsi="Arial"/>
@@ -15047,7 +15047,7 @@
             <w:pPr>
               <w:spacing w:after="20" w:before="0"/>
             </w:pPr>
-            <w:hyperlink w:history="1" r:id="rIdw-3oyldqzqp8ng2eeqbev">
+            <w:hyperlink w:history="1" r:id="rId-nxm43gposrjtwfuk6u30">
               <w:r>
                 <w:rPr>
                   <w:rFonts w:ascii="Arial" w:cs="Arial" w:eastAsia="Arial" w:hAnsi="Arial"/>
@@ -15080,7 +15080,7 @@
               <w:spacing w:after="10" w:before="0"/>
               <w:ind w:left="120"/>
             </w:pPr>
-            <w:hyperlink w:history="1" r:id="rIdnjqzq78w2rtx4aa54bmde">
+            <w:hyperlink w:history="1" r:id="rIdtplh3i83awuwvhoafrfbc">
               <w:r>
                 <w:rPr>
                   <w:rFonts w:ascii="Arial" w:cs="Arial" w:eastAsia="Arial" w:hAnsi="Arial"/>
@@ -15275,7 +15275,7 @@
             <w:pPr>
               <w:spacing w:after="20" w:before="0"/>
             </w:pPr>
-            <w:hyperlink w:history="1" r:id="rIdozc7l5u9clphtvgrhjx9f">
+            <w:hyperlink w:history="1" r:id="rIdiyj-fa3nyqnufk7uxughq">
               <w:r>
                 <w:rPr>
                   <w:rFonts w:ascii="Arial" w:cs="Arial" w:eastAsia="Arial" w:hAnsi="Arial"/>
@@ -15308,7 +15308,7 @@
               <w:spacing w:after="10" w:before="0"/>
               <w:ind w:left="120"/>
             </w:pPr>
-            <w:hyperlink w:history="1" r:id="rIdafjbzobflbnnwljkwy2da">
+            <w:hyperlink w:history="1" r:id="rIdz9qmuwfriqroiosmsyryv">
               <w:r>
                 <w:rPr>
                   <w:rFonts w:ascii="Arial" w:cs="Arial" w:eastAsia="Arial" w:hAnsi="Arial"/>
@@ -15353,7 +15353,7 @@
             <w:pPr>
               <w:spacing w:after="20" w:before="0"/>
             </w:pPr>
-            <w:hyperlink w:history="1" r:id="rIdahxmbkukakfq3i5ei43ic">
+            <w:hyperlink w:history="1" r:id="rIdkzyihvhisvnnu__kd2rgy">
               <w:r>
                 <w:rPr>
                   <w:rFonts w:ascii="Arial" w:cs="Arial" w:eastAsia="Arial" w:hAnsi="Arial"/>
@@ -15386,7 +15386,7 @@
               <w:spacing w:after="10" w:before="0"/>
               <w:ind w:left="120"/>
             </w:pPr>
-            <w:hyperlink w:history="1" r:id="rIdrajrf667yxpowob95n4ov">
+            <w:hyperlink w:history="1" r:id="rId3z9lkunj17tez88j_guw8">
               <w:r>
                 <w:rPr>
                   <w:rFonts w:ascii="Arial" w:cs="Arial" w:eastAsia="Arial" w:hAnsi="Arial"/>
@@ -15581,7 +15581,7 @@
             <w:pPr>
               <w:spacing w:after="20" w:before="0"/>
             </w:pPr>
-            <w:hyperlink w:history="1" r:id="rIdh2imye3ev79ci_sqcbyeu">
+            <w:hyperlink w:history="1" r:id="rIdqptuf1o8x-elt8amqscre">
               <w:r>
                 <w:rPr>
                   <w:rFonts w:ascii="Arial" w:cs="Arial" w:eastAsia="Arial" w:hAnsi="Arial"/>
@@ -15614,7 +15614,7 @@
               <w:spacing w:after="10" w:before="0"/>
               <w:ind w:left="120"/>
             </w:pPr>
-            <w:hyperlink w:history="1" r:id="rId6qiaq-zp3ah-wjrglo20j">
+            <w:hyperlink w:history="1" r:id="rIdf01kna0hzf14l0q8vvuke">
               <w:r>
                 <w:rPr>
                   <w:rFonts w:ascii="Arial" w:cs="Arial" w:eastAsia="Arial" w:hAnsi="Arial"/>
@@ -15659,7 +15659,7 @@
             <w:pPr>
               <w:spacing w:after="20" w:before="0"/>
             </w:pPr>
-            <w:hyperlink w:history="1" r:id="rIdsjk0ncvm9dmur9h07ufk2">
+            <w:hyperlink w:history="1" r:id="rIdie9wh0zt5b3ppk7kaqp59">
               <w:r>
                 <w:rPr>
                   <w:rFonts w:ascii="Arial" w:cs="Arial" w:eastAsia="Arial" w:hAnsi="Arial"/>
@@ -15692,7 +15692,7 @@
               <w:spacing w:after="10" w:before="0"/>
               <w:ind w:left="120"/>
             </w:pPr>
-            <w:hyperlink w:history="1" r:id="rId8x-4thasjl_-f1mrwx9-j">
+            <w:hyperlink w:history="1" r:id="rIdcnncqm5ker_a4ymomtnwx">
               <w:r>
                 <w:rPr>
                   <w:rFonts w:ascii="Arial" w:cs="Arial" w:eastAsia="Arial" w:hAnsi="Arial"/>
@@ -15887,7 +15887,7 @@
             <w:pPr>
               <w:spacing w:after="20" w:before="0"/>
             </w:pPr>
-            <w:hyperlink w:history="1" r:id="rIdip7jxlxd-lerae3myvhid">
+            <w:hyperlink w:history="1" r:id="rIdzyxpnw3r5cgkgm5oyv1jb">
               <w:r>
                 <w:rPr>
                   <w:rFonts w:ascii="Arial" w:cs="Arial" w:eastAsia="Arial" w:hAnsi="Arial"/>
@@ -15920,7 +15920,7 @@
               <w:spacing w:after="10" w:before="0"/>
               <w:ind w:left="120"/>
             </w:pPr>
-            <w:hyperlink w:history="1" r:id="rIdbo_y26totmq3j3o0tbahd">
+            <w:hyperlink w:history="1" r:id="rIdem_e2tkxkzyzo2mbbtoaq">
               <w:r>
                 <w:rPr>
                   <w:rFonts w:ascii="Arial" w:cs="Arial" w:eastAsia="Arial" w:hAnsi="Arial"/>
@@ -15965,7 +15965,7 @@
             <w:pPr>
               <w:spacing w:after="20" w:before="0"/>
             </w:pPr>
-            <w:hyperlink w:history="1" r:id="rId-epxwjoke7hzpzqhr9c6m">
+            <w:hyperlink w:history="1" r:id="rIdras0vtaeaab-dtipbhv7x">
               <w:r>
                 <w:rPr>
                   <w:rFonts w:ascii="Arial" w:cs="Arial" w:eastAsia="Arial" w:hAnsi="Arial"/>
@@ -15998,7 +15998,7 @@
               <w:spacing w:after="10" w:before="0"/>
               <w:ind w:left="120"/>
             </w:pPr>
-            <w:hyperlink w:history="1" r:id="rIdodb3ntjiibdzlvkxvpa4u">
+            <w:hyperlink w:history="1" r:id="rIdjyzozmvvsoc3oid6ikd84">
               <w:r>
                 <w:rPr>
                   <w:rFonts w:ascii="Arial" w:cs="Arial" w:eastAsia="Arial" w:hAnsi="Arial"/>
@@ -16193,7 +16193,7 @@
             <w:pPr>
               <w:spacing w:after="20" w:before="0"/>
             </w:pPr>
-            <w:hyperlink w:history="1" r:id="rIdhaoahqlsv96d8xomsgeu7">
+            <w:hyperlink w:history="1" r:id="rIdawbm8nqi7k1ljn8md23yj">
               <w:r>
                 <w:rPr>
                   <w:rFonts w:ascii="Arial" w:cs="Arial" w:eastAsia="Arial" w:hAnsi="Arial"/>
@@ -16226,7 +16226,7 @@
               <w:spacing w:after="10" w:before="0"/>
               <w:ind w:left="120"/>
             </w:pPr>
-            <w:hyperlink w:history="1" r:id="rIdhv77fqq4kepieyo0bohuk">
+            <w:hyperlink w:history="1" r:id="rIdmb_n6tyyawfnbyzd_6smz">
               <w:r>
                 <w:rPr>
                   <w:rFonts w:ascii="Arial" w:cs="Arial" w:eastAsia="Arial" w:hAnsi="Arial"/>
@@ -16271,7 +16271,7 @@
             <w:pPr>
               <w:spacing w:after="20" w:before="0"/>
             </w:pPr>
-            <w:hyperlink w:history="1" r:id="rIdpew6yt8hipxxcyxnmuzt5">
+            <w:hyperlink w:history="1" r:id="rIdh3wguaadb4vpem-jckwnb">
               <w:r>
                 <w:rPr>
                   <w:rFonts w:ascii="Arial" w:cs="Arial" w:eastAsia="Arial" w:hAnsi="Arial"/>
@@ -16304,7 +16304,7 @@
               <w:spacing w:after="10" w:before="0"/>
               <w:ind w:left="120"/>
             </w:pPr>
-            <w:hyperlink w:history="1" r:id="rIdae9bkdbykdhkqn60onx7k">
+            <w:hyperlink w:history="1" r:id="rId6cqjv7ugl37vd8i-zmnbm">
               <w:r>
                 <w:rPr>
                   <w:rFonts w:ascii="Arial" w:cs="Arial" w:eastAsia="Arial" w:hAnsi="Arial"/>
@@ -17886,7 +17886,7 @@
             <w:pPr>
               <w:spacing w:after="20" w:before="0"/>
             </w:pPr>
-            <w:hyperlink w:history="1" r:id="rIdaigg823vftmmhrqkwbvrk">
+            <w:hyperlink w:history="1" r:id="rIdmsij-olxriwibsspioqcy">
               <w:r>
                 <w:rPr>
                   <w:rFonts w:ascii="Arial" w:cs="Arial" w:eastAsia="Arial" w:hAnsi="Arial"/>
@@ -17919,7 +17919,7 @@
               <w:spacing w:after="10" w:before="0"/>
               <w:ind w:left="120"/>
             </w:pPr>
-            <w:hyperlink w:history="1" r:id="rIdgwxeekxe5hgsike9iryii">
+            <w:hyperlink w:history="1" r:id="rIdnzdbugjzibu2jv4vqyan7">
               <w:r>
                 <w:rPr>
                   <w:rFonts w:ascii="Arial" w:cs="Arial" w:eastAsia="Arial" w:hAnsi="Arial"/>
@@ -17964,7 +17964,7 @@
             <w:pPr>
               <w:spacing w:after="20" w:before="0"/>
             </w:pPr>
-            <w:hyperlink w:history="1" r:id="rIdmbf7wdbiqpgh3yiqmqlzw">
+            <w:hyperlink w:history="1" r:id="rIdwv0srkwiheyk2dci3cdwc">
               <w:r>
                 <w:rPr>
                   <w:rFonts w:ascii="Arial" w:cs="Arial" w:eastAsia="Arial" w:hAnsi="Arial"/>
@@ -17997,7 +17997,7 @@
               <w:spacing w:after="10" w:before="0"/>
               <w:ind w:left="120"/>
             </w:pPr>
-            <w:hyperlink w:history="1" r:id="rIdtnxd0psqummr3j3oie_qj">
+            <w:hyperlink w:history="1" r:id="rIdhpoml_3ek-xbam-zif0jw">
               <w:r>
                 <w:rPr>
                   <w:rFonts w:ascii="Arial" w:cs="Arial" w:eastAsia="Arial" w:hAnsi="Arial"/>
@@ -18192,7 +18192,7 @@
             <w:pPr>
               <w:spacing w:after="20" w:before="0"/>
             </w:pPr>
-            <w:hyperlink w:history="1" r:id="rIduogueeaeijeo5ivpx0-uy">
+            <w:hyperlink w:history="1" r:id="rId-wjad9abgntsneyjeedbc">
               <w:r>
                 <w:rPr>
                   <w:rFonts w:ascii="Arial" w:cs="Arial" w:eastAsia="Arial" w:hAnsi="Arial"/>
@@ -18225,7 +18225,7 @@
               <w:spacing w:after="10" w:before="0"/>
               <w:ind w:left="120"/>
             </w:pPr>
-            <w:hyperlink w:history="1" r:id="rIdh1czzpukydc8isp2wd_d5">
+            <w:hyperlink w:history="1" r:id="rIddqmr6fjjw5o1ugxoox2u4">
               <w:r>
                 <w:rPr>
                   <w:rFonts w:ascii="Arial" w:cs="Arial" w:eastAsia="Arial" w:hAnsi="Arial"/>
@@ -18270,7 +18270,7 @@
             <w:pPr>
               <w:spacing w:after="20" w:before="0"/>
             </w:pPr>
-            <w:hyperlink w:history="1" r:id="rIdv1u5z1d2nhtvslmwcvjzq">
+            <w:hyperlink w:history="1" r:id="rIdr5hs5dvehgg3wfq-hzqo7">
               <w:r>
                 <w:rPr>
                   <w:rFonts w:ascii="Arial" w:cs="Arial" w:eastAsia="Arial" w:hAnsi="Arial"/>
@@ -18303,7 +18303,7 @@
               <w:spacing w:after="10" w:before="0"/>
               <w:ind w:left="120"/>
             </w:pPr>
-            <w:hyperlink w:history="1" r:id="rIdqnxpb8qlsiurd9ckenhd-">
+            <w:hyperlink w:history="1" r:id="rIdtxbcijeiwiozih7cdvmie">
               <w:r>
                 <w:rPr>
                   <w:rFonts w:ascii="Arial" w:cs="Arial" w:eastAsia="Arial" w:hAnsi="Arial"/>
@@ -18498,7 +18498,7 @@
             <w:pPr>
               <w:spacing w:after="20" w:before="0"/>
             </w:pPr>
-            <w:hyperlink w:history="1" r:id="rIdzy2ex0cxostf4hvmcw0a6">
+            <w:hyperlink w:history="1" r:id="rIdzsuhsylo0pnfniusiimnu">
               <w:r>
                 <w:rPr>
                   <w:rFonts w:ascii="Arial" w:cs="Arial" w:eastAsia="Arial" w:hAnsi="Arial"/>
@@ -18531,7 +18531,7 @@
               <w:spacing w:after="10" w:before="0"/>
               <w:ind w:left="120"/>
             </w:pPr>
-            <w:hyperlink w:history="1" r:id="rId9ua6vexz-07wig07hmbky">
+            <w:hyperlink w:history="1" r:id="rIdfdvnmbikz9m_76azke4m8">
               <w:r>
                 <w:rPr>
                   <w:rFonts w:ascii="Arial" w:cs="Arial" w:eastAsia="Arial" w:hAnsi="Arial"/>
@@ -18576,7 +18576,7 @@
             <w:pPr>
               <w:spacing w:after="20" w:before="0"/>
             </w:pPr>
-            <w:hyperlink w:history="1" r:id="rIdhfq51bmala92dhc11nze3">
+            <w:hyperlink w:history="1" r:id="rIdbl01_kmr8ts-jj_9n3lvp">
               <w:r>
                 <w:rPr>
                   <w:rFonts w:ascii="Arial" w:cs="Arial" w:eastAsia="Arial" w:hAnsi="Arial"/>
@@ -18609,7 +18609,7 @@
               <w:spacing w:after="10" w:before="0"/>
               <w:ind w:left="120"/>
             </w:pPr>
-            <w:hyperlink w:history="1" r:id="rIdryo4g1osducmecpcgxkga">
+            <w:hyperlink w:history="1" r:id="rIdi3q0hfj8oaigdtg7chipx">
               <w:r>
                 <w:rPr>
                   <w:rFonts w:ascii="Arial" w:cs="Arial" w:eastAsia="Arial" w:hAnsi="Arial"/>
@@ -18804,7 +18804,7 @@
             <w:pPr>
               <w:spacing w:after="20" w:before="0"/>
             </w:pPr>
-            <w:hyperlink w:history="1" r:id="rIdngkplxrwzlgjjkg7dxmxz">
+            <w:hyperlink w:history="1" r:id="rIdlsbuygqmaox1tjqwvxpwz">
               <w:r>
                 <w:rPr>
                   <w:rFonts w:ascii="Arial" w:cs="Arial" w:eastAsia="Arial" w:hAnsi="Arial"/>
@@ -18837,7 +18837,7 @@
               <w:spacing w:after="10" w:before="0"/>
               <w:ind w:left="120"/>
             </w:pPr>
-            <w:hyperlink w:history="1" r:id="rId5chpm3yozl5zyghcekyub">
+            <w:hyperlink w:history="1" r:id="rIdjhogheiaht8mjl9z1n0zx">
               <w:r>
                 <w:rPr>
                   <w:rFonts w:ascii="Arial" w:cs="Arial" w:eastAsia="Arial" w:hAnsi="Arial"/>
@@ -18882,7 +18882,7 @@
             <w:pPr>
               <w:spacing w:after="20" w:before="0"/>
             </w:pPr>
-            <w:hyperlink w:history="1" r:id="rIdxnyku8qwnnsabfzc5ctim">
+            <w:hyperlink w:history="1" r:id="rIdoaoeyrixoxnlclcexvnot">
               <w:r>
                 <w:rPr>
                   <w:rFonts w:ascii="Arial" w:cs="Arial" w:eastAsia="Arial" w:hAnsi="Arial"/>
@@ -18915,7 +18915,7 @@
               <w:spacing w:after="10" w:before="0"/>
               <w:ind w:left="120"/>
             </w:pPr>
-            <w:hyperlink w:history="1" r:id="rId2wtd-kspczpya9_nlss4q">
+            <w:hyperlink w:history="1" r:id="rIdpdw3xhrv8xez_cdv704tg">
               <w:r>
                 <w:rPr>
                   <w:rFonts w:ascii="Arial" w:cs="Arial" w:eastAsia="Arial" w:hAnsi="Arial"/>
@@ -19110,7 +19110,7 @@
             <w:pPr>
               <w:spacing w:after="20" w:before="0"/>
             </w:pPr>
-            <w:hyperlink w:history="1" r:id="rIdhytomysmni0uma6zitkcc">
+            <w:hyperlink w:history="1" r:id="rIdfcpfvv1jeq1pv6csgq1uu">
               <w:r>
                 <w:rPr>
                   <w:rFonts w:ascii="Arial" w:cs="Arial" w:eastAsia="Arial" w:hAnsi="Arial"/>
@@ -19143,7 +19143,7 @@
               <w:spacing w:after="10" w:before="0"/>
               <w:ind w:left="120"/>
             </w:pPr>
-            <w:hyperlink w:history="1" r:id="rIdrr3xfevc-nakihezzf81f">
+            <w:hyperlink w:history="1" r:id="rIdolcn_vkc5kfhs3ornbogf">
               <w:r>
                 <w:rPr>
                   <w:rFonts w:ascii="Arial" w:cs="Arial" w:eastAsia="Arial" w:hAnsi="Arial"/>
@@ -19188,7 +19188,7 @@
             <w:pPr>
               <w:spacing w:after="20" w:before="0"/>
             </w:pPr>
-            <w:hyperlink w:history="1" r:id="rIdkbmdlcogbrb7kinvjw-4n">
+            <w:hyperlink w:history="1" r:id="rIdsilg7xomk8w3u3cpzse-a">
               <w:r>
                 <w:rPr>
                   <w:rFonts w:ascii="Arial" w:cs="Arial" w:eastAsia="Arial" w:hAnsi="Arial"/>
@@ -19221,7 +19221,7 @@
               <w:spacing w:after="10" w:before="0"/>
               <w:ind w:left="120"/>
             </w:pPr>
-            <w:hyperlink w:history="1" r:id="rIdubsgnk9jbd6hvswpdqr63">
+            <w:hyperlink w:history="1" r:id="rIdaxfjooexcx0urcgy0h0vh">
               <w:r>
                 <w:rPr>
                   <w:rFonts w:ascii="Arial" w:cs="Arial" w:eastAsia="Arial" w:hAnsi="Arial"/>
@@ -20803,7 +20803,7 @@
             <w:pPr>
               <w:spacing w:after="20" w:before="0"/>
             </w:pPr>
-            <w:hyperlink w:history="1" r:id="rIda5wfxlv04iulbl9qhsxc7">
+            <w:hyperlink w:history="1" r:id="rIdyke5fwkh9aeyw9gidpugp">
               <w:r>
                 <w:rPr>
                   <w:rFonts w:ascii="Arial" w:cs="Arial" w:eastAsia="Arial" w:hAnsi="Arial"/>
@@ -20836,7 +20836,7 @@
               <w:spacing w:after="10" w:before="0"/>
               <w:ind w:left="120"/>
             </w:pPr>
-            <w:hyperlink w:history="1" r:id="rIdrelhmy9wrn4xabptnmdlw">
+            <w:hyperlink w:history="1" r:id="rId7qcngi3kcbgb_ukrmkkwp">
               <w:r>
                 <w:rPr>
                   <w:rFonts w:ascii="Arial" w:cs="Arial" w:eastAsia="Arial" w:hAnsi="Arial"/>
@@ -20881,7 +20881,7 @@
             <w:pPr>
               <w:spacing w:after="20" w:before="0"/>
             </w:pPr>
-            <w:hyperlink w:history="1" r:id="rIdoid3jc0tepgzwgrhnywoy">
+            <w:hyperlink w:history="1" r:id="rIdcdpozmj8tu1ef1cdbwt8t">
               <w:r>
                 <w:rPr>
                   <w:rFonts w:ascii="Arial" w:cs="Arial" w:eastAsia="Arial" w:hAnsi="Arial"/>
@@ -20914,7 +20914,7 @@
               <w:spacing w:after="10" w:before="0"/>
               <w:ind w:left="120"/>
             </w:pPr>
-            <w:hyperlink w:history="1" r:id="rIdwtsvkmwl4kwyow7ql53tw">
+            <w:hyperlink w:history="1" r:id="rIdgxco9loc-9co5h1lyhv8l">
               <w:r>
                 <w:rPr>
                   <w:rFonts w:ascii="Arial" w:cs="Arial" w:eastAsia="Arial" w:hAnsi="Arial"/>
@@ -21109,7 +21109,7 @@
             <w:pPr>
               <w:spacing w:after="20" w:before="0"/>
             </w:pPr>
-            <w:hyperlink w:history="1" r:id="rIdhtvt_atoueiydi64qiz0u">
+            <w:hyperlink w:history="1" r:id="rIdmbj0dt2o-swdpqu4ovctj">
               <w:r>
                 <w:rPr>
                   <w:rFonts w:ascii="Arial" w:cs="Arial" w:eastAsia="Arial" w:hAnsi="Arial"/>
@@ -21142,7 +21142,7 @@
               <w:spacing w:after="10" w:before="0"/>
               <w:ind w:left="120"/>
             </w:pPr>
-            <w:hyperlink w:history="1" r:id="rIdtwizmfaqapwpkjn2si2sk">
+            <w:hyperlink w:history="1" r:id="rIdkfymy7awcg3tkczshfdjd">
               <w:r>
                 <w:rPr>
                   <w:rFonts w:ascii="Arial" w:cs="Arial" w:eastAsia="Arial" w:hAnsi="Arial"/>
@@ -21187,7 +21187,7 @@
             <w:pPr>
               <w:spacing w:after="20" w:before="0"/>
             </w:pPr>
-            <w:hyperlink w:history="1" r:id="rId_moqict2qplkpimnmqdqa">
+            <w:hyperlink w:history="1" r:id="rIdvd7dtdah5aeilxcumg5k6">
               <w:r>
                 <w:rPr>
                   <w:rFonts w:ascii="Arial" w:cs="Arial" w:eastAsia="Arial" w:hAnsi="Arial"/>
@@ -21220,7 +21220,7 @@
               <w:spacing w:after="10" w:before="0"/>
               <w:ind w:left="120"/>
             </w:pPr>
-            <w:hyperlink w:history="1" r:id="rIdtrfvogtnjkixxu2u1xcto">
+            <w:hyperlink w:history="1" r:id="rIdfskgtmsd0vu3njsk3ali5">
               <w:r>
                 <w:rPr>
                   <w:rFonts w:ascii="Arial" w:cs="Arial" w:eastAsia="Arial" w:hAnsi="Arial"/>
@@ -21415,7 +21415,7 @@
             <w:pPr>
               <w:spacing w:after="20" w:before="0"/>
             </w:pPr>
-            <w:hyperlink w:history="1" r:id="rIdb94kpcjn4ecab80yldelc">
+            <w:hyperlink w:history="1" r:id="rIdwzlcilkcmctwaoejxdmcl">
               <w:r>
                 <w:rPr>
                   <w:rFonts w:ascii="Arial" w:cs="Arial" w:eastAsia="Arial" w:hAnsi="Arial"/>
@@ -21448,7 +21448,7 @@
               <w:spacing w:after="10" w:before="0"/>
               <w:ind w:left="120"/>
             </w:pPr>
-            <w:hyperlink w:history="1" r:id="rIdgwkjt5vifrk4fmwifuhb_">
+            <w:hyperlink w:history="1" r:id="rId6shvjxffd6l_l4cgjzn5m">
               <w:r>
                 <w:rPr>
                   <w:rFonts w:ascii="Arial" w:cs="Arial" w:eastAsia="Arial" w:hAnsi="Arial"/>
@@ -21493,7 +21493,7 @@
             <w:pPr>
               <w:spacing w:after="20" w:before="0"/>
             </w:pPr>
-            <w:hyperlink w:history="1" r:id="rIdl4_5ed5zv1zmh8gmrlgtm">
+            <w:hyperlink w:history="1" r:id="rIdyip-s2ykkpqusurkaiu0o">
               <w:r>
                 <w:rPr>
                   <w:rFonts w:ascii="Arial" w:cs="Arial" w:eastAsia="Arial" w:hAnsi="Arial"/>
@@ -21526,7 +21526,7 @@
               <w:spacing w:after="10" w:before="0"/>
               <w:ind w:left="120"/>
             </w:pPr>
-            <w:hyperlink w:history="1" r:id="rIdio5vzmi8kt1k1jzme_reo">
+            <w:hyperlink w:history="1" r:id="rIdhw4xqdju53dtzmepwd5kv">
               <w:r>
                 <w:rPr>
                   <w:rFonts w:ascii="Arial" w:cs="Arial" w:eastAsia="Arial" w:hAnsi="Arial"/>
@@ -21721,7 +21721,7 @@
             <w:pPr>
               <w:spacing w:after="20" w:before="0"/>
             </w:pPr>
-            <w:hyperlink w:history="1" r:id="rIdps4y7sp3hromzit1ngtqs">
+            <w:hyperlink w:history="1" r:id="rIdxpv1xp9-ytsfixmc9u4lg">
               <w:r>
                 <w:rPr>
                   <w:rFonts w:ascii="Arial" w:cs="Arial" w:eastAsia="Arial" w:hAnsi="Arial"/>
@@ -21754,7 +21754,7 @@
               <w:spacing w:after="10" w:before="0"/>
               <w:ind w:left="120"/>
             </w:pPr>
-            <w:hyperlink w:history="1" r:id="rIdwfxmejzunbeupsx5cja4n">
+            <w:hyperlink w:history="1" r:id="rIdy2canndua5lexpfsy_xbc">
               <w:r>
                 <w:rPr>
                   <w:rFonts w:ascii="Arial" w:cs="Arial" w:eastAsia="Arial" w:hAnsi="Arial"/>
@@ -21799,7 +21799,7 @@
             <w:pPr>
               <w:spacing w:after="20" w:before="0"/>
             </w:pPr>
-            <w:hyperlink w:history="1" r:id="rIdt5na7v_pga3ha8an8n5nj">
+            <w:hyperlink w:history="1" r:id="rIdkx8abmijg5b1t-zgjq1of">
               <w:r>
                 <w:rPr>
                   <w:rFonts w:ascii="Arial" w:cs="Arial" w:eastAsia="Arial" w:hAnsi="Arial"/>
@@ -21832,7 +21832,7 @@
               <w:spacing w:after="10" w:before="0"/>
               <w:ind w:left="120"/>
             </w:pPr>
-            <w:hyperlink w:history="1" r:id="rIdjzmeo8dd-4fn64etn1klj">
+            <w:hyperlink w:history="1" r:id="rId-csiztrcdv1rlzuxpgii1">
               <w:r>
                 <w:rPr>
                   <w:rFonts w:ascii="Arial" w:cs="Arial" w:eastAsia="Arial" w:hAnsi="Arial"/>
@@ -22027,7 +22027,7 @@
             <w:pPr>
               <w:spacing w:after="20" w:before="0"/>
             </w:pPr>
-            <w:hyperlink w:history="1" r:id="rIdp8tthibo6b8yycbvjowho">
+            <w:hyperlink w:history="1" r:id="rIdxvnuon9wa-abomzan4dyp">
               <w:r>
                 <w:rPr>
                   <w:rFonts w:ascii="Arial" w:cs="Arial" w:eastAsia="Arial" w:hAnsi="Arial"/>
@@ -22060,7 +22060,7 @@
               <w:spacing w:after="10" w:before="0"/>
               <w:ind w:left="120"/>
             </w:pPr>
-            <w:hyperlink w:history="1" r:id="rIdec8kxvrqdn6vapk790dpm">
+            <w:hyperlink w:history="1" r:id="rIds2awl6yobyphumndvuxoo">
               <w:r>
                 <w:rPr>
                   <w:rFonts w:ascii="Arial" w:cs="Arial" w:eastAsia="Arial" w:hAnsi="Arial"/>
@@ -22105,7 +22105,7 @@
             <w:pPr>
               <w:spacing w:after="20" w:before="0"/>
             </w:pPr>
-            <w:hyperlink w:history="1" r:id="rIdvyof5hhtg75h78omira63">
+            <w:hyperlink w:history="1" r:id="rIdkb5drukzdwcsag3eaiuv0">
               <w:r>
                 <w:rPr>
                   <w:rFonts w:ascii="Arial" w:cs="Arial" w:eastAsia="Arial" w:hAnsi="Arial"/>
@@ -22138,7 +22138,7 @@
               <w:spacing w:after="10" w:before="0"/>
               <w:ind w:left="120"/>
             </w:pPr>
-            <w:hyperlink w:history="1" r:id="rIdrkizpm0bmlo57yodzo_t8">
+            <w:hyperlink w:history="1" r:id="rIdrrfzjmndfc0azfg4d6gjw">
               <w:r>
                 <w:rPr>
                   <w:rFonts w:ascii="Arial" w:cs="Arial" w:eastAsia="Arial" w:hAnsi="Arial"/>
